--- a/zht/docx/167.content.docx
+++ b/zht/docx/167.content.docx
@@ -149,7 +149,7 @@
         <w:rPr>
           <w:lang w:val="zh_TW" w:bidi="zh_TW"/>
         </w:rPr>
-        <w:t>xue</w:t>
+        <w:t>wei</w:t>
       </w:r>
       <w:r>
         <w:rPr>
@@ -212,12 +212,1790 @@
         <w:rPr>
           <w:lang w:val="zh_TW" w:bidi="zh_TW"/>
         </w:rPr>
-        <w:t>血漏</w:t>
-      </w:r>
-      <w:r>
-        <w:rPr>
-          <w:lang w:val="zh_TW" w:bidi="zh_TW"/>
-        </w:rPr>
+        <w:t>偉人</w:t>
+      </w:r>
+      <w:r>
+        <w:rPr>
+          <w:lang w:val="zh_TW" w:bidi="zh_TW"/>
+        </w:rPr>
+      </w:r>
+    </w:p>
+    <w:p>
+      <w:pPr/>
+      <w:r>
+        <w:rPr>
+          <w:lang w:val="zh_TW" w:bidi="zh_TW"/>
+        </w:rPr>
+      </w:r>
+      <w:r>
+        <w:rPr>
+          <w:lang w:val="zh_TW" w:bidi="zh_TW"/>
+        </w:rPr>
+        <w:t>有四個希伯來詞在有些譯本中都譯為偉人（giants）。</w:t>
+      </w:r>
+    </w:p>
+    <w:p>
+      <w:pPr/>
+      <w:r>
+        <w:rPr>
+          <w:lang w:val="zh_TW" w:bidi="zh_TW"/>
+        </w:rPr>
+      </w:r>
+      <w:hyperlink r:id="rId13">
+        <w:r>
+          <w:rPr>
+            <w:lang w:val="zh_TW" w:bidi="zh_TW"/>
+          </w:rPr>
+          <w:rPr>
+            <w:color w:val="0000EE"/>
+            <w:u w:val="single"/>
+          </w:rPr>
+          <w:t>約伯記十六章14節</w:t>
+        </w:r>
+      </w:hyperlink>
+      <w:r>
+        <w:rPr>
+          <w:lang w:val="zh_TW" w:bidi="zh_TW"/>
+        </w:rPr>
+        <w:t>中出現的希伯來詞，有譯本譯為「</w:t>
+      </w:r>
+      <w:r>
+        <w:rPr>
+          <w:lang w:val="zh_TW" w:bidi="zh_TW"/>
+        </w:rPr>
+        <w:t>偉人</w:t>
+      </w:r>
+      <w:r>
+        <w:rPr>
+          <w:lang w:val="zh_TW" w:bidi="zh_TW"/>
+        </w:rPr>
+        <w:t>」，但也有譯本譯為「</w:t>
+      </w:r>
+      <w:r>
+        <w:rPr>
+          <w:lang w:val="zh_TW" w:bidi="zh_TW"/>
+        </w:rPr>
+        <w:t>勇士</w:t>
+      </w:r>
+      <w:r>
+        <w:rPr>
+          <w:lang w:val="zh_TW" w:bidi="zh_TW"/>
+        </w:rPr>
+        <w:t>」。</w:t>
+      </w:r>
+    </w:p>
+    <w:p>
+      <w:pPr/>
+      <w:r>
+        <w:rPr>
+          <w:lang w:val="zh_TW" w:bidi="zh_TW"/>
+        </w:rPr>
+      </w:r>
+      <w:r>
+        <w:rPr>
+          <w:lang w:val="zh_TW" w:bidi="zh_TW"/>
+        </w:rPr>
+        <w:t>另一個希伯來詞出現在</w:t>
+      </w:r>
+      <w:hyperlink r:id="rId14">
+        <w:r>
+          <w:rPr>
+            <w:lang w:val="zh_TW" w:bidi="zh_TW"/>
+          </w:rPr>
+          <w:rPr>
+            <w:color w:val="0000EE"/>
+            <w:u w:val="single"/>
+          </w:rPr>
+          <w:t>創世記六章4節</w:t>
+        </w:r>
+      </w:hyperlink>
+      <w:r>
+        <w:rPr>
+          <w:lang w:val="zh_TW" w:bidi="zh_TW"/>
+        </w:rPr>
+        <w:t>和</w:t>
+      </w:r>
+      <w:hyperlink r:id="rId15">
+        <w:r>
+          <w:rPr>
+            <w:lang w:val="zh_TW" w:bidi="zh_TW"/>
+          </w:rPr>
+          <w:rPr>
+            <w:color w:val="0000EE"/>
+            <w:u w:val="single"/>
+          </w:rPr>
+          <w:t>民數記十三章33節</w:t>
+        </w:r>
+      </w:hyperlink>
+      <w:r>
+        <w:rPr>
+          <w:lang w:val="zh_TW" w:bidi="zh_TW"/>
+        </w:rPr>
+        <w:t>，一些翻譯譯為「偉人」，而另一些則譯為「尼腓林人」（Nephilim）。希伯來詞尼腓林人沒有被翻譯出來，而是用字母拼寫出來。尼腓林人的確切含義不明，似乎指的是一群或一個種族的人。有些人認為他們非常高大或強壯，但聖經並未明確指出這一點。</w:t>
+      </w:r>
+    </w:p>
+    <w:p>
+      <w:pPr/>
+      <w:r>
+        <w:rPr>
+          <w:lang w:val="zh_TW" w:bidi="zh_TW"/>
+        </w:rPr>
+      </w:r>
+      <w:r>
+        <w:rPr>
+          <w:lang w:val="zh_TW" w:bidi="zh_TW"/>
+        </w:rPr>
+        <w:t>沒有一個翻譯為「偉人」的詞，實際上是指「高大的巨人」。因此，我們無法確定這些人是否非常高大。</w:t>
+      </w:r>
+    </w:p>
+    <w:p>
+      <w:pPr/>
+      <w:r>
+        <w:rPr>
+          <w:lang w:val="zh_TW" w:bidi="zh_TW"/>
+        </w:rPr>
+      </w:r>
+      <w:r>
+        <w:rPr>
+          <w:lang w:val="zh_TW" w:bidi="zh_TW"/>
+        </w:rPr>
+        <w:t>幾處經文中提到「偉人」，但有譯本用了希伯來詞</w:t>
+      </w:r>
+      <w:r>
+        <w:rPr>
+          <w:lang w:val="zh_TW" w:bidi="zh_TW"/>
+        </w:rPr>
+        <w:t>利乏音人</w:t>
+      </w:r>
+      <w:r>
+        <w:rPr>
+          <w:lang w:val="zh_TW" w:bidi="zh_TW"/>
+        </w:rPr>
+        <w:t>（</w:t>
+      </w:r>
+      <w:r>
+        <w:rPr>
+          <w:i/>
+          <w:lang w:val="zh_TW" w:bidi="zh_TW"/>
+        </w:rPr>
+        <w:t>Rephaim</w:t>
+      </w:r>
+      <w:r>
+        <w:rPr>
+          <w:lang w:val="zh_TW" w:bidi="zh_TW"/>
+        </w:rPr>
+        <w:t>，例如</w:t>
+      </w:r>
+      <w:hyperlink r:id="rId16">
+        <w:r>
+          <w:rPr>
+            <w:lang w:val="zh_TW" w:bidi="zh_TW"/>
+          </w:rPr>
+          <w:rPr>
+            <w:color w:val="0000EE"/>
+            <w:u w:val="single"/>
+          </w:rPr>
+          <w:t>申2:20</w:t>
+        </w:r>
+      </w:hyperlink>
+      <w:r>
+        <w:rPr>
+          <w:lang w:val="zh_TW" w:bidi="zh_TW"/>
+        </w:rPr>
+        <w:t>，</w:t>
+      </w:r>
+      <w:hyperlink r:id="rId17">
+        <w:r>
+          <w:rPr>
+            <w:lang w:val="zh_TW" w:bidi="zh_TW"/>
+          </w:rPr>
+          <w:rPr>
+            <w:color w:val="0000EE"/>
+            <w:u w:val="single"/>
+          </w:rPr>
+          <w:t>3:11</w:t>
+        </w:r>
+      </w:hyperlink>
+      <w:r>
+        <w:rPr>
+          <w:lang w:val="zh_TW" w:bidi="zh_TW"/>
+        </w:rPr>
+        <w:t>；</w:t>
+      </w:r>
+      <w:hyperlink r:id="rId18">
+        <w:r>
+          <w:rPr>
+            <w:lang w:val="zh_TW" w:bidi="zh_TW"/>
+          </w:rPr>
+          <w:rPr>
+            <w:color w:val="0000EE"/>
+            <w:u w:val="single"/>
+          </w:rPr>
+          <w:t>書12:4</w:t>
+        </w:r>
+      </w:hyperlink>
+      <w:r>
+        <w:rPr>
+          <w:lang w:val="zh_TW" w:bidi="zh_TW"/>
+        </w:rPr>
+        <w:t>）。</w:t>
+      </w:r>
+      <w:r>
+        <w:rPr>
+          <w:lang w:val="zh_TW" w:bidi="zh_TW"/>
+        </w:rPr>
+        <w:t>利乏音人</w:t>
+      </w:r>
+      <w:r>
+        <w:rPr>
+          <w:lang w:val="zh_TW" w:bidi="zh_TW"/>
+        </w:rPr>
+        <w:t>通常以其複數形式出現，指的是居住在迦南地的幾個族群。這些族群可能身材非常高大或魁梧。</w:t>
+      </w:r>
+    </w:p>
+    <w:p>
+      <w:pPr/>
+      <w:r>
+        <w:rPr>
+          <w:lang w:val="zh_TW" w:bidi="zh_TW"/>
+        </w:rPr>
+      </w:r>
+      <w:r>
+        <w:rPr>
+          <w:lang w:val="zh_TW" w:bidi="zh_TW"/>
+        </w:rPr>
+        <w:t>它們包括：</w:t>
+      </w:r>
+    </w:p>
+    <w:p>
+      <w:pPr>
+        <w:pStyle w:val="ListBullet"/>
+        <w:spacing w:line="240" w:lineRule="auto"/>
+        <w:ind w:left="720"/>
+      </w:pPr>
+      <w:r>
+        <w:rPr>
+          <w:lang w:val="zh_TW" w:bidi="zh_TW"/>
+        </w:rPr>
+      </w:r>
+      <w:r>
+        <w:rPr>
+          <w:lang w:val="zh_TW" w:bidi="zh_TW"/>
+        </w:rPr>
+        <w:t>住在希伯崙附近猶大山地的亞納人（</w:t>
+      </w:r>
+      <w:hyperlink r:id="rId19">
+        <w:r>
+          <w:rPr>
+            <w:lang w:val="zh_TW" w:bidi="zh_TW"/>
+          </w:rPr>
+          <w:rPr>
+            <w:color w:val="0000EE"/>
+            <w:u w:val="single"/>
+          </w:rPr>
+          <w:t>申2:11</w:t>
+        </w:r>
+      </w:hyperlink>
+      <w:r>
+        <w:rPr>
+          <w:lang w:val="zh_TW" w:bidi="zh_TW"/>
+        </w:rPr>
+        <w:t>）</w:t>
+      </w:r>
+    </w:p>
+    <w:p>
+      <w:pPr>
+        <w:pStyle w:val="ListBullet"/>
+        <w:spacing w:line="240" w:lineRule="auto"/>
+        <w:ind w:left="720"/>
+      </w:pPr>
+      <w:r>
+        <w:rPr>
+          <w:lang w:val="zh_TW" w:bidi="zh_TW"/>
+        </w:rPr>
+      </w:r>
+      <w:r>
+        <w:rPr>
+          <w:lang w:val="zh_TW" w:bidi="zh_TW"/>
+        </w:rPr>
+        <w:t>摩押的以米人（</w:t>
+      </w:r>
+      <w:hyperlink r:id="rId20">
+        <w:r>
+          <w:rPr>
+            <w:lang w:val="zh_TW" w:bidi="zh_TW"/>
+          </w:rPr>
+          <w:rPr>
+            <w:color w:val="0000EE"/>
+            <w:u w:val="single"/>
+          </w:rPr>
+          <w:t>申2:10</w:t>
+        </w:r>
+      </w:hyperlink>
+      <w:r>
+        <w:rPr>
+          <w:lang w:val="zh_TW" w:bidi="zh_TW"/>
+        </w:rPr>
+        <w:t>）</w:t>
+      </w:r>
+    </w:p>
+    <w:p>
+      <w:pPr>
+        <w:pStyle w:val="ListBullet"/>
+        <w:spacing w:line="240" w:lineRule="auto"/>
+        <w:ind w:left="720"/>
+      </w:pPr>
+      <w:r>
+        <w:rPr>
+          <w:lang w:val="zh_TW" w:bidi="zh_TW"/>
+        </w:rPr>
+      </w:r>
+      <w:r>
+        <w:rPr>
+          <w:lang w:val="zh_TW" w:bidi="zh_TW"/>
+        </w:rPr>
+        <w:t>亞捫的</w:t>
+      </w:r>
+      <w:r>
+        <w:rPr>
+          <w:lang w:val="zh_TW" w:bidi="zh_TW"/>
+        </w:rPr>
+        <w:t>散送冥</w:t>
+      </w:r>
+      <w:r>
+        <w:rPr>
+          <w:lang w:val="zh_TW" w:bidi="zh_TW"/>
+        </w:rPr>
+        <w:t>人（</w:t>
+      </w:r>
+      <w:hyperlink r:id="rId16">
+        <w:r>
+          <w:rPr>
+            <w:lang w:val="zh_TW" w:bidi="zh_TW"/>
+          </w:rPr>
+          <w:rPr>
+            <w:color w:val="0000EE"/>
+            <w:u w:val="single"/>
+          </w:rPr>
+          <w:t>申2:20</w:t>
+        </w:r>
+      </w:hyperlink>
+      <w:r>
+        <w:rPr>
+          <w:lang w:val="zh_TW" w:bidi="zh_TW"/>
+        </w:rPr>
+        <w:t>）</w:t>
+      </w:r>
+    </w:p>
+    <w:p>
+      <w:pPr>
+        <w:pStyle w:val="ListBullet"/>
+        <w:spacing w:line="240" w:lineRule="auto"/>
+        <w:ind w:left="720"/>
+      </w:pPr>
+      <w:r>
+        <w:rPr>
+          <w:lang w:val="zh_TW" w:bidi="zh_TW"/>
+        </w:rPr>
+      </w:r>
+      <w:r>
+        <w:rPr>
+          <w:lang w:val="zh_TW" w:bidi="zh_TW"/>
+        </w:rPr>
+        <w:t>巴珊人（</w:t>
+      </w:r>
+      <w:hyperlink r:id="rId17">
+        <w:r>
+          <w:rPr>
+            <w:lang w:val="zh_TW" w:bidi="zh_TW"/>
+          </w:rPr>
+          <w:rPr>
+            <w:color w:val="0000EE"/>
+            <w:u w:val="single"/>
+          </w:rPr>
+          <w:t>申3:11</w:t>
+        </w:r>
+      </w:hyperlink>
+      <w:r>
+        <w:rPr>
+          <w:lang w:val="zh_TW" w:bidi="zh_TW"/>
+        </w:rPr>
+        <w:t>）</w:t>
+      </w:r>
+    </w:p>
+    <w:p>
+      <w:pPr/>
+      <w:r>
+        <w:rPr>
+          <w:lang w:val="zh_TW" w:bidi="zh_TW"/>
+        </w:rPr>
+      </w:r>
+      <w:r>
+        <w:rPr>
+          <w:lang w:val="zh_TW" w:bidi="zh_TW"/>
+        </w:rPr>
+        <w:t>利乏音一詞也出現在約書亞記（</w:t>
+      </w:r>
+      <w:hyperlink r:id="rId18">
+        <w:r>
+          <w:rPr>
+            <w:lang w:val="zh_TW" w:bidi="zh_TW"/>
+          </w:rPr>
+          <w:rPr>
+            <w:color w:val="0000EE"/>
+            <w:u w:val="single"/>
+          </w:rPr>
+          <w:t>書12:4，</w:t>
+        </w:r>
+      </w:hyperlink>
+      <w:hyperlink r:id="rId21">
+        <w:r>
+          <w:rPr>
+            <w:lang w:val="zh_TW" w:bidi="zh_TW"/>
+          </w:rPr>
+          <w:rPr>
+            <w:color w:val="0000EE"/>
+            <w:u w:val="single"/>
+          </w:rPr>
+          <w:t>13:12</w:t>
+        </w:r>
+      </w:hyperlink>
+      <w:r>
+        <w:rPr>
+          <w:lang w:val="zh_TW" w:bidi="zh_TW"/>
+        </w:rPr>
+        <w:t>，</w:t>
+      </w:r>
+      <w:hyperlink r:id="rId22">
+        <w:r>
+          <w:rPr>
+            <w:lang w:val="zh_TW" w:bidi="zh_TW"/>
+          </w:rPr>
+          <w:rPr>
+            <w:color w:val="0000EE"/>
+            <w:u w:val="single"/>
+          </w:rPr>
+          <w:t>15:8</w:t>
+        </w:r>
+      </w:hyperlink>
+      <w:r>
+        <w:rPr>
+          <w:lang w:val="zh_TW" w:bidi="zh_TW"/>
+        </w:rPr>
+        <w:t>，</w:t>
+      </w:r>
+      <w:hyperlink r:id="rId23">
+        <w:r>
+          <w:rPr>
+            <w:lang w:val="zh_TW" w:bidi="zh_TW"/>
+          </w:rPr>
+          <w:rPr>
+            <w:color w:val="0000EE"/>
+            <w:u w:val="single"/>
+          </w:rPr>
+          <w:t>17:15</w:t>
+        </w:r>
+      </w:hyperlink>
+      <w:r>
+        <w:rPr>
+          <w:lang w:val="zh_TW" w:bidi="zh_TW"/>
+        </w:rPr>
+        <w:t>，</w:t>
+      </w:r>
+      <w:hyperlink r:id="rId24">
+        <w:r>
+          <w:rPr>
+            <w:lang w:val="zh_TW" w:bidi="zh_TW"/>
+          </w:rPr>
+          <w:rPr>
+            <w:color w:val="0000EE"/>
+            <w:u w:val="single"/>
+          </w:rPr>
+          <w:t>18:16</w:t>
+        </w:r>
+      </w:hyperlink>
+      <w:r>
+        <w:rPr>
+          <w:lang w:val="zh_TW" w:bidi="zh_TW"/>
+        </w:rPr>
+        <w:t>）。</w:t>
+      </w:r>
+    </w:p>
+    <w:p>
+      <w:pPr/>
+      <w:r>
+        <w:rPr>
+          <w:lang w:val="zh_TW" w:bidi="zh_TW"/>
+        </w:rPr>
+      </w:r>
+      <w:r>
+        <w:rPr>
+          <w:lang w:val="zh_TW" w:bidi="zh_TW"/>
+        </w:rPr>
+        <w:t>一些釋經者認為，這些人是迦南人、非利士人、以色列人和其他人到來之前，最初居住在這片土地上的居民。他們表示，這些是由高大的人組成的不同族群，後來被吸收到其他群體中。</w:t>
+      </w:r>
+    </w:p>
+    <w:p>
+      <w:pPr/>
+      <w:r>
+        <w:rPr>
+          <w:lang w:val="zh_TW" w:bidi="zh_TW"/>
+        </w:rPr>
+      </w:r>
+      <w:r>
+        <w:rPr>
+          <w:lang w:val="zh_TW" w:bidi="zh_TW"/>
+        </w:rPr>
+        <w:t>其他釋經者認為利乏音並不是獨立的族群。相反，他們認為這只是非常高大的人，可能是由於某種疾病造成的，他們分布在許多不同的族群中。</w:t>
+      </w:r>
+    </w:p>
+    <w:p>
+      <w:pPr/>
+      <w:r>
+        <w:rPr>
+          <w:lang w:val="zh_TW" w:bidi="zh_TW"/>
+        </w:rPr>
+      </w:r>
+      <w:r>
+        <w:rPr>
+          <w:lang w:val="zh_TW" w:bidi="zh_TW"/>
+        </w:rPr>
+        <w:t>聖經並未明確支持任何特定觀點。</w:t>
+      </w:r>
+    </w:p>
+    <w:p>
+      <w:pPr/>
+      <w:r>
+        <w:rPr>
+          <w:lang w:val="zh_TW" w:bidi="zh_TW"/>
+        </w:rPr>
+      </w:r>
+      <w:r>
+        <w:rPr>
+          <w:lang w:val="zh_TW" w:bidi="zh_TW"/>
+        </w:rPr>
+        <w:t>還有一個希伯來詞，也被翻譯為「偉人」（</w:t>
+      </w:r>
+      <w:hyperlink r:id="rId25">
+        <w:r>
+          <w:rPr>
+            <w:lang w:val="zh_TW" w:bidi="zh_TW"/>
+          </w:rPr>
+          <w:rPr>
+            <w:color w:val="0000EE"/>
+            <w:u w:val="single"/>
+          </w:rPr>
+          <w:t>撒下21:16–22</w:t>
+        </w:r>
+      </w:hyperlink>
+      <w:r>
+        <w:rPr>
+          <w:lang w:val="zh_TW" w:bidi="zh_TW"/>
+        </w:rPr>
+        <w:t>；</w:t>
+      </w:r>
+      <w:hyperlink r:id="rId26">
+        <w:r>
+          <w:rPr>
+            <w:lang w:val="zh_TW" w:bidi="zh_TW"/>
+          </w:rPr>
+          <w:rPr>
+            <w:color w:val="0000EE"/>
+            <w:u w:val="single"/>
+          </w:rPr>
+          <w:t>代上20:4–8</w:t>
+        </w:r>
+      </w:hyperlink>
+      <w:r>
+        <w:rPr>
+          <w:lang w:val="zh_TW" w:bidi="zh_TW"/>
+        </w:rPr>
+        <w:t>）。</w:t>
+      </w:r>
+    </w:p>
+    <w:p>
+      <w:pPr>
+        <w:pStyle w:val="Heading3"/>
+      </w:pPr>
+      <w:r>
+        <w:rPr>
+          <w:lang w:val="zh_TW" w:bidi="zh_TW"/>
+        </w:rPr>
+        <w:t>聖經中有名的巨人</w:t>
+      </w:r>
+    </w:p>
+    <w:p>
+      <w:pPr/>
+      <w:r>
+        <w:rPr>
+          <w:lang w:val="zh_TW" w:bidi="zh_TW"/>
+        </w:rPr>
+      </w:r>
+      <w:r>
+        <w:rPr>
+          <w:lang w:val="zh_TW" w:bidi="zh_TW"/>
+        </w:rPr>
+        <w:t>在聖經中最有名的巨人是迦特人歌利亞。他是非利士軍兵，曾在以拉谷與掃羅王的軍隊作戰（</w:t>
+      </w:r>
+      <w:hyperlink r:id="rId27">
+        <w:r>
+          <w:rPr>
+            <w:lang w:val="zh_TW" w:bidi="zh_TW"/>
+          </w:rPr>
+          <w:rPr>
+            <w:color w:val="0000EE"/>
+            <w:u w:val="single"/>
+          </w:rPr>
+          <w:t>撒上17</w:t>
+        </w:r>
+      </w:hyperlink>
+      <w:r>
+        <w:rPr>
+          <w:lang w:val="zh_TW" w:bidi="zh_TW"/>
+        </w:rPr>
+        <w:t>）。聖經說歌利亞身高六肘一虎口，這意味著他身高在2.3到2.9米之間（7.5到9.5英尺）。他的巨大身型，使以色列士兵恐懼害怕。</w:t>
+      </w:r>
+    </w:p>
+    <w:p>
+      <w:pPr/>
+      <w:r>
+        <w:rPr>
+          <w:lang w:val="zh_TW" w:bidi="zh_TW"/>
+        </w:rPr>
+      </w:r>
+      <w:r>
+        <w:rPr>
+          <w:lang w:val="zh_TW" w:bidi="zh_TW"/>
+        </w:rPr>
+        <w:t>歌利亞向以色列的軍隊叫陣，但年輕的牧羊人大衛擊敗了他。此後，大衛在以色列人中家喻戶曉（</w:t>
+      </w:r>
+      <w:hyperlink r:id="rId28">
+        <w:r>
+          <w:rPr>
+            <w:lang w:val="zh_TW" w:bidi="zh_TW"/>
+          </w:rPr>
+          <w:rPr>
+            <w:color w:val="0000EE"/>
+            <w:u w:val="single"/>
+          </w:rPr>
+          <w:t>撒上18:5–7</w:t>
+        </w:r>
+      </w:hyperlink>
+      <w:r>
+        <w:rPr>
+          <w:lang w:val="zh_TW" w:bidi="zh_TW"/>
+        </w:rPr>
+        <w:t>）。聖經並沒有稱歌利亞為「偉人」，但他的身高顯示他非常高大。</w:t>
+      </w:r>
+    </w:p>
+    <w:p>
+      <w:pPr/>
+      <w:r>
+        <w:rPr>
+          <w:lang w:val="zh_TW" w:bidi="zh_TW"/>
+        </w:rPr>
+      </w:r>
+      <w:r>
+        <w:rPr>
+          <w:lang w:val="zh_TW" w:bidi="zh_TW"/>
+        </w:rPr>
+        <w:t>另一位以身高著稱的人是巴珊王噩（</w:t>
+      </w:r>
+      <w:hyperlink r:id="rId17">
+        <w:r>
+          <w:rPr>
+            <w:lang w:val="zh_TW" w:bidi="zh_TW"/>
+          </w:rPr>
+          <w:rPr>
+            <w:color w:val="0000EE"/>
+            <w:u w:val="single"/>
+          </w:rPr>
+          <w:t>申3:11</w:t>
+        </w:r>
+      </w:hyperlink>
+      <w:r>
+        <w:rPr>
+          <w:lang w:val="zh_TW" w:bidi="zh_TW"/>
+        </w:rPr>
+        <w:t>）。</w:t>
+      </w:r>
+    </w:p>
+    <w:p>
+      <w:pPr/>
+      <w:r>
+        <w:rPr>
+          <w:lang w:val="zh_TW" w:bidi="zh_TW"/>
+        </w:rPr>
+      </w:r>
+      <w:r>
+        <w:rPr>
+          <w:i/>
+          <w:lang w:val="zh_TW" w:bidi="zh_TW"/>
+        </w:rPr>
+        <w:t>另見</w:t>
+      </w:r>
+      <w:r>
+        <w:rPr>
+          <w:lang w:val="zh_TW" w:bidi="zh_TW"/>
+        </w:rPr>
+        <w:t>尼腓林</w:t>
+      </w:r>
+      <w:r>
+        <w:rPr>
+          <w:lang w:val="zh_TW" w:bidi="zh_TW"/>
+        </w:rPr>
+        <w:t>。</w:t>
+      </w:r>
+      <w:r>
+        <w:rPr>
+          <w:lang w:val="zh_TW" w:bidi="zh_TW"/>
+        </w:rPr>
+      </w:r>
+      <w:r>
+        <w:rPr>
+          <w:lang w:val="zh_TW" w:bidi="zh_TW"/>
+        </w:rPr>
+      </w:r>
+    </w:p>
+    <w:p>
+      <w:pPr/>
+      <w:r>
+        <w:rPr>
+          <w:lang w:val="zh_TW" w:bidi="zh_TW"/>
+        </w:rPr>
+      </w:r>
+    </w:p>
+    <w:p>
+      <w:pPr>
+        <w:pStyle w:val="Heading2"/>
+      </w:pPr>
+      <w:r>
+        <w:rPr>
+          <w:lang w:val="zh_TW" w:bidi="zh_TW"/>
+        </w:rPr>
+        <w:t>偉人</w:t>
+      </w:r>
+      <w:r>
+        <w:rPr>
+          <w:lang w:val="zh_TW" w:bidi="zh_TW"/>
+        </w:rPr>
+      </w:r>
+    </w:p>
+    <w:p>
+      <w:pPr>
+        <w:pStyle w:val="Heading2"/>
+      </w:pPr>
+      <w:r>
+        <w:rPr>
+          <w:lang w:val="zh_TW" w:bidi="zh_TW"/>
+        </w:rPr>
+        <w:t>偉人（NEPHILIM）</w:t>
+      </w:r>
+    </w:p>
+    <w:p>
+      <w:pPr/>
+      <w:r>
+        <w:rPr>
+          <w:lang w:val="zh_TW" w:bidi="zh_TW"/>
+        </w:rPr>
+      </w:r>
+      <w:r>
+        <w:rPr>
+          <w:lang w:val="zh_TW" w:bidi="zh_TW"/>
+        </w:rPr>
+        <w:t>這是在舊約聖經中僅出現兩次的群體（譯註：Nephilim音譯為「尼腓林人」；</w:t>
+      </w:r>
+      <w:hyperlink r:id="rId14">
+        <w:r>
+          <w:rPr>
+            <w:lang w:val="zh_TW" w:bidi="zh_TW"/>
+          </w:rPr>
+          <w:rPr>
+            <w:color w:val="0000EE"/>
+            <w:u w:val="single"/>
+          </w:rPr>
+          <w:t>創6:4</w:t>
+        </w:r>
+      </w:hyperlink>
+      <w:r>
+        <w:rPr>
+          <w:lang w:val="zh_TW" w:bidi="zh_TW"/>
+        </w:rPr>
+        <w:t>；</w:t>
+      </w:r>
+      <w:hyperlink r:id="rId15">
+        <w:r>
+          <w:rPr>
+            <w:lang w:val="zh_TW" w:bidi="zh_TW"/>
+          </w:rPr>
+          <w:rPr>
+            <w:color w:val="0000EE"/>
+            <w:u w:val="single"/>
+          </w:rPr>
+          <w:t>民13:33</w:t>
+        </w:r>
+      </w:hyperlink>
+      <w:r>
+        <w:rPr>
+          <w:lang w:val="zh_TW" w:bidi="zh_TW"/>
+        </w:rPr>
+        <w:t>）。希伯來文聖經的希臘譯本《七十士譯本》（Septuagint）將「尼腓林人（Nephilim）」譯為「巨人（giants）」。其他版本，如《欽定版聖經》等舊譯本也採此譯法。現代多數英文譯本則直接保留尼腓林人這個音譯。他們將其與亞納族人（</w:t>
+      </w:r>
+      <w:hyperlink r:id="rId15">
+        <w:r>
+          <w:rPr>
+            <w:lang w:val="zh_TW" w:bidi="zh_TW"/>
+          </w:rPr>
+          <w:rPr>
+            <w:color w:val="0000EE"/>
+            <w:u w:val="single"/>
+          </w:rPr>
+          <w:t>民13:33</w:t>
+        </w:r>
+      </w:hyperlink>
+      <w:r>
+        <w:rPr>
+          <w:lang w:val="zh_TW" w:bidi="zh_TW"/>
+        </w:rPr>
+        <w:t>；</w:t>
+      </w:r>
+      <w:hyperlink r:id="rId29">
+        <w:r>
+          <w:rPr>
+            <w:lang w:val="zh_TW" w:bidi="zh_TW"/>
+          </w:rPr>
+          <w:rPr>
+            <w:color w:val="0000EE"/>
+            <w:u w:val="single"/>
+          </w:rPr>
+          <w:t>申2:21</w:t>
+        </w:r>
+      </w:hyperlink>
+      <w:r>
+        <w:rPr>
+          <w:lang w:val="zh_TW" w:bidi="zh_TW"/>
+        </w:rPr>
+        <w:t>）和利乏音人（</w:t>
+      </w:r>
+      <w:hyperlink r:id="rId16">
+        <w:r>
+          <w:rPr>
+            <w:lang w:val="zh_TW" w:bidi="zh_TW"/>
+          </w:rPr>
+          <w:rPr>
+            <w:color w:val="0000EE"/>
+            <w:u w:val="single"/>
+          </w:rPr>
+          <w:t>申2:20</w:t>
+        </w:r>
+      </w:hyperlink>
+      <w:r>
+        <w:rPr>
+          <w:lang w:val="zh_TW" w:bidi="zh_TW"/>
+        </w:rPr>
+        <w:t>）並列。這些族群以身材高大著稱，因此尼腓林人被稱為「偉人」。</w:t>
+      </w:r>
+    </w:p>
+    <w:p>
+      <w:pPr/>
+      <w:r>
+        <w:rPr>
+          <w:lang w:val="zh_TW" w:bidi="zh_TW"/>
+        </w:rPr>
+      </w:r>
+      <w:r>
+        <w:rPr>
+          <w:lang w:val="zh_TW" w:bidi="zh_TW"/>
+        </w:rPr>
+        <w:t>偉人的起源不明。有些人認為希伯來動詞</w:t>
+      </w:r>
+      <w:r>
+        <w:rPr>
+          <w:i/>
+          <w:lang w:val="zh_TW" w:bidi="zh_TW"/>
+        </w:rPr>
+        <w:t>naphal</w:t>
+      </w:r>
+      <w:r>
+        <w:rPr>
+          <w:lang w:val="zh_TW" w:bidi="zh_TW"/>
+        </w:rPr>
+        <w:t>——意為「墜落」——暗示了尼腓林人是「墮落者」。據此說法，他們是墮落天使與人類女子所生的混種。但耶穌教導說天使不會有肉體關係（</w:t>
+      </w:r>
+      <w:hyperlink r:id="rId30">
+        <w:r>
+          <w:rPr>
+            <w:lang w:val="zh_TW" w:bidi="zh_TW"/>
+          </w:rPr>
+          <w:rPr>
+            <w:color w:val="0000EE"/>
+            <w:u w:val="single"/>
+          </w:rPr>
+          <w:t>路20:34–35</w:t>
+        </w:r>
+      </w:hyperlink>
+      <w:r>
+        <w:rPr>
+          <w:lang w:val="zh_TW" w:bidi="zh_TW"/>
+        </w:rPr>
+        <w:t>）。這種觀點假設</w:t>
+      </w:r>
+      <w:hyperlink r:id="rId31">
+        <w:r>
+          <w:rPr>
+            <w:lang w:val="zh_TW" w:bidi="zh_TW"/>
+          </w:rPr>
+          <w:rPr>
+            <w:color w:val="0000EE"/>
+            <w:u w:val="single"/>
+          </w:rPr>
+          <w:t>創世記六章1至4節</w:t>
+        </w:r>
+      </w:hyperlink>
+      <w:r>
+        <w:rPr>
+          <w:lang w:val="zh_TW" w:bidi="zh_TW"/>
+        </w:rPr>
+        <w:t>反映了希臘神話中曾發生神與人結合的情節，但經文實際上描述的是歷史事件，而非神話。</w:t>
+      </w:r>
+    </w:p>
+    <w:p>
+      <w:pPr/>
+      <w:r>
+        <w:rPr>
+          <w:lang w:val="zh_TW" w:bidi="zh_TW"/>
+        </w:rPr>
+      </w:r>
+      <w:r>
+        <w:rPr>
+          <w:lang w:val="zh_TW" w:bidi="zh_TW"/>
+        </w:rPr>
+        <w:t>在聖經中，偉人可能不是「神的兒子們」。他們似乎與「人的兒女們」不同。要理解他們，可以想像這些偉人來自一個古老的民族群體，如亞納族和利乏音族等，但是他們的起源不明。</w:t>
+      </w:r>
+    </w:p>
+    <w:p>
+      <w:pPr/>
+      <w:r>
+        <w:rPr>
+          <w:lang w:val="zh_TW" w:bidi="zh_TW"/>
+        </w:rPr>
+      </w:r>
+      <w:r>
+        <w:rPr>
+          <w:i/>
+          <w:lang w:val="zh_TW" w:bidi="zh_TW"/>
+        </w:rPr>
+        <w:t>另見</w:t>
+      </w:r>
+      <w:r>
+        <w:rPr>
+          <w:lang w:val="zh_TW" w:bidi="zh_TW"/>
+        </w:rPr>
+        <w:t>巨人</w:t>
+      </w:r>
+      <w:r>
+        <w:rPr>
+          <w:lang w:val="zh_TW" w:bidi="zh_TW"/>
+        </w:rPr>
+        <w:t>。</w:t>
+      </w:r>
+      <w:r>
+        <w:rPr>
+          <w:lang w:val="zh_TW" w:bidi="zh_TW"/>
+        </w:rPr>
+      </w:r>
+      <w:r>
+        <w:rPr>
+          <w:lang w:val="zh_TW" w:bidi="zh_TW"/>
+        </w:rPr>
+      </w:r>
+    </w:p>
+    <w:p>
+      <w:pPr/>
+      <w:r>
+        <w:rPr>
+          <w:lang w:val="zh_TW" w:bidi="zh_TW"/>
+        </w:rPr>
+      </w:r>
+    </w:p>
+    <w:p>
+      <w:pPr>
+        <w:pStyle w:val="Heading2"/>
+      </w:pPr>
+      <w:r>
+        <w:rPr>
+          <w:lang w:val="zh_TW" w:bidi="zh_TW"/>
+        </w:rPr>
+        <w:t>偽善</w:t>
+      </w:r>
+      <w:r>
+        <w:rPr>
+          <w:lang w:val="zh_TW" w:bidi="zh_TW"/>
+        </w:rPr>
+      </w:r>
+    </w:p>
+    <w:p>
+      <w:pPr/>
+      <w:r>
+        <w:rPr>
+          <w:lang w:val="zh_TW" w:bidi="zh_TW"/>
+        </w:rPr>
+      </w:r>
+      <w:r>
+        <w:rPr>
+          <w:lang w:val="zh_TW" w:bidi="zh_TW"/>
+        </w:rPr>
+        <w:t>假裝成跟自己實際上不同的樣子，尤其是裝作表面看來很敬虔或有德行。在現代英語世界中，對「偽善」一詞的理解主要來自於其在新約中的使用，特別是耶穌如何使用這個詞語。在新約和隨後而來的理解中，這個詞通常意指欺騙、歪曲事實或聲稱擁有自己並不具備的美德或品質。</w:t>
+      </w:r>
+    </w:p>
+    <w:p>
+      <w:pPr/>
+      <w:r>
+        <w:rPr>
+          <w:lang w:val="zh_TW" w:bidi="zh_TW"/>
+        </w:rPr>
+      </w:r>
+      <w:r>
+        <w:rPr>
+          <w:lang w:val="zh_TW" w:bidi="zh_TW"/>
+        </w:rPr>
+        <w:t>偽善在聖經中一直是負面的意思，相比之下，希臘人最早使用的偽善則是作為一個中性的詞語。在其動詞形式中，它的意思是「解釋、詮釋或闡述」。雖然名詞「偽善」可以意味著「回答」，但另一個名詞「偽君子」幾乎總是意味著「演員」的意思，這個意思可能來自於動詞「闡述」。</w:t>
+      </w:r>
+    </w:p>
+    <w:p>
+      <w:pPr/>
+      <w:r>
+        <w:rPr>
+          <w:lang w:val="zh_TW" w:bidi="zh_TW"/>
+        </w:rPr>
+      </w:r>
+      <w:r>
+        <w:rPr>
+          <w:lang w:val="zh_TW" w:bidi="zh_TW"/>
+        </w:rPr>
+        <w:t>最初，偽君子可以是解釋詩人文字或作曲家音樂的演說者或演員。演員或「偽君子」試圖讓觀眾理解詩人或作曲家所寫的內容。在更大的範圍內，「偽君子」可以是舞台上表演戲劇的眾多演員之一。一個好的「偽君子」忠實地詮釋他被分配的角色，而一個不受歡迎的「偽君子」則糟糕地詮釋他的角色。由於這個詞本質上的中立性，因此必須有附帶的詞語，才能確定其定義的走向。</w:t>
+      </w:r>
+    </w:p>
+    <w:p>
+      <w:pPr/>
+      <w:r>
+        <w:rPr>
+          <w:lang w:val="zh_TW" w:bidi="zh_TW"/>
+        </w:rPr>
+      </w:r>
+      <w:r>
+        <w:rPr>
+          <w:lang w:val="zh_TW" w:bidi="zh_TW"/>
+        </w:rPr>
+        <w:t>在希臘化時期（約公元前325–125年），通常視世界為一個舞台，所有人的一生被視為表演的藝術。個人的角色和劇本是由他的家庭、文化和宗教環境所為他編寫的，他可以成功或不成功地演繹出來。當在這個意義上使用時，「偽善」並不帶有虛偽或欺騙的意思。然而，有些情況下，「偽君子」一詞被用來形容那些以欺騙方式表演其生命角色的人。向公眾展示的形象只是一個面具，背後隱藏著真實而不同的自我。</w:t>
+      </w:r>
+    </w:p>
+    <w:p>
+      <w:pPr/>
+      <w:r>
+        <w:rPr>
+          <w:lang w:val="zh_TW" w:bidi="zh_TW"/>
+        </w:rPr>
+      </w:r>
+      <w:r>
+        <w:rPr>
+          <w:lang w:val="zh_TW" w:bidi="zh_TW"/>
+        </w:rPr>
+        <w:t>福音書經常使用「偽善」這個詞（</w:t>
+      </w:r>
+      <w:hyperlink r:id="rId32">
+        <w:r>
+          <w:rPr>
+            <w:lang w:val="zh_TW" w:bidi="zh_TW"/>
+          </w:rPr>
+          <w:rPr>
+            <w:color w:val="0000EE"/>
+            <w:u w:val="single"/>
+          </w:rPr>
+          <w:t>太23:28</w:t>
+        </w:r>
+      </w:hyperlink>
+      <w:r>
+        <w:rPr>
+          <w:lang w:val="zh_TW" w:bidi="zh_TW"/>
+        </w:rPr>
+        <w:t>；</w:t>
+      </w:r>
+      <w:hyperlink r:id="rId33">
+        <w:r>
+          <w:rPr>
+            <w:lang w:val="zh_TW" w:bidi="zh_TW"/>
+          </w:rPr>
+          <w:rPr>
+            <w:color w:val="0000EE"/>
+            <w:u w:val="single"/>
+          </w:rPr>
+          <w:t>可12:15下</w:t>
+        </w:r>
+      </w:hyperlink>
+      <w:r>
+        <w:rPr>
+          <w:lang w:val="zh_TW" w:bidi="zh_TW"/>
+        </w:rPr>
+        <w:t>；</w:t>
+      </w:r>
+      <w:hyperlink r:id="rId34">
+        <w:r>
+          <w:rPr>
+            <w:lang w:val="zh_TW" w:bidi="zh_TW"/>
+          </w:rPr>
+          <w:rPr>
+            <w:color w:val="0000EE"/>
+            <w:u w:val="single"/>
+          </w:rPr>
+          <w:t>路12:1</w:t>
+        </w:r>
+      </w:hyperlink>
+      <w:r>
+        <w:rPr>
+          <w:lang w:val="zh_TW" w:bidi="zh_TW"/>
+        </w:rPr>
+        <w:t>）和「偽君子」（</w:t>
+      </w:r>
+      <w:hyperlink r:id="rId35">
+        <w:r>
+          <w:rPr>
+            <w:lang w:val="zh_TW" w:bidi="zh_TW"/>
+          </w:rPr>
+          <w:rPr>
+            <w:color w:val="0000EE"/>
+            <w:u w:val="single"/>
+          </w:rPr>
+          <w:t>太7:5</w:t>
+        </w:r>
+      </w:hyperlink>
+      <w:r>
+        <w:rPr>
+          <w:lang w:val="zh_TW" w:bidi="zh_TW"/>
+        </w:rPr>
+        <w:t>；</w:t>
+      </w:r>
+      <w:hyperlink r:id="rId36">
+        <w:r>
+          <w:rPr>
+            <w:lang w:val="zh_TW" w:bidi="zh_TW"/>
+          </w:rPr>
+          <w:rPr>
+            <w:color w:val="0000EE"/>
+            <w:u w:val="single"/>
+          </w:rPr>
+          <w:t>24:51</w:t>
+        </w:r>
+      </w:hyperlink>
+      <w:r>
+        <w:rPr>
+          <w:lang w:val="zh_TW" w:bidi="zh_TW"/>
+        </w:rPr>
+        <w:t>；</w:t>
+      </w:r>
+      <w:hyperlink r:id="rId37">
+        <w:r>
+          <w:rPr>
+            <w:lang w:val="zh_TW" w:bidi="zh_TW"/>
+          </w:rPr>
+          <w:rPr>
+            <w:color w:val="0000EE"/>
+            <w:u w:val="single"/>
+          </w:rPr>
+          <w:t>路6:42</w:t>
+        </w:r>
+      </w:hyperlink>
+      <w:r>
+        <w:rPr>
+          <w:lang w:val="zh_TW" w:bidi="zh_TW"/>
+        </w:rPr>
+        <w:t>，</w:t>
+      </w:r>
+      <w:hyperlink r:id="rId38">
+        <w:r>
+          <w:rPr>
+            <w:lang w:val="zh_TW" w:bidi="zh_TW"/>
+          </w:rPr>
+          <w:rPr>
+            <w:color w:val="0000EE"/>
+            <w:u w:val="single"/>
+          </w:rPr>
+          <w:t>13:15</w:t>
+        </w:r>
+      </w:hyperlink>
+      <w:r>
+        <w:rPr>
+          <w:lang w:val="zh_TW" w:bidi="zh_TW"/>
+        </w:rPr>
+        <w:t>）來記錄耶穌與他的對手之間的衝突。關於法利賽人和撒都該人，耶穌察覺到他們外在形式的公義，與他們未能接受內在公義之間的鮮明對比，如：憐憫、公正、謙卑、寬恕和對不可愛之人的愛（</w:t>
+      </w:r>
+      <w:hyperlink r:id="rId39">
+        <w:r>
+          <w:rPr>
+            <w:lang w:val="zh_TW" w:bidi="zh_TW"/>
+          </w:rPr>
+          <w:rPr>
+            <w:color w:val="0000EE"/>
+            <w:u w:val="single"/>
+          </w:rPr>
+          <w:t>路11:38、42</w:t>
+        </w:r>
+      </w:hyperlink>
+      <w:r>
+        <w:rPr>
+          <w:lang w:val="zh_TW" w:bidi="zh_TW"/>
+        </w:rPr>
+        <w:t>）。他們在這方面的失敗，隱藏在虔誠的外表中（</w:t>
+      </w:r>
+      <w:hyperlink r:id="rId40">
+        <w:r>
+          <w:rPr>
+            <w:lang w:val="zh_TW" w:bidi="zh_TW"/>
+          </w:rPr>
+          <w:rPr>
+            <w:color w:val="0000EE"/>
+            <w:u w:val="single"/>
+          </w:rPr>
+          <w:t>可7:1–13</w:t>
+        </w:r>
+      </w:hyperlink>
+      <w:r>
+        <w:rPr>
+          <w:lang w:val="zh_TW" w:bidi="zh_TW"/>
+        </w:rPr>
+        <w:t>），他們心裡充滿了貪婪和邪惡（</w:t>
+      </w:r>
+      <w:hyperlink r:id="rId41">
+        <w:r>
+          <w:rPr>
+            <w:lang w:val="zh_TW" w:bidi="zh_TW"/>
+          </w:rPr>
+          <w:rPr>
+            <w:color w:val="0000EE"/>
+            <w:u w:val="single"/>
+          </w:rPr>
+          <w:t>路11:39</w:t>
+        </w:r>
+      </w:hyperlink>
+      <w:r>
+        <w:rPr>
+          <w:lang w:val="zh_TW" w:bidi="zh_TW"/>
+        </w:rPr>
+        <w:t>）。偽善定義了那些表現出行為上的公義，但內心卻充滿邪惡的人（</w:t>
+      </w:r>
+      <w:hyperlink r:id="rId32">
+        <w:r>
+          <w:rPr>
+            <w:lang w:val="zh_TW" w:bidi="zh_TW"/>
+          </w:rPr>
+          <w:rPr>
+            <w:color w:val="0000EE"/>
+            <w:u w:val="single"/>
+          </w:rPr>
+          <w:t>太23:28</w:t>
+        </w:r>
+      </w:hyperlink>
+      <w:r>
+        <w:rPr>
+          <w:lang w:val="zh_TW" w:bidi="zh_TW"/>
+        </w:rPr>
+        <w:t>）。</w:t>
+      </w:r>
+    </w:p>
+    <w:p>
+      <w:pPr/>
+      <w:r>
+        <w:rPr>
+          <w:lang w:val="zh_TW" w:bidi="zh_TW"/>
+        </w:rPr>
+      </w:r>
+      <w:r>
+        <w:rPr>
+          <w:lang w:val="zh_TW" w:bidi="zh_TW"/>
+        </w:rPr>
+        <w:t>耶穌譴責偽善，因為它扭曲了神公義的命令。偽善者不追求真實的內在聖潔，而是將公義扭曲成一種僵化的模式，其主要用途是在人面前展示出來（</w:t>
+      </w:r>
+      <w:hyperlink r:id="rId42">
+        <w:r>
+          <w:rPr>
+            <w:lang w:val="zh_TW" w:bidi="zh_TW"/>
+          </w:rPr>
+          <w:rPr>
+            <w:color w:val="0000EE"/>
+            <w:u w:val="single"/>
+          </w:rPr>
+          <w:t>太23:2–7</w:t>
+        </w:r>
+      </w:hyperlink>
+      <w:r>
+        <w:rPr>
+          <w:lang w:val="zh_TW" w:bidi="zh_TW"/>
+        </w:rPr>
+        <w:t>）。他們對公義的觀念揭示了他們對神認識的扭曲，以及對祂如何使罪人與自己和好的錯誤理解（</w:t>
+      </w:r>
+      <w:hyperlink r:id="rId43">
+        <w:r>
+          <w:rPr>
+            <w:lang w:val="zh_TW" w:bidi="zh_TW"/>
+          </w:rPr>
+          <w:rPr>
+            <w:color w:val="0000EE"/>
+            <w:u w:val="single"/>
+          </w:rPr>
+          <w:t>路16:15</w:t>
+        </w:r>
+      </w:hyperlink>
+      <w:r>
+        <w:rPr>
+          <w:lang w:val="zh_TW" w:bidi="zh_TW"/>
+        </w:rPr>
+        <w:t>）。這些偽善者雖向人解釋神的性情，實際上只是誤解祂。因此，他們的虛假使人遠離神，而不是走向神，與祂和好（</w:t>
+      </w:r>
+      <w:hyperlink r:id="rId44">
+        <w:r>
+          <w:rPr>
+            <w:lang w:val="zh_TW" w:bidi="zh_TW"/>
+          </w:rPr>
+          <w:rPr>
+            <w:color w:val="0000EE"/>
+            <w:u w:val="single"/>
+          </w:rPr>
+          <w:t>路11:52</w:t>
+        </w:r>
+      </w:hyperlink>
+      <w:r>
+        <w:rPr>
+          <w:lang w:val="zh_TW" w:bidi="zh_TW"/>
+        </w:rPr>
+        <w:t>）。偽善者不僅阻止他人進入神的國，其實自己也進不去（</w:t>
+      </w:r>
+      <w:hyperlink r:id="rId45">
+        <w:r>
+          <w:rPr>
+            <w:lang w:val="zh_TW" w:bidi="zh_TW"/>
+          </w:rPr>
+          <w:rPr>
+            <w:color w:val="0000EE"/>
+            <w:u w:val="single"/>
+          </w:rPr>
+          <w:t>太23:13</w:t>
+        </w:r>
+      </w:hyperlink>
+      <w:r>
+        <w:rPr>
+          <w:lang w:val="zh_TW" w:bidi="zh_TW"/>
+        </w:rPr>
+        <w:t>）。</w:t>
+      </w:r>
+      <w:r>
+        <w:rPr>
+          <w:lang w:val="zh_TW" w:bidi="zh_TW"/>
+        </w:rPr>
+      </w:r>
+      <w:r>
+        <w:rPr>
+          <w:lang w:val="zh_TW" w:bidi="zh_TW"/>
+        </w:rPr>
+      </w:r>
+    </w:p>
+    <w:p>
+      <w:pPr/>
+      <w:r>
+        <w:rPr>
+          <w:lang w:val="zh_TW" w:bidi="zh_TW"/>
+        </w:rPr>
+      </w:r>
+    </w:p>
+    <w:p>
+      <w:pPr>
+        <w:pStyle w:val="Heading2"/>
+      </w:pPr>
+      <w:r>
+        <w:rPr>
+          <w:lang w:val="zh_TW" w:bidi="zh_TW"/>
+        </w:rPr>
+        <w:t>未受割禮</w:t>
+      </w:r>
+      <w:r>
+        <w:rPr>
+          <w:lang w:val="zh_TW" w:bidi="zh_TW"/>
+        </w:rPr>
+      </w:r>
+    </w:p>
+    <w:p>
+      <w:pPr/>
+      <w:r>
+        <w:rPr>
+          <w:lang w:val="zh_TW" w:bidi="zh_TW"/>
+        </w:rPr>
+      </w:r>
+      <w:r>
+        <w:rPr>
+          <w:lang w:val="zh_TW" w:bidi="zh_TW"/>
+        </w:rPr>
+        <w:t>男性生殖器自然的狀態是包皮覆蓋著陰莖。猶太人和許多其它群體會用手術將包皮移除，作為他們與神立約的象徵（</w:t>
+      </w:r>
+      <w:hyperlink r:id="rId46">
+        <w:r>
+          <w:rPr>
+            <w:lang w:val="zh_TW" w:bidi="zh_TW"/>
+          </w:rPr>
+          <w:rPr>
+            <w:color w:val="0000EE"/>
+            <w:u w:val="single"/>
+          </w:rPr>
+          <w:t>創17:9–14</w:t>
+        </w:r>
+      </w:hyperlink>
+      <w:r>
+        <w:rPr>
+          <w:lang w:val="zh_TW" w:bidi="zh_TW"/>
+        </w:rPr>
+        <w:t>；</w:t>
+      </w:r>
+      <w:hyperlink r:id="rId47">
+        <w:r>
+          <w:rPr>
+            <w:lang w:val="zh_TW" w:bidi="zh_TW"/>
+          </w:rPr>
+          <w:rPr>
+            <w:color w:val="0000EE"/>
+            <w:u w:val="single"/>
+          </w:rPr>
+          <w:t>出12:48</w:t>
+        </w:r>
+      </w:hyperlink>
+      <w:r>
+        <w:rPr>
+          <w:lang w:val="zh_TW" w:bidi="zh_TW"/>
+        </w:rPr>
+        <w:t>；</w:t>
+      </w:r>
+      <w:hyperlink r:id="rId48">
+        <w:r>
+          <w:rPr>
+            <w:lang w:val="zh_TW" w:bidi="zh_TW"/>
+          </w:rPr>
+          <w:rPr>
+            <w:color w:val="0000EE"/>
+            <w:u w:val="single"/>
+          </w:rPr>
+          <w:t>利12:3</w:t>
+        </w:r>
+      </w:hyperlink>
+      <w:r>
+        <w:rPr>
+          <w:lang w:val="zh_TW" w:bidi="zh_TW"/>
+        </w:rPr>
+        <w:t>）。由於這種做法，「未受割禮」一詞開始意味著「非猶太人」或「外邦人」（非利士人、希臘人和羅馬人不行割禮，但埃及人和許多閃族民族則會行割禮）。這個詞也用來描述「那些在約之外的人」。</w:t>
+      </w:r>
+    </w:p>
+    <w:p>
+      <w:pPr/>
+      <w:r>
+        <w:rPr>
+          <w:lang w:val="zh_TW" w:bidi="zh_TW"/>
+        </w:rPr>
+      </w:r>
+      <w:r>
+        <w:rPr>
+          <w:lang w:val="zh_TW" w:bidi="zh_TW"/>
+        </w:rPr>
+        <w:t>「未受割禮」一詞在新約聖經中出現了二十次，通常表示與猶太人相對的「外邦人」。保羅提出了一個有力的論點來反對這種區分。保羅強烈反對在人與人之間做這樣的區分。對保羅來說，一個人對神的心態比遵循禮儀律法更為重要，因為是否遵行與一個人的救恩無關（</w:t>
+      </w:r>
+      <w:hyperlink r:id="rId49">
+        <w:r>
+          <w:rPr>
+            <w:lang w:val="zh_TW" w:bidi="zh_TW"/>
+          </w:rPr>
+          <w:rPr>
+            <w:color w:val="0000EE"/>
+            <w:u w:val="single"/>
+          </w:rPr>
+          <w:t>羅2:25–27</w:t>
+        </w:r>
+      </w:hyperlink>
+      <w:r>
+        <w:rPr>
+          <w:lang w:val="zh_TW" w:bidi="zh_TW"/>
+        </w:rPr>
+        <w:t>）。亞伯拉罕在未受割禮時就已經相信並被神接納。因此，割禮與他的救恩無關（</w:t>
+      </w:r>
+      <w:hyperlink r:id="rId50">
+        <w:r>
+          <w:rPr>
+            <w:lang w:val="zh_TW" w:bidi="zh_TW"/>
+          </w:rPr>
+          <w:rPr>
+            <w:color w:val="0000EE"/>
+            <w:u w:val="single"/>
+          </w:rPr>
+          <w:t>羅3:30</w:t>
+        </w:r>
+      </w:hyperlink>
+      <w:r>
+        <w:rPr>
+          <w:lang w:val="zh_TW" w:bidi="zh_TW"/>
+        </w:rPr>
+        <w:t>；</w:t>
+      </w:r>
+      <w:hyperlink r:id="rId51">
+        <w:r>
+          <w:rPr>
+            <w:lang w:val="zh_TW" w:bidi="zh_TW"/>
+          </w:rPr>
+          <w:rPr>
+            <w:color w:val="0000EE"/>
+            <w:u w:val="single"/>
+          </w:rPr>
+          <w:t>4:9–12</w:t>
+        </w:r>
+      </w:hyperlink>
+      <w:r>
+        <w:rPr>
+          <w:lang w:val="zh_TW" w:bidi="zh_TW"/>
+        </w:rPr>
+        <w:t>）。過去，外邦人被排除在神的百姓之外（</w:t>
+      </w:r>
+      <w:hyperlink r:id="rId52">
+        <w:r>
+          <w:rPr>
+            <w:lang w:val="zh_TW" w:bidi="zh_TW"/>
+          </w:rPr>
+          <w:rPr>
+            <w:color w:val="0000EE"/>
+            <w:u w:val="single"/>
+          </w:rPr>
+          <w:t>弗2:11–12</w:t>
+        </w:r>
+      </w:hyperlink>
+      <w:r>
+        <w:rPr>
+          <w:lang w:val="zh_TW" w:bidi="zh_TW"/>
+        </w:rPr>
+        <w:t>）。現在，猶太人和外邦人信徒在耶穌基督裡成為一體（</w:t>
+      </w:r>
+      <w:hyperlink r:id="rId53">
+        <w:r>
+          <w:rPr>
+            <w:lang w:val="zh_TW" w:bidi="zh_TW"/>
+          </w:rPr>
+          <w:rPr>
+            <w:color w:val="0000EE"/>
+            <w:u w:val="single"/>
+          </w:rPr>
+          <w:t>加2:7</w:t>
+        </w:r>
+      </w:hyperlink>
+      <w:r>
+        <w:rPr>
+          <w:lang w:val="zh_TW" w:bidi="zh_TW"/>
+        </w:rPr>
+        <w:t>，</w:t>
+      </w:r>
+      <w:hyperlink r:id="rId54">
+        <w:r>
+          <w:rPr>
+            <w:lang w:val="zh_TW" w:bidi="zh_TW"/>
+          </w:rPr>
+          <w:rPr>
+            <w:color w:val="0000EE"/>
+            <w:u w:val="single"/>
+          </w:rPr>
+          <w:t>5:6</w:t>
+        </w:r>
+      </w:hyperlink>
+      <w:r>
+        <w:rPr>
+          <w:lang w:val="zh_TW" w:bidi="zh_TW"/>
+        </w:rPr>
+        <w:t>，</w:t>
+      </w:r>
+      <w:hyperlink r:id="rId55">
+        <w:r>
+          <w:rPr>
+            <w:lang w:val="zh_TW" w:bidi="zh_TW"/>
+          </w:rPr>
+          <w:rPr>
+            <w:color w:val="0000EE"/>
+            <w:u w:val="single"/>
+          </w:rPr>
+          <w:t>6:15</w:t>
+        </w:r>
+      </w:hyperlink>
+      <w:r>
+        <w:rPr>
+          <w:lang w:val="zh_TW" w:bidi="zh_TW"/>
+        </w:rPr>
+        <w:t>；</w:t>
+      </w:r>
+      <w:hyperlink r:id="rId56">
+        <w:r>
+          <w:rPr>
+            <w:lang w:val="zh_TW" w:bidi="zh_TW"/>
+          </w:rPr>
+          <w:rPr>
+            <w:color w:val="0000EE"/>
+            <w:u w:val="single"/>
+          </w:rPr>
+          <w:t>西3:11</w:t>
+        </w:r>
+      </w:hyperlink>
+      <w:r>
+        <w:rPr>
+          <w:lang w:val="zh_TW" w:bidi="zh_TW"/>
+        </w:rPr>
+        <w:t>）。保羅拒絕聽從那些要求人們行割禮才能完全成為教會成員的人。</w:t>
+      </w:r>
+    </w:p>
+    <w:p>
+      <w:pPr/>
+      <w:r>
+        <w:rPr>
+          <w:lang w:val="zh_TW" w:bidi="zh_TW"/>
+        </w:rPr>
+      </w:r>
+      <w:r>
+        <w:rPr>
+          <w:lang w:val="zh_TW" w:bidi="zh_TW"/>
+        </w:rPr>
+        <w:t>在</w:t>
+      </w:r>
+      <w:hyperlink r:id="rId57">
+        <w:r>
+          <w:rPr>
+            <w:lang w:val="zh_TW" w:bidi="zh_TW"/>
+          </w:rPr>
+          <w:rPr>
+            <w:color w:val="0000EE"/>
+            <w:u w:val="single"/>
+          </w:rPr>
+          <w:t>歌羅西書二章8至15節</w:t>
+        </w:r>
+      </w:hyperlink>
+      <w:r>
+        <w:rPr>
+          <w:lang w:val="zh_TW" w:bidi="zh_TW"/>
+        </w:rPr>
+        <w:t>中，保羅用「未受割禮」作為隱喻，來指一個人在認識神之前的狀態。這裡的未受割禮等同於「肉體」（指人的邪惡慾望），這跟未受割禮的狀態是同樣的意思。正如肉身的身體在割禮中被割去一樣，屬靈的「肉體」在歸信時被基督割絕，在洗禮中也表現出這一點。受洗的人從「不潔」中被潔淨，就像受割禮的外邦人也被認為是從先前未受割禮的不潔中被潔淨了一樣。</w:t>
+      </w:r>
+    </w:p>
+    <w:p>
+      <w:pPr/>
+      <w:r>
+        <w:rPr>
+          <w:lang w:val="zh_TW" w:bidi="zh_TW"/>
+        </w:rPr>
+      </w:r>
+      <w:r>
+        <w:rPr>
+          <w:i/>
+          <w:lang w:val="zh_TW" w:bidi="zh_TW"/>
+        </w:rPr>
+        <w:t xml:space="preserve">另見 </w:t>
+      </w:r>
+      <w:r>
+        <w:rPr>
+          <w:lang w:val="zh_TW" w:bidi="zh_TW"/>
+        </w:rPr>
+        <w:t>割禮</w:t>
+      </w:r>
+      <w:r>
+        <w:rPr>
+          <w:lang w:val="zh_TW" w:bidi="zh_TW"/>
+        </w:rPr>
+        <w:t>。</w:t>
+      </w:r>
+      <w:r>
+        <w:rPr>
+          <w:lang w:val="zh_TW" w:bidi="zh_TW"/>
+        </w:rPr>
+      </w:r>
+      <w:r>
+        <w:rPr>
+          <w:lang w:val="zh_TW" w:bidi="zh_TW"/>
+        </w:rPr>
+      </w:r>
+    </w:p>
+    <w:p>
+      <w:pPr/>
+      <w:r>
+        <w:rPr>
+          <w:lang w:val="zh_TW" w:bidi="zh_TW"/>
+        </w:rPr>
+      </w:r>
+    </w:p>
+    <w:p>
+      <w:pPr>
+        <w:pStyle w:val="Heading2"/>
+      </w:pPr>
+      <w:r>
+        <w:rPr>
+          <w:lang w:val="zh_TW" w:bidi="zh_TW"/>
+        </w:rPr>
+        <w:t>為死人受洗</w:t>
+      </w:r>
+      <w:r>
+        <w:rPr>
+          <w:lang w:val="zh_TW" w:bidi="zh_TW"/>
+        </w:rPr>
+      </w:r>
+    </w:p>
+    <w:p>
+      <w:pPr/>
+      <w:r>
+        <w:rPr>
+          <w:lang w:val="zh_TW" w:bidi="zh_TW"/>
+        </w:rPr>
+      </w:r>
+      <w:r>
+        <w:rPr>
+          <w:lang w:val="zh_TW" w:bidi="zh_TW"/>
+        </w:rPr>
+        <w:t>一個意義不明的習俗，在新約聖經中提到一次（</w:t>
+      </w:r>
+      <w:hyperlink r:id="rId58">
+        <w:r>
+          <w:rPr>
+            <w:lang w:val="zh_TW" w:bidi="zh_TW"/>
+          </w:rPr>
+          <w:rPr>
+            <w:color w:val="0000EE"/>
+            <w:u w:val="single"/>
+          </w:rPr>
+          <w:t>林前15:29</w:t>
+        </w:r>
+      </w:hyperlink>
+      <w:r>
+        <w:rPr>
+          <w:lang w:val="zh_TW" w:bidi="zh_TW"/>
+        </w:rPr>
+        <w:t>）。對於這段有爭議的經文，已經有許多人提出了許多解釋。主要的問題是，為死者施行的洗禮是怎樣的，以及保羅是否認可這種做法。</w:t>
+      </w:r>
+    </w:p>
+    <w:p>
+      <w:pPr>
+        <w:pStyle w:val="Heading3"/>
+      </w:pPr>
+      <w:r>
+        <w:rPr>
+          <w:lang w:val="zh_TW" w:bidi="zh_TW"/>
+        </w:rPr>
+        <w:t>為死人受洗的不同解釋方式</w:t>
+      </w:r>
+    </w:p>
+    <w:p>
+      <w:pPr/>
+      <w:r>
+        <w:rPr>
+          <w:lang w:val="zh_TW" w:bidi="zh_TW"/>
+        </w:rPr>
+      </w:r>
+      <w:r>
+        <w:rPr>
+          <w:lang w:val="zh_TW" w:bidi="zh_TW"/>
+        </w:rPr>
+        <w:t>對「為死人受洗」這個片語的解釋可歸納為三類：</w:t>
       </w:r>
     </w:p>
     <w:p>
@@ -239,212 +2017,7 @@
         <w:rPr>
           <w:lang w:val="zh_TW" w:bidi="zh_TW"/>
         </w:rPr>
-        <w:t>女性在月經期間陰道出血。</w:t>
-      </w:r>
-      <w:hyperlink r:id="rId13">
-        <w:r>
-          <w:rPr>
-            <w:lang w:val="zh_TW" w:bidi="zh_TW"/>
-          </w:rPr>
-          <w:rPr>
-            <w:color w:val="0000EE"/>
-            <w:u w:val="single"/>
-          </w:rPr>
-          <w:t>利未記十五章</w:t>
-        </w:r>
-      </w:hyperlink>
-      <w:r>
-        <w:rPr>
-          <w:lang w:val="zh_TW" w:bidi="zh_TW"/>
-        </w:rPr>
-        <w:t>記載神藉摩西頒布的有關生殖器分泌物的律法。一個陰道出血的婦人，在出血期間以及之後的七天內，被視為禮儀上的不潔。在此期間，她不得參加會幕或聖殿中的敬拜，也不得上街或進入市場。任何觸碰她或她物品的人也被視為不潔（</w:t>
-      </w:r>
-      <w:hyperlink r:id="rId14">
-        <w:r>
-          <w:rPr>
-            <w:lang w:val="zh_TW" w:bidi="zh_TW"/>
-          </w:rPr>
-          <w:rPr>
-            <w:color w:val="0000EE"/>
-            <w:u w:val="single"/>
-          </w:rPr>
-          <w:t>利15:19</w:t>
-        </w:r>
-      </w:hyperlink>
-      <w:r>
-        <w:rPr>
-          <w:lang w:val="zh_TW" w:bidi="zh_TW"/>
-        </w:rPr>
-        <w:t>–</w:t>
-      </w:r>
-      <w:hyperlink r:id="rId14">
-        <w:r>
-          <w:rPr>
-            <w:lang w:val="zh_TW" w:bidi="zh_TW"/>
-          </w:rPr>
-          <w:rPr>
-            <w:color w:val="0000EE"/>
-            <w:u w:val="single"/>
-          </w:rPr>
-          <w:t>28</w:t>
-        </w:r>
-      </w:hyperlink>
-      <w:r>
-        <w:rPr>
-          <w:lang w:val="zh_TW" w:bidi="zh_TW"/>
-        </w:rPr>
-        <w:t>）。在婦人不潔期間，禁止發生性行為。她出血停止後七天，可以獻上兩隻斑鳩或雛鴿作為祭物，由祭司為她贖罪，以潔淨她的不潔時期（</w:t>
-      </w:r>
-      <w:hyperlink r:id="rId15">
-        <w:r>
-          <w:rPr>
-            <w:lang w:val="zh_TW" w:bidi="zh_TW"/>
-          </w:rPr>
-          <w:rPr>
-            <w:color w:val="0000EE"/>
-            <w:u w:val="single"/>
-          </w:rPr>
-          <w:t>利15:29</w:t>
-        </w:r>
-      </w:hyperlink>
-      <w:r>
-        <w:rPr>
-          <w:lang w:val="zh_TW" w:bidi="zh_TW"/>
-        </w:rPr>
-        <w:t>–</w:t>
-      </w:r>
-      <w:hyperlink r:id="rId15">
-        <w:r>
-          <w:rPr>
-            <w:lang w:val="zh_TW" w:bidi="zh_TW"/>
-          </w:rPr>
-          <w:rPr>
-            <w:color w:val="0000EE"/>
-            <w:u w:val="single"/>
-          </w:rPr>
-          <w:t>30</w:t>
-        </w:r>
-      </w:hyperlink>
-      <w:r>
-        <w:rPr>
-          <w:lang w:val="zh_TW" w:bidi="zh_TW"/>
-        </w:rPr>
-        <w:t>）。</w:t>
-        <w:br/>
-      </w:r>
-      <w:r>
-        <w:rPr>
-          <w:lang w:val="zh_TW" w:bidi="zh_TW"/>
-        </w:rPr>
-        <w:t>耶穌醫治一個患血漏12年的女人的事蹟，記載在三卷福音書中（</w:t>
-      </w:r>
-      <w:hyperlink r:id="rId16">
-        <w:r>
-          <w:rPr>
-            <w:lang w:val="zh_TW" w:bidi="zh_TW"/>
-          </w:rPr>
-          <w:rPr>
-            <w:color w:val="0000EE"/>
-            <w:u w:val="single"/>
-          </w:rPr>
-          <w:t>太9:20–22</w:t>
-        </w:r>
-      </w:hyperlink>
-      <w:r>
-        <w:rPr>
-          <w:lang w:val="zh_TW" w:bidi="zh_TW"/>
-        </w:rPr>
-        <w:t>；</w:t>
-      </w:r>
-      <w:hyperlink r:id="rId17">
-        <w:r>
-          <w:rPr>
-            <w:lang w:val="zh_TW" w:bidi="zh_TW"/>
-          </w:rPr>
-          <w:rPr>
-            <w:color w:val="0000EE"/>
-            <w:u w:val="single"/>
-          </w:rPr>
-          <w:t>可5:25</w:t>
-        </w:r>
-      </w:hyperlink>
-      <w:r>
-        <w:rPr>
-          <w:lang w:val="zh_TW" w:bidi="zh_TW"/>
-        </w:rPr>
-        <w:t>–</w:t>
-      </w:r>
-      <w:hyperlink r:id="rId17">
-        <w:r>
-          <w:rPr>
-            <w:lang w:val="zh_TW" w:bidi="zh_TW"/>
-          </w:rPr>
-          <w:rPr>
-            <w:color w:val="0000EE"/>
-            <w:u w:val="single"/>
-          </w:rPr>
-          <w:t>34</w:t>
-        </w:r>
-      </w:hyperlink>
-      <w:r>
-        <w:rPr>
-          <w:lang w:val="zh_TW" w:bidi="zh_TW"/>
-        </w:rPr>
-        <w:t>；</w:t>
-      </w:r>
-      <w:hyperlink r:id="rId18">
-        <w:r>
-          <w:rPr>
-            <w:lang w:val="zh_TW" w:bidi="zh_TW"/>
-          </w:rPr>
-          <w:rPr>
-            <w:color w:val="0000EE"/>
-            <w:u w:val="single"/>
-          </w:rPr>
-          <w:t>路8:43</w:t>
-        </w:r>
-      </w:hyperlink>
-      <w:r>
-        <w:rPr>
-          <w:lang w:val="zh_TW" w:bidi="zh_TW"/>
-        </w:rPr>
-        <w:t>–</w:t>
-      </w:r>
-      <w:hyperlink r:id="rId18">
-        <w:r>
-          <w:rPr>
-            <w:lang w:val="zh_TW" w:bidi="zh_TW"/>
-          </w:rPr>
-          <w:rPr>
-            <w:color w:val="0000EE"/>
-            <w:u w:val="single"/>
-          </w:rPr>
-          <w:t>48</w:t>
-        </w:r>
-      </w:hyperlink>
-      <w:r>
-        <w:rPr>
-          <w:lang w:val="zh_TW" w:bidi="zh_TW"/>
-        </w:rPr>
-        <w:t>）。如果她是陰道出血，那麼她長期的不潔狀態（以及因此與他人隔離）必然非常艱難。她除了焦慮和不適，還可能因此無法懷孕。經文記載她「在好些醫生手裡受了許多的苦，又花盡了她所有的，一點也不見好，病勢反倒更重了」（</w:t>
-      </w:r>
-      <w:hyperlink r:id="rId19">
-        <w:r>
-          <w:rPr>
-            <w:lang w:val="zh_TW" w:bidi="zh_TW"/>
-          </w:rPr>
-          <w:rPr>
-            <w:color w:val="0000EE"/>
-            <w:u w:val="single"/>
-          </w:rPr>
-          <w:t>可5:26</w:t>
-        </w:r>
-      </w:hyperlink>
-      <w:r>
-        <w:rPr>
-          <w:lang w:val="zh_TW" w:bidi="zh_TW"/>
-        </w:rPr>
-        <w:t>）。最後，她無視有關不潔的規定，穿過人群觸摸耶穌。當她觸摸耶穌時，她的血漏立刻止住了。</w:t>
+        <w:t>洗禮作為象徵</w:t>
       </w:r>
     </w:p>
     <w:p>
@@ -462,9 +2035,41 @@
         <w:rPr>
           <w:lang w:val="zh_TW" w:bidi="zh_TW"/>
         </w:rPr>
-        <w:t>血便。部百流的父親患有某種形式的痢疾（</w:t>
-      </w:r>
-      <w:hyperlink r:id="rId20">
+        <w:t>普通洗禮</w:t>
+      </w:r>
+    </w:p>
+    <w:p>
+      <w:pPr>
+        <w:pStyle w:val="ListNumber"/>
+        <w:spacing w:line="240" w:lineRule="auto"/>
+        <w:ind w:left="720"/>
+      </w:pPr>
+      <w:r>
+        <w:rPr>
+          <w:lang w:val="zh_TW" w:bidi="zh_TW"/>
+        </w:rPr>
+      </w:r>
+      <w:r>
+        <w:rPr>
+          <w:lang w:val="zh_TW" w:bidi="zh_TW"/>
+        </w:rPr>
+        <w:t>代表他人受洗</w:t>
+      </w:r>
+    </w:p>
+    <w:p>
+      <w:pPr/>
+      <w:r>
+        <w:rPr>
+          <w:lang w:val="zh_TW" w:bidi="zh_TW"/>
+        </w:rPr>
+      </w:r>
+      <w:r>
+        <w:rPr>
+          <w:lang w:val="zh_TW" w:bidi="zh_TW"/>
+        </w:rPr>
+        <w:t>在</w:t>
+      </w:r>
+      <w:hyperlink r:id="rId59">
         <w:r>
           <w:rPr>
             <w:lang w:val="zh_TW" w:bidi="zh_TW"/>
@@ -473,109 +2078,16 @@
             <w:color w:val="0000EE"/>
             <w:u w:val="single"/>
           </w:rPr>
-          <w:t>徒28:8</w:t>
+          <w:t>馬可福音十章38節</w:t>
         </w:r>
       </w:hyperlink>
       <w:r>
         <w:rPr>
           <w:lang w:val="zh_TW" w:bidi="zh_TW"/>
         </w:rPr>
-        <w:t>）。</w:t>
-      </w:r>
-    </w:p>
-    <w:p>
-      <w:pPr/>
-      <w:r>
-        <w:rPr>
-          <w:lang w:val="zh_TW" w:bidi="zh_TW"/>
-        </w:rPr>
-      </w:r>
-      <w:r>
-        <w:rPr>
-          <w:i/>
-          <w:lang w:val="zh_TW" w:bidi="zh_TW"/>
-        </w:rPr>
-        <w:t>另見</w:t>
-      </w:r>
-      <w:r>
-        <w:rPr>
-          <w:lang w:val="zh_TW" w:bidi="zh_TW"/>
-        </w:rPr>
-        <w:t xml:space="preserve"> </w:t>
-      </w:r>
-      <w:r>
-        <w:rPr>
-          <w:lang w:val="zh_TW" w:bidi="zh_TW"/>
-        </w:rPr>
-        <w:t>藥物與醫療實踐</w:t>
-      </w:r>
-      <w:r>
-        <w:rPr>
-          <w:lang w:val="zh_TW" w:bidi="zh_TW"/>
-        </w:rPr>
-        <w:t>；</w:t>
-      </w:r>
-      <w:r>
-        <w:rPr>
-          <w:lang w:val="zh_TW" w:bidi="zh_TW"/>
-        </w:rPr>
-        <w:t>出血</w:t>
-      </w:r>
-      <w:r>
-        <w:rPr>
-          <w:lang w:val="zh_TW" w:bidi="zh_TW"/>
-        </w:rPr>
-        <w:t>。</w:t>
-      </w:r>
-      <w:r>
-        <w:rPr>
-          <w:lang w:val="zh_TW" w:bidi="zh_TW"/>
-        </w:rPr>
-      </w:r>
-      <w:r>
-        <w:rPr>
-          <w:lang w:val="zh_TW" w:bidi="zh_TW"/>
-        </w:rPr>
-      </w:r>
-    </w:p>
-    <w:p>
-      <w:pPr/>
-      <w:r>
-        <w:rPr>
-          <w:lang w:val="zh_TW" w:bidi="zh_TW"/>
-        </w:rPr>
-      </w:r>
-    </w:p>
-    <w:p>
-      <w:pPr>
-        <w:pStyle w:val="Heading2"/>
-      </w:pPr>
-      <w:r>
-        <w:rPr>
-          <w:lang w:val="zh_TW" w:bidi="zh_TW"/>
-        </w:rPr>
-        <w:t>血漏</w:t>
-      </w:r>
-      <w:r>
-        <w:rPr>
-          <w:lang w:val="zh_TW" w:bidi="zh_TW"/>
-        </w:rPr>
-      </w:r>
-    </w:p>
-    <w:p>
-      <w:pPr/>
-      <w:r>
-        <w:rPr>
-          <w:lang w:val="zh_TW" w:bidi="zh_TW"/>
-        </w:rPr>
-      </w:r>
-      <w:r>
-        <w:rPr>
-          <w:lang w:val="zh_TW" w:bidi="zh_TW"/>
-        </w:rPr>
-        <w:t>也可解作從割傷或流鼻血中流出來的血（</w:t>
-      </w:r>
-      <w:hyperlink r:id="rId21">
+        <w:t>和</w:t>
+      </w:r>
+      <w:hyperlink r:id="rId60">
         <w:r>
           <w:rPr>
             <w:lang w:val="zh_TW" w:bidi="zh_TW"/>
@@ -584,14 +2096,14 @@
             <w:color w:val="0000EE"/>
             <w:u w:val="single"/>
           </w:rPr>
-          <w:t>箴言30:33</w:t>
+          <w:t>路加福音十二章50節</w:t>
         </w:r>
       </w:hyperlink>
       <w:r>
         <w:rPr>
           <w:lang w:val="zh_TW" w:bidi="zh_TW"/>
         </w:rPr>
-        <w:t>）。</w:t>
+        <w:t>中，洗禮被用作受苦或殉道（為信仰而死）的象徵。有些學者認為「為死人受洗」意味著殉道，並將其翻譯為「以死亡為目標而受洗」。</w:t>
       </w:r>
     </w:p>
     <w:p>
@@ -605,9 +2117,34 @@
         <w:rPr>
           <w:lang w:val="zh_TW" w:bidi="zh_TW"/>
         </w:rPr>
-        <w:t>在聖經中，它大多指月經。在</w:t>
-      </w:r>
-      <w:hyperlink r:id="rId22">
+        <w:t>許多人認為這意味著為自己受洗。馬丁‧路德（Martin Luther）認為這意味著在死者墓旁施洗。約翰‧加爾文（John Calvin）認為這是指臨終基督徒渴望受洗。另一些人認為，這是指新信徒因基督徒殉道者或已故親人的見證而接受洗禮。</w:t>
+      </w:r>
+    </w:p>
+    <w:p>
+      <w:pPr>
+        <w:pStyle w:val="Heading3"/>
+      </w:pPr>
+      <w:r>
+        <w:rPr>
+          <w:lang w:val="zh_TW" w:bidi="zh_TW"/>
+        </w:rPr>
+        <w:t>保羅贊成為死者施洗嗎？</w:t>
+      </w:r>
+    </w:p>
+    <w:p>
+      <w:pPr/>
+      <w:r>
+        <w:rPr>
+          <w:lang w:val="zh_TW" w:bidi="zh_TW"/>
+        </w:rPr>
+      </w:r>
+      <w:r>
+        <w:rPr>
+          <w:lang w:val="zh_TW" w:bidi="zh_TW"/>
+        </w:rPr>
+        <w:t>這句話最直接的意思似乎是一種為死人代受洗的做法。這句話似乎表明，有哥林多人為死人受洗。哥林多教會可能對洗禮持有一種神秘化的觀點，這或許解釋了為什麼保羅淡化了他作為施洗者的角色（</w:t>
+      </w:r>
+      <w:hyperlink r:id="rId61">
         <w:r>
           <w:rPr>
             <w:lang w:val="zh_TW" w:bidi="zh_TW"/>
@@ -616,16 +2153,30 @@
             <w:color w:val="0000EE"/>
             <w:u w:val="single"/>
           </w:rPr>
-          <w:t>利未記15:19</w:t>
+          <w:t>林前1:14–17</w:t>
         </w:r>
       </w:hyperlink>
       <w:r>
         <w:rPr>
           <w:lang w:val="zh_TW" w:bidi="zh_TW"/>
         </w:rPr>
-        <w:t>–</w:t>
-      </w:r>
-      <w:hyperlink r:id="rId22">
+        <w:t>）。</w:t>
+      </w:r>
+    </w:p>
+    <w:p>
+      <w:pPr/>
+      <w:r>
+        <w:rPr>
+          <w:lang w:val="zh_TW" w:bidi="zh_TW"/>
+        </w:rPr>
+      </w:r>
+      <w:r>
+        <w:rPr>
+          <w:lang w:val="zh_TW" w:bidi="zh_TW"/>
+        </w:rPr>
+        <w:t>保羅將哥林多教會的經歷與以色列人在曠野中的經歷相比較（</w:t>
+      </w:r>
+      <w:hyperlink r:id="rId62">
         <w:r>
           <w:rPr>
             <w:lang w:val="zh_TW" w:bidi="zh_TW"/>
@@ -634,14 +2185,14 @@
             <w:color w:val="0000EE"/>
             <w:u w:val="single"/>
           </w:rPr>
-          <w:t>30，</w:t>
+          <w:t>林前10:1–13</w:t>
         </w:r>
       </w:hyperlink>
       <w:r>
         <w:rPr>
           <w:lang w:val="zh_TW" w:bidi="zh_TW"/>
         </w:rPr>
-        <w:t>記載了有關正常和異常月經的法律記載：一位正常月經的婦女不潔淨七天，以及她所接觸的任何東西；任何流血超過七天的婦女在流血期間不潔淨，還要再加七天。</w:t>
+        <w:t>）。他描述以色列人如何過紅海和收取嗎哪，這些事件讓我們聯想到洗禮和聖餐。但保羅提醒他的讀者，這些戲劇性的經歷並未使以色列人免於犯罪。某些哥林多人可能認為，參與基督教儀式如洗禮能自動帶來救恩。如果是這樣，那麼那些實踐為死人受洗的人可能相信這一儀式對死者也有幫助。</w:t>
       </w:r>
     </w:p>
     <w:p>
@@ -655,9 +2206,9 @@
         <w:rPr>
           <w:lang w:val="zh_TW" w:bidi="zh_TW"/>
         </w:rPr>
-        <w:t>除了約翰福音以外，其它三本福音書都講述了耶穌奇蹟般地治癒了一位血漏12年的婦女的故事（</w:t>
-      </w:r>
-      <w:hyperlink r:id="rId16">
+        <w:t>保羅是否贊成為死人受洗的做法？可能不是。在</w:t>
+      </w:r>
+      <w:hyperlink r:id="rId63">
         <w:r>
           <w:rPr>
             <w:lang w:val="zh_TW" w:bidi="zh_TW"/>
@@ -666,258 +2217,14 @@
             <w:color w:val="0000EE"/>
             <w:u w:val="single"/>
           </w:rPr>
-          <w:t>太9:20</w:t>
+          <w:t>哥林多前書十五章29至34節</w:t>
         </w:r>
       </w:hyperlink>
       <w:r>
         <w:rPr>
           <w:lang w:val="zh_TW" w:bidi="zh_TW"/>
         </w:rPr>
-        <w:t>–</w:t>
-      </w:r>
-      <w:hyperlink r:id="rId16">
-        <w:r>
-          <w:rPr>
-            <w:lang w:val="zh_TW" w:bidi="zh_TW"/>
-          </w:rPr>
-          <w:rPr>
-            <w:color w:val="0000EE"/>
-            <w:u w:val="single"/>
-          </w:rPr>
-          <w:t>22</w:t>
-        </w:r>
-      </w:hyperlink>
-      <w:r>
-        <w:rPr>
-          <w:lang w:val="zh_TW" w:bidi="zh_TW"/>
-        </w:rPr>
-        <w:t>，</w:t>
-      </w:r>
-      <w:hyperlink r:id="rId17">
-        <w:r>
-          <w:rPr>
-            <w:lang w:val="zh_TW" w:bidi="zh_TW"/>
-          </w:rPr>
-          <w:rPr>
-            <w:color w:val="0000EE"/>
-            <w:u w:val="single"/>
-          </w:rPr>
-          <w:t>可5:25</w:t>
-        </w:r>
-      </w:hyperlink>
-      <w:r>
-        <w:rPr>
-          <w:lang w:val="zh_TW" w:bidi="zh_TW"/>
-        </w:rPr>
-        <w:t>–</w:t>
-      </w:r>
-      <w:hyperlink r:id="rId17">
-        <w:r>
-          <w:rPr>
-            <w:lang w:val="zh_TW" w:bidi="zh_TW"/>
-          </w:rPr>
-          <w:rPr>
-            <w:color w:val="0000EE"/>
-            <w:u w:val="single"/>
-          </w:rPr>
-          <w:t>34</w:t>
-        </w:r>
-      </w:hyperlink>
-      <w:r>
-        <w:rPr>
-          <w:lang w:val="zh_TW" w:bidi="zh_TW"/>
-        </w:rPr>
-        <w:t>，</w:t>
-      </w:r>
-      <w:hyperlink r:id="rId18">
-        <w:r>
-          <w:rPr>
-            <w:lang w:val="zh_TW" w:bidi="zh_TW"/>
-          </w:rPr>
-          <w:rPr>
-            <w:color w:val="0000EE"/>
-            <w:u w:val="single"/>
-          </w:rPr>
-          <w:t>路8:43</w:t>
-        </w:r>
-      </w:hyperlink>
-      <w:r>
-        <w:rPr>
-          <w:lang w:val="zh_TW" w:bidi="zh_TW"/>
-        </w:rPr>
-        <w:t>–</w:t>
-      </w:r>
-      <w:hyperlink r:id="rId18">
-        <w:r>
-          <w:rPr>
-            <w:lang w:val="zh_TW" w:bidi="zh_TW"/>
-          </w:rPr>
-          <w:rPr>
-            <w:color w:val="0000EE"/>
-            <w:u w:val="single"/>
-          </w:rPr>
-          <w:t>48</w:t>
-        </w:r>
-      </w:hyperlink>
-      <w:r>
-        <w:rPr>
-          <w:lang w:val="zh_TW" w:bidi="zh_TW"/>
-        </w:rPr>
-        <w:t>）。通過觸摸耶穌的衣服，這位婦女違反了舊約聖經中關於月經的律法，因為她使耶穌的衣服不潔淨（</w:t>
-      </w:r>
-      <w:hyperlink r:id="rId13">
-        <w:r>
-          <w:rPr>
-            <w:lang w:val="zh_TW" w:bidi="zh_TW"/>
-          </w:rPr>
-          <w:rPr>
-            <w:color w:val="0000EE"/>
-            <w:u w:val="single"/>
-          </w:rPr>
-          <w:t>利未記15</w:t>
-        </w:r>
-      </w:hyperlink>
-      <w:r>
-        <w:rPr>
-          <w:lang w:val="zh_TW" w:bidi="zh_TW"/>
-        </w:rPr>
-        <w:t>），然而，她對耶穌的信心醫治了她。</w:t>
-      </w:r>
-    </w:p>
-    <w:p>
-      <w:pPr/>
-      <w:r>
-        <w:rPr>
-          <w:lang w:val="zh_TW" w:bidi="zh_TW"/>
-        </w:rPr>
-      </w:r>
-      <w:r>
-        <w:rPr>
-          <w:i/>
-          <w:lang w:val="zh_TW" w:bidi="zh_TW"/>
-        </w:rPr>
-        <w:t>另見</w:t>
-      </w:r>
-      <w:r>
-        <w:rPr>
-          <w:lang w:val="zh_TW" w:bidi="zh_TW"/>
-        </w:rPr>
-        <w:t xml:space="preserve"> </w:t>
-      </w:r>
-      <w:r>
-        <w:rPr>
-          <w:lang w:val="zh_TW" w:bidi="zh_TW"/>
-        </w:rPr>
-        <w:t>藥物與醫療實踐</w:t>
-      </w:r>
-      <w:r>
-        <w:rPr>
-          <w:lang w:val="zh_TW" w:bidi="zh_TW"/>
-        </w:rPr>
-        <w:t>。</w:t>
-      </w:r>
-      <w:r>
-        <w:rPr>
-          <w:lang w:val="zh_TW" w:bidi="zh_TW"/>
-        </w:rPr>
-      </w:r>
-      <w:r>
-        <w:rPr>
-          <w:lang w:val="zh_TW" w:bidi="zh_TW"/>
-        </w:rPr>
-      </w:r>
-    </w:p>
-    <w:p>
-      <w:pPr/>
-      <w:r>
-        <w:rPr>
-          <w:lang w:val="zh_TW" w:bidi="zh_TW"/>
-        </w:rPr>
-      </w:r>
-    </w:p>
-    <w:p>
-      <w:pPr>
-        <w:pStyle w:val="Heading2"/>
-      </w:pPr>
-      <w:r>
-        <w:rPr>
-          <w:lang w:val="zh_TW" w:bidi="zh_TW"/>
-        </w:rPr>
-        <w:t>血漏的問題</w:t>
-      </w:r>
-      <w:r>
-        <w:rPr>
-          <w:lang w:val="zh_TW" w:bidi="zh_TW"/>
-        </w:rPr>
-      </w:r>
-    </w:p>
-    <w:p>
-      <w:pPr/>
-      <w:r>
-        <w:rPr>
-          <w:lang w:val="zh_TW" w:bidi="zh_TW"/>
-        </w:rPr>
-      </w:r>
-      <w:r>
-        <w:rPr>
-          <w:lang w:val="zh_TW" w:bidi="zh_TW"/>
-        </w:rPr>
-        <w:t>「血漏」在</w:t>
-      </w:r>
-      <w:hyperlink r:id="rId23">
-        <w:r>
-          <w:rPr>
-            <w:lang w:val="zh_TW" w:bidi="zh_TW"/>
-          </w:rPr>
-          <w:rPr>
-            <w:color w:val="0000EE"/>
-            <w:u w:val="single"/>
-          </w:rPr>
-          <w:t>太9:20</w:t>
-        </w:r>
-      </w:hyperlink>
-      <w:r>
-        <w:rPr>
-          <w:lang w:val="zh_TW" w:bidi="zh_TW"/>
-        </w:rPr>
-        <w:t>和</w:t>
-      </w:r>
-      <w:hyperlink r:id="rId24">
-        <w:r>
-          <w:rPr>
-            <w:lang w:val="zh_TW" w:bidi="zh_TW"/>
-          </w:rPr>
-          <w:rPr>
-            <w:color w:val="0000EE"/>
-            <w:u w:val="single"/>
-          </w:rPr>
-          <w:t>可5:25</w:t>
-        </w:r>
-      </w:hyperlink>
-      <w:r>
-        <w:rPr>
-          <w:lang w:val="zh_TW" w:bidi="zh_TW"/>
-        </w:rPr>
-        <w:t>的翻譯。</w:t>
-      </w:r>
-      <w:r>
-        <w:rPr>
-          <w:i/>
-          <w:lang w:val="zh_TW" w:bidi="zh_TW"/>
-        </w:rPr>
-        <w:t>見</w:t>
-      </w:r>
-      <w:r>
-        <w:rPr>
-          <w:lang w:val="zh_TW" w:bidi="zh_TW"/>
-        </w:rPr>
-        <w:t>血漏</w:t>
-      </w:r>
-      <w:r>
-        <w:rPr>
-          <w:lang w:val="zh_TW" w:bidi="zh_TW"/>
-        </w:rPr>
-        <w:t>。</w:t>
+        <w:t>保羅關於死人復活的討論中，並未表示贊成這種做法。相反，他用這個例子來說明一個道理，他說，若死人沒有復活，那麼為死人受洗便毫無意義。</w:t>
       </w:r>
       <w:r>
         <w:rPr>

--- a/zht/docx/167.content.docx
+++ b/zht/docx/167.content.docx
@@ -19,7 +19,7 @@
         <w:rPr>
           <w:lang w:val="zh_TW" w:bidi="zh_TW"/>
         </w:rPr>
-        <w:t>Resource: Tyndale Open Bible Dictionary</w:t>
+        <w:t>Resource: Aquifer Open Bible Dictionary</w:t>
       </w:r>
       <w:r>
         <w:rPr>
@@ -112,7 +112,7 @@
         <w:rPr>
           <w:lang w:val="zh_TW" w:bidi="zh_TW"/>
         </w:rPr>
-        <w:t>Tyndale Open Bible Dictionary</w:t>
+        <w:t>Aquifer Open Bible Dictionary</w:t>
       </w:r>
     </w:p>
     <w:p>
@@ -149,7 +149,7 @@
         <w:rPr>
           <w:lang w:val="zh_TW" w:bidi="zh_TW"/>
         </w:rPr>
-        <w:t>wei</w:t>
+        <w:t>wang</w:t>
       </w:r>
       <w:r>
         <w:rPr>
@@ -212,7 +212,7 @@
         <w:rPr>
           <w:lang w:val="zh_TW" w:bidi="zh_TW"/>
         </w:rPr>
-        <w:t>偉人</w:t>
+        <w:t>王</w:t>
       </w:r>
       <w:r>
         <w:rPr>
@@ -231,7 +231,97 @@
         <w:rPr>
           <w:lang w:val="zh_TW" w:bidi="zh_TW"/>
         </w:rPr>
-        <w:t>有四個希伯來詞在有些譯本中都譯為偉人（giants）。</w:t>
+        <w:t>希伯來文舊約聖經裡，melek（王）這個詞出現超過2,000次。它可以指神（</w:t>
+      </w:r>
+      <w:hyperlink r:id="rId13">
+        <w:r>
+          <w:rPr>
+            <w:lang w:val="zh_TW" w:bidi="zh_TW"/>
+          </w:rPr>
+          <w:rPr>
+            <w:color w:val="0000EE"/>
+            <w:u w:val="single"/>
+          </w:rPr>
+          <w:t>詩95:3</w:t>
+        </w:r>
+      </w:hyperlink>
+      <w:r>
+        <w:rPr>
+          <w:lang w:val="zh_TW" w:bidi="zh_TW"/>
+        </w:rPr>
+        <w:t>），也可以指人的統治者。一般來說，它指一位在其臣民之上擁有至高權柄與大能的統治者。在舊約聖經中，melek是用來指一個支派的統治者（「米甸的王」，</w:t>
+      </w:r>
+      <w:hyperlink r:id="rId14">
+        <w:r>
+          <w:rPr>
+            <w:lang w:val="zh_TW" w:bidi="zh_TW"/>
+          </w:rPr>
+          <w:rPr>
+            <w:color w:val="0000EE"/>
+            <w:u w:val="single"/>
+          </w:rPr>
+          <w:t>民31:8</w:t>
+        </w:r>
+      </w:hyperlink>
+      <w:r>
+        <w:rPr>
+          <w:lang w:val="zh_TW" w:bidi="zh_TW"/>
+        </w:rPr>
+        <w:t>）、一座城的王（耶利哥、艾城；參</w:t>
+      </w:r>
+      <w:hyperlink r:id="rId15">
+        <w:r>
+          <w:rPr>
+            <w:lang w:val="zh_TW" w:bidi="zh_TW"/>
+          </w:rPr>
+          <w:rPr>
+            <w:color w:val="0000EE"/>
+            <w:u w:val="single"/>
+          </w:rPr>
+          <w:t>書12:9–24</w:t>
+        </w:r>
+      </w:hyperlink>
+      <w:r>
+        <w:rPr>
+          <w:lang w:val="zh_TW" w:bidi="zh_TW"/>
+        </w:rPr>
+        <w:t>，其中列出了以色列人所征服的31個城邦的王）、一個民族的王（以色列、猶大、亞捫、摩押、亞蘭），或是一個列邦的君王（如埃及、亞述、巴比倫，或波斯）。也有其它詞語可以指王室身分。非利士人將seren（首領）這個稱號引入希伯來文的詞彙中。非利士的五座城由五個首領治理。另一個指以色列王的詞語是nagid（君王）。掃羅和大衛都曾受膏作以色列的nagid（</w:t>
+      </w:r>
+      <w:hyperlink r:id="rId16">
+        <w:r>
+          <w:rPr>
+            <w:lang w:val="zh_TW" w:bidi="zh_TW"/>
+          </w:rPr>
+          <w:rPr>
+            <w:color w:val="0000EE"/>
+            <w:u w:val="single"/>
+          </w:rPr>
+          <w:t>撒上10:1</w:t>
+        </w:r>
+      </w:hyperlink>
+      <w:r>
+        <w:rPr>
+          <w:lang w:val="zh_TW" w:bidi="zh_TW"/>
+        </w:rPr>
+        <w:t>，</w:t>
+      </w:r>
+      <w:hyperlink r:id="rId17">
+        <w:r>
+          <w:rPr>
+            <w:lang w:val="zh_TW" w:bidi="zh_TW"/>
+          </w:rPr>
+          <w:rPr>
+            <w:color w:val="0000EE"/>
+            <w:u w:val="single"/>
+          </w:rPr>
+          <w:t>16:13</w:t>
+        </w:r>
+      </w:hyperlink>
+      <w:r>
+        <w:rPr>
+          <w:lang w:val="zh_TW" w:bidi="zh_TW"/>
+        </w:rPr>
+        <w:t>）。在新約聖經與七十士譯本（舊約聖經的希臘文譯本）中，希臘文的basileus在意思上與希伯來文的melek相近。新約聖經的basileus可以指公元一世紀的世俗統治者、以色列的王、過去的統治者，也可以指那位屬神的王，就是耶穌基督。</w:t>
       </w:r>
     </w:p>
     <w:p>
@@ -241,7 +331,13 @@
           <w:lang w:val="zh_TW" w:bidi="zh_TW"/>
         </w:rPr>
       </w:r>
-      <w:hyperlink r:id="rId13">
+      <w:r>
+        <w:rPr>
+          <w:lang w:val="zh_TW" w:bidi="zh_TW"/>
+        </w:rPr>
+        <w:t>「萬王之王」這個稱號是用在耶穌身上（</w:t>
+      </w:r>
+      <w:hyperlink r:id="rId18">
         <w:r>
           <w:rPr>
             <w:lang w:val="zh_TW" w:bidi="zh_TW"/>
@@ -250,38 +346,61 @@
             <w:color w:val="0000EE"/>
             <w:u w:val="single"/>
           </w:rPr>
-          <w:t>約伯記十六章14節</w:t>
+          <w:t>提前6:15</w:t>
         </w:r>
       </w:hyperlink>
       <w:r>
         <w:rPr>
           <w:lang w:val="zh_TW" w:bidi="zh_TW"/>
         </w:rPr>
-        <w:t>中出現的希伯來詞，有譯本譯為「</w:t>
-      </w:r>
-      <w:r>
-        <w:rPr>
-          <w:lang w:val="zh_TW" w:bidi="zh_TW"/>
-        </w:rPr>
-        <w:t>偉人</w:t>
-      </w:r>
-      <w:r>
-        <w:rPr>
-          <w:lang w:val="zh_TW" w:bidi="zh_TW"/>
-        </w:rPr>
-        <w:t>」，但也有譯本譯為「</w:t>
-      </w:r>
-      <w:r>
-        <w:rPr>
-          <w:lang w:val="zh_TW" w:bidi="zh_TW"/>
-        </w:rPr>
-        <w:t>勇士</w:t>
-      </w:r>
-      <w:r>
-        <w:rPr>
-          <w:lang w:val="zh_TW" w:bidi="zh_TW"/>
-        </w:rPr>
-        <w:t>」。</w:t>
+        <w:t>），是一個希伯來式的說法，意思是至高的王，或最偉大的王。例如，以西結預言泰爾傾覆的經文中稱尼布甲尼撒為「諸王之王」（</w:t>
+      </w:r>
+      <w:hyperlink r:id="rId19">
+        <w:r>
+          <w:rPr>
+            <w:lang w:val="zh_TW" w:bidi="zh_TW"/>
+          </w:rPr>
+          <w:rPr>
+            <w:color w:val="0000EE"/>
+            <w:u w:val="single"/>
+          </w:rPr>
+          <w:t>結26:7</w:t>
+        </w:r>
+      </w:hyperlink>
+      <w:r>
+        <w:rPr>
+          <w:lang w:val="zh_TW" w:bidi="zh_TW"/>
+        </w:rPr>
+        <w:t>）。亞述和巴比倫的大君王引入這個稱號。在他們之前，統治者的稱號是「王」或「大王」，例如</w:t>
+      </w:r>
+      <w:hyperlink r:id="rId20">
+        <w:r>
+          <w:rPr>
+            <w:lang w:val="zh_TW" w:bidi="zh_TW"/>
+          </w:rPr>
+          <w:rPr>
+            <w:color w:val="0000EE"/>
+            <w:u w:val="single"/>
+          </w:rPr>
+          <w:t>列王紀下十八章28節</w:t>
+        </w:r>
+      </w:hyperlink>
+      <w:r>
+        <w:rPr>
+          <w:lang w:val="zh_TW" w:bidi="zh_TW"/>
+        </w:rPr>
+        <w:t>所述：「你們當聽亞述大王的話」。後來的統治者擴張帝國疆域時，也會改變自己的稱號。</w:t>
+      </w:r>
+    </w:p>
+    <w:p>
+      <w:pPr>
+        <w:pStyle w:val="Heading3"/>
+      </w:pPr>
+      <w:r>
+        <w:rPr>
+          <w:lang w:val="zh_TW" w:bidi="zh_TW"/>
+        </w:rPr>
+        <w:t>以色列的王權</w:t>
       </w:r>
     </w:p>
     <w:p>
@@ -295,9 +414,9 @@
         <w:rPr>
           <w:lang w:val="zh_TW" w:bidi="zh_TW"/>
         </w:rPr>
-        <w:t>另一個希伯來詞出現在</w:t>
-      </w:r>
-      <w:hyperlink r:id="rId14">
+        <w:t>神揀選亞伯拉罕作多國之父；彌賽亞要藉著他和他的後裔在地上掌權。神在賜給亞伯拉罕的應許裡屢次向他保證，他必作一個強大民族之父，神要把迦南地賜給這個民族，而且君王必從他的後裔而出（</w:t>
+      </w:r>
+      <w:hyperlink r:id="rId21">
         <w:r>
           <w:rPr>
             <w:lang w:val="zh_TW" w:bidi="zh_TW"/>
@@ -306,16 +425,16 @@
             <w:color w:val="0000EE"/>
             <w:u w:val="single"/>
           </w:rPr>
-          <w:t>創世記六章4節</w:t>
+          <w:t>創17:6</w:t>
         </w:r>
       </w:hyperlink>
       <w:r>
         <w:rPr>
           <w:lang w:val="zh_TW" w:bidi="zh_TW"/>
         </w:rPr>
-        <w:t>和</w:t>
-      </w:r>
-      <w:hyperlink r:id="rId15">
+        <w:t>）。亞伯拉罕遵行神吩咐他受割禮的命令，表明他接受神在他家中掌權；這也使亞伯拉罕的宗族分別出來，事奉神（</w:t>
+      </w:r>
+      <w:hyperlink r:id="rId22">
         <w:r>
           <w:rPr>
             <w:lang w:val="zh_TW" w:bidi="zh_TW"/>
@@ -324,14 +443,32 @@
             <w:color w:val="0000EE"/>
             <w:u w:val="single"/>
           </w:rPr>
-          <w:t>民數記十三章33節</w:t>
+          <w:t>10–14</w:t>
         </w:r>
       </w:hyperlink>
       <w:r>
         <w:rPr>
           <w:lang w:val="zh_TW" w:bidi="zh_TW"/>
         </w:rPr>
-        <w:t>，一些翻譯譯為「偉人」，而另一些則譯為「尼腓林人」（Nephilim）。希伯來詞尼腓林人沒有被翻譯出來，而是用字母拼寫出來。尼腓林人的確切含義不明，似乎指的是一群或一個種族的人。有些人認為他們非常高大或強壯，但聖經並未明確指出這一點。</w:t>
+        <w:t>節）。神與亞伯拉罕和他後裔建立關係的終極目的是，神要作以色列的王，而祂的百姓也要藉著忠心順服祂，表明他們接受祂掌權（</w:t>
+      </w:r>
+      <w:hyperlink r:id="rId23">
+        <w:r>
+          <w:rPr>
+            <w:lang w:val="zh_TW" w:bidi="zh_TW"/>
+          </w:rPr>
+          <w:rPr>
+            <w:color w:val="0000EE"/>
+            <w:u w:val="single"/>
+          </w:rPr>
+          <w:t>9</w:t>
+        </w:r>
+      </w:hyperlink>
+      <w:r>
+        <w:rPr>
+          <w:lang w:val="zh_TW" w:bidi="zh_TW"/>
+        </w:rPr>
+        <w:t>節）。</w:t>
       </w:r>
     </w:p>
     <w:p>
@@ -345,7 +482,7 @@
         <w:rPr>
           <w:lang w:val="zh_TW" w:bidi="zh_TW"/>
         </w:rPr>
-        <w:t>沒有一個翻譯為「偉人」的詞，實際上是指「高大的巨人」。因此，我們無法確定這些人是否非常高大。</w:t>
+        <w:t>這約的核心是，神期望他們忠於祂的掌權。亞伯拉罕和他的後裔要與這位大君王相交，藉著這樣的生活，在列邦中施行神所賜的「治理」。祂要藉著亞伯拉罕和他的後裔興起一個「君尊的民族（royal nation）」，使他們得以重新承受治理祂所創造萬有的全部特權。</w:t>
       </w:r>
     </w:p>
     <w:p>
@@ -359,34 +496,9 @@
         <w:rPr>
           <w:lang w:val="zh_TW" w:bidi="zh_TW"/>
         </w:rPr>
-        <w:t>幾處經文中提到「偉人」，但有譯本用了希伯來詞</w:t>
-      </w:r>
-      <w:r>
-        <w:rPr>
-          <w:lang w:val="zh_TW" w:bidi="zh_TW"/>
-        </w:rPr>
-        <w:t>利乏音人</w:t>
-      </w:r>
-      <w:r>
-        <w:rPr>
-          <w:lang w:val="zh_TW" w:bidi="zh_TW"/>
-        </w:rPr>
-        <w:t>（</w:t>
-      </w:r>
-      <w:r>
-        <w:rPr>
-          <w:i/>
-          <w:lang w:val="zh_TW" w:bidi="zh_TW"/>
-        </w:rPr>
-        <w:t>Rephaim</w:t>
-      </w:r>
-      <w:r>
-        <w:rPr>
-          <w:lang w:val="zh_TW" w:bidi="zh_TW"/>
-        </w:rPr>
-        <w:t>，例如</w:t>
-      </w:r>
-      <w:hyperlink r:id="rId16">
+        <w:t>耶和華也與以色列立約。這約是出於主權的恩典與應許的治理；耶和華藉著祂律法的約束，也藉著祂親自同在，使這百姓分別為聖歸給祂。這個民族親眼看見神怎樣看顧他們，就必須學習：他們如果順服神的要求，神權政體的國度（theocratic kingdom）就能在地上成為現實。在西奈之約裡，神權政體（theocracy，就是神的掌權）得以建立。神把誡命託付給以色列，好叫他們顯出自己是神權政體的民族，正如神向摩西所啟示的話：「如今你們若實在聽從我的話，遵守我的約，就要在萬民中作屬我的子民，因為全地都是我的。你們要歸我作祭司的國度，為聖潔的國民。」（</w:t>
+      </w:r>
+      <w:hyperlink r:id="rId24">
         <w:r>
           <w:rPr>
             <w:lang w:val="zh_TW" w:bidi="zh_TW"/>
@@ -395,62 +507,14 @@
             <w:color w:val="0000EE"/>
             <w:u w:val="single"/>
           </w:rPr>
-          <w:t>申2:20</w:t>
+          <w:t>出19:5–6</w:t>
         </w:r>
       </w:hyperlink>
       <w:r>
         <w:rPr>
           <w:lang w:val="zh_TW" w:bidi="zh_TW"/>
         </w:rPr>
-        <w:t>，</w:t>
-      </w:r>
-      <w:hyperlink r:id="rId17">
-        <w:r>
-          <w:rPr>
-            <w:lang w:val="zh_TW" w:bidi="zh_TW"/>
-          </w:rPr>
-          <w:rPr>
-            <w:color w:val="0000EE"/>
-            <w:u w:val="single"/>
-          </w:rPr>
-          <w:t>3:11</w:t>
-        </w:r>
-      </w:hyperlink>
-      <w:r>
-        <w:rPr>
-          <w:lang w:val="zh_TW" w:bidi="zh_TW"/>
-        </w:rPr>
-        <w:t>；</w:t>
-      </w:r>
-      <w:hyperlink r:id="rId18">
-        <w:r>
-          <w:rPr>
-            <w:lang w:val="zh_TW" w:bidi="zh_TW"/>
-          </w:rPr>
-          <w:rPr>
-            <w:color w:val="0000EE"/>
-            <w:u w:val="single"/>
-          </w:rPr>
-          <w:t>書12:4</w:t>
-        </w:r>
-      </w:hyperlink>
-      <w:r>
-        <w:rPr>
-          <w:lang w:val="zh_TW" w:bidi="zh_TW"/>
-        </w:rPr>
-        <w:t>）。</w:t>
-      </w:r>
-      <w:r>
-        <w:rPr>
-          <w:lang w:val="zh_TW" w:bidi="zh_TW"/>
-        </w:rPr>
-        <w:t>利乏音人</w:t>
-      </w:r>
-      <w:r>
-        <w:rPr>
-          <w:lang w:val="zh_TW" w:bidi="zh_TW"/>
-        </w:rPr>
-        <w:t>通常以其複數形式出現，指的是居住在迦南地的幾個族群。這些族群可能身材非常高大或魁梧。</w:t>
+        <w:t>）。他們是神為列邦所揀選的；藉著以色列像祭司一樣的順服與代求，全地就能認識創造主—救贖主（Creator-Redeemer）。</w:t>
       </w:r>
     </w:p>
     <w:p>
@@ -464,163 +528,7 @@
         <w:rPr>
           <w:lang w:val="zh_TW" w:bidi="zh_TW"/>
         </w:rPr>
-        <w:t>它們包括：</w:t>
-      </w:r>
-    </w:p>
-    <w:p>
-      <w:pPr>
-        <w:pStyle w:val="ListBullet"/>
-        <w:spacing w:line="240" w:lineRule="auto"/>
-        <w:ind w:left="720"/>
-      </w:pPr>
-      <w:r>
-        <w:rPr>
-          <w:lang w:val="zh_TW" w:bidi="zh_TW"/>
-        </w:rPr>
-      </w:r>
-      <w:r>
-        <w:rPr>
-          <w:lang w:val="zh_TW" w:bidi="zh_TW"/>
-        </w:rPr>
-        <w:t>住在希伯崙附近猶大山地的亞納人（</w:t>
-      </w:r>
-      <w:hyperlink r:id="rId19">
-        <w:r>
-          <w:rPr>
-            <w:lang w:val="zh_TW" w:bidi="zh_TW"/>
-          </w:rPr>
-          <w:rPr>
-            <w:color w:val="0000EE"/>
-            <w:u w:val="single"/>
-          </w:rPr>
-          <w:t>申2:11</w:t>
-        </w:r>
-      </w:hyperlink>
-      <w:r>
-        <w:rPr>
-          <w:lang w:val="zh_TW" w:bidi="zh_TW"/>
-        </w:rPr>
-        <w:t>）</w:t>
-      </w:r>
-    </w:p>
-    <w:p>
-      <w:pPr>
-        <w:pStyle w:val="ListBullet"/>
-        <w:spacing w:line="240" w:lineRule="auto"/>
-        <w:ind w:left="720"/>
-      </w:pPr>
-      <w:r>
-        <w:rPr>
-          <w:lang w:val="zh_TW" w:bidi="zh_TW"/>
-        </w:rPr>
-      </w:r>
-      <w:r>
-        <w:rPr>
-          <w:lang w:val="zh_TW" w:bidi="zh_TW"/>
-        </w:rPr>
-        <w:t>摩押的以米人（</w:t>
-      </w:r>
-      <w:hyperlink r:id="rId20">
-        <w:r>
-          <w:rPr>
-            <w:lang w:val="zh_TW" w:bidi="zh_TW"/>
-          </w:rPr>
-          <w:rPr>
-            <w:color w:val="0000EE"/>
-            <w:u w:val="single"/>
-          </w:rPr>
-          <w:t>申2:10</w:t>
-        </w:r>
-      </w:hyperlink>
-      <w:r>
-        <w:rPr>
-          <w:lang w:val="zh_TW" w:bidi="zh_TW"/>
-        </w:rPr>
-        <w:t>）</w:t>
-      </w:r>
-    </w:p>
-    <w:p>
-      <w:pPr>
-        <w:pStyle w:val="ListBullet"/>
-        <w:spacing w:line="240" w:lineRule="auto"/>
-        <w:ind w:left="720"/>
-      </w:pPr>
-      <w:r>
-        <w:rPr>
-          <w:lang w:val="zh_TW" w:bidi="zh_TW"/>
-        </w:rPr>
-      </w:r>
-      <w:r>
-        <w:rPr>
-          <w:lang w:val="zh_TW" w:bidi="zh_TW"/>
-        </w:rPr>
-        <w:t>亞捫的</w:t>
-      </w:r>
-      <w:r>
-        <w:rPr>
-          <w:lang w:val="zh_TW" w:bidi="zh_TW"/>
-        </w:rPr>
-        <w:t>散送冥</w:t>
-      </w:r>
-      <w:r>
-        <w:rPr>
-          <w:lang w:val="zh_TW" w:bidi="zh_TW"/>
-        </w:rPr>
-        <w:t>人（</w:t>
-      </w:r>
-      <w:hyperlink r:id="rId16">
-        <w:r>
-          <w:rPr>
-            <w:lang w:val="zh_TW" w:bidi="zh_TW"/>
-          </w:rPr>
-          <w:rPr>
-            <w:color w:val="0000EE"/>
-            <w:u w:val="single"/>
-          </w:rPr>
-          <w:t>申2:20</w:t>
-        </w:r>
-      </w:hyperlink>
-      <w:r>
-        <w:rPr>
-          <w:lang w:val="zh_TW" w:bidi="zh_TW"/>
-        </w:rPr>
-        <w:t>）</w:t>
-      </w:r>
-    </w:p>
-    <w:p>
-      <w:pPr>
-        <w:pStyle w:val="ListBullet"/>
-        <w:spacing w:line="240" w:lineRule="auto"/>
-        <w:ind w:left="720"/>
-      </w:pPr>
-      <w:r>
-        <w:rPr>
-          <w:lang w:val="zh_TW" w:bidi="zh_TW"/>
-        </w:rPr>
-      </w:r>
-      <w:r>
-        <w:rPr>
-          <w:lang w:val="zh_TW" w:bidi="zh_TW"/>
-        </w:rPr>
-        <w:t>巴珊人（</w:t>
-      </w:r>
-      <w:hyperlink r:id="rId17">
-        <w:r>
-          <w:rPr>
-            <w:lang w:val="zh_TW" w:bidi="zh_TW"/>
-          </w:rPr>
-          <w:rPr>
-            <w:color w:val="0000EE"/>
-            <w:u w:val="single"/>
-          </w:rPr>
-          <w:t>申3:11</w:t>
-        </w:r>
-      </w:hyperlink>
-      <w:r>
-        <w:rPr>
-          <w:lang w:val="zh_TW" w:bidi="zh_TW"/>
-        </w:rPr>
-        <w:t>）</w:t>
+        <w:t>神的王權的特質包括：大能、榮耀、信實、智慧、眷顧、服事、將權柄分派給人、賜福與保護、公義的治理、審判、伸冤、拯救。以色列的王權也應當與神的王權一樣。他們多樣且有時複雜的律法，教導以色列分辨聖與俗、潔淨與不潔淨、神的道路與列邦的道路。神的道路增進愛、信實、公義、和平、和諧、服事、對人的眷顧、智慧的生活、保護困苦的人，並審判有罪的人。世界諸國的道路卻往往助長自私、混亂、專制，並且輕看公義。</w:t>
       </w:r>
     </w:p>
     <w:p>
@@ -634,9 +542,9 @@
         <w:rPr>
           <w:lang w:val="zh_TW" w:bidi="zh_TW"/>
         </w:rPr>
-        <w:t>利乏音一詞也出現在約書亞記（</w:t>
-      </w:r>
-      <w:hyperlink r:id="rId18">
+        <w:t>耶和華也設立一套組織架構，為要推動祂神權政體的目的。在曠野，摩西和以色列所揀選的領袖（</w:t>
+      </w:r>
+      <w:hyperlink r:id="rId25">
         <w:r>
           <w:rPr>
             <w:lang w:val="zh_TW" w:bidi="zh_TW"/>
@@ -645,10 +553,16 @@
             <w:color w:val="0000EE"/>
             <w:u w:val="single"/>
           </w:rPr>
-          <w:t>書12:4，</w:t>
+          <w:t>出18:19–26</w:t>
         </w:r>
       </w:hyperlink>
-      <w:hyperlink r:id="rId21">
+      <w:r>
+        <w:rPr>
+          <w:lang w:val="zh_TW" w:bidi="zh_TW"/>
+        </w:rPr>
+        <w:t>；</w:t>
+      </w:r>
+      <w:hyperlink r:id="rId26">
         <w:r>
           <w:rPr>
             <w:lang w:val="zh_TW" w:bidi="zh_TW"/>
@@ -657,16 +571,16 @@
             <w:color w:val="0000EE"/>
             <w:u w:val="single"/>
           </w:rPr>
-          <w:t>13:12</w:t>
+          <w:t>民11:24–25</w:t>
         </w:r>
       </w:hyperlink>
       <w:r>
         <w:rPr>
           <w:lang w:val="zh_TW" w:bidi="zh_TW"/>
         </w:rPr>
-        <w:t>，</w:t>
-      </w:r>
-      <w:hyperlink r:id="rId22">
+        <w:t>；參</w:t>
+      </w:r>
+      <w:hyperlink r:id="rId27">
         <w:r>
           <w:rPr>
             <w:lang w:val="zh_TW" w:bidi="zh_TW"/>
@@ -675,16 +589,16 @@
             <w:color w:val="0000EE"/>
             <w:u w:val="single"/>
           </w:rPr>
-          <w:t>15:8</w:t>
+          <w:t>申1:15–18</w:t>
         </w:r>
       </w:hyperlink>
       <w:r>
         <w:rPr>
           <w:lang w:val="zh_TW" w:bidi="zh_TW"/>
         </w:rPr>
-        <w:t>，</w:t>
-      </w:r>
-      <w:hyperlink r:id="rId23">
+        <w:t>）成為神的器皿，在以色列中維護祂作王的統治。摩西死後，約書亞接續承擔神權政體的治理。耶和華與他同在，正如祂與摩西同在一樣；以色列眾人也看出，在約書亞的帶領中，神得以繼續掌權（</w:t>
+      </w:r>
+      <w:hyperlink r:id="rId28">
         <w:r>
           <w:rPr>
             <w:lang w:val="zh_TW" w:bidi="zh_TW"/>
@@ -693,16 +607,16 @@
             <w:color w:val="0000EE"/>
             <w:u w:val="single"/>
           </w:rPr>
-          <w:t>17:15</w:t>
+          <w:t>申34:9</w:t>
         </w:r>
       </w:hyperlink>
       <w:r>
         <w:rPr>
           <w:lang w:val="zh_TW" w:bidi="zh_TW"/>
         </w:rPr>
-        <w:t>，</w:t>
-      </w:r>
-      <w:hyperlink r:id="rId24">
+        <w:t>；</w:t>
+      </w:r>
+      <w:hyperlink r:id="rId29">
         <w:r>
           <w:rPr>
             <w:lang w:val="zh_TW" w:bidi="zh_TW"/>
@@ -711,14 +625,122 @@
             <w:color w:val="0000EE"/>
             <w:u w:val="single"/>
           </w:rPr>
-          <w:t>18:16</w:t>
+          <w:t>書3:7</w:t>
         </w:r>
       </w:hyperlink>
       <w:r>
         <w:rPr>
           <w:lang w:val="zh_TW" w:bidi="zh_TW"/>
         </w:rPr>
-        <w:t>）。</w:t>
+        <w:t>，</w:t>
+      </w:r>
+      <w:hyperlink r:id="rId30">
+        <w:r>
+          <w:rPr>
+            <w:lang w:val="zh_TW" w:bidi="zh_TW"/>
+          </w:rPr>
+          <w:rPr>
+            <w:color w:val="0000EE"/>
+            <w:u w:val="single"/>
+          </w:rPr>
+          <w:t>4:14</w:t>
+        </w:r>
+      </w:hyperlink>
+      <w:r>
+        <w:rPr>
+          <w:lang w:val="zh_TW" w:bidi="zh_TW"/>
+        </w:rPr>
+        <w:t>）。約書亞像摩西臨終前所作的一樣，勸勉領袖和以色列要持守這恩典的立約關係（</w:t>
+      </w:r>
+      <w:hyperlink r:id="rId31">
+        <w:r>
+          <w:rPr>
+            <w:lang w:val="zh_TW" w:bidi="zh_TW"/>
+          </w:rPr>
+          <w:rPr>
+            <w:color w:val="0000EE"/>
+            <w:u w:val="single"/>
+          </w:rPr>
+          <w:t>書23–24章</w:t>
+        </w:r>
+      </w:hyperlink>
+      <w:r>
+        <w:rPr>
+          <w:lang w:val="zh_TW" w:bidi="zh_TW"/>
+        </w:rPr>
+        <w:t>）。然而，以色列因貪婪、淫亂、紛爭、拜偶像而走向滅亡。在士師的時期，各人任意而行，自以為對（</w:t>
+      </w:r>
+      <w:hyperlink r:id="rId32">
+        <w:r>
+          <w:rPr>
+            <w:lang w:val="zh_TW" w:bidi="zh_TW"/>
+          </w:rPr>
+          <w:rPr>
+            <w:color w:val="0000EE"/>
+            <w:u w:val="single"/>
+          </w:rPr>
+          <w:t>士17:6</w:t>
+        </w:r>
+      </w:hyperlink>
+      <w:r>
+        <w:rPr>
+          <w:lang w:val="zh_TW" w:bidi="zh_TW"/>
+        </w:rPr>
+        <w:t>，</w:t>
+      </w:r>
+      <w:hyperlink r:id="rId33">
+        <w:r>
+          <w:rPr>
+            <w:lang w:val="zh_TW" w:bidi="zh_TW"/>
+          </w:rPr>
+          <w:rPr>
+            <w:color w:val="0000EE"/>
+            <w:u w:val="single"/>
+          </w:rPr>
+          <w:t>18:1</w:t>
+        </w:r>
+      </w:hyperlink>
+      <w:r>
+        <w:rPr>
+          <w:lang w:val="zh_TW" w:bidi="zh_TW"/>
+        </w:rPr>
+        <w:t>，</w:t>
+      </w:r>
+      <w:hyperlink r:id="rId34">
+        <w:r>
+          <w:rPr>
+            <w:lang w:val="zh_TW" w:bidi="zh_TW"/>
+          </w:rPr>
+          <w:rPr>
+            <w:color w:val="0000EE"/>
+            <w:u w:val="single"/>
+          </w:rPr>
+          <w:t>19:1</w:t>
+        </w:r>
+      </w:hyperlink>
+      <w:r>
+        <w:rPr>
+          <w:lang w:val="zh_TW" w:bidi="zh_TW"/>
+        </w:rPr>
+        <w:t>，</w:t>
+      </w:r>
+      <w:hyperlink r:id="rId35">
+        <w:r>
+          <w:rPr>
+            <w:lang w:val="zh_TW" w:bidi="zh_TW"/>
+          </w:rPr>
+          <w:rPr>
+            <w:color w:val="0000EE"/>
+            <w:u w:val="single"/>
+          </w:rPr>
+          <w:t>21:25</w:t>
+        </w:r>
+      </w:hyperlink>
+      <w:r>
+        <w:rPr>
+          <w:lang w:val="zh_TW" w:bidi="zh_TW"/>
+        </w:rPr>
+        <w:t>）。那時以色列中沒有王。士師是軍事領袖，耶和華興起他們，為要拯救祂的百姓脫離外邦欺壓。然而，即使以色列活得好像神不是他們的王，神仍然作王。士師時期顯明，以色列背道，又不順服他們的王，所以無法有效應付周圍的列邦。</w:t>
       </w:r>
     </w:p>
     <w:p>
@@ -732,7 +754,97 @@
         <w:rPr>
           <w:lang w:val="zh_TW" w:bidi="zh_TW"/>
         </w:rPr>
-        <w:t>一些釋經者認為，這些人是迦南人、非利士人、以色列人和其他人到來之前，最初居住在這片土地上的居民。他們表示，這些是由高大的人組成的不同族群，後來被吸收到其他群體中。</w:t>
+        <w:t>撒母耳的事奉使以色列恢復神權政體的領導。撒母耳生在利未人的家中，在示羅的會幕事奉耶和華。他蒙召作先知——自從摩西死後，這職分一直沒有人承擔（</w:t>
+      </w:r>
+      <w:hyperlink r:id="rId36">
+        <w:r>
+          <w:rPr>
+            <w:lang w:val="zh_TW" w:bidi="zh_TW"/>
+          </w:rPr>
+          <w:rPr>
+            <w:color w:val="0000EE"/>
+            <w:u w:val="single"/>
+          </w:rPr>
+          <w:t>撒上3:20–21</w:t>
+        </w:r>
+      </w:hyperlink>
+      <w:r>
+        <w:rPr>
+          <w:lang w:val="zh_TW" w:bidi="zh_TW"/>
+        </w:rPr>
+        <w:t>）。百姓也承認他在以色列作士師（</w:t>
+      </w:r>
+      <w:hyperlink r:id="rId37">
+        <w:r>
+          <w:rPr>
+            <w:lang w:val="zh_TW" w:bidi="zh_TW"/>
+          </w:rPr>
+          <w:rPr>
+            <w:color w:val="0000EE"/>
+            <w:u w:val="single"/>
+          </w:rPr>
+          <w:t>7:15</w:t>
+        </w:r>
+      </w:hyperlink>
+      <w:r>
+        <w:rPr>
+          <w:lang w:val="zh_TW" w:bidi="zh_TW"/>
+        </w:rPr>
+        <w:t>）。在撒母耳身上，祭司、先知、君王的職分彷彿結合在一起。百姓從來不稱他為王，因為他的生活方式像先知，不像統治者。百姓精心提出要立王的要求，其實就是拒絕撒母耳的事奉。百姓不滿足於撒母耳那種屬靈、帶著恩賜的領導。他們想找一位更有魄力的領袖，因此覺得周圍列國君王的某些特點很吸引人：權勢、榮耀的彰顯，以及穩定。到那時為止，各支派已經經歷過幾場內戰，危及以色列的合一。人們以為立王就能解決各樣社會和政治問題。雖然神早已在律法裡預先提到以色列日後會有君王治理（</w:t>
+      </w:r>
+      <w:hyperlink r:id="rId38">
+        <w:r>
+          <w:rPr>
+            <w:lang w:val="zh_TW" w:bidi="zh_TW"/>
+          </w:rPr>
+          <w:rPr>
+            <w:color w:val="0000EE"/>
+            <w:u w:val="single"/>
+          </w:rPr>
+          <w:t>申17:14–20</w:t>
+        </w:r>
+      </w:hyperlink>
+      <w:r>
+        <w:rPr>
+          <w:lang w:val="zh_TW" w:bidi="zh_TW"/>
+        </w:rPr>
+        <w:t>），百姓推動王權卻不是出於宗教理由，而是出於世俗的原因：「現在求你為我們立一個王治理我們，像列國一樣」（</w:t>
+      </w:r>
+      <w:hyperlink r:id="rId39">
+        <w:r>
+          <w:rPr>
+            <w:lang w:val="zh_TW" w:bidi="zh_TW"/>
+          </w:rPr>
+          <w:rPr>
+            <w:color w:val="0000EE"/>
+            <w:u w:val="single"/>
+          </w:rPr>
+          <w:t>撒上8:5</w:t>
+        </w:r>
+      </w:hyperlink>
+      <w:r>
+        <w:rPr>
+          <w:lang w:val="zh_TW" w:bidi="zh_TW"/>
+        </w:rPr>
+        <w:t>）；「使我們像列國一樣，有王治理我們，統領我們，為我們爭戰。」（</w:t>
+      </w:r>
+      <w:hyperlink r:id="rId40">
+        <w:r>
+          <w:rPr>
+            <w:lang w:val="zh_TW" w:bidi="zh_TW"/>
+          </w:rPr>
+          <w:rPr>
+            <w:color w:val="0000EE"/>
+            <w:u w:val="single"/>
+          </w:rPr>
+          <w:t>20</w:t>
+        </w:r>
+      </w:hyperlink>
+      <w:r>
+        <w:rPr>
+          <w:lang w:val="zh_TW" w:bidi="zh_TW"/>
+        </w:rPr>
+        <w:t>節）。撒母耳從來不接受立王的想法，因為這種制度不符合神權政體的理想。</w:t>
       </w:r>
     </w:p>
     <w:p>
@@ -746,7 +858,7 @@
         <w:rPr>
           <w:lang w:val="zh_TW" w:bidi="zh_TW"/>
         </w:rPr>
-        <w:t>其他釋經者認為利乏音並不是獨立的族群。相反，他們認為這只是非常高大的人，可能是由於某種疾病造成的，他們分布在許多不同的族群中。</w:t>
+        <w:t>以色列的王權與鄰國的王權最關鍵的差別，在於神把祂的靈賜給以色列的君王，使他在地上建立神的掌權。神為祂的百姓作王，百姓也從祂的掌權得著益處；祂供應他們、保護他們，又作那位替他們爭戰的勇士。</w:t>
       </w:r>
     </w:p>
     <w:p>
@@ -760,7 +872,25 @@
         <w:rPr>
           <w:lang w:val="zh_TW" w:bidi="zh_TW"/>
         </w:rPr>
-        <w:t>聖經並未明確支持任何特定觀點。</w:t>
+        <w:t>撒母耳膏立了掃羅（王權的一個可悲例子）和大衛（在神治理之下作王的良好例子），在當中起了關鍵作用。掃羅的王權顯出專制、冷漠、自我抬舉的態度。他一心要建立自己的王朝，卻沒有好好眷顧神的百姓。因此，耶和華厭棄他作王（</w:t>
+      </w:r>
+      <w:hyperlink r:id="rId41">
+        <w:r>
+          <w:rPr>
+            <w:lang w:val="zh_TW" w:bidi="zh_TW"/>
+          </w:rPr>
+          <w:rPr>
+            <w:color w:val="0000EE"/>
+            <w:u w:val="single"/>
+          </w:rPr>
+          <w:t>撒上15:23</w:t>
+        </w:r>
+      </w:hyperlink>
+      <w:r>
+        <w:rPr>
+          <w:lang w:val="zh_TW" w:bidi="zh_TW"/>
+        </w:rPr>
+        <w:t>）。</w:t>
       </w:r>
     </w:p>
     <w:p>
@@ -774,9 +904,9 @@
         <w:rPr>
           <w:lang w:val="zh_TW" w:bidi="zh_TW"/>
         </w:rPr>
-        <w:t>還有一個希伯來詞，也被翻譯為「偉人」（</w:t>
-      </w:r>
-      <w:hyperlink r:id="rId25">
+        <w:t>大衛的王權與掃羅的王權形成對比；大衛的王權符合神的心意，因為他反映出耶和華王權的榮耀。撒母耳記上下兩卷書記載大衛的一生和治理，用來說明王權的利與弊。從正面來看，大衛是合神心意的人，他尋求神的旨意，為自己的罪悔改，也尋求神的榮耀。從負面來看，大衛在個人生活和家庭生活上沒有持守神律法的高標準。然而，神仍喜悅揀選大衛的王朝，讓耶穌基督從這家系而出。先知拿單向大衛保證，他的王朝必長存：「你的家和你的國必在我面前永遠堅立。你的國位也必堅定，直到永遠。」（</w:t>
+      </w:r>
+      <w:hyperlink r:id="rId42">
         <w:r>
           <w:rPr>
             <w:lang w:val="zh_TW" w:bidi="zh_TW"/>
@@ -785,43 +915,14 @@
             <w:color w:val="0000EE"/>
             <w:u w:val="single"/>
           </w:rPr>
-          <w:t>撒下21:16–22</w:t>
+          <w:t>撒下7:16</w:t>
         </w:r>
       </w:hyperlink>
       <w:r>
         <w:rPr>
           <w:lang w:val="zh_TW" w:bidi="zh_TW"/>
         </w:rPr>
-        <w:t>；</w:t>
-      </w:r>
-      <w:hyperlink r:id="rId26">
-        <w:r>
-          <w:rPr>
-            <w:lang w:val="zh_TW" w:bidi="zh_TW"/>
-          </w:rPr>
-          <w:rPr>
-            <w:color w:val="0000EE"/>
-            <w:u w:val="single"/>
-          </w:rPr>
-          <w:t>代上20:4–8</w:t>
-        </w:r>
-      </w:hyperlink>
-      <w:r>
-        <w:rPr>
-          <w:lang w:val="zh_TW" w:bidi="zh_TW"/>
-        </w:rPr>
-        <w:t>）。</w:t>
-      </w:r>
-    </w:p>
-    <w:p>
-      <w:pPr>
-        <w:pStyle w:val="Heading3"/>
-      </w:pPr>
-      <w:r>
-        <w:rPr>
-          <w:lang w:val="zh_TW" w:bidi="zh_TW"/>
-        </w:rPr>
-        <w:t>聖經中有名的巨人</w:t>
+        <w:t>）。但神並沒有應許這王朝不會受審判，也不會被擄。</w:t>
       </w:r>
     </w:p>
     <w:p>
@@ -835,9 +936,9 @@
         <w:rPr>
           <w:lang w:val="zh_TW" w:bidi="zh_TW"/>
         </w:rPr>
-        <w:t>在聖經中最有名的巨人是迦特人歌利亞。他是非利士軍兵，曾在以拉谷與掃羅王的軍隊作戰（</w:t>
-      </w:r>
-      <w:hyperlink r:id="rId27">
+        <w:t>大衛和他兒子所羅門的王權所顯出的卓越特質，反映出真正合乎神權政體的用意：他們關心耶和華、渴望有智慧和正直的心，也關心神百姓的福祉。他們關心耶和華，表現在為建造聖殿所作的預備，以及後來實際建成了聖殿（參</w:t>
+      </w:r>
+      <w:hyperlink r:id="rId43">
         <w:r>
           <w:rPr>
             <w:lang w:val="zh_TW" w:bidi="zh_TW"/>
@@ -846,14 +947,50 @@
             <w:color w:val="0000EE"/>
             <w:u w:val="single"/>
           </w:rPr>
-          <w:t>撒上17</w:t>
+          <w:t>詩132篇</w:t>
         </w:r>
       </w:hyperlink>
       <w:r>
         <w:rPr>
           <w:lang w:val="zh_TW" w:bidi="zh_TW"/>
         </w:rPr>
-        <w:t>）。聖經說歌利亞身高六肘一虎口，這意味著他身高在2.3到2.9米之間（7.5到9.5英尺）。他的巨大身型，使以色列士兵恐懼害怕。</w:t>
+        <w:t>）。他們顯然重視正直和智慧，特別表現在大衛回應拿單責備的態度上（</w:t>
+      </w:r>
+      <w:hyperlink r:id="rId44">
+        <w:r>
+          <w:rPr>
+            <w:lang w:val="zh_TW" w:bidi="zh_TW"/>
+          </w:rPr>
+          <w:rPr>
+            <w:color w:val="0000EE"/>
+            <w:u w:val="single"/>
+          </w:rPr>
+          <w:t>撒下12章</w:t>
+        </w:r>
+      </w:hyperlink>
+      <w:r>
+        <w:rPr>
+          <w:lang w:val="zh_TW" w:bidi="zh_TW"/>
+        </w:rPr>
+        <w:t>），以及所羅門向神求一顆有智慧的心上（</w:t>
+      </w:r>
+      <w:hyperlink r:id="rId45">
+        <w:r>
+          <w:rPr>
+            <w:lang w:val="zh_TW" w:bidi="zh_TW"/>
+          </w:rPr>
+          <w:rPr>
+            <w:color w:val="0000EE"/>
+            <w:u w:val="single"/>
+          </w:rPr>
+          <w:t>王上3章</w:t>
+        </w:r>
+      </w:hyperlink>
+      <w:r>
+        <w:rPr>
+          <w:lang w:val="zh_TW" w:bidi="zh_TW"/>
+        </w:rPr>
+        <w:t>）。他們關心百姓，也表現在鞏固邊界抵擋仇敵、促成全國合一、並帶來經濟增長的機會。大衛和所羅門的時代確實在地上反映出神作王的掌權。</w:t>
       </w:r>
     </w:p>
     <w:p>
@@ -867,25 +1004,7 @@
         <w:rPr>
           <w:lang w:val="zh_TW" w:bidi="zh_TW"/>
         </w:rPr>
-        <w:t>歌利亞向以色列的軍隊叫陣，但年輕的牧羊人大衛擊敗了他。此後，大衛在以色列人中家喻戶曉（</w:t>
-      </w:r>
-      <w:hyperlink r:id="rId28">
-        <w:r>
-          <w:rPr>
-            <w:lang w:val="zh_TW" w:bidi="zh_TW"/>
-          </w:rPr>
-          <w:rPr>
-            <w:color w:val="0000EE"/>
-            <w:u w:val="single"/>
-          </w:rPr>
-          <w:t>撒上18:5–7</w:t>
-        </w:r>
-      </w:hyperlink>
-      <w:r>
-        <w:rPr>
-          <w:lang w:val="zh_TW" w:bidi="zh_TW"/>
-        </w:rPr>
-        <w:t>）。聖經並沒有稱歌利亞為「偉人」，但他的身高顯示他非常高大。</w:t>
+        <w:t>列王紀和歷代志的記載展開了以色列和猶大往後王權的歷史。那些好王效法大衛和所羅門的榜樣、保衛耶路撒冷抵擋外邦入侵、供應聖殿的需要、使神的百姓在神的話語上領受教導，又照著摩西的律法作他們治理的準則。一個好的大衛王朝君王愛耶和華、愛聖殿、愛律法，也愛神的百姓；他像好牧人一樣服事他們。惡王卻拒絕這種王權的榜樣，反而選擇外邦的模式。因此，暗利和亞哈把實踐巴力崇拜的腓尼基文化引進來，完全不顧以色列的傳統。</w:t>
       </w:r>
     </w:p>
     <w:p>
@@ -899,9 +1018,9 @@
         <w:rPr>
           <w:lang w:val="zh_TW" w:bidi="zh_TW"/>
         </w:rPr>
-        <w:t>另一位以身高著稱的人是巴珊王噩（</w:t>
-      </w:r>
-      <w:hyperlink r:id="rId17">
+        <w:t>大衛王朝的君王被視為神家中的一員，是那位大君王的「兒子」（參</w:t>
+      </w:r>
+      <w:hyperlink r:id="rId46">
         <w:r>
           <w:rPr>
             <w:lang w:val="zh_TW" w:bidi="zh_TW"/>
@@ -910,14 +1029,43 @@
             <w:color w:val="0000EE"/>
             <w:u w:val="single"/>
           </w:rPr>
-          <w:t>申3:11</w:t>
+          <w:t>撒下7:14–16</w:t>
         </w:r>
       </w:hyperlink>
       <w:r>
         <w:rPr>
           <w:lang w:val="zh_TW" w:bidi="zh_TW"/>
         </w:rPr>
-        <w:t>）。</w:t>
+        <w:t>；</w:t>
+      </w:r>
+      <w:hyperlink r:id="rId47">
+        <w:r>
+          <w:rPr>
+            <w:lang w:val="zh_TW" w:bidi="zh_TW"/>
+          </w:rPr>
+          <w:rPr>
+            <w:color w:val="0000EE"/>
+            <w:u w:val="single"/>
+          </w:rPr>
+          <w:t>詩2:6–7</w:t>
+        </w:r>
+      </w:hyperlink>
+      <w:r>
+        <w:rPr>
+          <w:lang w:val="zh_TW" w:bidi="zh_TW"/>
+        </w:rPr>
+        <w:t>）。大衛王朝的君王要忠於那位大君王耶和華。他像摩西和約書亞一樣，直接從耶和華領受命令；但與摩西不同，耶和華的話語是藉著眾先知傳達給他。他也像摩西和約書亞一樣，要服事他的神，也服事祂的百姓。</w:t>
+      </w:r>
+    </w:p>
+    <w:p>
+      <w:pPr>
+        <w:pStyle w:val="Heading3"/>
+      </w:pPr>
+      <w:r>
+        <w:rPr>
+          <w:lang w:val="zh_TW" w:bidi="zh_TW"/>
+        </w:rPr>
+        <w:t>彌賽亞—君王</w:t>
       </w:r>
     </w:p>
     <w:p>
@@ -929,32 +1077,99 @@
       </w:r>
       <w:r>
         <w:rPr>
-          <w:i/>
-          <w:lang w:val="zh_TW" w:bidi="zh_TW"/>
-        </w:rPr>
-        <w:t>另見</w:t>
-      </w:r>
-      <w:r>
-        <w:rPr>
-          <w:lang w:val="zh_TW" w:bidi="zh_TW"/>
-        </w:rPr>
-        <w:t>尼腓林</w:t>
-      </w:r>
-      <w:r>
-        <w:rPr>
-          <w:lang w:val="zh_TW" w:bidi="zh_TW"/>
-        </w:rPr>
-        <w:t>。</w:t>
-      </w:r>
-      <w:r>
-        <w:rPr>
-          <w:lang w:val="zh_TW" w:bidi="zh_TW"/>
-        </w:rPr>
-      </w:r>
-      <w:r>
-        <w:rPr>
-          <w:lang w:val="zh_TW" w:bidi="zh_TW"/>
-        </w:rPr>
+          <w:lang w:val="zh_TW" w:bidi="zh_TW"/>
+        </w:rPr>
+        <w:t>大衛的後裔無法維持並擴展神權政體。到了公元前八世紀和公元前七世紀，人們已經清楚看見，即使是最偉大的君王，也遠不及大衛和所羅門的地位。眾先知（</w:t>
+      </w:r>
+      <w:hyperlink r:id="rId48">
+        <w:r>
+          <w:rPr>
+            <w:lang w:val="zh_TW" w:bidi="zh_TW"/>
+          </w:rPr>
+          <w:rPr>
+            <w:color w:val="0000EE"/>
+            <w:u w:val="single"/>
+          </w:rPr>
+          <w:t>賽9:2–7</w:t>
+        </w:r>
+      </w:hyperlink>
+      <w:r>
+        <w:rPr>
+          <w:lang w:val="zh_TW" w:bidi="zh_TW"/>
+        </w:rPr>
+        <w:t>，</w:t>
+      </w:r>
+      <w:hyperlink r:id="rId49">
+        <w:r>
+          <w:rPr>
+            <w:lang w:val="zh_TW" w:bidi="zh_TW"/>
+          </w:rPr>
+          <w:rPr>
+            <w:color w:val="0000EE"/>
+            <w:u w:val="single"/>
+          </w:rPr>
+          <w:t>11:1–9</w:t>
+        </w:r>
+      </w:hyperlink>
+      <w:r>
+        <w:rPr>
+          <w:lang w:val="zh_TW" w:bidi="zh_TW"/>
+        </w:rPr>
+        <w:t>；</w:t>
+      </w:r>
+      <w:hyperlink r:id="rId50">
+        <w:r>
+          <w:rPr>
+            <w:lang w:val="zh_TW" w:bidi="zh_TW"/>
+          </w:rPr>
+          <w:rPr>
+            <w:color w:val="0000EE"/>
+            <w:u w:val="single"/>
+          </w:rPr>
+          <w:t>耶33:14–16</w:t>
+        </w:r>
+      </w:hyperlink>
+      <w:r>
+        <w:rPr>
+          <w:lang w:val="zh_TW" w:bidi="zh_TW"/>
+        </w:rPr>
+        <w:t>；</w:t>
+      </w:r>
+      <w:hyperlink r:id="rId51">
+        <w:r>
+          <w:rPr>
+            <w:lang w:val="zh_TW" w:bidi="zh_TW"/>
+          </w:rPr>
+          <w:rPr>
+            <w:color w:val="0000EE"/>
+            <w:u w:val="single"/>
+          </w:rPr>
+          <w:t>結34:22–31</w:t>
+        </w:r>
+      </w:hyperlink>
+      <w:r>
+        <w:rPr>
+          <w:lang w:val="zh_TW" w:bidi="zh_TW"/>
+        </w:rPr>
+        <w:t>；</w:t>
+      </w:r>
+      <w:hyperlink r:id="rId52">
+        <w:r>
+          <w:rPr>
+            <w:lang w:val="zh_TW" w:bidi="zh_TW"/>
+          </w:rPr>
+          <w:rPr>
+            <w:color w:val="0000EE"/>
+            <w:u w:val="single"/>
+          </w:rPr>
+          <w:t>彌5:2–5</w:t>
+        </w:r>
+      </w:hyperlink>
+      <w:r>
+        <w:rPr>
+          <w:lang w:val="zh_TW" w:bidi="zh_TW"/>
+        </w:rPr>
+        <w:t>）宣告了有另一位君王，就是彌賽亞；祂是大衛的後裔、要永遠掌權，並且藉著祂的掌權，使神的國度延伸到地極。祂要制伏一切反對神掌權的勢力、除去一切仇敵，帶來普世的和平與公義時代。彌賽亞君王要顯明屬神掌權的完全，因為神的靈要降在祂身上。祂的王權要以服事神的百姓為記號，使他們成為得著看顧的羊群；祂要作他們的牧人來服事他們。</w:t>
       </w:r>
     </w:p>
     <w:p>
@@ -964,32 +1179,137 @@
           <w:lang w:val="zh_TW" w:bidi="zh_TW"/>
         </w:rPr>
       </w:r>
-    </w:p>
-    <w:p>
-      <w:pPr>
-        <w:pStyle w:val="Heading2"/>
-      </w:pPr>
-      <w:r>
-        <w:rPr>
-          <w:lang w:val="zh_TW" w:bidi="zh_TW"/>
-        </w:rPr>
-        <w:t>偉人</w:t>
-      </w:r>
-      <w:r>
-        <w:rPr>
-          <w:lang w:val="zh_TW" w:bidi="zh_TW"/>
-        </w:rPr>
-      </w:r>
-    </w:p>
-    <w:p>
-      <w:pPr>
-        <w:pStyle w:val="Heading2"/>
-      </w:pPr>
-      <w:r>
-        <w:rPr>
-          <w:lang w:val="zh_TW" w:bidi="zh_TW"/>
-        </w:rPr>
-        <w:t>偉人（NEPHILIM）</w:t>
+      <w:r>
+        <w:rPr>
+          <w:lang w:val="zh_TW" w:bidi="zh_TW"/>
+        </w:rPr>
+        <w:t>耶穌降臨的時候，彌賽亞的國度就更清楚顯明出來。祂就是天使所宣告的那位王：「因今天在大衛的城裡，為你們生了救主，就是主基督」（</w:t>
+      </w:r>
+      <w:hyperlink r:id="rId53">
+        <w:r>
+          <w:rPr>
+            <w:lang w:val="zh_TW" w:bidi="zh_TW"/>
+          </w:rPr>
+          <w:rPr>
+            <w:color w:val="0000EE"/>
+            <w:u w:val="single"/>
+          </w:rPr>
+          <w:t>路2:11</w:t>
+        </w:r>
+      </w:hyperlink>
+      <w:r>
+        <w:rPr>
+          <w:lang w:val="zh_TW" w:bidi="zh_TW"/>
+        </w:rPr>
+        <w:t>）。這些榮耀的話顯出它與先知的話一脈相承。耶穌是救主；祂的職分不單包括拯救人脫離罪，也包括拯救人脫離一切患難、邪惡，以及咒詛所帶來的各樣後果。祂的使命既關乎赦罪，也關乎在地上建立和平（</w:t>
+      </w:r>
+      <w:hyperlink r:id="rId54">
+        <w:r>
+          <w:rPr>
+            <w:lang w:val="zh_TW" w:bidi="zh_TW"/>
+          </w:rPr>
+          <w:rPr>
+            <w:color w:val="0000EE"/>
+            <w:u w:val="single"/>
+          </w:rPr>
+          <w:t>1:77–79</w:t>
+        </w:r>
+      </w:hyperlink>
+      <w:r>
+        <w:rPr>
+          <w:lang w:val="zh_TW" w:bidi="zh_TW"/>
+        </w:rPr>
+        <w:t>）。從這個角度來看，我們必須把耶穌醫治人、餵養人、對抗邪惡勢力、受苦、教導的事奉，看為在地上建立起神的國度。祂是服事人的王，祂與鬼魔的權勢爭戰，並且得勝。復活標記著祂的得勝；祂坐在父的右邊，戴上榮耀的冠冕（</w:t>
+      </w:r>
+      <w:hyperlink r:id="rId55">
+        <w:r>
+          <w:rPr>
+            <w:lang w:val="zh_TW" w:bidi="zh_TW"/>
+          </w:rPr>
+          <w:rPr>
+            <w:color w:val="0000EE"/>
+            <w:u w:val="single"/>
+          </w:rPr>
+          <w:t>徒2:33–36</w:t>
+        </w:r>
+      </w:hyperlink>
+      <w:r>
+        <w:rPr>
+          <w:lang w:val="zh_TW" w:bidi="zh_TW"/>
+        </w:rPr>
+        <w:t>；參</w:t>
+      </w:r>
+      <w:hyperlink r:id="rId56">
+        <w:r>
+          <w:rPr>
+            <w:lang w:val="zh_TW" w:bidi="zh_TW"/>
+          </w:rPr>
+          <w:rPr>
+            <w:color w:val="0000EE"/>
+            <w:u w:val="single"/>
+          </w:rPr>
+          <w:t>林前15:25</w:t>
+        </w:r>
+      </w:hyperlink>
+      <w:r>
+        <w:rPr>
+          <w:lang w:val="zh_TW" w:bidi="zh_TW"/>
+        </w:rPr>
+        <w:t>）。祂既作救主，祂就是主基督。早期使徒的宣講傳揚耶穌是神所立的彌賽亞，也是神。耶穌作主，與祂是彌賽亞是相連的。對呼求祂的人來說，祂是救主—彌賽亞—主（</w:t>
+      </w:r>
+      <w:hyperlink r:id="rId57">
+        <w:r>
+          <w:rPr>
+            <w:lang w:val="zh_TW" w:bidi="zh_TW"/>
+          </w:rPr>
+          <w:rPr>
+            <w:color w:val="0000EE"/>
+            <w:u w:val="single"/>
+          </w:rPr>
+          <w:t>羅10:9–15</w:t>
+        </w:r>
+      </w:hyperlink>
+      <w:r>
+        <w:rPr>
+          <w:lang w:val="zh_TW" w:bidi="zh_TW"/>
+        </w:rPr>
+        <w:t>），但對拒絕祂的人來說，祂是替父施行審判的勇士，眾膝都要在祂面前跪下，祂也要帶來父審判的時代（參</w:t>
+      </w:r>
+      <w:hyperlink r:id="rId58">
+        <w:r>
+          <w:rPr>
+            <w:lang w:val="zh_TW" w:bidi="zh_TW"/>
+          </w:rPr>
+          <w:rPr>
+            <w:color w:val="0000EE"/>
+            <w:u w:val="single"/>
+          </w:rPr>
+          <w:t>啟1:12–16</w:t>
+        </w:r>
+      </w:hyperlink>
+      <w:r>
+        <w:rPr>
+          <w:lang w:val="zh_TW" w:bidi="zh_TW"/>
+        </w:rPr>
+        <w:t>，</w:t>
+      </w:r>
+      <w:hyperlink r:id="rId59">
+        <w:r>
+          <w:rPr>
+            <w:lang w:val="zh_TW" w:bidi="zh_TW"/>
+          </w:rPr>
+          <w:rPr>
+            <w:color w:val="0000EE"/>
+            <w:u w:val="single"/>
+          </w:rPr>
+          <w:t>19:11–21</w:t>
+        </w:r>
+      </w:hyperlink>
+      <w:r>
+        <w:rPr>
+          <w:lang w:val="zh_TW" w:bidi="zh_TW"/>
+        </w:rPr>
+        <w:t>）。</w:t>
       </w:r>
     </w:p>
     <w:p>
@@ -1003,9 +1323,9 @@
         <w:rPr>
           <w:lang w:val="zh_TW" w:bidi="zh_TW"/>
         </w:rPr>
-        <w:t>這是在舊約聖經中僅出現兩次的群體（譯註：Nephilim音譯為「尼腓林人」；</w:t>
-      </w:r>
-      <w:hyperlink r:id="rId14">
+        <w:t>耶穌教導門徒：當祂在榮耀裡再來的時候，祂要坐在自己的寶座上，萬民都要向祂下拜。神要將祂的仇敵從祂面前趕出去，神的百姓要完全承受那國度（</w:t>
+      </w:r>
+      <w:hyperlink r:id="rId60">
         <w:r>
           <w:rPr>
             <w:lang w:val="zh_TW" w:bidi="zh_TW"/>
@@ -1014,16 +1334,16 @@
             <w:color w:val="0000EE"/>
             <w:u w:val="single"/>
           </w:rPr>
-          <w:t>創6:4</w:t>
+          <w:t>太25:31–46</w:t>
         </w:r>
       </w:hyperlink>
       <w:r>
         <w:rPr>
           <w:lang w:val="zh_TW" w:bidi="zh_TW"/>
         </w:rPr>
-        <w:t>；</w:t>
-      </w:r>
-      <w:hyperlink r:id="rId15">
+        <w:t>）。照著耶穌的教導，屬祂身體的肢體（就是教會），應當在生活中實踐神權政體的理想，使他們藉著行為與信心榮耀父，並顯明他們是屬祂的（</w:t>
+      </w:r>
+      <w:hyperlink r:id="rId61">
         <w:r>
           <w:rPr>
             <w:lang w:val="zh_TW" w:bidi="zh_TW"/>
@@ -1032,16 +1352,16 @@
             <w:color w:val="0000EE"/>
             <w:u w:val="single"/>
           </w:rPr>
-          <w:t>民13:33</w:t>
+          <w:t>約17:20–26</w:t>
         </w:r>
       </w:hyperlink>
       <w:r>
         <w:rPr>
           <w:lang w:val="zh_TW" w:bidi="zh_TW"/>
         </w:rPr>
-        <w:t>）。希伯來文聖經的希臘譯本《七十士譯本》（Septuagint）將「尼腓林人（Nephilim）」譯為「巨人（giants）」。其他版本，如《欽定版聖經》等舊譯本也採此譯法。現代多數英文譯本則直接保留尼腓林人這個音譯。他們將其與亞納族人（</w:t>
-      </w:r>
-      <w:hyperlink r:id="rId15">
+        <w:t>；參</w:t>
+      </w:r>
+      <w:hyperlink r:id="rId62">
         <w:r>
           <w:rPr>
             <w:lang w:val="zh_TW" w:bidi="zh_TW"/>
@@ -1050,50 +1370,14 @@
             <w:color w:val="0000EE"/>
             <w:u w:val="single"/>
           </w:rPr>
-          <w:t>民13:33</w:t>
+          <w:t>太25:33–40</w:t>
         </w:r>
       </w:hyperlink>
       <w:r>
         <w:rPr>
           <w:lang w:val="zh_TW" w:bidi="zh_TW"/>
         </w:rPr>
-        <w:t>；</w:t>
-      </w:r>
-      <w:hyperlink r:id="rId29">
-        <w:r>
-          <w:rPr>
-            <w:lang w:val="zh_TW" w:bidi="zh_TW"/>
-          </w:rPr>
-          <w:rPr>
-            <w:color w:val="0000EE"/>
-            <w:u w:val="single"/>
-          </w:rPr>
-          <w:t>申2:21</w:t>
-        </w:r>
-      </w:hyperlink>
-      <w:r>
-        <w:rPr>
-          <w:lang w:val="zh_TW" w:bidi="zh_TW"/>
-        </w:rPr>
-        <w:t>）和利乏音人（</w:t>
-      </w:r>
-      <w:hyperlink r:id="rId16">
-        <w:r>
-          <w:rPr>
-            <w:lang w:val="zh_TW" w:bidi="zh_TW"/>
-          </w:rPr>
-          <w:rPr>
-            <w:color w:val="0000EE"/>
-            <w:u w:val="single"/>
-          </w:rPr>
-          <w:t>申2:20</w:t>
-        </w:r>
-      </w:hyperlink>
-      <w:r>
-        <w:rPr>
-          <w:lang w:val="zh_TW" w:bidi="zh_TW"/>
-        </w:rPr>
-        <w:t>）並列。這些族群以身材高大著稱，因此尼腓林人被稱為「偉人」。</w:t>
+        <w:t>）。這就是聖經所說的見證方式：以色列曾沒有作出這樣的見證，但教會蒙恩得著這樣的特權；正如保羅寫給提摩太的話：</w:t>
       </w:r>
     </w:p>
     <w:p>
@@ -1107,22 +1391,9 @@
         <w:rPr>
           <w:lang w:val="zh_TW" w:bidi="zh_TW"/>
         </w:rPr>
-        <w:t>偉人的起源不明。有些人認為希伯來動詞</w:t>
-      </w:r>
-      <w:r>
-        <w:rPr>
-          <w:i/>
-          <w:lang w:val="zh_TW" w:bidi="zh_TW"/>
-        </w:rPr>
-        <w:t>naphal</w:t>
-      </w:r>
-      <w:r>
-        <w:rPr>
-          <w:lang w:val="zh_TW" w:bidi="zh_TW"/>
-        </w:rPr>
-        <w:t>——意為「墜落」——暗示了尼腓林人是「墮落者」。據此說法，他們是墮落天使與人類女子所生的混種。但耶穌教導說天使不會有肉體關係（</w:t>
-      </w:r>
-      <w:hyperlink r:id="rId30">
+        <w:t>我在叫萬物生活的神面前，並在......基督耶穌面前囑咐你：要守這命令，毫不玷污，無可指責，直到我們的主耶穌基督顯現。到了日期，那可稱頌、獨有權能的萬王之王、萬主之主，就是那獨一不死、住在人不能靠近的光裡，是人未曾看見、也是不能看見的，要將他顯明出來。但願尊貴和永遠的權能都歸給他。阿們！（</w:t>
+      </w:r>
+      <w:hyperlink r:id="rId63">
         <w:r>
           <w:rPr>
             <w:lang w:val="zh_TW" w:bidi="zh_TW"/>
@@ -1131,32 +1402,14 @@
             <w:color w:val="0000EE"/>
             <w:u w:val="single"/>
           </w:rPr>
-          <w:t>路20:34–35</w:t>
+          <w:t>提前6:13–16</w:t>
         </w:r>
       </w:hyperlink>
       <w:r>
         <w:rPr>
           <w:lang w:val="zh_TW" w:bidi="zh_TW"/>
         </w:rPr>
-        <w:t>）。這種觀點假設</w:t>
-      </w:r>
-      <w:hyperlink r:id="rId31">
-        <w:r>
-          <w:rPr>
-            <w:lang w:val="zh_TW" w:bidi="zh_TW"/>
-          </w:rPr>
-          <w:rPr>
-            <w:color w:val="0000EE"/>
-            <w:u w:val="single"/>
-          </w:rPr>
-          <w:t>創世記六章1至4節</w:t>
-        </w:r>
-      </w:hyperlink>
-      <w:r>
-        <w:rPr>
-          <w:lang w:val="zh_TW" w:bidi="zh_TW"/>
-        </w:rPr>
-        <w:t>反映了希臘神話中曾發生神與人結合的情節，但經文實際上描述的是歷史事件，而非神話。</w:t>
+        <w:t>）</w:t>
       </w:r>
     </w:p>
     <w:p>
@@ -1170,7 +1423,115 @@
         <w:rPr>
           <w:lang w:val="zh_TW" w:bidi="zh_TW"/>
         </w:rPr>
-        <w:t>在聖經中，偉人可能不是「神的兒子們」。他們似乎與「人的兒女們」不同。要理解他們，可以想像這些偉人來自一個古老的民族群體，如亞納族和利乏音族等，但是他們的起源不明。</w:t>
+        <w:t>接著，保羅提出幾項吩咐，說明神的百姓必須怎樣顯明他們對耶穌的忠誠。啟示錄的經文把耶穌描寫成教會之上的王（</w:t>
+      </w:r>
+      <w:hyperlink r:id="rId64">
+        <w:r>
+          <w:rPr>
+            <w:lang w:val="zh_TW" w:bidi="zh_TW"/>
+          </w:rPr>
+          <w:rPr>
+            <w:color w:val="0000EE"/>
+            <w:u w:val="single"/>
+          </w:rPr>
+          <w:t>啟4:2</w:t>
+        </w:r>
+      </w:hyperlink>
+      <w:r>
+        <w:rPr>
+          <w:lang w:val="zh_TW" w:bidi="zh_TW"/>
+        </w:rPr>
+        <w:t>、</w:t>
+      </w:r>
+      <w:hyperlink r:id="rId64">
+        <w:r>
+          <w:rPr>
+            <w:lang w:val="zh_TW" w:bidi="zh_TW"/>
+          </w:rPr>
+          <w:rPr>
+            <w:color w:val="0000EE"/>
+            <w:u w:val="single"/>
+          </w:rPr>
+          <w:t>9–11</w:t>
+        </w:r>
+      </w:hyperlink>
+      <w:r>
+        <w:rPr>
+          <w:lang w:val="zh_TW" w:bidi="zh_TW"/>
+        </w:rPr>
+        <w:t>，</w:t>
+      </w:r>
+      <w:hyperlink r:id="rId65">
+        <w:r>
+          <w:rPr>
+            <w:lang w:val="zh_TW" w:bidi="zh_TW"/>
+          </w:rPr>
+          <w:rPr>
+            <w:color w:val="0000EE"/>
+            <w:u w:val="single"/>
+          </w:rPr>
+          <w:t>5:1</w:t>
+        </w:r>
+      </w:hyperlink>
+      <w:r>
+        <w:rPr>
+          <w:lang w:val="zh_TW" w:bidi="zh_TW"/>
+        </w:rPr>
+        <w:t>、</w:t>
+      </w:r>
+      <w:hyperlink r:id="rId65">
+        <w:r>
+          <w:rPr>
+            <w:lang w:val="zh_TW" w:bidi="zh_TW"/>
+          </w:rPr>
+          <w:rPr>
+            <w:color w:val="0000EE"/>
+            <w:u w:val="single"/>
+          </w:rPr>
+          <w:t>9–13</w:t>
+        </w:r>
+      </w:hyperlink>
+      <w:r>
+        <w:rPr>
+          <w:lang w:val="zh_TW" w:bidi="zh_TW"/>
+        </w:rPr>
+        <w:t>）。到了祂再來的時候，祂的王權就要建立起來。那時，那些十字架的仇敵要看見他們所拒絕的那一位，並要在彌賽亞君王面前屈膝（</w:t>
+      </w:r>
+      <w:hyperlink r:id="rId66">
+        <w:r>
+          <w:rPr>
+            <w:lang w:val="zh_TW" w:bidi="zh_TW"/>
+          </w:rPr>
+          <w:rPr>
+            <w:color w:val="0000EE"/>
+            <w:u w:val="single"/>
+          </w:rPr>
+          <w:t>林前15:25–28</w:t>
+        </w:r>
+      </w:hyperlink>
+      <w:r>
+        <w:rPr>
+          <w:lang w:val="zh_TW" w:bidi="zh_TW"/>
+        </w:rPr>
+        <w:t>）。「再後，末期到了，那時基督既將一切執政的、掌權的、有能的都毀滅了，就把國交與父神。」（</w:t>
+      </w:r>
+      <w:hyperlink r:id="rId67">
+        <w:r>
+          <w:rPr>
+            <w:lang w:val="zh_TW" w:bidi="zh_TW"/>
+          </w:rPr>
+          <w:rPr>
+            <w:color w:val="0000EE"/>
+            <w:u w:val="single"/>
+          </w:rPr>
+          <w:t>24</w:t>
+        </w:r>
+      </w:hyperlink>
+      <w:r>
+        <w:rPr>
+          <w:lang w:val="zh_TW" w:bidi="zh_TW"/>
+        </w:rPr>
+        <w:t>節）。</w:t>
       </w:r>
     </w:p>
     <w:p>
@@ -1191,7 +1552,19 @@
         <w:rPr>
           <w:lang w:val="zh_TW" w:bidi="zh_TW"/>
         </w:rPr>
-        <w:t>巨人</w:t>
+        <w:t>以色列的歷史</w:t>
+      </w:r>
+      <w:r>
+        <w:rPr>
+          <w:lang w:val="zh_TW" w:bidi="zh_TW"/>
+        </w:rPr>
+        <w:t>；</w:t>
+      </w:r>
+      <w:r>
+        <w:rPr>
+          <w:lang w:val="zh_TW" w:bidi="zh_TW"/>
+        </w:rPr>
+        <w:t>神的國，天國</w:t>
       </w:r>
       <w:r>
         <w:rPr>
@@ -1226,7 +1599,7 @@
         <w:rPr>
           <w:lang w:val="zh_TW" w:bidi="zh_TW"/>
         </w:rPr>
-        <w:t>偽善</w:t>
+        <w:t>王谷</w:t>
       </w:r>
       <w:r>
         <w:rPr>
@@ -1245,7 +1618,25 @@
         <w:rPr>
           <w:lang w:val="zh_TW" w:bidi="zh_TW"/>
         </w:rPr>
-        <w:t>假裝成跟自己實際上不同的樣子，尤其是裝作表面看來很敬虔或有德行。在現代英語世界中，對「偽善」一詞的理解主要來自於其在新約中的使用，特別是耶穌如何使用這個詞語。在新約和隨後而來的理解中，這個詞通常意指欺騙、歪曲事實或聲稱擁有自己並不具備的美德或品質。</w:t>
+        <w:t>其它譯本譯為撒冷城附近的王谷。撒冷城是</w:t>
+      </w:r>
+      <w:hyperlink r:id="rId68">
+        <w:r>
+          <w:rPr>
+            <w:lang w:val="zh_TW" w:bidi="zh_TW"/>
+          </w:rPr>
+          <w:rPr>
+            <w:color w:val="0000EE"/>
+            <w:u w:val="single"/>
+          </w:rPr>
+          <w:t>創世記十四章17節</w:t>
+        </w:r>
+      </w:hyperlink>
+      <w:r>
+        <w:rPr>
+          <w:lang w:val="zh_TW" w:bidi="zh_TW"/>
+        </w:rPr>
+        <w:t>中提到的麥基洗德的城市。</w:t>
       </w:r>
     </w:p>
     <w:p>
@@ -1257,9 +1648,32 @@
       </w:r>
       <w:r>
         <w:rPr>
-          <w:lang w:val="zh_TW" w:bidi="zh_TW"/>
-        </w:rPr>
-        <w:t>偽善在聖經中一直是負面的意思，相比之下，希臘人最早使用的偽善則是作為一個中性的詞語。在其動詞形式中，它的意思是「解釋、詮釋或闡述」。雖然名詞「偽善」可以意味著「回答」，但另一個名詞「偽君子」幾乎總是意味著「演員」的意思，這個意思可能來自於動詞「闡述」。</w:t>
+          <w:i/>
+          <w:lang w:val="zh_TW" w:bidi="zh_TW"/>
+        </w:rPr>
+        <w:t>見</w:t>
+      </w:r>
+      <w:r>
+        <w:rPr>
+          <w:lang w:val="zh_TW" w:bidi="zh_TW"/>
+        </w:rPr>
+        <w:t>王谷</w:t>
+      </w:r>
+      <w:r>
+        <w:rPr>
+          <w:lang w:val="zh_TW" w:bidi="zh_TW"/>
+        </w:rPr>
+        <w:t>。</w:t>
+      </w:r>
+      <w:r>
+        <w:rPr>
+          <w:lang w:val="zh_TW" w:bidi="zh_TW"/>
+        </w:rPr>
+      </w:r>
+      <w:r>
+        <w:rPr>
+          <w:lang w:val="zh_TW" w:bidi="zh_TW"/>
+        </w:rPr>
       </w:r>
     </w:p>
     <w:p>
@@ -1269,11 +1683,21 @@
           <w:lang w:val="zh_TW" w:bidi="zh_TW"/>
         </w:rPr>
       </w:r>
-      <w:r>
-        <w:rPr>
-          <w:lang w:val="zh_TW" w:bidi="zh_TW"/>
-        </w:rPr>
-        <w:t>最初，偽君子可以是解釋詩人文字或作曲家音樂的演說者或演員。演員或「偽君子」試圖讓觀眾理解詩人或作曲家所寫的內容。在更大的範圍內，「偽君子」可以是舞台上表演戲劇的眾多演員之一。一個好的「偽君子」忠實地詮釋他被分配的角色，而一個不受歡迎的「偽君子」則糟糕地詮釋他的角色。由於這個詞本質上的中立性，因此必須有附帶的詞語，才能確定其定義的走向。</w:t>
+    </w:p>
+    <w:p>
+      <w:pPr>
+        <w:pStyle w:val="Heading2"/>
+      </w:pPr>
+      <w:r>
+        <w:rPr>
+          <w:lang w:val="zh_TW" w:bidi="zh_TW"/>
+        </w:rPr>
+        <w:t>王谷</w:t>
+      </w:r>
+      <w:r>
+        <w:rPr>
+          <w:lang w:val="zh_TW" w:bidi="zh_TW"/>
+        </w:rPr>
       </w:r>
     </w:p>
     <w:p>
@@ -1287,7 +1711,25 @@
         <w:rPr>
           <w:lang w:val="zh_TW" w:bidi="zh_TW"/>
         </w:rPr>
-        <w:t>在希臘化時期（約公元前325–125年），通常視世界為一個舞台，所有人的一生被視為表演的藝術。個人的角色和劇本是由他的家庭、文化和宗教環境所為他編寫的，他可以成功或不成功地演繹出來。當在這個意義上使用時，「偽善」並不帶有虛偽或欺騙的意思。然而，有些情況下，「偽君子」一詞被用來形容那些以欺騙方式表演其生命角色的人。向公眾展示的形象只是一個面具，背後隱藏著真實而不同的自我。</w:t>
+        <w:t>這是靠近撒冷的一處山谷；撒冷是麥基洗德作王的城。亞伯拉罕曾在此與所多瑪王相會；他拒絕了所多瑪王所提出的在道德上不正當的提議（</w:t>
+      </w:r>
+      <w:hyperlink r:id="rId68">
+        <w:r>
+          <w:rPr>
+            <w:lang w:val="zh_TW" w:bidi="zh_TW"/>
+          </w:rPr>
+          <w:rPr>
+            <w:color w:val="0000EE"/>
+            <w:u w:val="single"/>
+          </w:rPr>
+          <w:t>創14:17</w:t>
+        </w:r>
+      </w:hyperlink>
+      <w:r>
+        <w:rPr>
+          <w:lang w:val="zh_TW" w:bidi="zh_TW"/>
+        </w:rPr>
+        <w:t>）。此谷亦稱為沙微。</w:t>
       </w:r>
     </w:p>
     <w:p>
@@ -1301,205 +1743,7 @@
         <w:rPr>
           <w:lang w:val="zh_TW" w:bidi="zh_TW"/>
         </w:rPr>
-        <w:t>福音書經常使用「偽善」這個詞（</w:t>
-      </w:r>
-      <w:hyperlink r:id="rId32">
-        <w:r>
-          <w:rPr>
-            <w:lang w:val="zh_TW" w:bidi="zh_TW"/>
-          </w:rPr>
-          <w:rPr>
-            <w:color w:val="0000EE"/>
-            <w:u w:val="single"/>
-          </w:rPr>
-          <w:t>太23:28</w:t>
-        </w:r>
-      </w:hyperlink>
-      <w:r>
-        <w:rPr>
-          <w:lang w:val="zh_TW" w:bidi="zh_TW"/>
-        </w:rPr>
-        <w:t>；</w:t>
-      </w:r>
-      <w:hyperlink r:id="rId33">
-        <w:r>
-          <w:rPr>
-            <w:lang w:val="zh_TW" w:bidi="zh_TW"/>
-          </w:rPr>
-          <w:rPr>
-            <w:color w:val="0000EE"/>
-            <w:u w:val="single"/>
-          </w:rPr>
-          <w:t>可12:15下</w:t>
-        </w:r>
-      </w:hyperlink>
-      <w:r>
-        <w:rPr>
-          <w:lang w:val="zh_TW" w:bidi="zh_TW"/>
-        </w:rPr>
-        <w:t>；</w:t>
-      </w:r>
-      <w:hyperlink r:id="rId34">
-        <w:r>
-          <w:rPr>
-            <w:lang w:val="zh_TW" w:bidi="zh_TW"/>
-          </w:rPr>
-          <w:rPr>
-            <w:color w:val="0000EE"/>
-            <w:u w:val="single"/>
-          </w:rPr>
-          <w:t>路12:1</w:t>
-        </w:r>
-      </w:hyperlink>
-      <w:r>
-        <w:rPr>
-          <w:lang w:val="zh_TW" w:bidi="zh_TW"/>
-        </w:rPr>
-        <w:t>）和「偽君子」（</w:t>
-      </w:r>
-      <w:hyperlink r:id="rId35">
-        <w:r>
-          <w:rPr>
-            <w:lang w:val="zh_TW" w:bidi="zh_TW"/>
-          </w:rPr>
-          <w:rPr>
-            <w:color w:val="0000EE"/>
-            <w:u w:val="single"/>
-          </w:rPr>
-          <w:t>太7:5</w:t>
-        </w:r>
-      </w:hyperlink>
-      <w:r>
-        <w:rPr>
-          <w:lang w:val="zh_TW" w:bidi="zh_TW"/>
-        </w:rPr>
-        <w:t>；</w:t>
-      </w:r>
-      <w:hyperlink r:id="rId36">
-        <w:r>
-          <w:rPr>
-            <w:lang w:val="zh_TW" w:bidi="zh_TW"/>
-          </w:rPr>
-          <w:rPr>
-            <w:color w:val="0000EE"/>
-            <w:u w:val="single"/>
-          </w:rPr>
-          <w:t>24:51</w:t>
-        </w:r>
-      </w:hyperlink>
-      <w:r>
-        <w:rPr>
-          <w:lang w:val="zh_TW" w:bidi="zh_TW"/>
-        </w:rPr>
-        <w:t>；</w:t>
-      </w:r>
-      <w:hyperlink r:id="rId37">
-        <w:r>
-          <w:rPr>
-            <w:lang w:val="zh_TW" w:bidi="zh_TW"/>
-          </w:rPr>
-          <w:rPr>
-            <w:color w:val="0000EE"/>
-            <w:u w:val="single"/>
-          </w:rPr>
-          <w:t>路6:42</w:t>
-        </w:r>
-      </w:hyperlink>
-      <w:r>
-        <w:rPr>
-          <w:lang w:val="zh_TW" w:bidi="zh_TW"/>
-        </w:rPr>
-        <w:t>，</w:t>
-      </w:r>
-      <w:hyperlink r:id="rId38">
-        <w:r>
-          <w:rPr>
-            <w:lang w:val="zh_TW" w:bidi="zh_TW"/>
-          </w:rPr>
-          <w:rPr>
-            <w:color w:val="0000EE"/>
-            <w:u w:val="single"/>
-          </w:rPr>
-          <w:t>13:15</w:t>
-        </w:r>
-      </w:hyperlink>
-      <w:r>
-        <w:rPr>
-          <w:lang w:val="zh_TW" w:bidi="zh_TW"/>
-        </w:rPr>
-        <w:t>）來記錄耶穌與他的對手之間的衝突。關於法利賽人和撒都該人，耶穌察覺到他們外在形式的公義，與他們未能接受內在公義之間的鮮明對比，如：憐憫、公正、謙卑、寬恕和對不可愛之人的愛（</w:t>
-      </w:r>
-      <w:hyperlink r:id="rId39">
-        <w:r>
-          <w:rPr>
-            <w:lang w:val="zh_TW" w:bidi="zh_TW"/>
-          </w:rPr>
-          <w:rPr>
-            <w:color w:val="0000EE"/>
-            <w:u w:val="single"/>
-          </w:rPr>
-          <w:t>路11:38、42</w:t>
-        </w:r>
-      </w:hyperlink>
-      <w:r>
-        <w:rPr>
-          <w:lang w:val="zh_TW" w:bidi="zh_TW"/>
-        </w:rPr>
-        <w:t>）。他們在這方面的失敗，隱藏在虔誠的外表中（</w:t>
-      </w:r>
-      <w:hyperlink r:id="rId40">
-        <w:r>
-          <w:rPr>
-            <w:lang w:val="zh_TW" w:bidi="zh_TW"/>
-          </w:rPr>
-          <w:rPr>
-            <w:color w:val="0000EE"/>
-            <w:u w:val="single"/>
-          </w:rPr>
-          <w:t>可7:1–13</w:t>
-        </w:r>
-      </w:hyperlink>
-      <w:r>
-        <w:rPr>
-          <w:lang w:val="zh_TW" w:bidi="zh_TW"/>
-        </w:rPr>
-        <w:t>），他們心裡充滿了貪婪和邪惡（</w:t>
-      </w:r>
-      <w:hyperlink r:id="rId41">
-        <w:r>
-          <w:rPr>
-            <w:lang w:val="zh_TW" w:bidi="zh_TW"/>
-          </w:rPr>
-          <w:rPr>
-            <w:color w:val="0000EE"/>
-            <w:u w:val="single"/>
-          </w:rPr>
-          <w:t>路11:39</w:t>
-        </w:r>
-      </w:hyperlink>
-      <w:r>
-        <w:rPr>
-          <w:lang w:val="zh_TW" w:bidi="zh_TW"/>
-        </w:rPr>
-        <w:t>）。偽善定義了那些表現出行為上的公義，但內心卻充滿邪惡的人（</w:t>
-      </w:r>
-      <w:hyperlink r:id="rId32">
-        <w:r>
-          <w:rPr>
-            <w:lang w:val="zh_TW" w:bidi="zh_TW"/>
-          </w:rPr>
-          <w:rPr>
-            <w:color w:val="0000EE"/>
-            <w:u w:val="single"/>
-          </w:rPr>
-          <w:t>太23:28</w:t>
-        </w:r>
-      </w:hyperlink>
-      <w:r>
-        <w:rPr>
-          <w:lang w:val="zh_TW" w:bidi="zh_TW"/>
-        </w:rPr>
-        <w:t>）。</w:t>
+        <w:t>若撒冷即耶路撒冷，則「王谷」很可能是古耶路撒冷附近的汲淪谷或欣嫩子谷之一，因這兩個谷地都位於古耶路撒冷附近。</w:t>
       </w:r>
     </w:p>
     <w:p>
@@ -1513,9 +1757,9 @@
         <w:rPr>
           <w:lang w:val="zh_TW" w:bidi="zh_TW"/>
         </w:rPr>
-        <w:t>耶穌譴責偽善，因為它扭曲了神公義的命令。偽善者不追求真實的內在聖潔，而是將公義扭曲成一種僵化的模式，其主要用途是在人面前展示出來（</w:t>
-      </w:r>
-      <w:hyperlink r:id="rId42">
+        <w:t>這一個王谷也是押沙龍（大衛王之子）為自己立石柱作紀念碑的地方（</w:t>
+      </w:r>
+      <w:hyperlink r:id="rId69">
         <w:r>
           <w:rPr>
             <w:lang w:val="zh_TW" w:bidi="zh_TW"/>
@@ -1524,707 +1768,14 @@
             <w:color w:val="0000EE"/>
             <w:u w:val="single"/>
           </w:rPr>
-          <w:t>太23:2–7</w:t>
+          <w:t>撒下18:18</w:t>
         </w:r>
       </w:hyperlink>
       <w:r>
         <w:rPr>
           <w:lang w:val="zh_TW" w:bidi="zh_TW"/>
         </w:rPr>
-        <w:t>）。他們對公義的觀念揭示了他們對神認識的扭曲，以及對祂如何使罪人與自己和好的錯誤理解（</w:t>
-      </w:r>
-      <w:hyperlink r:id="rId43">
-        <w:r>
-          <w:rPr>
-            <w:lang w:val="zh_TW" w:bidi="zh_TW"/>
-          </w:rPr>
-          <w:rPr>
-            <w:color w:val="0000EE"/>
-            <w:u w:val="single"/>
-          </w:rPr>
-          <w:t>路16:15</w:t>
-        </w:r>
-      </w:hyperlink>
-      <w:r>
-        <w:rPr>
-          <w:lang w:val="zh_TW" w:bidi="zh_TW"/>
-        </w:rPr>
-        <w:t>）。這些偽善者雖向人解釋神的性情，實際上只是誤解祂。因此，他們的虛假使人遠離神，而不是走向神，與祂和好（</w:t>
-      </w:r>
-      <w:hyperlink r:id="rId44">
-        <w:r>
-          <w:rPr>
-            <w:lang w:val="zh_TW" w:bidi="zh_TW"/>
-          </w:rPr>
-          <w:rPr>
-            <w:color w:val="0000EE"/>
-            <w:u w:val="single"/>
-          </w:rPr>
-          <w:t>路11:52</w:t>
-        </w:r>
-      </w:hyperlink>
-      <w:r>
-        <w:rPr>
-          <w:lang w:val="zh_TW" w:bidi="zh_TW"/>
-        </w:rPr>
-        <w:t>）。偽善者不僅阻止他人進入神的國，其實自己也進不去（</w:t>
-      </w:r>
-      <w:hyperlink r:id="rId45">
-        <w:r>
-          <w:rPr>
-            <w:lang w:val="zh_TW" w:bidi="zh_TW"/>
-          </w:rPr>
-          <w:rPr>
-            <w:color w:val="0000EE"/>
-            <w:u w:val="single"/>
-          </w:rPr>
-          <w:t>太23:13</w:t>
-        </w:r>
-      </w:hyperlink>
-      <w:r>
-        <w:rPr>
-          <w:lang w:val="zh_TW" w:bidi="zh_TW"/>
-        </w:rPr>
         <w:t>）。</w:t>
-      </w:r>
-      <w:r>
-        <w:rPr>
-          <w:lang w:val="zh_TW" w:bidi="zh_TW"/>
-        </w:rPr>
-      </w:r>
-      <w:r>
-        <w:rPr>
-          <w:lang w:val="zh_TW" w:bidi="zh_TW"/>
-        </w:rPr>
-      </w:r>
-    </w:p>
-    <w:p>
-      <w:pPr/>
-      <w:r>
-        <w:rPr>
-          <w:lang w:val="zh_TW" w:bidi="zh_TW"/>
-        </w:rPr>
-      </w:r>
-    </w:p>
-    <w:p>
-      <w:pPr>
-        <w:pStyle w:val="Heading2"/>
-      </w:pPr>
-      <w:r>
-        <w:rPr>
-          <w:lang w:val="zh_TW" w:bidi="zh_TW"/>
-        </w:rPr>
-        <w:t>未受割禮</w:t>
-      </w:r>
-      <w:r>
-        <w:rPr>
-          <w:lang w:val="zh_TW" w:bidi="zh_TW"/>
-        </w:rPr>
-      </w:r>
-    </w:p>
-    <w:p>
-      <w:pPr/>
-      <w:r>
-        <w:rPr>
-          <w:lang w:val="zh_TW" w:bidi="zh_TW"/>
-        </w:rPr>
-      </w:r>
-      <w:r>
-        <w:rPr>
-          <w:lang w:val="zh_TW" w:bidi="zh_TW"/>
-        </w:rPr>
-        <w:t>男性生殖器自然的狀態是包皮覆蓋著陰莖。猶太人和許多其它群體會用手術將包皮移除，作為他們與神立約的象徵（</w:t>
-      </w:r>
-      <w:hyperlink r:id="rId46">
-        <w:r>
-          <w:rPr>
-            <w:lang w:val="zh_TW" w:bidi="zh_TW"/>
-          </w:rPr>
-          <w:rPr>
-            <w:color w:val="0000EE"/>
-            <w:u w:val="single"/>
-          </w:rPr>
-          <w:t>創17:9–14</w:t>
-        </w:r>
-      </w:hyperlink>
-      <w:r>
-        <w:rPr>
-          <w:lang w:val="zh_TW" w:bidi="zh_TW"/>
-        </w:rPr>
-        <w:t>；</w:t>
-      </w:r>
-      <w:hyperlink r:id="rId47">
-        <w:r>
-          <w:rPr>
-            <w:lang w:val="zh_TW" w:bidi="zh_TW"/>
-          </w:rPr>
-          <w:rPr>
-            <w:color w:val="0000EE"/>
-            <w:u w:val="single"/>
-          </w:rPr>
-          <w:t>出12:48</w:t>
-        </w:r>
-      </w:hyperlink>
-      <w:r>
-        <w:rPr>
-          <w:lang w:val="zh_TW" w:bidi="zh_TW"/>
-        </w:rPr>
-        <w:t>；</w:t>
-      </w:r>
-      <w:hyperlink r:id="rId48">
-        <w:r>
-          <w:rPr>
-            <w:lang w:val="zh_TW" w:bidi="zh_TW"/>
-          </w:rPr>
-          <w:rPr>
-            <w:color w:val="0000EE"/>
-            <w:u w:val="single"/>
-          </w:rPr>
-          <w:t>利12:3</w:t>
-        </w:r>
-      </w:hyperlink>
-      <w:r>
-        <w:rPr>
-          <w:lang w:val="zh_TW" w:bidi="zh_TW"/>
-        </w:rPr>
-        <w:t>）。由於這種做法，「未受割禮」一詞開始意味著「非猶太人」或「外邦人」（非利士人、希臘人和羅馬人不行割禮，但埃及人和許多閃族民族則會行割禮）。這個詞也用來描述「那些在約之外的人」。</w:t>
-      </w:r>
-    </w:p>
-    <w:p>
-      <w:pPr/>
-      <w:r>
-        <w:rPr>
-          <w:lang w:val="zh_TW" w:bidi="zh_TW"/>
-        </w:rPr>
-      </w:r>
-      <w:r>
-        <w:rPr>
-          <w:lang w:val="zh_TW" w:bidi="zh_TW"/>
-        </w:rPr>
-        <w:t>「未受割禮」一詞在新約聖經中出現了二十次，通常表示與猶太人相對的「外邦人」。保羅提出了一個有力的論點來反對這種區分。保羅強烈反對在人與人之間做這樣的區分。對保羅來說，一個人對神的心態比遵循禮儀律法更為重要，因為是否遵行與一個人的救恩無關（</w:t>
-      </w:r>
-      <w:hyperlink r:id="rId49">
-        <w:r>
-          <w:rPr>
-            <w:lang w:val="zh_TW" w:bidi="zh_TW"/>
-          </w:rPr>
-          <w:rPr>
-            <w:color w:val="0000EE"/>
-            <w:u w:val="single"/>
-          </w:rPr>
-          <w:t>羅2:25–27</w:t>
-        </w:r>
-      </w:hyperlink>
-      <w:r>
-        <w:rPr>
-          <w:lang w:val="zh_TW" w:bidi="zh_TW"/>
-        </w:rPr>
-        <w:t>）。亞伯拉罕在未受割禮時就已經相信並被神接納。因此，割禮與他的救恩無關（</w:t>
-      </w:r>
-      <w:hyperlink r:id="rId50">
-        <w:r>
-          <w:rPr>
-            <w:lang w:val="zh_TW" w:bidi="zh_TW"/>
-          </w:rPr>
-          <w:rPr>
-            <w:color w:val="0000EE"/>
-            <w:u w:val="single"/>
-          </w:rPr>
-          <w:t>羅3:30</w:t>
-        </w:r>
-      </w:hyperlink>
-      <w:r>
-        <w:rPr>
-          <w:lang w:val="zh_TW" w:bidi="zh_TW"/>
-        </w:rPr>
-        <w:t>；</w:t>
-      </w:r>
-      <w:hyperlink r:id="rId51">
-        <w:r>
-          <w:rPr>
-            <w:lang w:val="zh_TW" w:bidi="zh_TW"/>
-          </w:rPr>
-          <w:rPr>
-            <w:color w:val="0000EE"/>
-            <w:u w:val="single"/>
-          </w:rPr>
-          <w:t>4:9–12</w:t>
-        </w:r>
-      </w:hyperlink>
-      <w:r>
-        <w:rPr>
-          <w:lang w:val="zh_TW" w:bidi="zh_TW"/>
-        </w:rPr>
-        <w:t>）。過去，外邦人被排除在神的百姓之外（</w:t>
-      </w:r>
-      <w:hyperlink r:id="rId52">
-        <w:r>
-          <w:rPr>
-            <w:lang w:val="zh_TW" w:bidi="zh_TW"/>
-          </w:rPr>
-          <w:rPr>
-            <w:color w:val="0000EE"/>
-            <w:u w:val="single"/>
-          </w:rPr>
-          <w:t>弗2:11–12</w:t>
-        </w:r>
-      </w:hyperlink>
-      <w:r>
-        <w:rPr>
-          <w:lang w:val="zh_TW" w:bidi="zh_TW"/>
-        </w:rPr>
-        <w:t>）。現在，猶太人和外邦人信徒在耶穌基督裡成為一體（</w:t>
-      </w:r>
-      <w:hyperlink r:id="rId53">
-        <w:r>
-          <w:rPr>
-            <w:lang w:val="zh_TW" w:bidi="zh_TW"/>
-          </w:rPr>
-          <w:rPr>
-            <w:color w:val="0000EE"/>
-            <w:u w:val="single"/>
-          </w:rPr>
-          <w:t>加2:7</w:t>
-        </w:r>
-      </w:hyperlink>
-      <w:r>
-        <w:rPr>
-          <w:lang w:val="zh_TW" w:bidi="zh_TW"/>
-        </w:rPr>
-        <w:t>，</w:t>
-      </w:r>
-      <w:hyperlink r:id="rId54">
-        <w:r>
-          <w:rPr>
-            <w:lang w:val="zh_TW" w:bidi="zh_TW"/>
-          </w:rPr>
-          <w:rPr>
-            <w:color w:val="0000EE"/>
-            <w:u w:val="single"/>
-          </w:rPr>
-          <w:t>5:6</w:t>
-        </w:r>
-      </w:hyperlink>
-      <w:r>
-        <w:rPr>
-          <w:lang w:val="zh_TW" w:bidi="zh_TW"/>
-        </w:rPr>
-        <w:t>，</w:t>
-      </w:r>
-      <w:hyperlink r:id="rId55">
-        <w:r>
-          <w:rPr>
-            <w:lang w:val="zh_TW" w:bidi="zh_TW"/>
-          </w:rPr>
-          <w:rPr>
-            <w:color w:val="0000EE"/>
-            <w:u w:val="single"/>
-          </w:rPr>
-          <w:t>6:15</w:t>
-        </w:r>
-      </w:hyperlink>
-      <w:r>
-        <w:rPr>
-          <w:lang w:val="zh_TW" w:bidi="zh_TW"/>
-        </w:rPr>
-        <w:t>；</w:t>
-      </w:r>
-      <w:hyperlink r:id="rId56">
-        <w:r>
-          <w:rPr>
-            <w:lang w:val="zh_TW" w:bidi="zh_TW"/>
-          </w:rPr>
-          <w:rPr>
-            <w:color w:val="0000EE"/>
-            <w:u w:val="single"/>
-          </w:rPr>
-          <w:t>西3:11</w:t>
-        </w:r>
-      </w:hyperlink>
-      <w:r>
-        <w:rPr>
-          <w:lang w:val="zh_TW" w:bidi="zh_TW"/>
-        </w:rPr>
-        <w:t>）。保羅拒絕聽從那些要求人們行割禮才能完全成為教會成員的人。</w:t>
-      </w:r>
-    </w:p>
-    <w:p>
-      <w:pPr/>
-      <w:r>
-        <w:rPr>
-          <w:lang w:val="zh_TW" w:bidi="zh_TW"/>
-        </w:rPr>
-      </w:r>
-      <w:r>
-        <w:rPr>
-          <w:lang w:val="zh_TW" w:bidi="zh_TW"/>
-        </w:rPr>
-        <w:t>在</w:t>
-      </w:r>
-      <w:hyperlink r:id="rId57">
-        <w:r>
-          <w:rPr>
-            <w:lang w:val="zh_TW" w:bidi="zh_TW"/>
-          </w:rPr>
-          <w:rPr>
-            <w:color w:val="0000EE"/>
-            <w:u w:val="single"/>
-          </w:rPr>
-          <w:t>歌羅西書二章8至15節</w:t>
-        </w:r>
-      </w:hyperlink>
-      <w:r>
-        <w:rPr>
-          <w:lang w:val="zh_TW" w:bidi="zh_TW"/>
-        </w:rPr>
-        <w:t>中，保羅用「未受割禮」作為隱喻，來指一個人在認識神之前的狀態。這裡的未受割禮等同於「肉體」（指人的邪惡慾望），這跟未受割禮的狀態是同樣的意思。正如肉身的身體在割禮中被割去一樣，屬靈的「肉體」在歸信時被基督割絕，在洗禮中也表現出這一點。受洗的人從「不潔」中被潔淨，就像受割禮的外邦人也被認為是從先前未受割禮的不潔中被潔淨了一樣。</w:t>
-      </w:r>
-    </w:p>
-    <w:p>
-      <w:pPr/>
-      <w:r>
-        <w:rPr>
-          <w:lang w:val="zh_TW" w:bidi="zh_TW"/>
-        </w:rPr>
-      </w:r>
-      <w:r>
-        <w:rPr>
-          <w:i/>
-          <w:lang w:val="zh_TW" w:bidi="zh_TW"/>
-        </w:rPr>
-        <w:t xml:space="preserve">另見 </w:t>
-      </w:r>
-      <w:r>
-        <w:rPr>
-          <w:lang w:val="zh_TW" w:bidi="zh_TW"/>
-        </w:rPr>
-        <w:t>割禮</w:t>
-      </w:r>
-      <w:r>
-        <w:rPr>
-          <w:lang w:val="zh_TW" w:bidi="zh_TW"/>
-        </w:rPr>
-        <w:t>。</w:t>
-      </w:r>
-      <w:r>
-        <w:rPr>
-          <w:lang w:val="zh_TW" w:bidi="zh_TW"/>
-        </w:rPr>
-      </w:r>
-      <w:r>
-        <w:rPr>
-          <w:lang w:val="zh_TW" w:bidi="zh_TW"/>
-        </w:rPr>
-      </w:r>
-    </w:p>
-    <w:p>
-      <w:pPr/>
-      <w:r>
-        <w:rPr>
-          <w:lang w:val="zh_TW" w:bidi="zh_TW"/>
-        </w:rPr>
-      </w:r>
-    </w:p>
-    <w:p>
-      <w:pPr>
-        <w:pStyle w:val="Heading2"/>
-      </w:pPr>
-      <w:r>
-        <w:rPr>
-          <w:lang w:val="zh_TW" w:bidi="zh_TW"/>
-        </w:rPr>
-        <w:t>為死人受洗</w:t>
-      </w:r>
-      <w:r>
-        <w:rPr>
-          <w:lang w:val="zh_TW" w:bidi="zh_TW"/>
-        </w:rPr>
-      </w:r>
-    </w:p>
-    <w:p>
-      <w:pPr/>
-      <w:r>
-        <w:rPr>
-          <w:lang w:val="zh_TW" w:bidi="zh_TW"/>
-        </w:rPr>
-      </w:r>
-      <w:r>
-        <w:rPr>
-          <w:lang w:val="zh_TW" w:bidi="zh_TW"/>
-        </w:rPr>
-        <w:t>一個意義不明的習俗，在新約聖經中提到一次（</w:t>
-      </w:r>
-      <w:hyperlink r:id="rId58">
-        <w:r>
-          <w:rPr>
-            <w:lang w:val="zh_TW" w:bidi="zh_TW"/>
-          </w:rPr>
-          <w:rPr>
-            <w:color w:val="0000EE"/>
-            <w:u w:val="single"/>
-          </w:rPr>
-          <w:t>林前15:29</w:t>
-        </w:r>
-      </w:hyperlink>
-      <w:r>
-        <w:rPr>
-          <w:lang w:val="zh_TW" w:bidi="zh_TW"/>
-        </w:rPr>
-        <w:t>）。對於這段有爭議的經文，已經有許多人提出了許多解釋。主要的問題是，為死者施行的洗禮是怎樣的，以及保羅是否認可這種做法。</w:t>
-      </w:r>
-    </w:p>
-    <w:p>
-      <w:pPr>
-        <w:pStyle w:val="Heading3"/>
-      </w:pPr>
-      <w:r>
-        <w:rPr>
-          <w:lang w:val="zh_TW" w:bidi="zh_TW"/>
-        </w:rPr>
-        <w:t>為死人受洗的不同解釋方式</w:t>
-      </w:r>
-    </w:p>
-    <w:p>
-      <w:pPr/>
-      <w:r>
-        <w:rPr>
-          <w:lang w:val="zh_TW" w:bidi="zh_TW"/>
-        </w:rPr>
-      </w:r>
-      <w:r>
-        <w:rPr>
-          <w:lang w:val="zh_TW" w:bidi="zh_TW"/>
-        </w:rPr>
-        <w:t>對「為死人受洗」這個片語的解釋可歸納為三類：</w:t>
-      </w:r>
-    </w:p>
-    <w:p>
-      <w:pPr>
-        <w:pStyle w:val="ListNumber"/>
-        <w:numPr>
-          <w:ilvl w:val="0"/>
-          <w:numId w:val="14"/>
-        </w:numPr>
-        <w:spacing w:line="240" w:lineRule="auto"/>
-        <w:ind w:left="720"/>
-      </w:pPr>
-      <w:r>
-        <w:rPr>
-          <w:lang w:val="zh_TW" w:bidi="zh_TW"/>
-        </w:rPr>
-      </w:r>
-      <w:r>
-        <w:rPr>
-          <w:lang w:val="zh_TW" w:bidi="zh_TW"/>
-        </w:rPr>
-        <w:t>洗禮作為象徵</w:t>
-      </w:r>
-    </w:p>
-    <w:p>
-      <w:pPr>
-        <w:pStyle w:val="ListNumber"/>
-        <w:spacing w:line="240" w:lineRule="auto"/>
-        <w:ind w:left="720"/>
-      </w:pPr>
-      <w:r>
-        <w:rPr>
-          <w:lang w:val="zh_TW" w:bidi="zh_TW"/>
-        </w:rPr>
-      </w:r>
-      <w:r>
-        <w:rPr>
-          <w:lang w:val="zh_TW" w:bidi="zh_TW"/>
-        </w:rPr>
-        <w:t>普通洗禮</w:t>
-      </w:r>
-    </w:p>
-    <w:p>
-      <w:pPr>
-        <w:pStyle w:val="ListNumber"/>
-        <w:spacing w:line="240" w:lineRule="auto"/>
-        <w:ind w:left="720"/>
-      </w:pPr>
-      <w:r>
-        <w:rPr>
-          <w:lang w:val="zh_TW" w:bidi="zh_TW"/>
-        </w:rPr>
-      </w:r>
-      <w:r>
-        <w:rPr>
-          <w:lang w:val="zh_TW" w:bidi="zh_TW"/>
-        </w:rPr>
-        <w:t>代表他人受洗</w:t>
-      </w:r>
-    </w:p>
-    <w:p>
-      <w:pPr/>
-      <w:r>
-        <w:rPr>
-          <w:lang w:val="zh_TW" w:bidi="zh_TW"/>
-        </w:rPr>
-      </w:r>
-      <w:r>
-        <w:rPr>
-          <w:lang w:val="zh_TW" w:bidi="zh_TW"/>
-        </w:rPr>
-        <w:t>在</w:t>
-      </w:r>
-      <w:hyperlink r:id="rId59">
-        <w:r>
-          <w:rPr>
-            <w:lang w:val="zh_TW" w:bidi="zh_TW"/>
-          </w:rPr>
-          <w:rPr>
-            <w:color w:val="0000EE"/>
-            <w:u w:val="single"/>
-          </w:rPr>
-          <w:t>馬可福音十章38節</w:t>
-        </w:r>
-      </w:hyperlink>
-      <w:r>
-        <w:rPr>
-          <w:lang w:val="zh_TW" w:bidi="zh_TW"/>
-        </w:rPr>
-        <w:t>和</w:t>
-      </w:r>
-      <w:hyperlink r:id="rId60">
-        <w:r>
-          <w:rPr>
-            <w:lang w:val="zh_TW" w:bidi="zh_TW"/>
-          </w:rPr>
-          <w:rPr>
-            <w:color w:val="0000EE"/>
-            <w:u w:val="single"/>
-          </w:rPr>
-          <w:t>路加福音十二章50節</w:t>
-        </w:r>
-      </w:hyperlink>
-      <w:r>
-        <w:rPr>
-          <w:lang w:val="zh_TW" w:bidi="zh_TW"/>
-        </w:rPr>
-        <w:t>中，洗禮被用作受苦或殉道（為信仰而死）的象徵。有些學者認為「為死人受洗」意味著殉道，並將其翻譯為「以死亡為目標而受洗」。</w:t>
-      </w:r>
-    </w:p>
-    <w:p>
-      <w:pPr/>
-      <w:r>
-        <w:rPr>
-          <w:lang w:val="zh_TW" w:bidi="zh_TW"/>
-        </w:rPr>
-      </w:r>
-      <w:r>
-        <w:rPr>
-          <w:lang w:val="zh_TW" w:bidi="zh_TW"/>
-        </w:rPr>
-        <w:t>許多人認為這意味著為自己受洗。馬丁‧路德（Martin Luther）認為這意味著在死者墓旁施洗。約翰‧加爾文（John Calvin）認為這是指臨終基督徒渴望受洗。另一些人認為，這是指新信徒因基督徒殉道者或已故親人的見證而接受洗禮。</w:t>
-      </w:r>
-    </w:p>
-    <w:p>
-      <w:pPr>
-        <w:pStyle w:val="Heading3"/>
-      </w:pPr>
-      <w:r>
-        <w:rPr>
-          <w:lang w:val="zh_TW" w:bidi="zh_TW"/>
-        </w:rPr>
-        <w:t>保羅贊成為死者施洗嗎？</w:t>
-      </w:r>
-    </w:p>
-    <w:p>
-      <w:pPr/>
-      <w:r>
-        <w:rPr>
-          <w:lang w:val="zh_TW" w:bidi="zh_TW"/>
-        </w:rPr>
-      </w:r>
-      <w:r>
-        <w:rPr>
-          <w:lang w:val="zh_TW" w:bidi="zh_TW"/>
-        </w:rPr>
-        <w:t>這句話最直接的意思似乎是一種為死人代受洗的做法。這句話似乎表明，有哥林多人為死人受洗。哥林多教會可能對洗禮持有一種神秘化的觀點，這或許解釋了為什麼保羅淡化了他作為施洗者的角色（</w:t>
-      </w:r>
-      <w:hyperlink r:id="rId61">
-        <w:r>
-          <w:rPr>
-            <w:lang w:val="zh_TW" w:bidi="zh_TW"/>
-          </w:rPr>
-          <w:rPr>
-            <w:color w:val="0000EE"/>
-            <w:u w:val="single"/>
-          </w:rPr>
-          <w:t>林前1:14–17</w:t>
-        </w:r>
-      </w:hyperlink>
-      <w:r>
-        <w:rPr>
-          <w:lang w:val="zh_TW" w:bidi="zh_TW"/>
-        </w:rPr>
-        <w:t>）。</w:t>
-      </w:r>
-    </w:p>
-    <w:p>
-      <w:pPr/>
-      <w:r>
-        <w:rPr>
-          <w:lang w:val="zh_TW" w:bidi="zh_TW"/>
-        </w:rPr>
-      </w:r>
-      <w:r>
-        <w:rPr>
-          <w:lang w:val="zh_TW" w:bidi="zh_TW"/>
-        </w:rPr>
-        <w:t>保羅將哥林多教會的經歷與以色列人在曠野中的經歷相比較（</w:t>
-      </w:r>
-      <w:hyperlink r:id="rId62">
-        <w:r>
-          <w:rPr>
-            <w:lang w:val="zh_TW" w:bidi="zh_TW"/>
-          </w:rPr>
-          <w:rPr>
-            <w:color w:val="0000EE"/>
-            <w:u w:val="single"/>
-          </w:rPr>
-          <w:t>林前10:1–13</w:t>
-        </w:r>
-      </w:hyperlink>
-      <w:r>
-        <w:rPr>
-          <w:lang w:val="zh_TW" w:bidi="zh_TW"/>
-        </w:rPr>
-        <w:t>）。他描述以色列人如何過紅海和收取嗎哪，這些事件讓我們聯想到洗禮和聖餐。但保羅提醒他的讀者，這些戲劇性的經歷並未使以色列人免於犯罪。某些哥林多人可能認為，參與基督教儀式如洗禮能自動帶來救恩。如果是這樣，那麼那些實踐為死人受洗的人可能相信這一儀式對死者也有幫助。</w:t>
-      </w:r>
-    </w:p>
-    <w:p>
-      <w:pPr/>
-      <w:r>
-        <w:rPr>
-          <w:lang w:val="zh_TW" w:bidi="zh_TW"/>
-        </w:rPr>
-      </w:r>
-      <w:r>
-        <w:rPr>
-          <w:lang w:val="zh_TW" w:bidi="zh_TW"/>
-        </w:rPr>
-        <w:t>保羅是否贊成為死人受洗的做法？可能不是。在</w:t>
-      </w:r>
-      <w:hyperlink r:id="rId63">
-        <w:r>
-          <w:rPr>
-            <w:lang w:val="zh_TW" w:bidi="zh_TW"/>
-          </w:rPr>
-          <w:rPr>
-            <w:color w:val="0000EE"/>
-            <w:u w:val="single"/>
-          </w:rPr>
-          <w:t>哥林多前書十五章29至34節</w:t>
-        </w:r>
-      </w:hyperlink>
-      <w:r>
-        <w:rPr>
-          <w:lang w:val="zh_TW" w:bidi="zh_TW"/>
-        </w:rPr>
-        <w:t>保羅關於死人復活的討論中，並未表示贊成這種做法。相反，他用這個例子來說明一個道理，他說，若死人沒有復活，那麼為死人受洗便毫無意義。</w:t>
       </w:r>
       <w:r>
         <w:rPr>
@@ -4126,12 +3677,6 @@
   </w:num>
   <w:num w:numId="13" w16cid:durableId="592781308">
     <w:abstractNumId w:val="11"/>
-  </w:num>
-  <w:num w:numId="14">
-    <w:abstractNumId w:val="3"/>
-    <w:lvlOverride w:ilvl="0">
-      <w:startOverride w:val="1"/>
-    </w:lvlOverride>
   </w:num>
   <w:numIdMacAtCleanup w:val="10"/>
 </w:numbering>

--- a/zht/docx/167.content.docx
+++ b/zht/docx/167.content.docx
@@ -149,7 +149,7 @@
         <w:rPr>
           <w:lang w:val="zh_TW" w:bidi="zh_TW"/>
         </w:rPr>
-        <w:t>wang</w:t>
+        <w:t>tong</w:t>
       </w:r>
       <w:r>
         <w:rPr>
@@ -212,7 +212,7 @@
         <w:rPr>
           <w:lang w:val="zh_TW" w:bidi="zh_TW"/>
         </w:rPr>
-        <w:t>王</w:t>
+        <w:t>通姦</w:t>
       </w:r>
       <w:r>
         <w:rPr>
@@ -231,97 +231,7 @@
         <w:rPr>
           <w:lang w:val="zh_TW" w:bidi="zh_TW"/>
         </w:rPr>
-        <w:t>希伯來文舊約聖經裡，melek（王）這個詞出現超過2,000次。它可以指神（</w:t>
-      </w:r>
-      <w:hyperlink r:id="rId13">
-        <w:r>
-          <w:rPr>
-            <w:lang w:val="zh_TW" w:bidi="zh_TW"/>
-          </w:rPr>
-          <w:rPr>
-            <w:color w:val="0000EE"/>
-            <w:u w:val="single"/>
-          </w:rPr>
-          <w:t>詩95:3</w:t>
-        </w:r>
-      </w:hyperlink>
-      <w:r>
-        <w:rPr>
-          <w:lang w:val="zh_TW" w:bidi="zh_TW"/>
-        </w:rPr>
-        <w:t>），也可以指人的統治者。一般來說，它指一位在其臣民之上擁有至高權柄與大能的統治者。在舊約聖經中，melek是用來指一個支派的統治者（「米甸的王」，</w:t>
-      </w:r>
-      <w:hyperlink r:id="rId14">
-        <w:r>
-          <w:rPr>
-            <w:lang w:val="zh_TW" w:bidi="zh_TW"/>
-          </w:rPr>
-          <w:rPr>
-            <w:color w:val="0000EE"/>
-            <w:u w:val="single"/>
-          </w:rPr>
-          <w:t>民31:8</w:t>
-        </w:r>
-      </w:hyperlink>
-      <w:r>
-        <w:rPr>
-          <w:lang w:val="zh_TW" w:bidi="zh_TW"/>
-        </w:rPr>
-        <w:t>）、一座城的王（耶利哥、艾城；參</w:t>
-      </w:r>
-      <w:hyperlink r:id="rId15">
-        <w:r>
-          <w:rPr>
-            <w:lang w:val="zh_TW" w:bidi="zh_TW"/>
-          </w:rPr>
-          <w:rPr>
-            <w:color w:val="0000EE"/>
-            <w:u w:val="single"/>
-          </w:rPr>
-          <w:t>書12:9–24</w:t>
-        </w:r>
-      </w:hyperlink>
-      <w:r>
-        <w:rPr>
-          <w:lang w:val="zh_TW" w:bidi="zh_TW"/>
-        </w:rPr>
-        <w:t>，其中列出了以色列人所征服的31個城邦的王）、一個民族的王（以色列、猶大、亞捫、摩押、亞蘭），或是一個列邦的君王（如埃及、亞述、巴比倫，或波斯）。也有其它詞語可以指王室身分。非利士人將seren（首領）這個稱號引入希伯來文的詞彙中。非利士的五座城由五個首領治理。另一個指以色列王的詞語是nagid（君王）。掃羅和大衛都曾受膏作以色列的nagid（</w:t>
-      </w:r>
-      <w:hyperlink r:id="rId16">
-        <w:r>
-          <w:rPr>
-            <w:lang w:val="zh_TW" w:bidi="zh_TW"/>
-          </w:rPr>
-          <w:rPr>
-            <w:color w:val="0000EE"/>
-            <w:u w:val="single"/>
-          </w:rPr>
-          <w:t>撒上10:1</w:t>
-        </w:r>
-      </w:hyperlink>
-      <w:r>
-        <w:rPr>
-          <w:lang w:val="zh_TW" w:bidi="zh_TW"/>
-        </w:rPr>
-        <w:t>，</w:t>
-      </w:r>
-      <w:hyperlink r:id="rId17">
-        <w:r>
-          <w:rPr>
-            <w:lang w:val="zh_TW" w:bidi="zh_TW"/>
-          </w:rPr>
-          <w:rPr>
-            <w:color w:val="0000EE"/>
-            <w:u w:val="single"/>
-          </w:rPr>
-          <w:t>16:13</w:t>
-        </w:r>
-      </w:hyperlink>
-      <w:r>
-        <w:rPr>
-          <w:lang w:val="zh_TW" w:bidi="zh_TW"/>
-        </w:rPr>
-        <w:t>）。在新約聖經與七十士譯本（舊約聖經的希臘文譯本）中，希臘文的basileus在意思上與希伯來文的melek相近。新約聖經的basileus可以指公元一世紀的世俗統治者、以色列的王、過去的統治者，也可以指那位屬神的王，就是耶穌基督。</w:t>
+        <w:t>不貞、性方面的不道德（簡稱：性不道德）。「淫亂（fornication）」一詞在聖經中有幾種不同的意思。</w:t>
       </w:r>
     </w:p>
     <w:p>
@@ -335,9 +245,9 @@
         <w:rPr>
           <w:lang w:val="zh_TW" w:bidi="zh_TW"/>
         </w:rPr>
-        <w:t>「萬王之王」這個稱號是用在耶穌身上（</w:t>
-      </w:r>
-      <w:hyperlink r:id="rId18">
+        <w:t>它的廣義含義是指所有非法的性行為，也就是除丈夫和妻子之間的性行為外的任何性行為。例如，在</w:t>
+      </w:r>
+      <w:hyperlink r:id="rId13">
         <w:r>
           <w:rPr>
             <w:lang w:val="zh_TW" w:bidi="zh_TW"/>
@@ -346,16 +256,16 @@
             <w:color w:val="0000EE"/>
             <w:u w:val="single"/>
           </w:rPr>
-          <w:t>提前6:15</w:t>
+          <w:t>哥林多前書五章1節</w:t>
         </w:r>
       </w:hyperlink>
       <w:r>
         <w:rPr>
           <w:lang w:val="zh_TW" w:bidi="zh_TW"/>
         </w:rPr>
-        <w:t>），是一個希伯來式的說法，意思是至高的王，或最偉大的王。例如，以西結預言泰爾傾覆的經文中稱尼布甲尼撒為「諸王之王」（</w:t>
-      </w:r>
-      <w:hyperlink r:id="rId19">
+        <w:t>中，這個詞被用於指當地教會所容忍的一種罪：有一個人顯然與他的繼母同居。在</w:t>
+      </w:r>
+      <w:hyperlink r:id="rId14">
         <w:r>
           <w:rPr>
             <w:lang w:val="zh_TW" w:bidi="zh_TW"/>
@@ -364,16 +274,16 @@
             <w:color w:val="0000EE"/>
             <w:u w:val="single"/>
           </w:rPr>
-          <w:t>結26:7</w:t>
+          <w:t>羅馬書一章29節</w:t>
         </w:r>
       </w:hyperlink>
       <w:r>
         <w:rPr>
           <w:lang w:val="zh_TW" w:bidi="zh_TW"/>
         </w:rPr>
-        <w:t>）。亞述和巴比倫的大君王引入這個稱號。在他們之前，統治者的稱號是「王」或「大王」，例如</w:t>
-      </w:r>
-      <w:hyperlink r:id="rId20">
+        <w:t>的一系列可怕的罪行中，使徒保羅將「淫亂」列入其中，似乎意在將其涵蓋所有形式的性方面不道德的行為。在哥林多前書中，保羅在上下文中暗示這個詞指各種非法的性活動（</w:t>
+      </w:r>
+      <w:hyperlink r:id="rId15">
         <w:r>
           <w:rPr>
             <w:lang w:val="zh_TW" w:bidi="zh_TW"/>
@@ -382,25 +292,32 @@
             <w:color w:val="0000EE"/>
             <w:u w:val="single"/>
           </w:rPr>
-          <w:t>列王紀下十八章28節</w:t>
+          <w:t>6:13、18</w:t>
         </w:r>
       </w:hyperlink>
       <w:r>
         <w:rPr>
           <w:lang w:val="zh_TW" w:bidi="zh_TW"/>
         </w:rPr>
-        <w:t>所述：「你們當聽亞述大王的話」。後來的統治者擴張帝國疆域時，也會改變自己的稱號。</w:t>
-      </w:r>
-    </w:p>
-    <w:p>
-      <w:pPr>
-        <w:pStyle w:val="Heading3"/>
-      </w:pPr>
-      <w:r>
-        <w:rPr>
-          <w:lang w:val="zh_TW" w:bidi="zh_TW"/>
-        </w:rPr>
-        <w:t>以色列的王權</w:t>
+        <w:t>）。在</w:t>
+      </w:r>
+      <w:hyperlink r:id="rId16">
+        <w:r>
+          <w:rPr>
+            <w:lang w:val="zh_TW" w:bidi="zh_TW"/>
+          </w:rPr>
+          <w:rPr>
+            <w:color w:val="0000EE"/>
+            <w:u w:val="single"/>
+          </w:rPr>
+          <w:t>哥林多前書七章2節</w:t>
+        </w:r>
+      </w:hyperlink>
+      <w:r>
+        <w:rPr>
+          <w:lang w:val="zh_TW" w:bidi="zh_TW"/>
+        </w:rPr>
+        <w:t>中，保羅使用了「淫亂」的希臘文複數形式，暗示這種罪行可能以多種形式表現出來。他因此指出，哥林多人應該結婚並合宜地共同生活。「淫亂」廣義含義中的一種罪行是姦淫。</w:t>
       </w:r>
     </w:p>
     <w:p>
@@ -414,9 +331,9 @@
         <w:rPr>
           <w:lang w:val="zh_TW" w:bidi="zh_TW"/>
         </w:rPr>
-        <w:t>神揀選亞伯拉罕作多國之父；彌賽亞要藉著他和他的後裔在地上掌權。神在賜給亞伯拉罕的應許裡屢次向他保證，他必作一個強大民族之父，神要把迦南地賜給這個民族，而且君王必從他的後裔而出（</w:t>
-      </w:r>
-      <w:hyperlink r:id="rId21">
+        <w:t>「淫亂」也有一種更為狹義的含義，指未婚之間的性不道德行為。在那些將「淫亂」和「姦淫」並列的聖經清單中，暗示了這種含義。耶穌所列的出於人心中的污穢罪行包括「淫亂（譯註：和合本譯為苟合）」和「姦淫」（</w:t>
+      </w:r>
+      <w:hyperlink r:id="rId17">
         <w:r>
           <w:rPr>
             <w:lang w:val="zh_TW" w:bidi="zh_TW"/>
@@ -425,16 +342,16 @@
             <w:color w:val="0000EE"/>
             <w:u w:val="single"/>
           </w:rPr>
-          <w:t>創17:6</w:t>
+          <w:t>太15:19</w:t>
         </w:r>
       </w:hyperlink>
       <w:r>
         <w:rPr>
           <w:lang w:val="zh_TW" w:bidi="zh_TW"/>
         </w:rPr>
-        <w:t>）。亞伯拉罕遵行神吩咐他受割禮的命令，表明他接受神在他家中掌權；這也使亞伯拉罕的宗族分別出來，事奉神（</w:t>
-      </w:r>
-      <w:hyperlink r:id="rId22">
+        <w:t>；</w:t>
+      </w:r>
+      <w:hyperlink r:id="rId18">
         <w:r>
           <w:rPr>
             <w:lang w:val="zh_TW" w:bidi="zh_TW"/>
@@ -443,16 +360,16 @@
             <w:color w:val="0000EE"/>
             <w:u w:val="single"/>
           </w:rPr>
-          <w:t>10–14</w:t>
+          <w:t>可7:21–22</w:t>
         </w:r>
       </w:hyperlink>
       <w:r>
         <w:rPr>
           <w:lang w:val="zh_TW" w:bidi="zh_TW"/>
         </w:rPr>
-        <w:t>節）。神與亞伯拉罕和他後裔建立關係的終極目的是，神要作以色列的王，而祂的百姓也要藉著忠心順服祂，表明他們接受祂掌權（</w:t>
-      </w:r>
-      <w:hyperlink r:id="rId23">
+        <w:t>）。保羅列出的那些不能承受神的國的罪人中也包括淫亂的和姦淫的（</w:t>
+      </w:r>
+      <w:hyperlink r:id="rId19">
         <w:r>
           <w:rPr>
             <w:lang w:val="zh_TW" w:bidi="zh_TW"/>
@@ -461,14 +378,14 @@
             <w:color w:val="0000EE"/>
             <w:u w:val="single"/>
           </w:rPr>
-          <w:t>9</w:t>
+          <w:t>林前6:9</w:t>
         </w:r>
       </w:hyperlink>
       <w:r>
         <w:rPr>
           <w:lang w:val="zh_TW" w:bidi="zh_TW"/>
         </w:rPr>
-        <w:t>節）。</w:t>
+        <w:t>）。</w:t>
       </w:r>
     </w:p>
     <w:p>
@@ -482,7 +399,43 @@
         <w:rPr>
           <w:lang w:val="zh_TW" w:bidi="zh_TW"/>
         </w:rPr>
-        <w:t>這約的核心是，神期望他們忠於祂的掌權。亞伯拉罕和他的後裔要與這位大君王相交，藉著這樣的生活，在列邦中施行神所賜的「治理」。祂要藉著亞伯拉罕和他的後裔興起一個「君尊的民族（royal nation）」，使他們得以重新承受治理祂所創造萬有的全部特權。</w:t>
+        <w:t>「淫亂」在</w:t>
+      </w:r>
+      <w:hyperlink r:id="rId20">
+        <w:r>
+          <w:rPr>
+            <w:lang w:val="zh_TW" w:bidi="zh_TW"/>
+          </w:rPr>
+          <w:rPr>
+            <w:color w:val="0000EE"/>
+            <w:u w:val="single"/>
+          </w:rPr>
+          <w:t>馬太福音五章32節</w:t>
+        </w:r>
+      </w:hyperlink>
+      <w:r>
+        <w:rPr>
+          <w:lang w:val="zh_TW" w:bidi="zh_TW"/>
+        </w:rPr>
+        <w:t>和</w:t>
+      </w:r>
+      <w:hyperlink r:id="rId21">
+        <w:r>
+          <w:rPr>
+            <w:lang w:val="zh_TW" w:bidi="zh_TW"/>
+          </w:rPr>
+          <w:rPr>
+            <w:color w:val="0000EE"/>
+            <w:u w:val="single"/>
+          </w:rPr>
+          <w:t>十九章9節</w:t>
+        </w:r>
+      </w:hyperlink>
+      <w:r>
+        <w:rPr>
+          <w:lang w:val="zh_TW" w:bidi="zh_TW"/>
+        </w:rPr>
+        <w:t>通常被現今的聖經學者理解為專指姦淫。對於希臘文porneia的翻譯涉及解釋而非純翻譯。學者們對耶穌關於休妻的例外說法是否指淫亂的廣義或狹義含義存在分歧。他可能僅指姦淫，也可能將它與其它性罪一併包括在內。</w:t>
       </w:r>
     </w:p>
     <w:p>
@@ -496,7 +449,43 @@
         <w:rPr>
           <w:lang w:val="zh_TW" w:bidi="zh_TW"/>
         </w:rPr>
-        <w:t>耶和華也與以色列立約。這約是出於主權的恩典與應許的治理；耶和華藉著祂律法的約束，也藉著祂親自同在，使這百姓分別為聖歸給祂。這個民族親眼看見神怎樣看顧他們，就必須學習：他們如果順服神的要求，神權政體的國度（theocratic kingdom）就能在地上成為現實。在西奈之約裡，神權政體（theocracy，就是神的掌權）得以建立。神把誡命託付給以色列，好叫他們顯出自己是神權政體的民族，正如神向摩西所啟示的話：「如今你們若實在聽從我的話，遵守我的約，就要在萬民中作屬我的子民，因為全地都是我的。你們要歸我作祭司的國度，為聖潔的國民。」（</w:t>
+        <w:t>「淫亂」一詞在舊約和新約中也有比喻性的用法。起源於以色列和教會作為主的妻子或新娘的描述，背離神和拜偶像被稱為淫亂（例如，見</w:t>
+      </w:r>
+      <w:hyperlink r:id="rId22">
+        <w:r>
+          <w:rPr>
+            <w:lang w:val="zh_TW" w:bidi="zh_TW"/>
+          </w:rPr>
+          <w:rPr>
+            <w:color w:val="0000EE"/>
+            <w:u w:val="single"/>
+          </w:rPr>
+          <w:t>耶2章</w:t>
+        </w:r>
+      </w:hyperlink>
+      <w:r>
+        <w:rPr>
+          <w:lang w:val="zh_TW" w:bidi="zh_TW"/>
+        </w:rPr>
+        <w:t>）。</w:t>
+      </w:r>
+      <w:hyperlink r:id="rId23">
+        <w:r>
+          <w:rPr>
+            <w:lang w:val="zh_TW" w:bidi="zh_TW"/>
+          </w:rPr>
+          <w:rPr>
+            <w:color w:val="0000EE"/>
+            <w:u w:val="single"/>
+          </w:rPr>
+          <w:t>以西結書第十六章</w:t>
+        </w:r>
+      </w:hyperlink>
+      <w:r>
+        <w:rPr>
+          <w:lang w:val="zh_TW" w:bidi="zh_TW"/>
+        </w:rPr>
+        <w:t>用對婚姻誓言的不忠來象徵耶路撒冷與神之間偏離正道的關係。耶路撒冷對神而言成了一個「行淫的妻」。何西阿書的前三章使用先知何西阿與其淫亂的妻子歌篾的關係，來比喻以色列民族如何對其「丈夫」（神）犯下淫亂之罪，轉而追求其它神。在啟示錄中，「淫亂」和「邪淫」的比喻用法用於大巴比倫——大淫婦（</w:t>
       </w:r>
       <w:hyperlink r:id="rId24">
         <w:r>
@@ -507,14 +496,50 @@
             <w:color w:val="0000EE"/>
             <w:u w:val="single"/>
           </w:rPr>
-          <w:t>出19:5–6</w:t>
+          <w:t>啟14:8，</w:t>
         </w:r>
       </w:hyperlink>
-      <w:r>
-        <w:rPr>
-          <w:lang w:val="zh_TW" w:bidi="zh_TW"/>
-        </w:rPr>
-        <w:t>）。他們是神為列邦所揀選的；藉著以色列像祭司一樣的順服與代求，全地就能認識創造主—救贖主（Creator-Redeemer）。</w:t>
+      <w:hyperlink r:id="rId25">
+        <w:r>
+          <w:rPr>
+            <w:lang w:val="zh_TW" w:bidi="zh_TW"/>
+          </w:rPr>
+          <w:rPr>
+            <w:color w:val="0000EE"/>
+            <w:u w:val="single"/>
+          </w:rPr>
+          <w:t>17:2–4，</w:t>
+        </w:r>
+      </w:hyperlink>
+      <w:hyperlink r:id="rId26">
+        <w:r>
+          <w:rPr>
+            <w:lang w:val="zh_TW" w:bidi="zh_TW"/>
+          </w:rPr>
+          <w:rPr>
+            <w:color w:val="0000EE"/>
+            <w:u w:val="single"/>
+          </w:rPr>
+          <w:t>18:3，</w:t>
+        </w:r>
+      </w:hyperlink>
+      <w:hyperlink r:id="rId27">
+        <w:r>
+          <w:rPr>
+            <w:lang w:val="zh_TW" w:bidi="zh_TW"/>
+          </w:rPr>
+          <w:rPr>
+            <w:color w:val="0000EE"/>
+            <w:u w:val="single"/>
+          </w:rPr>
+          <w:t>19:2</w:t>
+        </w:r>
+      </w:hyperlink>
+      <w:r>
+        <w:rPr>
+          <w:lang w:val="zh_TW" w:bidi="zh_TW"/>
+        </w:rPr>
+        <w:t>）。</w:t>
       </w:r>
     </w:p>
     <w:p>
@@ -526,9 +551,38 @@
       </w:r>
       <w:r>
         <w:rPr>
-          <w:lang w:val="zh_TW" w:bidi="zh_TW"/>
-        </w:rPr>
-        <w:t>神的王權的特質包括：大能、榮耀、信實、智慧、眷顧、服事、將權柄分派給人、賜福與保護、公義的治理、審判、伸冤、拯救。以色列的王權也應當與神的王權一樣。他們多樣且有時複雜的律法，教導以色列分辨聖與俗、潔淨與不潔淨、神的道路與列邦的道路。神的道路增進愛、信實、公義、和平、和諧、服事、對人的眷顧、智慧的生活、保護困苦的人，並審判有罪的人。世界諸國的道路卻往往助長自私、混亂、專制，並且輕看公義。</w:t>
+          <w:i/>
+          <w:lang w:val="zh_TW" w:bidi="zh_TW"/>
+        </w:rPr>
+        <w:t>另見</w:t>
+      </w:r>
+      <w:r>
+        <w:rPr>
+          <w:lang w:val="zh_TW" w:bidi="zh_TW"/>
+        </w:rPr>
+        <w:t xml:space="preserve"> </w:t>
+      </w:r>
+      <w:r>
+        <w:rPr>
+          <w:lang w:val="zh_TW" w:bidi="zh_TW"/>
+        </w:rPr>
+        <w:t>姦淫</w:t>
+      </w:r>
+      <w:r>
+        <w:rPr>
+          <w:lang w:val="zh_TW" w:bidi="zh_TW"/>
+        </w:rPr>
+        <w:t>。</w:t>
+      </w:r>
+      <w:r>
+        <w:rPr>
+          <w:lang w:val="zh_TW" w:bidi="zh_TW"/>
+        </w:rPr>
+      </w:r>
+      <w:r>
+        <w:rPr>
+          <w:lang w:val="zh_TW" w:bidi="zh_TW"/>
+        </w:rPr>
       </w:r>
     </w:p>
     <w:p>
@@ -538,209 +592,21 @@
           <w:lang w:val="zh_TW" w:bidi="zh_TW"/>
         </w:rPr>
       </w:r>
-      <w:r>
-        <w:rPr>
-          <w:lang w:val="zh_TW" w:bidi="zh_TW"/>
-        </w:rPr>
-        <w:t>耶和華也設立一套組織架構，為要推動祂神權政體的目的。在曠野，摩西和以色列所揀選的領袖（</w:t>
-      </w:r>
-      <w:hyperlink r:id="rId25">
-        <w:r>
-          <w:rPr>
-            <w:lang w:val="zh_TW" w:bidi="zh_TW"/>
-          </w:rPr>
-          <w:rPr>
-            <w:color w:val="0000EE"/>
-            <w:u w:val="single"/>
-          </w:rPr>
-          <w:t>出18:19–26</w:t>
-        </w:r>
-      </w:hyperlink>
-      <w:r>
-        <w:rPr>
-          <w:lang w:val="zh_TW" w:bidi="zh_TW"/>
-        </w:rPr>
-        <w:t>；</w:t>
-      </w:r>
-      <w:hyperlink r:id="rId26">
-        <w:r>
-          <w:rPr>
-            <w:lang w:val="zh_TW" w:bidi="zh_TW"/>
-          </w:rPr>
-          <w:rPr>
-            <w:color w:val="0000EE"/>
-            <w:u w:val="single"/>
-          </w:rPr>
-          <w:t>民11:24–25</w:t>
-        </w:r>
-      </w:hyperlink>
-      <w:r>
-        <w:rPr>
-          <w:lang w:val="zh_TW" w:bidi="zh_TW"/>
-        </w:rPr>
-        <w:t>；參</w:t>
-      </w:r>
-      <w:hyperlink r:id="rId27">
-        <w:r>
-          <w:rPr>
-            <w:lang w:val="zh_TW" w:bidi="zh_TW"/>
-          </w:rPr>
-          <w:rPr>
-            <w:color w:val="0000EE"/>
-            <w:u w:val="single"/>
-          </w:rPr>
-          <w:t>申1:15–18</w:t>
-        </w:r>
-      </w:hyperlink>
-      <w:r>
-        <w:rPr>
-          <w:lang w:val="zh_TW" w:bidi="zh_TW"/>
-        </w:rPr>
-        <w:t>）成為神的器皿，在以色列中維護祂作王的統治。摩西死後，約書亞接續承擔神權政體的治理。耶和華與他同在，正如祂與摩西同在一樣；以色列眾人也看出，在約書亞的帶領中，神得以繼續掌權（</w:t>
-      </w:r>
-      <w:hyperlink r:id="rId28">
-        <w:r>
-          <w:rPr>
-            <w:lang w:val="zh_TW" w:bidi="zh_TW"/>
-          </w:rPr>
-          <w:rPr>
-            <w:color w:val="0000EE"/>
-            <w:u w:val="single"/>
-          </w:rPr>
-          <w:t>申34:9</w:t>
-        </w:r>
-      </w:hyperlink>
-      <w:r>
-        <w:rPr>
-          <w:lang w:val="zh_TW" w:bidi="zh_TW"/>
-        </w:rPr>
-        <w:t>；</w:t>
-      </w:r>
-      <w:hyperlink r:id="rId29">
-        <w:r>
-          <w:rPr>
-            <w:lang w:val="zh_TW" w:bidi="zh_TW"/>
-          </w:rPr>
-          <w:rPr>
-            <w:color w:val="0000EE"/>
-            <w:u w:val="single"/>
-          </w:rPr>
-          <w:t>書3:7</w:t>
-        </w:r>
-      </w:hyperlink>
-      <w:r>
-        <w:rPr>
-          <w:lang w:val="zh_TW" w:bidi="zh_TW"/>
-        </w:rPr>
-        <w:t>，</w:t>
-      </w:r>
-      <w:hyperlink r:id="rId30">
-        <w:r>
-          <w:rPr>
-            <w:lang w:val="zh_TW" w:bidi="zh_TW"/>
-          </w:rPr>
-          <w:rPr>
-            <w:color w:val="0000EE"/>
-            <w:u w:val="single"/>
-          </w:rPr>
-          <w:t>4:14</w:t>
-        </w:r>
-      </w:hyperlink>
-      <w:r>
-        <w:rPr>
-          <w:lang w:val="zh_TW" w:bidi="zh_TW"/>
-        </w:rPr>
-        <w:t>）。約書亞像摩西臨終前所作的一樣，勸勉領袖和以色列要持守這恩典的立約關係（</w:t>
-      </w:r>
-      <w:hyperlink r:id="rId31">
-        <w:r>
-          <w:rPr>
-            <w:lang w:val="zh_TW" w:bidi="zh_TW"/>
-          </w:rPr>
-          <w:rPr>
-            <w:color w:val="0000EE"/>
-            <w:u w:val="single"/>
-          </w:rPr>
-          <w:t>書23–24章</w:t>
-        </w:r>
-      </w:hyperlink>
-      <w:r>
-        <w:rPr>
-          <w:lang w:val="zh_TW" w:bidi="zh_TW"/>
-        </w:rPr>
-        <w:t>）。然而，以色列因貪婪、淫亂、紛爭、拜偶像而走向滅亡。在士師的時期，各人任意而行，自以為對（</w:t>
-      </w:r>
-      <w:hyperlink r:id="rId32">
-        <w:r>
-          <w:rPr>
-            <w:lang w:val="zh_TW" w:bidi="zh_TW"/>
-          </w:rPr>
-          <w:rPr>
-            <w:color w:val="0000EE"/>
-            <w:u w:val="single"/>
-          </w:rPr>
-          <w:t>士17:6</w:t>
-        </w:r>
-      </w:hyperlink>
-      <w:r>
-        <w:rPr>
-          <w:lang w:val="zh_TW" w:bidi="zh_TW"/>
-        </w:rPr>
-        <w:t>，</w:t>
-      </w:r>
-      <w:hyperlink r:id="rId33">
-        <w:r>
-          <w:rPr>
-            <w:lang w:val="zh_TW" w:bidi="zh_TW"/>
-          </w:rPr>
-          <w:rPr>
-            <w:color w:val="0000EE"/>
-            <w:u w:val="single"/>
-          </w:rPr>
-          <w:t>18:1</w:t>
-        </w:r>
-      </w:hyperlink>
-      <w:r>
-        <w:rPr>
-          <w:lang w:val="zh_TW" w:bidi="zh_TW"/>
-        </w:rPr>
-        <w:t>，</w:t>
-      </w:r>
-      <w:hyperlink r:id="rId34">
-        <w:r>
-          <w:rPr>
-            <w:lang w:val="zh_TW" w:bidi="zh_TW"/>
-          </w:rPr>
-          <w:rPr>
-            <w:color w:val="0000EE"/>
-            <w:u w:val="single"/>
-          </w:rPr>
-          <w:t>19:1</w:t>
-        </w:r>
-      </w:hyperlink>
-      <w:r>
-        <w:rPr>
-          <w:lang w:val="zh_TW" w:bidi="zh_TW"/>
-        </w:rPr>
-        <w:t>，</w:t>
-      </w:r>
-      <w:hyperlink r:id="rId35">
-        <w:r>
-          <w:rPr>
-            <w:lang w:val="zh_TW" w:bidi="zh_TW"/>
-          </w:rPr>
-          <w:rPr>
-            <w:color w:val="0000EE"/>
-            <w:u w:val="single"/>
-          </w:rPr>
-          <w:t>21:25</w:t>
-        </w:r>
-      </w:hyperlink>
-      <w:r>
-        <w:rPr>
-          <w:lang w:val="zh_TW" w:bidi="zh_TW"/>
-        </w:rPr>
-        <w:t>）。那時以色列中沒有王。士師是軍事領袖，耶和華興起他們，為要拯救祂的百姓脫離外邦欺壓。然而，即使以色列活得好像神不是他們的王，神仍然作王。士師時期顯明，以色列背道，又不順服他們的王，所以無法有效應付周圍的列邦。</w:t>
+    </w:p>
+    <w:p>
+      <w:pPr>
+        <w:pStyle w:val="Heading2"/>
+      </w:pPr>
+      <w:r>
+        <w:rPr>
+          <w:lang w:val="zh_TW" w:bidi="zh_TW"/>
+        </w:rPr>
+        <w:t>童貞女</w:t>
+      </w:r>
+      <w:r>
+        <w:rPr>
+          <w:lang w:val="zh_TW" w:bidi="zh_TW"/>
+        </w:rPr>
       </w:r>
     </w:p>
     <w:p>
@@ -754,9 +620,9 @@
         <w:rPr>
           <w:lang w:val="zh_TW" w:bidi="zh_TW"/>
         </w:rPr>
-        <w:t>撒母耳的事奉使以色列恢復神權政體的領導。撒母耳生在利未人的家中，在示羅的會幕事奉耶和華。他蒙召作先知——自從摩西死後，這職分一直沒有人承擔（</w:t>
-      </w:r>
-      <w:hyperlink r:id="rId36">
+        <w:t>這是用來描述女性，或用來比喻地方、國家和教會的詞。該詞是在描述一位性徵成熟但尚未發生性行為的女性。耶穌的母親馬利亞就是一個明顯的例子（</w:t>
+      </w:r>
+      <w:hyperlink r:id="rId28">
         <w:r>
           <w:rPr>
             <w:lang w:val="zh_TW" w:bidi="zh_TW"/>
@@ -765,86 +631,14 @@
             <w:color w:val="0000EE"/>
             <w:u w:val="single"/>
           </w:rPr>
-          <w:t>撒上3:20–21</w:t>
+          <w:t>太1:18–25</w:t>
         </w:r>
       </w:hyperlink>
       <w:r>
         <w:rPr>
           <w:lang w:val="zh_TW" w:bidi="zh_TW"/>
         </w:rPr>
-        <w:t>）。百姓也承認他在以色列作士師（</w:t>
-      </w:r>
-      <w:hyperlink r:id="rId37">
-        <w:r>
-          <w:rPr>
-            <w:lang w:val="zh_TW" w:bidi="zh_TW"/>
-          </w:rPr>
-          <w:rPr>
-            <w:color w:val="0000EE"/>
-            <w:u w:val="single"/>
-          </w:rPr>
-          <w:t>7:15</w:t>
-        </w:r>
-      </w:hyperlink>
-      <w:r>
-        <w:rPr>
-          <w:lang w:val="zh_TW" w:bidi="zh_TW"/>
-        </w:rPr>
-        <w:t>）。在撒母耳身上，祭司、先知、君王的職分彷彿結合在一起。百姓從來不稱他為王，因為他的生活方式像先知，不像統治者。百姓精心提出要立王的要求，其實就是拒絕撒母耳的事奉。百姓不滿足於撒母耳那種屬靈、帶著恩賜的領導。他們想找一位更有魄力的領袖，因此覺得周圍列國君王的某些特點很吸引人：權勢、榮耀的彰顯，以及穩定。到那時為止，各支派已經經歷過幾場內戰，危及以色列的合一。人們以為立王就能解決各樣社會和政治問題。雖然神早已在律法裡預先提到以色列日後會有君王治理（</w:t>
-      </w:r>
-      <w:hyperlink r:id="rId38">
-        <w:r>
-          <w:rPr>
-            <w:lang w:val="zh_TW" w:bidi="zh_TW"/>
-          </w:rPr>
-          <w:rPr>
-            <w:color w:val="0000EE"/>
-            <w:u w:val="single"/>
-          </w:rPr>
-          <w:t>申17:14–20</w:t>
-        </w:r>
-      </w:hyperlink>
-      <w:r>
-        <w:rPr>
-          <w:lang w:val="zh_TW" w:bidi="zh_TW"/>
-        </w:rPr>
-        <w:t>），百姓推動王權卻不是出於宗教理由，而是出於世俗的原因：「現在求你為我們立一個王治理我們，像列國一樣」（</w:t>
-      </w:r>
-      <w:hyperlink r:id="rId39">
-        <w:r>
-          <w:rPr>
-            <w:lang w:val="zh_TW" w:bidi="zh_TW"/>
-          </w:rPr>
-          <w:rPr>
-            <w:color w:val="0000EE"/>
-            <w:u w:val="single"/>
-          </w:rPr>
-          <w:t>撒上8:5</w:t>
-        </w:r>
-      </w:hyperlink>
-      <w:r>
-        <w:rPr>
-          <w:lang w:val="zh_TW" w:bidi="zh_TW"/>
-        </w:rPr>
-        <w:t>）；「使我們像列國一樣，有王治理我們，統領我們，為我們爭戰。」（</w:t>
-      </w:r>
-      <w:hyperlink r:id="rId40">
-        <w:r>
-          <w:rPr>
-            <w:lang w:val="zh_TW" w:bidi="zh_TW"/>
-          </w:rPr>
-          <w:rPr>
-            <w:color w:val="0000EE"/>
-            <w:u w:val="single"/>
-          </w:rPr>
-          <w:t>20</w:t>
-        </w:r>
-      </w:hyperlink>
-      <w:r>
-        <w:rPr>
-          <w:lang w:val="zh_TW" w:bidi="zh_TW"/>
-        </w:rPr>
-        <w:t>節）。撒母耳從來不接受立王的想法，因為這種制度不符合神權政體的理想。</w:t>
+        <w:t>）。</w:t>
       </w:r>
     </w:p>
     <w:p>
@@ -858,7 +652,85 @@
         <w:rPr>
           <w:lang w:val="zh_TW" w:bidi="zh_TW"/>
         </w:rPr>
-        <w:t>以色列的王權與鄰國的王權最關鍵的差別，在於神把祂的靈賜給以色列的君王，使他在地上建立神的掌權。神為祂的百姓作王，百姓也從祂的掌權得著益處；祂供應他們、保護他們，又作那位替他們爭戰的勇士。</w:t>
+        <w:t>舊約聖經非常重視在婚姻前保持貞潔。利百加成為適合以撒的新娘，其中一個特質就是她的貞潔（</w:t>
+      </w:r>
+      <w:hyperlink r:id="rId29">
+        <w:r>
+          <w:rPr>
+            <w:lang w:val="zh_TW" w:bidi="zh_TW"/>
+          </w:rPr>
+          <w:rPr>
+            <w:color w:val="0000EE"/>
+            <w:u w:val="single"/>
+          </w:rPr>
+          <w:t>創24:16</w:t>
+        </w:r>
+      </w:hyperlink>
+      <w:r>
+        <w:rPr>
+          <w:lang w:val="zh_TW" w:bidi="zh_TW"/>
+        </w:rPr>
+        <w:t>）。律法規定祭司只能娶貞潔的女子為妻（</w:t>
+      </w:r>
+      <w:hyperlink r:id="rId30">
+        <w:r>
+          <w:rPr>
+            <w:lang w:val="zh_TW" w:bidi="zh_TW"/>
+          </w:rPr>
+          <w:rPr>
+            <w:color w:val="0000EE"/>
+            <w:u w:val="single"/>
+          </w:rPr>
+          <w:t>利21:7</w:t>
+        </w:r>
+      </w:hyperlink>
+      <w:r>
+        <w:rPr>
+          <w:lang w:val="zh_TW" w:bidi="zh_TW"/>
+        </w:rPr>
+        <w:t>、</w:t>
+      </w:r>
+      <w:hyperlink r:id="rId30">
+        <w:r>
+          <w:rPr>
+            <w:lang w:val="zh_TW" w:bidi="zh_TW"/>
+          </w:rPr>
+          <w:rPr>
+            <w:color w:val="0000EE"/>
+            <w:u w:val="single"/>
+          </w:rPr>
+          <w:t>13</w:t>
+        </w:r>
+      </w:hyperlink>
+      <w:hyperlink r:id="rId31">
+        <w:r>
+          <w:rPr>
+            <w:lang w:val="zh_TW" w:bidi="zh_TW"/>
+          </w:rPr>
+          <w:rPr>
+            <w:color w:val="0000EE"/>
+            <w:u w:val="single"/>
+          </w:rPr>
+          <w:t>–</w:t>
+        </w:r>
+      </w:hyperlink>
+      <w:hyperlink r:id="rId30">
+        <w:r>
+          <w:rPr>
+            <w:lang w:val="zh_TW" w:bidi="zh_TW"/>
+          </w:rPr>
+          <w:rPr>
+            <w:color w:val="0000EE"/>
+            <w:u w:val="single"/>
+          </w:rPr>
+          <w:t>14</w:t>
+        </w:r>
+      </w:hyperlink>
+      <w:r>
+        <w:rPr>
+          <w:lang w:val="zh_TW" w:bidi="zh_TW"/>
+        </w:rPr>
+        <w:t>）。而祭司應該是那些生活最符合神標準的人。</w:t>
       </w:r>
     </w:p>
     <w:p>
@@ -872,9 +744,9 @@
         <w:rPr>
           <w:lang w:val="zh_TW" w:bidi="zh_TW"/>
         </w:rPr>
-        <w:t>撒母耳膏立了掃羅（王權的一個可悲例子）和大衛（在神治理之下作王的良好例子），在當中起了關鍵作用。掃羅的王權顯出專制、冷漠、自我抬舉的態度。他一心要建立自己的王朝，卻沒有好好眷顧神的百姓。因此，耶和華厭棄他作王（</w:t>
-      </w:r>
-      <w:hyperlink r:id="rId41">
+        <w:t>這反映了聖經對婚姻的教導，也使專一的忠誠成為婚姻的理想。新約聖經禁止婚前性行為，表達了這一理想（</w:t>
+      </w:r>
+      <w:hyperlink r:id="rId15">
         <w:r>
           <w:rPr>
             <w:lang w:val="zh_TW" w:bidi="zh_TW"/>
@@ -883,7 +755,61 @@
             <w:color w:val="0000EE"/>
             <w:u w:val="single"/>
           </w:rPr>
-          <w:t>撒上15:23</w:t>
+          <w:t>林前6:13</w:t>
+        </w:r>
+      </w:hyperlink>
+      <w:r>
+        <w:rPr>
+          <w:lang w:val="zh_TW" w:bidi="zh_TW"/>
+        </w:rPr>
+        <w:t>、</w:t>
+      </w:r>
+      <w:hyperlink r:id="rId15">
+        <w:r>
+          <w:rPr>
+            <w:lang w:val="zh_TW" w:bidi="zh_TW"/>
+          </w:rPr>
+          <w:rPr>
+            <w:color w:val="0000EE"/>
+            <w:u w:val="single"/>
+          </w:rPr>
+          <w:t>18</w:t>
+        </w:r>
+      </w:hyperlink>
+      <w:r>
+        <w:rPr>
+          <w:lang w:val="zh_TW" w:bidi="zh_TW"/>
+        </w:rPr>
+        <w:t>）。新約聖經使用「童女（或童身）」來描述對神忠心的基督徒（</w:t>
+      </w:r>
+      <w:hyperlink r:id="rId32">
+        <w:r>
+          <w:rPr>
+            <w:lang w:val="zh_TW" w:bidi="zh_TW"/>
+          </w:rPr>
+          <w:rPr>
+            <w:color w:val="0000EE"/>
+            <w:u w:val="single"/>
+          </w:rPr>
+          <w:t>啟14:4</w:t>
+        </w:r>
+      </w:hyperlink>
+      <w:r>
+        <w:rPr>
+          <w:lang w:val="zh_TW" w:bidi="zh_TW"/>
+        </w:rPr>
+        <w:t>；參</w:t>
+      </w:r>
+      <w:hyperlink r:id="rId33">
+        <w:r>
+          <w:rPr>
+            <w:lang w:val="zh_TW" w:bidi="zh_TW"/>
+          </w:rPr>
+          <w:rPr>
+            <w:color w:val="0000EE"/>
+            <w:u w:val="single"/>
+          </w:rPr>
+          <w:t>林後11:2</w:t>
         </w:r>
       </w:hyperlink>
       <w:r>
@@ -904,9 +830,9 @@
         <w:rPr>
           <w:lang w:val="zh_TW" w:bidi="zh_TW"/>
         </w:rPr>
-        <w:t>大衛的王權與掃羅的王權形成對比；大衛的王權符合神的心意，因為他反映出耶和華王權的榮耀。撒母耳記上下兩卷書記載大衛的一生和治理，用來說明王權的利與弊。從正面來看，大衛是合神心意的人，他尋求神的旨意，為自己的罪悔改，也尋求神的榮耀。從負面來看，大衛在個人生活和家庭生活上沒有持守神律法的高標準。然而，神仍喜悅揀選大衛的王朝，讓耶穌基督從這家系而出。先知拿單向大衛保證，他的王朝必長存：「你的家和你的國必在我面前永遠堅立。你的國位也必堅定，直到永遠。」（</w:t>
-      </w:r>
-      <w:hyperlink r:id="rId42">
+        <w:t>從負面的角度來看，舊約聖經在處罰失去貞潔的問題上強調了相同的原則。如果男人在道德上負有責任，那麼他必須娶女子為妻或賠償女子的父親（</w:t>
+      </w:r>
+      <w:hyperlink r:id="rId34">
         <w:r>
           <w:rPr>
             <w:lang w:val="zh_TW" w:bidi="zh_TW"/>
@@ -915,14 +841,68 @@
             <w:color w:val="0000EE"/>
             <w:u w:val="single"/>
           </w:rPr>
-          <w:t>撒下7:16</w:t>
+          <w:t>出22:16–17</w:t>
         </w:r>
       </w:hyperlink>
       <w:r>
         <w:rPr>
           <w:lang w:val="zh_TW" w:bidi="zh_TW"/>
         </w:rPr>
-        <w:t>）。但神並沒有應許這王朝不會受審判，也不會被擄。</w:t>
+        <w:t>）。如果女性自己有責任，其懲罰就是死刑（</w:t>
+      </w:r>
+      <w:hyperlink r:id="rId35">
+        <w:r>
+          <w:rPr>
+            <w:lang w:val="zh_TW" w:bidi="zh_TW"/>
+          </w:rPr>
+          <w:rPr>
+            <w:color w:val="0000EE"/>
+            <w:u w:val="single"/>
+          </w:rPr>
+          <w:t>申22:20–21</w:t>
+        </w:r>
+      </w:hyperlink>
+      <w:r>
+        <w:rPr>
+          <w:lang w:val="zh_TW" w:bidi="zh_TW"/>
+        </w:rPr>
+        <w:t>）。然而，舊約聖經中很少提及對於終生守貞的讚美。耶利米被吩咐不要娶妻，僅僅是為了強調神對即將到來的審判的警告（</w:t>
+      </w:r>
+      <w:hyperlink r:id="rId36">
+        <w:r>
+          <w:rPr>
+            <w:lang w:val="zh_TW" w:bidi="zh_TW"/>
+          </w:rPr>
+          <w:rPr>
+            <w:color w:val="0000EE"/>
+            <w:u w:val="single"/>
+          </w:rPr>
+          <w:t>耶16:2</w:t>
+        </w:r>
+      </w:hyperlink>
+      <w:r>
+        <w:rPr>
+          <w:lang w:val="zh_TW" w:bidi="zh_TW"/>
+        </w:rPr>
+        <w:t>）。從女性的角度來看，終生保持未婚貞潔和沒有子女是一種悲劇（參</w:t>
+      </w:r>
+      <w:hyperlink r:id="rId37">
+        <w:r>
+          <w:rPr>
+            <w:lang w:val="zh_TW" w:bidi="zh_TW"/>
+          </w:rPr>
+          <w:rPr>
+            <w:color w:val="0000EE"/>
+            <w:u w:val="single"/>
+          </w:rPr>
+          <w:t>士11:37</w:t>
+        </w:r>
+      </w:hyperlink>
+      <w:r>
+        <w:rPr>
+          <w:lang w:val="zh_TW" w:bidi="zh_TW"/>
+        </w:rPr>
+        <w:t>）。</w:t>
       </w:r>
     </w:p>
     <w:p>
@@ -936,9 +916,9 @@
         <w:rPr>
           <w:lang w:val="zh_TW" w:bidi="zh_TW"/>
         </w:rPr>
-        <w:t>大衛和他兒子所羅門的王權所顯出的卓越特質，反映出真正合乎神權政體的用意：他們關心耶和華、渴望有智慧和正直的心，也關心神百姓的福祉。他們關心耶和華，表現在為建造聖殿所作的預備，以及後來實際建成了聖殿（參</w:t>
-      </w:r>
-      <w:hyperlink r:id="rId43">
+        <w:t>新約聖經重視婚姻，但更清楚地顯明基督徒男女保持貞潔的益處。保羅宣稱，獨身對某些人來說是神的恩賜，因為其對基督徒的事奉有正面的果效（</w:t>
+      </w:r>
+      <w:hyperlink r:id="rId38">
         <w:r>
           <w:rPr>
             <w:lang w:val="zh_TW" w:bidi="zh_TW"/>
@@ -947,16 +927,16 @@
             <w:color w:val="0000EE"/>
             <w:u w:val="single"/>
           </w:rPr>
-          <w:t>詩132篇</w:t>
+          <w:t>林前7:7</w:t>
         </w:r>
       </w:hyperlink>
       <w:r>
         <w:rPr>
           <w:lang w:val="zh_TW" w:bidi="zh_TW"/>
         </w:rPr>
-        <w:t>）。他們顯然重視正直和智慧，特別表現在大衛回應拿單責備的態度上（</w:t>
-      </w:r>
-      <w:hyperlink r:id="rId44">
+        <w:t>、</w:t>
+      </w:r>
+      <w:hyperlink r:id="rId38">
         <w:r>
           <w:rPr>
             <w:lang w:val="zh_TW" w:bidi="zh_TW"/>
@@ -965,16 +945,10 @@
             <w:color w:val="0000EE"/>
             <w:u w:val="single"/>
           </w:rPr>
-          <w:t>撒下12章</w:t>
+          <w:t>25</w:t>
         </w:r>
       </w:hyperlink>
-      <w:r>
-        <w:rPr>
-          <w:lang w:val="zh_TW" w:bidi="zh_TW"/>
-        </w:rPr>
-        <w:t>），以及所羅門向神求一顆有智慧的心上（</w:t>
-      </w:r>
-      <w:hyperlink r:id="rId45">
+      <w:hyperlink r:id="rId39">
         <w:r>
           <w:rPr>
             <w:lang w:val="zh_TW" w:bidi="zh_TW"/>
@@ -983,14 +957,56 @@
             <w:color w:val="0000EE"/>
             <w:u w:val="single"/>
           </w:rPr>
-          <w:t>王上3章</w:t>
+          <w:t>–</w:t>
         </w:r>
       </w:hyperlink>
-      <w:r>
-        <w:rPr>
-          <w:lang w:val="zh_TW" w:bidi="zh_TW"/>
-        </w:rPr>
-        <w:t>）。他們關心百姓，也表現在鞏固邊界抵擋仇敵、促成全國合一、並帶來經濟增長的機會。大衛和所羅門的時代確實在地上反映出神作王的掌權。</w:t>
+      <w:hyperlink r:id="rId38">
+        <w:r>
+          <w:rPr>
+            <w:lang w:val="zh_TW" w:bidi="zh_TW"/>
+          </w:rPr>
+          <w:rPr>
+            <w:color w:val="0000EE"/>
+            <w:u w:val="single"/>
+          </w:rPr>
+          <w:t>38</w:t>
+        </w:r>
+      </w:hyperlink>
+      <w:r>
+        <w:rPr>
+          <w:lang w:val="zh_TW" w:bidi="zh_TW"/>
+        </w:rPr>
+        <w:t>）。耶穌讚揚那些為了天國而「</w:t>
+      </w:r>
+      <w:r>
+        <w:rPr>
+          <w:lang w:val="zh_TW" w:bidi="zh_TW"/>
+        </w:rPr>
+        <w:t>自閹</w:t>
+      </w:r>
+      <w:r>
+        <w:rPr>
+          <w:lang w:val="zh_TW" w:bidi="zh_TW"/>
+        </w:rPr>
+        <w:t>」的人（</w:t>
+      </w:r>
+      <w:hyperlink r:id="rId40">
+        <w:r>
+          <w:rPr>
+            <w:lang w:val="zh_TW" w:bidi="zh_TW"/>
+          </w:rPr>
+          <w:rPr>
+            <w:color w:val="0000EE"/>
+            <w:u w:val="single"/>
+          </w:rPr>
+          <w:t>太19:12</w:t>
+        </w:r>
+      </w:hyperlink>
+      <w:r>
+        <w:rPr>
+          <w:lang w:val="zh_TW" w:bidi="zh_TW"/>
+        </w:rPr>
+        <w:t>）。</w:t>
       </w:r>
     </w:p>
     <w:p>
@@ -1002,780 +1018,70 @@
       </w:r>
       <w:r>
         <w:rPr>
-          <w:lang w:val="zh_TW" w:bidi="zh_TW"/>
-        </w:rPr>
-        <w:t>列王紀和歷代志的記載展開了以色列和猶大往後王權的歷史。那些好王效法大衛和所羅門的榜樣、保衛耶路撒冷抵擋外邦入侵、供應聖殿的需要、使神的百姓在神的話語上領受教導，又照著摩西的律法作他們治理的準則。一個好的大衛王朝君王愛耶和華、愛聖殿、愛律法，也愛神的百姓；他像好牧人一樣服事他們。惡王卻拒絕這種王權的榜樣，反而選擇外邦的模式。因此，暗利和亞哈把實踐巴力崇拜的腓尼基文化引進來，完全不顧以色列的傳統。</w:t>
-      </w:r>
-    </w:p>
-    <w:p>
-      <w:pPr/>
-      <w:r>
-        <w:rPr>
-          <w:lang w:val="zh_TW" w:bidi="zh_TW"/>
-        </w:rPr>
-      </w:r>
-      <w:r>
-        <w:rPr>
-          <w:lang w:val="zh_TW" w:bidi="zh_TW"/>
-        </w:rPr>
-        <w:t>大衛王朝的君王被視為神家中的一員，是那位大君王的「兒子」（參</w:t>
-      </w:r>
-      <w:hyperlink r:id="rId46">
-        <w:r>
-          <w:rPr>
-            <w:lang w:val="zh_TW" w:bidi="zh_TW"/>
-          </w:rPr>
-          <w:rPr>
-            <w:color w:val="0000EE"/>
-            <w:u w:val="single"/>
-          </w:rPr>
-          <w:t>撒下7:14–16</w:t>
-        </w:r>
-      </w:hyperlink>
+          <w:i/>
+          <w:lang w:val="zh_TW" w:bidi="zh_TW"/>
+        </w:rPr>
+        <w:t xml:space="preserve">另見 </w:t>
+      </w:r>
+      <w:r>
+        <w:rPr>
+          <w:lang w:val="zh_TW" w:bidi="zh_TW"/>
+        </w:rPr>
+        <w:t>家庭生活與關係</w:t>
+      </w:r>
       <w:r>
         <w:rPr>
           <w:lang w:val="zh_TW" w:bidi="zh_TW"/>
         </w:rPr>
         <w:t>；</w:t>
       </w:r>
-      <w:hyperlink r:id="rId47">
-        <w:r>
-          <w:rPr>
-            <w:lang w:val="zh_TW" w:bidi="zh_TW"/>
-          </w:rPr>
-          <w:rPr>
-            <w:color w:val="0000EE"/>
-            <w:u w:val="single"/>
-          </w:rPr>
-          <w:t>詩2:6–7</w:t>
-        </w:r>
-      </w:hyperlink>
-      <w:r>
-        <w:rPr>
-          <w:lang w:val="zh_TW" w:bidi="zh_TW"/>
-        </w:rPr>
-        <w:t>）。大衛王朝的君王要忠於那位大君王耶和華。他像摩西和約書亞一樣，直接從耶和華領受命令；但與摩西不同，耶和華的話語是藉著眾先知傳達給他。他也像摩西和約書亞一樣，要服事他的神，也服事祂的百姓。</w:t>
-      </w:r>
-    </w:p>
-    <w:p>
-      <w:pPr>
-        <w:pStyle w:val="Heading3"/>
-      </w:pPr>
-      <w:r>
-        <w:rPr>
-          <w:lang w:val="zh_TW" w:bidi="zh_TW"/>
-        </w:rPr>
-        <w:t>彌賽亞—君王</w:t>
-      </w:r>
-    </w:p>
-    <w:p>
-      <w:pPr/>
-      <w:r>
-        <w:rPr>
-          <w:lang w:val="zh_TW" w:bidi="zh_TW"/>
-        </w:rPr>
-      </w:r>
-      <w:r>
-        <w:rPr>
-          <w:lang w:val="zh_TW" w:bidi="zh_TW"/>
-        </w:rPr>
-        <w:t>大衛的後裔無法維持並擴展神權政體。到了公元前八世紀和公元前七世紀，人們已經清楚看見，即使是最偉大的君王，也遠不及大衛和所羅門的地位。眾先知（</w:t>
-      </w:r>
-      <w:hyperlink r:id="rId48">
-        <w:r>
-          <w:rPr>
-            <w:lang w:val="zh_TW" w:bidi="zh_TW"/>
-          </w:rPr>
-          <w:rPr>
-            <w:color w:val="0000EE"/>
-            <w:u w:val="single"/>
-          </w:rPr>
-          <w:t>賽9:2–7</w:t>
-        </w:r>
-      </w:hyperlink>
-      <w:r>
-        <w:rPr>
-          <w:lang w:val="zh_TW" w:bidi="zh_TW"/>
-        </w:rPr>
-        <w:t>，</w:t>
-      </w:r>
-      <w:hyperlink r:id="rId49">
-        <w:r>
-          <w:rPr>
-            <w:lang w:val="zh_TW" w:bidi="zh_TW"/>
-          </w:rPr>
-          <w:rPr>
-            <w:color w:val="0000EE"/>
-            <w:u w:val="single"/>
-          </w:rPr>
-          <w:t>11:1–9</w:t>
-        </w:r>
-      </w:hyperlink>
+      <w:r>
+        <w:rPr>
+          <w:lang w:val="zh_TW" w:bidi="zh_TW"/>
+        </w:rPr>
+        <w:t>婚姻，婚姻習俗</w:t>
+      </w:r>
       <w:r>
         <w:rPr>
           <w:lang w:val="zh_TW" w:bidi="zh_TW"/>
         </w:rPr>
         <w:t>；</w:t>
       </w:r>
-      <w:hyperlink r:id="rId50">
-        <w:r>
-          <w:rPr>
-            <w:lang w:val="zh_TW" w:bidi="zh_TW"/>
-          </w:rPr>
-          <w:rPr>
-            <w:color w:val="0000EE"/>
-            <w:u w:val="single"/>
-          </w:rPr>
-          <w:t>耶33:14–16</w:t>
-        </w:r>
-      </w:hyperlink>
+      <w:r>
+        <w:rPr>
+          <w:lang w:val="zh_TW" w:bidi="zh_TW"/>
+        </w:rPr>
+        <w:t>性，性別</w:t>
+      </w:r>
       <w:r>
         <w:rPr>
           <w:lang w:val="zh_TW" w:bidi="zh_TW"/>
         </w:rPr>
         <w:t>；</w:t>
       </w:r>
-      <w:hyperlink r:id="rId51">
-        <w:r>
-          <w:rPr>
-            <w:lang w:val="zh_TW" w:bidi="zh_TW"/>
-          </w:rPr>
-          <w:rPr>
-            <w:color w:val="0000EE"/>
-            <w:u w:val="single"/>
-          </w:rPr>
-          <w:t>結34:22–31</w:t>
-        </w:r>
-      </w:hyperlink>
+      <w:r>
+        <w:rPr>
+          <w:lang w:val="zh_TW" w:bidi="zh_TW"/>
+        </w:rPr>
+        <w:t>耶穌由童貞女所生</w:t>
+      </w:r>
       <w:r>
         <w:rPr>
           <w:lang w:val="zh_TW" w:bidi="zh_TW"/>
         </w:rPr>
         <w:t>；</w:t>
       </w:r>
-      <w:hyperlink r:id="rId52">
-        <w:r>
-          <w:rPr>
-            <w:lang w:val="zh_TW" w:bidi="zh_TW"/>
-          </w:rPr>
-          <w:rPr>
-            <w:color w:val="0000EE"/>
-            <w:u w:val="single"/>
-          </w:rPr>
-          <w:t>彌5:2–5</w:t>
-        </w:r>
-      </w:hyperlink>
-      <w:r>
-        <w:rPr>
-          <w:lang w:val="zh_TW" w:bidi="zh_TW"/>
-        </w:rPr>
-        <w:t>）宣告了有另一位君王，就是彌賽亞；祂是大衛的後裔、要永遠掌權，並且藉著祂的掌權，使神的國度延伸到地極。祂要制伏一切反對神掌權的勢力、除去一切仇敵，帶來普世的和平與公義時代。彌賽亞君王要顯明屬神掌權的完全，因為神的靈要降在祂身上。祂的王權要以服事神的百姓為記號，使他們成為得著看顧的羊群；祂要作他們的牧人來服事他們。</w:t>
-      </w:r>
-    </w:p>
-    <w:p>
-      <w:pPr/>
-      <w:r>
-        <w:rPr>
-          <w:lang w:val="zh_TW" w:bidi="zh_TW"/>
-        </w:rPr>
-      </w:r>
-      <w:r>
-        <w:rPr>
-          <w:lang w:val="zh_TW" w:bidi="zh_TW"/>
-        </w:rPr>
-        <w:t>耶穌降臨的時候，彌賽亞的國度就更清楚顯明出來。祂就是天使所宣告的那位王：「因今天在大衛的城裡，為你們生了救主，就是主基督」（</w:t>
-      </w:r>
-      <w:hyperlink r:id="rId53">
-        <w:r>
-          <w:rPr>
-            <w:lang w:val="zh_TW" w:bidi="zh_TW"/>
-          </w:rPr>
-          <w:rPr>
-            <w:color w:val="0000EE"/>
-            <w:u w:val="single"/>
-          </w:rPr>
-          <w:t>路2:11</w:t>
-        </w:r>
-      </w:hyperlink>
-      <w:r>
-        <w:rPr>
-          <w:lang w:val="zh_TW" w:bidi="zh_TW"/>
-        </w:rPr>
-        <w:t>）。這些榮耀的話顯出它與先知的話一脈相承。耶穌是救主；祂的職分不單包括拯救人脫離罪，也包括拯救人脫離一切患難、邪惡，以及咒詛所帶來的各樣後果。祂的使命既關乎赦罪，也關乎在地上建立和平（</w:t>
-      </w:r>
-      <w:hyperlink r:id="rId54">
-        <w:r>
-          <w:rPr>
-            <w:lang w:val="zh_TW" w:bidi="zh_TW"/>
-          </w:rPr>
-          <w:rPr>
-            <w:color w:val="0000EE"/>
-            <w:u w:val="single"/>
-          </w:rPr>
-          <w:t>1:77–79</w:t>
-        </w:r>
-      </w:hyperlink>
-      <w:r>
-        <w:rPr>
-          <w:lang w:val="zh_TW" w:bidi="zh_TW"/>
-        </w:rPr>
-        <w:t>）。從這個角度來看，我們必須把耶穌醫治人、餵養人、對抗邪惡勢力、受苦、教導的事奉，看為在地上建立起神的國度。祂是服事人的王，祂與鬼魔的權勢爭戰，並且得勝。復活標記著祂的得勝；祂坐在父的右邊，戴上榮耀的冠冕（</w:t>
-      </w:r>
-      <w:hyperlink r:id="rId55">
-        <w:r>
-          <w:rPr>
-            <w:lang w:val="zh_TW" w:bidi="zh_TW"/>
-          </w:rPr>
-          <w:rPr>
-            <w:color w:val="0000EE"/>
-            <w:u w:val="single"/>
-          </w:rPr>
-          <w:t>徒2:33–36</w:t>
-        </w:r>
-      </w:hyperlink>
-      <w:r>
-        <w:rPr>
-          <w:lang w:val="zh_TW" w:bidi="zh_TW"/>
-        </w:rPr>
-        <w:t>；參</w:t>
-      </w:r>
-      <w:hyperlink r:id="rId56">
-        <w:r>
-          <w:rPr>
-            <w:lang w:val="zh_TW" w:bidi="zh_TW"/>
-          </w:rPr>
-          <w:rPr>
-            <w:color w:val="0000EE"/>
-            <w:u w:val="single"/>
-          </w:rPr>
-          <w:t>林前15:25</w:t>
-        </w:r>
-      </w:hyperlink>
-      <w:r>
-        <w:rPr>
-          <w:lang w:val="zh_TW" w:bidi="zh_TW"/>
-        </w:rPr>
-        <w:t>）。祂既作救主，祂就是主基督。早期使徒的宣講傳揚耶穌是神所立的彌賽亞，也是神。耶穌作主，與祂是彌賽亞是相連的。對呼求祂的人來說，祂是救主—彌賽亞—主（</w:t>
-      </w:r>
-      <w:hyperlink r:id="rId57">
-        <w:r>
-          <w:rPr>
-            <w:lang w:val="zh_TW" w:bidi="zh_TW"/>
-          </w:rPr>
-          <w:rPr>
-            <w:color w:val="0000EE"/>
-            <w:u w:val="single"/>
-          </w:rPr>
-          <w:t>羅10:9–15</w:t>
-        </w:r>
-      </w:hyperlink>
-      <w:r>
-        <w:rPr>
-          <w:lang w:val="zh_TW" w:bidi="zh_TW"/>
-        </w:rPr>
-        <w:t>），但對拒絕祂的人來說，祂是替父施行審判的勇士，眾膝都要在祂面前跪下，祂也要帶來父審判的時代（參</w:t>
-      </w:r>
-      <w:hyperlink r:id="rId58">
-        <w:r>
-          <w:rPr>
-            <w:lang w:val="zh_TW" w:bidi="zh_TW"/>
-          </w:rPr>
-          <w:rPr>
-            <w:color w:val="0000EE"/>
-            <w:u w:val="single"/>
-          </w:rPr>
-          <w:t>啟1:12–16</w:t>
-        </w:r>
-      </w:hyperlink>
-      <w:r>
-        <w:rPr>
-          <w:lang w:val="zh_TW" w:bidi="zh_TW"/>
-        </w:rPr>
-        <w:t>，</w:t>
-      </w:r>
-      <w:hyperlink r:id="rId59">
-        <w:r>
-          <w:rPr>
-            <w:lang w:val="zh_TW" w:bidi="zh_TW"/>
-          </w:rPr>
-          <w:rPr>
-            <w:color w:val="0000EE"/>
-            <w:u w:val="single"/>
-          </w:rPr>
-          <w:t>19:11–21</w:t>
-        </w:r>
-      </w:hyperlink>
-      <w:r>
-        <w:rPr>
-          <w:lang w:val="zh_TW" w:bidi="zh_TW"/>
-        </w:rPr>
-        <w:t>）。</w:t>
-      </w:r>
-    </w:p>
-    <w:p>
-      <w:pPr/>
-      <w:r>
-        <w:rPr>
-          <w:lang w:val="zh_TW" w:bidi="zh_TW"/>
-        </w:rPr>
-      </w:r>
-      <w:r>
-        <w:rPr>
-          <w:lang w:val="zh_TW" w:bidi="zh_TW"/>
-        </w:rPr>
-        <w:t>耶穌教導門徒：當祂在榮耀裡再來的時候，祂要坐在自己的寶座上，萬民都要向祂下拜。神要將祂的仇敵從祂面前趕出去，神的百姓要完全承受那國度（</w:t>
-      </w:r>
-      <w:hyperlink r:id="rId60">
-        <w:r>
-          <w:rPr>
-            <w:lang w:val="zh_TW" w:bidi="zh_TW"/>
-          </w:rPr>
-          <w:rPr>
-            <w:color w:val="0000EE"/>
-            <w:u w:val="single"/>
-          </w:rPr>
-          <w:t>太25:31–46</w:t>
-        </w:r>
-      </w:hyperlink>
-      <w:r>
-        <w:rPr>
-          <w:lang w:val="zh_TW" w:bidi="zh_TW"/>
-        </w:rPr>
-        <w:t>）。照著耶穌的教導，屬祂身體的肢體（就是教會），應當在生活中實踐神權政體的理想，使他們藉著行為與信心榮耀父，並顯明他們是屬祂的（</w:t>
-      </w:r>
-      <w:hyperlink r:id="rId61">
-        <w:r>
-          <w:rPr>
-            <w:lang w:val="zh_TW" w:bidi="zh_TW"/>
-          </w:rPr>
-          <w:rPr>
-            <w:color w:val="0000EE"/>
-            <w:u w:val="single"/>
-          </w:rPr>
-          <w:t>約17:20–26</w:t>
-        </w:r>
-      </w:hyperlink>
-      <w:r>
-        <w:rPr>
-          <w:lang w:val="zh_TW" w:bidi="zh_TW"/>
-        </w:rPr>
-        <w:t>；參</w:t>
-      </w:r>
-      <w:hyperlink r:id="rId62">
-        <w:r>
-          <w:rPr>
-            <w:lang w:val="zh_TW" w:bidi="zh_TW"/>
-          </w:rPr>
-          <w:rPr>
-            <w:color w:val="0000EE"/>
-            <w:u w:val="single"/>
-          </w:rPr>
-          <w:t>太25:33–40</w:t>
-        </w:r>
-      </w:hyperlink>
-      <w:r>
-        <w:rPr>
-          <w:lang w:val="zh_TW" w:bidi="zh_TW"/>
-        </w:rPr>
-        <w:t>）。這就是聖經所說的見證方式：以色列曾沒有作出這樣的見證，但教會蒙恩得著這樣的特權；正如保羅寫給提摩太的話：</w:t>
-      </w:r>
-    </w:p>
-    <w:p>
-      <w:pPr/>
-      <w:r>
-        <w:rPr>
-          <w:lang w:val="zh_TW" w:bidi="zh_TW"/>
-        </w:rPr>
-      </w:r>
-      <w:r>
-        <w:rPr>
-          <w:lang w:val="zh_TW" w:bidi="zh_TW"/>
-        </w:rPr>
-        <w:t>我在叫萬物生活的神面前，並在......基督耶穌面前囑咐你：要守這命令，毫不玷污，無可指責，直到我們的主耶穌基督顯現。到了日期，那可稱頌、獨有權能的萬王之王、萬主之主，就是那獨一不死、住在人不能靠近的光裡，是人未曾看見、也是不能看見的，要將他顯明出來。但願尊貴和永遠的權能都歸給他。阿們！（</w:t>
-      </w:r>
-      <w:hyperlink r:id="rId63">
-        <w:r>
-          <w:rPr>
-            <w:lang w:val="zh_TW" w:bidi="zh_TW"/>
-          </w:rPr>
-          <w:rPr>
-            <w:color w:val="0000EE"/>
-            <w:u w:val="single"/>
-          </w:rPr>
-          <w:t>提前6:13–16</w:t>
-        </w:r>
-      </w:hyperlink>
-      <w:r>
-        <w:rPr>
-          <w:lang w:val="zh_TW" w:bidi="zh_TW"/>
-        </w:rPr>
-        <w:t>）</w:t>
-      </w:r>
-    </w:p>
-    <w:p>
-      <w:pPr/>
-      <w:r>
-        <w:rPr>
-          <w:lang w:val="zh_TW" w:bidi="zh_TW"/>
-        </w:rPr>
-      </w:r>
-      <w:r>
-        <w:rPr>
-          <w:lang w:val="zh_TW" w:bidi="zh_TW"/>
-        </w:rPr>
-        <w:t>接著，保羅提出幾項吩咐，說明神的百姓必須怎樣顯明他們對耶穌的忠誠。啟示錄的經文把耶穌描寫成教會之上的王（</w:t>
-      </w:r>
-      <w:hyperlink r:id="rId64">
-        <w:r>
-          <w:rPr>
-            <w:lang w:val="zh_TW" w:bidi="zh_TW"/>
-          </w:rPr>
-          <w:rPr>
-            <w:color w:val="0000EE"/>
-            <w:u w:val="single"/>
-          </w:rPr>
-          <w:t>啟4:2</w:t>
-        </w:r>
-      </w:hyperlink>
-      <w:r>
-        <w:rPr>
-          <w:lang w:val="zh_TW" w:bidi="zh_TW"/>
-        </w:rPr>
-        <w:t>、</w:t>
-      </w:r>
-      <w:hyperlink r:id="rId64">
-        <w:r>
-          <w:rPr>
-            <w:lang w:val="zh_TW" w:bidi="zh_TW"/>
-          </w:rPr>
-          <w:rPr>
-            <w:color w:val="0000EE"/>
-            <w:u w:val="single"/>
-          </w:rPr>
-          <w:t>9–11</w:t>
-        </w:r>
-      </w:hyperlink>
-      <w:r>
-        <w:rPr>
-          <w:lang w:val="zh_TW" w:bidi="zh_TW"/>
-        </w:rPr>
-        <w:t>，</w:t>
-      </w:r>
-      <w:hyperlink r:id="rId65">
-        <w:r>
-          <w:rPr>
-            <w:lang w:val="zh_TW" w:bidi="zh_TW"/>
-          </w:rPr>
-          <w:rPr>
-            <w:color w:val="0000EE"/>
-            <w:u w:val="single"/>
-          </w:rPr>
-          <w:t>5:1</w:t>
-        </w:r>
-      </w:hyperlink>
-      <w:r>
-        <w:rPr>
-          <w:lang w:val="zh_TW" w:bidi="zh_TW"/>
-        </w:rPr>
-        <w:t>、</w:t>
-      </w:r>
-      <w:hyperlink r:id="rId65">
-        <w:r>
-          <w:rPr>
-            <w:lang w:val="zh_TW" w:bidi="zh_TW"/>
-          </w:rPr>
-          <w:rPr>
-            <w:color w:val="0000EE"/>
-            <w:u w:val="single"/>
-          </w:rPr>
-          <w:t>9–13</w:t>
-        </w:r>
-      </w:hyperlink>
-      <w:r>
-        <w:rPr>
-          <w:lang w:val="zh_TW" w:bidi="zh_TW"/>
-        </w:rPr>
-        <w:t>）。到了祂再來的時候，祂的王權就要建立起來。那時，那些十字架的仇敵要看見他們所拒絕的那一位，並要在彌賽亞君王面前屈膝（</w:t>
-      </w:r>
-      <w:hyperlink r:id="rId66">
-        <w:r>
-          <w:rPr>
-            <w:lang w:val="zh_TW" w:bidi="zh_TW"/>
-          </w:rPr>
-          <w:rPr>
-            <w:color w:val="0000EE"/>
-            <w:u w:val="single"/>
-          </w:rPr>
-          <w:t>林前15:25–28</w:t>
-        </w:r>
-      </w:hyperlink>
-      <w:r>
-        <w:rPr>
-          <w:lang w:val="zh_TW" w:bidi="zh_TW"/>
-        </w:rPr>
-        <w:t>）。「再後，末期到了，那時基督既將一切執政的、掌權的、有能的都毀滅了，就把國交與父神。」（</w:t>
-      </w:r>
-      <w:hyperlink r:id="rId67">
-        <w:r>
-          <w:rPr>
-            <w:lang w:val="zh_TW" w:bidi="zh_TW"/>
-          </w:rPr>
-          <w:rPr>
-            <w:color w:val="0000EE"/>
-            <w:u w:val="single"/>
-          </w:rPr>
-          <w:t>24</w:t>
-        </w:r>
-      </w:hyperlink>
-      <w:r>
-        <w:rPr>
-          <w:lang w:val="zh_TW" w:bidi="zh_TW"/>
-        </w:rPr>
-        <w:t>節）。</w:t>
-      </w:r>
-    </w:p>
-    <w:p>
-      <w:pPr/>
-      <w:r>
-        <w:rPr>
-          <w:lang w:val="zh_TW" w:bidi="zh_TW"/>
-        </w:rPr>
-      </w:r>
-      <w:r>
-        <w:rPr>
-          <w:i/>
-          <w:lang w:val="zh_TW" w:bidi="zh_TW"/>
-        </w:rPr>
-        <w:t>另見</w:t>
-      </w:r>
-      <w:r>
-        <w:rPr>
-          <w:lang w:val="zh_TW" w:bidi="zh_TW"/>
-        </w:rPr>
-        <w:t>以色列的歷史</w:t>
-      </w:r>
-      <w:r>
-        <w:rPr>
-          <w:lang w:val="zh_TW" w:bidi="zh_TW"/>
-        </w:rPr>
-        <w:t>；</w:t>
-      </w:r>
-      <w:r>
-        <w:rPr>
-          <w:lang w:val="zh_TW" w:bidi="zh_TW"/>
-        </w:rPr>
-        <w:t>神的國，天國</w:t>
+      <w:r>
+        <w:rPr>
+          <w:lang w:val="zh_TW" w:bidi="zh_TW"/>
+        </w:rPr>
+        <w:t>婦女</w:t>
       </w:r>
       <w:r>
         <w:rPr>
           <w:lang w:val="zh_TW" w:bidi="zh_TW"/>
         </w:rPr>
         <w:t>。</w:t>
-      </w:r>
-      <w:r>
-        <w:rPr>
-          <w:lang w:val="zh_TW" w:bidi="zh_TW"/>
-        </w:rPr>
-      </w:r>
-      <w:r>
-        <w:rPr>
-          <w:lang w:val="zh_TW" w:bidi="zh_TW"/>
-        </w:rPr>
-      </w:r>
-    </w:p>
-    <w:p>
-      <w:pPr/>
-      <w:r>
-        <w:rPr>
-          <w:lang w:val="zh_TW" w:bidi="zh_TW"/>
-        </w:rPr>
-      </w:r>
-    </w:p>
-    <w:p>
-      <w:pPr>
-        <w:pStyle w:val="Heading2"/>
-      </w:pPr>
-      <w:r>
-        <w:rPr>
-          <w:lang w:val="zh_TW" w:bidi="zh_TW"/>
-        </w:rPr>
-        <w:t>王谷</w:t>
-      </w:r>
-      <w:r>
-        <w:rPr>
-          <w:lang w:val="zh_TW" w:bidi="zh_TW"/>
-        </w:rPr>
-      </w:r>
-    </w:p>
-    <w:p>
-      <w:pPr/>
-      <w:r>
-        <w:rPr>
-          <w:lang w:val="zh_TW" w:bidi="zh_TW"/>
-        </w:rPr>
-      </w:r>
-      <w:r>
-        <w:rPr>
-          <w:lang w:val="zh_TW" w:bidi="zh_TW"/>
-        </w:rPr>
-        <w:t>其它譯本譯為撒冷城附近的王谷。撒冷城是</w:t>
-      </w:r>
-      <w:hyperlink r:id="rId68">
-        <w:r>
-          <w:rPr>
-            <w:lang w:val="zh_TW" w:bidi="zh_TW"/>
-          </w:rPr>
-          <w:rPr>
-            <w:color w:val="0000EE"/>
-            <w:u w:val="single"/>
-          </w:rPr>
-          <w:t>創世記十四章17節</w:t>
-        </w:r>
-      </w:hyperlink>
-      <w:r>
-        <w:rPr>
-          <w:lang w:val="zh_TW" w:bidi="zh_TW"/>
-        </w:rPr>
-        <w:t>中提到的麥基洗德的城市。</w:t>
-      </w:r>
-    </w:p>
-    <w:p>
-      <w:pPr/>
-      <w:r>
-        <w:rPr>
-          <w:lang w:val="zh_TW" w:bidi="zh_TW"/>
-        </w:rPr>
-      </w:r>
-      <w:r>
-        <w:rPr>
-          <w:i/>
-          <w:lang w:val="zh_TW" w:bidi="zh_TW"/>
-        </w:rPr>
-        <w:t>見</w:t>
-      </w:r>
-      <w:r>
-        <w:rPr>
-          <w:lang w:val="zh_TW" w:bidi="zh_TW"/>
-        </w:rPr>
-        <w:t>王谷</w:t>
-      </w:r>
-      <w:r>
-        <w:rPr>
-          <w:lang w:val="zh_TW" w:bidi="zh_TW"/>
-        </w:rPr>
-        <w:t>。</w:t>
-      </w:r>
-      <w:r>
-        <w:rPr>
-          <w:lang w:val="zh_TW" w:bidi="zh_TW"/>
-        </w:rPr>
-      </w:r>
-      <w:r>
-        <w:rPr>
-          <w:lang w:val="zh_TW" w:bidi="zh_TW"/>
-        </w:rPr>
-      </w:r>
-    </w:p>
-    <w:p>
-      <w:pPr/>
-      <w:r>
-        <w:rPr>
-          <w:lang w:val="zh_TW" w:bidi="zh_TW"/>
-        </w:rPr>
-      </w:r>
-    </w:p>
-    <w:p>
-      <w:pPr>
-        <w:pStyle w:val="Heading2"/>
-      </w:pPr>
-      <w:r>
-        <w:rPr>
-          <w:lang w:val="zh_TW" w:bidi="zh_TW"/>
-        </w:rPr>
-        <w:t>王谷</w:t>
-      </w:r>
-      <w:r>
-        <w:rPr>
-          <w:lang w:val="zh_TW" w:bidi="zh_TW"/>
-        </w:rPr>
-      </w:r>
-    </w:p>
-    <w:p>
-      <w:pPr/>
-      <w:r>
-        <w:rPr>
-          <w:lang w:val="zh_TW" w:bidi="zh_TW"/>
-        </w:rPr>
-      </w:r>
-      <w:r>
-        <w:rPr>
-          <w:lang w:val="zh_TW" w:bidi="zh_TW"/>
-        </w:rPr>
-        <w:t>這是靠近撒冷的一處山谷；撒冷是麥基洗德作王的城。亞伯拉罕曾在此與所多瑪王相會；他拒絕了所多瑪王所提出的在道德上不正當的提議（</w:t>
-      </w:r>
-      <w:hyperlink r:id="rId68">
-        <w:r>
-          <w:rPr>
-            <w:lang w:val="zh_TW" w:bidi="zh_TW"/>
-          </w:rPr>
-          <w:rPr>
-            <w:color w:val="0000EE"/>
-            <w:u w:val="single"/>
-          </w:rPr>
-          <w:t>創14:17</w:t>
-        </w:r>
-      </w:hyperlink>
-      <w:r>
-        <w:rPr>
-          <w:lang w:val="zh_TW" w:bidi="zh_TW"/>
-        </w:rPr>
-        <w:t>）。此谷亦稱為沙微。</w:t>
-      </w:r>
-    </w:p>
-    <w:p>
-      <w:pPr/>
-      <w:r>
-        <w:rPr>
-          <w:lang w:val="zh_TW" w:bidi="zh_TW"/>
-        </w:rPr>
-      </w:r>
-      <w:r>
-        <w:rPr>
-          <w:lang w:val="zh_TW" w:bidi="zh_TW"/>
-        </w:rPr>
-        <w:t>若撒冷即耶路撒冷，則「王谷」很可能是古耶路撒冷附近的汲淪谷或欣嫩子谷之一，因這兩個谷地都位於古耶路撒冷附近。</w:t>
-      </w:r>
-    </w:p>
-    <w:p>
-      <w:pPr/>
-      <w:r>
-        <w:rPr>
-          <w:lang w:val="zh_TW" w:bidi="zh_TW"/>
-        </w:rPr>
-      </w:r>
-      <w:r>
-        <w:rPr>
-          <w:lang w:val="zh_TW" w:bidi="zh_TW"/>
-        </w:rPr>
-        <w:t>這一個王谷也是押沙龍（大衛王之子）為自己立石柱作紀念碑的地方（</w:t>
-      </w:r>
-      <w:hyperlink r:id="rId69">
-        <w:r>
-          <w:rPr>
-            <w:lang w:val="zh_TW" w:bidi="zh_TW"/>
-          </w:rPr>
-          <w:rPr>
-            <w:color w:val="0000EE"/>
-            <w:u w:val="single"/>
-          </w:rPr>
-          <w:t>撒下18:18</w:t>
-        </w:r>
-      </w:hyperlink>
-      <w:r>
-        <w:rPr>
-          <w:lang w:val="zh_TW" w:bidi="zh_TW"/>
-        </w:rPr>
-        <w:t>）。</w:t>
       </w:r>
       <w:r>
         <w:rPr>

--- a/zht/docx/167.content.docx
+++ b/zht/docx/167.content.docx
@@ -149,7 +149,7 @@
         <w:rPr>
           <w:lang w:val="zh_TW" w:bidi="zh_TW"/>
         </w:rPr>
-        <w:t>tong</w:t>
+        <w:t>ti</w:t>
       </w:r>
       <w:r>
         <w:rPr>
@@ -212,7 +212,7 @@
         <w:rPr>
           <w:lang w:val="zh_TW" w:bidi="zh_TW"/>
         </w:rPr>
-        <w:t>通姦</w:t>
+        <w:t>提八（人物）</w:t>
       </w:r>
       <w:r>
         <w:rPr>
@@ -231,7 +231,35 @@
         <w:rPr>
           <w:lang w:val="zh_TW" w:bidi="zh_TW"/>
         </w:rPr>
-        <w:t>不貞、性方面的不道德（簡稱：性不道德）。「淫亂（fornication）」一詞在聖經中有幾種不同的意思。</w:t>
+        <w:t>亞伯拉罕的兄弟拿鶴的兒子（</w:t>
+      </w:r>
+      <w:hyperlink r:id="rId13">
+        <w:r>
+          <w:rPr>
+            <w:lang w:val="zh_TW" w:bidi="zh_TW"/>
+          </w:rPr>
+          <w:rPr>
+            <w:color w:val="0000EE"/>
+            <w:u w:val="single"/>
+          </w:rPr>
+          <w:t>創22:24</w:t>
+        </w:r>
+      </w:hyperlink>
+      <w:r>
+        <w:rPr>
+          <w:lang w:val="zh_TW" w:bidi="zh_TW"/>
+        </w:rPr>
+        <w:t>）。他的母親是拿鶴的妾流瑪。</w:t>
+      </w:r>
+      <w:r>
+        <w:rPr>
+          <w:lang w:val="zh_TW" w:bidi="zh_TW"/>
+        </w:rPr>
+      </w:r>
+      <w:r>
+        <w:rPr>
+          <w:lang w:val="zh_TW" w:bidi="zh_TW"/>
+        </w:rPr>
       </w:r>
     </w:p>
     <w:p>
@@ -241,29 +269,47 @@
           <w:lang w:val="zh_TW" w:bidi="zh_TW"/>
         </w:rPr>
       </w:r>
-      <w:r>
-        <w:rPr>
-          <w:lang w:val="zh_TW" w:bidi="zh_TW"/>
-        </w:rPr>
-        <w:t>它的廣義含義是指所有非法的性行為，也就是除丈夫和妻子之間的性行為外的任何性行為。例如，在</w:t>
-      </w:r>
-      <w:hyperlink r:id="rId13">
-        <w:r>
-          <w:rPr>
-            <w:lang w:val="zh_TW" w:bidi="zh_TW"/>
-          </w:rPr>
-          <w:rPr>
-            <w:color w:val="0000EE"/>
-            <w:u w:val="single"/>
-          </w:rPr>
-          <w:t>哥林多前書五章1節</w:t>
-        </w:r>
-      </w:hyperlink>
-      <w:r>
-        <w:rPr>
-          <w:lang w:val="zh_TW" w:bidi="zh_TW"/>
-        </w:rPr>
-        <w:t>中，這個詞被用於指當地教會所容忍的一種罪：有一個人顯然與他的繼母同居。在</w:t>
+    </w:p>
+    <w:p>
+      <w:pPr>
+        <w:pStyle w:val="Heading2"/>
+      </w:pPr>
+      <w:r>
+        <w:rPr>
+          <w:lang w:val="zh_TW" w:bidi="zh_TW"/>
+        </w:rPr>
+        <w:t>提達</w:t>
+      </w:r>
+      <w:r>
+        <w:rPr>
+          <w:lang w:val="zh_TW" w:bidi="zh_TW"/>
+        </w:rPr>
+      </w:r>
+    </w:p>
+    <w:p>
+      <w:pPr/>
+      <w:r>
+        <w:rPr>
+          <w:lang w:val="zh_TW" w:bidi="zh_TW"/>
+        </w:rPr>
+      </w:r>
+      <w:r>
+        <w:rPr>
+          <w:lang w:val="zh_TW" w:bidi="zh_TW"/>
+        </w:rPr>
+        <w:t>這是戈印王，他曾加入</w:t>
+      </w:r>
+      <w:r>
+        <w:rPr>
+          <w:lang w:val="zh_TW" w:bidi="zh_TW"/>
+        </w:rPr>
+        <w:t>基大老瑪</w:t>
+      </w:r>
+      <w:r>
+        <w:rPr>
+          <w:lang w:val="zh_TW" w:bidi="zh_TW"/>
+        </w:rPr>
+        <w:t>的聯軍，參與對抗所多瑪及其盟友的戰役（</w:t>
       </w:r>
       <w:hyperlink r:id="rId14">
         <w:r>
@@ -274,14 +320,70 @@
             <w:color w:val="0000EE"/>
             <w:u w:val="single"/>
           </w:rPr>
-          <w:t>羅馬書一章29節</w:t>
-        </w:r>
-      </w:hyperlink>
-      <w:r>
-        <w:rPr>
-          <w:lang w:val="zh_TW" w:bidi="zh_TW"/>
-        </w:rPr>
-        <w:t>的一系列可怕的罪行中，使徒保羅將「淫亂」列入其中，似乎意在將其涵蓋所有形式的性方面不道德的行為。在哥林多前書中，保羅在上下文中暗示這個詞指各種非法的性活動（</w:t>
+          <w:t>創14:1–9</w:t>
+        </w:r>
+      </w:hyperlink>
+      <w:r>
+        <w:rPr>
+          <w:lang w:val="zh_TW" w:bidi="zh_TW"/>
+        </w:rPr>
+        <w:t>）。</w:t>
+      </w:r>
+      <w:r>
+        <w:rPr>
+          <w:lang w:val="zh_TW" w:bidi="zh_TW"/>
+        </w:rPr>
+      </w:r>
+      <w:r>
+        <w:rPr>
+          <w:lang w:val="zh_TW" w:bidi="zh_TW"/>
+        </w:rPr>
+      </w:r>
+    </w:p>
+    <w:p>
+      <w:pPr/>
+      <w:r>
+        <w:rPr>
+          <w:lang w:val="zh_TW" w:bidi="zh_TW"/>
+        </w:rPr>
+      </w:r>
+    </w:p>
+    <w:p>
+      <w:pPr>
+        <w:pStyle w:val="Heading2"/>
+      </w:pPr>
+      <w:r>
+        <w:rPr>
+          <w:lang w:val="zh_TW" w:bidi="zh_TW"/>
+        </w:rPr>
+        <w:t>提多（人物）</w:t>
+      </w:r>
+      <w:r>
+        <w:rPr>
+          <w:lang w:val="zh_TW" w:bidi="zh_TW"/>
+        </w:rPr>
+      </w:r>
+    </w:p>
+    <w:p>
+      <w:pPr>
+        <w:pStyle w:val="ListNumber"/>
+        <w:numPr>
+          <w:ilvl w:val="0"/>
+          <w:numId w:val="14"/>
+        </w:numPr>
+        <w:spacing w:line="240" w:lineRule="auto"/>
+        <w:ind w:left="720"/>
+      </w:pPr>
+      <w:r>
+        <w:rPr>
+          <w:lang w:val="zh_TW" w:bidi="zh_TW"/>
+        </w:rPr>
+      </w:r>
+      <w:r>
+        <w:rPr>
+          <w:lang w:val="zh_TW" w:bidi="zh_TW"/>
+        </w:rPr>
+        <w:t>保羅的門徒之一——「照著我們共信之道作我真兒子的」（</w:t>
       </w:r>
       <w:hyperlink r:id="rId15">
         <w:r>
@@ -292,14 +394,14 @@
             <w:color w:val="0000EE"/>
             <w:u w:val="single"/>
           </w:rPr>
-          <w:t>6:13、18</w:t>
-        </w:r>
-      </w:hyperlink>
-      <w:r>
-        <w:rPr>
-          <w:lang w:val="zh_TW" w:bidi="zh_TW"/>
-        </w:rPr>
-        <w:t>）。在</w:t>
+          <w:t>提後1:4</w:t>
+        </w:r>
+      </w:hyperlink>
+      <w:r>
+        <w:rPr>
+          <w:lang w:val="zh_TW" w:bidi="zh_TW"/>
+        </w:rPr>
+        <w:t>）。提多是保羅的門徒和親密朋友，幫助保羅將基督教傳遍地中海世界（</w:t>
       </w:r>
       <w:hyperlink r:id="rId16">
         <w:r>
@@ -310,14 +412,395 @@
             <w:color w:val="0000EE"/>
             <w:u w:val="single"/>
           </w:rPr>
-          <w:t>哥林多前書七章2節</w:t>
-        </w:r>
-      </w:hyperlink>
-      <w:r>
-        <w:rPr>
-          <w:lang w:val="zh_TW" w:bidi="zh_TW"/>
-        </w:rPr>
-        <w:t>中，保羅使用了「淫亂」的希臘文複數形式，暗示這種罪行可能以多種形式表現出來。他因此指出，哥林多人應該結婚並合宜地共同生活。「淫亂」廣義含義中的一種罪行是姦淫。</w:t>
+          <w:t>林後8:23</w:t>
+        </w:r>
+      </w:hyperlink>
+      <w:r>
+        <w:rPr>
+          <w:lang w:val="zh_TW" w:bidi="zh_TW"/>
+        </w:rPr>
+        <w:t>；</w:t>
+      </w:r>
+      <w:hyperlink r:id="rId17">
+        <w:r>
+          <w:rPr>
+            <w:lang w:val="zh_TW" w:bidi="zh_TW"/>
+          </w:rPr>
+          <w:rPr>
+            <w:color w:val="0000EE"/>
+            <w:u w:val="single"/>
+          </w:rPr>
+          <w:t>提後4:10</w:t>
+        </w:r>
+      </w:hyperlink>
+      <w:r>
+        <w:rPr>
+          <w:lang w:val="zh_TW" w:bidi="zh_TW"/>
+        </w:rPr>
+        <w:t>；</w:t>
+      </w:r>
+      <w:hyperlink r:id="rId18">
+        <w:r>
+          <w:rPr>
+            <w:lang w:val="zh_TW" w:bidi="zh_TW"/>
+          </w:rPr>
+          <w:rPr>
+            <w:color w:val="0000EE"/>
+            <w:u w:val="single"/>
+          </w:rPr>
+          <w:t>多1:4–5</w:t>
+        </w:r>
+      </w:hyperlink>
+      <w:r>
+        <w:rPr>
+          <w:lang w:val="zh_TW" w:bidi="zh_TW"/>
+        </w:rPr>
+        <w:t>）。保羅在他的信中多次提到提多（在哥林多後書提到八次，在加拉太書提到兩次，在提摩太後書和提多書各提到一次）。使徒行傳沒有提及提多，學者對此原因不詳。有些人推測他是使徒行傳的作者路加的兄弟。</w:t>
+        <w:br/>
+      </w:r>
+      <w:r>
+        <w:rPr>
+          <w:lang w:val="zh_TW" w:bidi="zh_TW"/>
+        </w:rPr>
+        <w:t>提多與提摩太不同，提摩太有一位猶太母親，而提多由非猶太父母所生。我們不知道提多如何成為基督徒或如何遇見保羅。第一次提到提多，是在他與保羅和巴拿巴一起前往耶路撒冷的時候（</w:t>
+      </w:r>
+      <w:hyperlink r:id="rId19">
+        <w:r>
+          <w:rPr>
+            <w:lang w:val="zh_TW" w:bidi="zh_TW"/>
+          </w:rPr>
+          <w:rPr>
+            <w:color w:val="0000EE"/>
+            <w:u w:val="single"/>
+          </w:rPr>
+          <w:t>加2:3</w:t>
+        </w:r>
+      </w:hyperlink>
+      <w:r>
+        <w:rPr>
+          <w:lang w:val="zh_TW" w:bidi="zh_TW"/>
+        </w:rPr>
+        <w:t>）。這大概是在公元50年左右，當時教會領袖在耶路撒冷會議上討論重要問題（</w:t>
+      </w:r>
+      <w:hyperlink r:id="rId20">
+        <w:r>
+          <w:rPr>
+            <w:lang w:val="zh_TW" w:bidi="zh_TW"/>
+          </w:rPr>
+          <w:rPr>
+            <w:color w:val="0000EE"/>
+            <w:u w:val="single"/>
+          </w:rPr>
+          <w:t>徒15章</w:t>
+        </w:r>
+      </w:hyperlink>
+      <w:r>
+        <w:rPr>
+          <w:lang w:val="zh_TW" w:bidi="zh_TW"/>
+        </w:rPr>
+        <w:t>）。在保羅第一次宣教旅行之後不久，安提阿教會就差遣保羅和巴拿巴參加這次會議。</w:t>
+        <w:br/>
+      </w:r>
+      <w:r>
+        <w:rPr>
+          <w:lang w:val="zh_TW" w:bidi="zh_TW"/>
+        </w:rPr>
+        <w:t>當時，一些基督徒認為新的信徒如果不是猶太人（即不是出生於猶太信仰之家），就應該遵循猶太習俗。保羅不同意這個觀點，他帶來了不是猶太人的提多，以證明成為基督徒不需要遵循猶太習俗。教會領袖同意保羅的觀點。他們接受提多為基督徒，而不要求他遵循猶太習俗。這一決定幫助早期教會歡迎更多非猶太人。</w:t>
+        <w:br/>
+      </w:r>
+      <w:r>
+        <w:rPr>
+          <w:lang w:val="zh_TW" w:bidi="zh_TW"/>
+        </w:rPr>
+        <w:t>提多可能在此之後與保羅一起旅行，但直到保羅與哥林多教會發生問題時，我們才再次聽到提多的名字，這發生在保羅第三次宣教旅程中分享耶穌的信息時。</w:t>
+        <w:br/>
+        <w:br/>
+      </w:r>
+      <w:r>
+        <w:rPr>
+          <w:lang w:val="zh_TW" w:bidi="zh_TW"/>
+        </w:rPr>
+        <w:t>根據哥林多後書，保羅在以弗所教導了很長一段時間。在此期間，他聽說哥林多的基督徒對他感到不滿。他們不再接受保羅作為神所揀選的領袖（使徒）。保羅試圖與他們和好，但並未成功。所以保羅派提多去哥林多幫助修復關係。後來，提多在馬其頓（希臘的一個地區）見到保羅，並帶來了好消息。他說哥林多的基督徒已經改變心意，他們現在重新愛戴和尊重保羅（</w:t>
+      </w:r>
+      <w:hyperlink r:id="rId21">
+        <w:r>
+          <w:rPr>
+            <w:lang w:val="zh_TW" w:bidi="zh_TW"/>
+          </w:rPr>
+          <w:rPr>
+            <w:color w:val="0000EE"/>
+            <w:u w:val="single"/>
+          </w:rPr>
+          <w:t>林後7:6–7</w:t>
+        </w:r>
+      </w:hyperlink>
+      <w:r>
+        <w:rPr>
+          <w:lang w:val="zh_TW" w:bidi="zh_TW"/>
+        </w:rPr>
+        <w:t>）。因此，保羅讓提多帶著哥林多後書返回哥林多。這封信包括為猶太地區貧困的基督徒籌集資金的指示（</w:t>
+      </w:r>
+      <w:hyperlink r:id="rId22">
+        <w:r>
+          <w:rPr>
+            <w:lang w:val="zh_TW" w:bidi="zh_TW"/>
+          </w:rPr>
+          <w:rPr>
+            <w:color w:val="0000EE"/>
+            <w:u w:val="single"/>
+          </w:rPr>
+          <w:t>8:6、16</w:t>
+        </w:r>
+      </w:hyperlink>
+      <w:r>
+        <w:rPr>
+          <w:lang w:val="zh_TW" w:bidi="zh_TW"/>
+        </w:rPr>
+        <w:t>）。提多也成功完成了這項任務（</w:t>
+      </w:r>
+      <w:hyperlink r:id="rId23">
+        <w:r>
+          <w:rPr>
+            <w:lang w:val="zh_TW" w:bidi="zh_TW"/>
+          </w:rPr>
+          <w:rPr>
+            <w:color w:val="0000EE"/>
+            <w:u w:val="single"/>
+          </w:rPr>
+          <w:t>羅15:25–6</w:t>
+        </w:r>
+      </w:hyperlink>
+      <w:r>
+        <w:rPr>
+          <w:lang w:val="zh_TW" w:bidi="zh_TW"/>
+        </w:rPr>
+        <w:t>）。</w:t>
+        <w:br/>
+      </w:r>
+      <w:r>
+        <w:rPr>
+          <w:lang w:val="zh_TW" w:bidi="zh_TW"/>
+        </w:rPr>
+        <w:t>有些人認為保羅在羅馬監禁後被釋放。如果這是真的，提多可能與保羅一起前往克里特島。當保羅離開克里特時，他要求提多留下來幫助那裡的新基督徒群體變得更堅固（</w:t>
+      </w:r>
+      <w:hyperlink r:id="rId24">
+        <w:r>
+          <w:rPr>
+            <w:lang w:val="zh_TW" w:bidi="zh_TW"/>
+          </w:rPr>
+          <w:rPr>
+            <w:color w:val="0000EE"/>
+            <w:u w:val="single"/>
+          </w:rPr>
+          <w:t>多1:5</w:t>
+        </w:r>
+      </w:hyperlink>
+      <w:r>
+        <w:rPr>
+          <w:lang w:val="zh_TW" w:bidi="zh_TW"/>
+        </w:rPr>
+        <w:t>）。這項工作並不容易，因為克里特人難以管理，並且有假教師在給新基督徒製造麻煩（</w:t>
+      </w:r>
+      <w:hyperlink r:id="rId25">
+        <w:r>
+          <w:rPr>
+            <w:lang w:val="zh_TW" w:bidi="zh_TW"/>
+          </w:rPr>
+          <w:rPr>
+            <w:color w:val="0000EE"/>
+            <w:u w:val="single"/>
+          </w:rPr>
+          <w:t>10–16節</w:t>
+        </w:r>
+      </w:hyperlink>
+      <w:r>
+        <w:rPr>
+          <w:lang w:val="zh_TW" w:bidi="zh_TW"/>
+        </w:rPr>
+        <w:t>）。但保羅知道提多能夠應付這個困難的任務。</w:t>
+        <w:br/>
+      </w:r>
+      <w:r>
+        <w:rPr>
+          <w:lang w:val="zh_TW" w:bidi="zh_TW"/>
+        </w:rPr>
+        <w:t>後來，保羅寫了一封信給提多。這封信是保羅的三封教牧書信之一（寫給教會領袖的信）。保羅寫這封信是為了鼓勵提多在克里特與基督徒的工作。保羅在信的結尾吩咐提多在尼哥坡里與他會合，這是一個位於希臘西海岸的城，保羅計劃在那裡過冬（</w:t>
+      </w:r>
+      <w:hyperlink r:id="rId26">
+        <w:r>
+          <w:rPr>
+            <w:lang w:val="zh_TW" w:bidi="zh_TW"/>
+          </w:rPr>
+          <w:rPr>
+            <w:color w:val="0000EE"/>
+            <w:u w:val="single"/>
+          </w:rPr>
+          <w:t>多3:12</w:t>
+        </w:r>
+      </w:hyperlink>
+      <w:r>
+        <w:rPr>
+          <w:lang w:val="zh_TW" w:bidi="zh_TW"/>
+        </w:rPr>
+        <w:t>）。保羅可能從尼哥坡里派提多去撻馬太執行任務，或者保羅稍後在羅馬再次被監禁時差遣提多（見</w:t>
+      </w:r>
+      <w:hyperlink r:id="rId17">
+        <w:r>
+          <w:rPr>
+            <w:lang w:val="zh_TW" w:bidi="zh_TW"/>
+          </w:rPr>
+          <w:rPr>
+            <w:color w:val="0000EE"/>
+            <w:u w:val="single"/>
+          </w:rPr>
+          <w:t>提後4:10</w:t>
+        </w:r>
+      </w:hyperlink>
+      <w:r>
+        <w:rPr>
+          <w:lang w:val="zh_TW" w:bidi="zh_TW"/>
+        </w:rPr>
+        <w:t>）。撻馬太是現在克羅地亞的一個地區。如果後來的傳統資料是正確的話，提多後來回到克里特，並在那裡擔任監督（教會領袖）直到老年。</w:t>
+        <w:br/>
+      </w:r>
+      <w:r>
+        <w:rPr>
+          <w:i/>
+          <w:lang w:val="zh_TW" w:bidi="zh_TW"/>
+        </w:rPr>
+        <w:t>另見</w:t>
+      </w:r>
+      <w:r>
+        <w:rPr>
+          <w:lang w:val="zh_TW" w:bidi="zh_TW"/>
+        </w:rPr>
+        <w:t xml:space="preserve"> </w:t>
+      </w:r>
+      <w:r>
+        <w:rPr>
+          <w:lang w:val="zh_TW" w:bidi="zh_TW"/>
+        </w:rPr>
+        <w:t>提多書</w:t>
+      </w:r>
+      <w:r>
+        <w:rPr>
+          <w:lang w:val="zh_TW" w:bidi="zh_TW"/>
+        </w:rPr>
+        <w:t>。</w:t>
+      </w:r>
+    </w:p>
+    <w:p>
+      <w:pPr>
+        <w:pStyle w:val="ListNumber"/>
+        <w:spacing w:line="240" w:lineRule="auto"/>
+        <w:ind w:left="720"/>
+      </w:pPr>
+      <w:r>
+        <w:rPr>
+          <w:lang w:val="zh_TW" w:bidi="zh_TW"/>
+        </w:rPr>
+      </w:r>
+      <w:r>
+        <w:rPr>
+          <w:lang w:val="zh_TW" w:bidi="zh_TW"/>
+        </w:rPr>
+        <w:t>哥林多一位外邦歸信者的名字的另一種拼寫。當猶太群體拒絕保羅的信息時，保羅前往這個人的家（</w:t>
+      </w:r>
+      <w:hyperlink r:id="rId27">
+        <w:r>
+          <w:rPr>
+            <w:lang w:val="zh_TW" w:bidi="zh_TW"/>
+          </w:rPr>
+          <w:rPr>
+            <w:color w:val="0000EE"/>
+            <w:u w:val="single"/>
+          </w:rPr>
+          <w:t>徒18:7</w:t>
+        </w:r>
+      </w:hyperlink>
+      <w:r>
+        <w:rPr>
+          <w:lang w:val="zh_TW" w:bidi="zh_TW"/>
+        </w:rPr>
+        <w:t>）。更好的抄本證據稱他為提多‧猶士都。</w:t>
+      </w:r>
+      <w:r>
+        <w:rPr>
+          <w:i/>
+          <w:lang w:val="zh_TW" w:bidi="zh_TW"/>
+        </w:rPr>
+        <w:t>另見</w:t>
+      </w:r>
+      <w:r>
+        <w:rPr>
+          <w:lang w:val="zh_TW" w:bidi="zh_TW"/>
+        </w:rPr>
+        <w:t xml:space="preserve"> </w:t>
+      </w:r>
+      <w:r>
+        <w:rPr>
+          <w:lang w:val="zh_TW" w:bidi="zh_TW"/>
+        </w:rPr>
+        <w:t>猶士都#2</w:t>
+      </w:r>
+      <w:r>
+        <w:rPr>
+          <w:lang w:val="zh_TW" w:bidi="zh_TW"/>
+        </w:rPr>
+        <w:t>。</w:t>
+      </w:r>
+    </w:p>
+    <w:p>
+      <w:pPr>
+        <w:pStyle w:val="ListNumber"/>
+        <w:spacing w:line="240" w:lineRule="auto"/>
+        <w:ind w:left="720"/>
+      </w:pPr>
+      <w:r>
+        <w:rPr>
+          <w:lang w:val="zh_TW" w:bidi="zh_TW"/>
+        </w:rPr>
+      </w:r>
+      <w:r>
+        <w:rPr>
+          <w:lang w:val="zh_TW" w:bidi="zh_TW"/>
+        </w:rPr>
+        <w:t>維斯帕先（Vespasian）的兒子。他是公元79年至81年的羅馬皇帝。</w:t>
+      </w:r>
+      <w:r>
+        <w:rPr>
+          <w:i/>
+          <w:lang w:val="zh_TW" w:bidi="zh_TW"/>
+        </w:rPr>
+        <w:t>另見</w:t>
+      </w:r>
+      <w:r>
+        <w:rPr>
+          <w:lang w:val="zh_TW" w:bidi="zh_TW"/>
+        </w:rPr>
+        <w:t xml:space="preserve"> </w:t>
+      </w:r>
+      <w:r>
+        <w:rPr>
+          <w:lang w:val="zh_TW" w:bidi="zh_TW"/>
+        </w:rPr>
+        <w:t>凱撒</w:t>
+      </w:r>
+      <w:r>
+        <w:rPr>
+          <w:lang w:val="zh_TW" w:bidi="zh_TW"/>
+        </w:rPr>
+        <w:t>。</w:t>
+      </w:r>
+      <w:r>
+        <w:rPr>
+          <w:lang w:val="zh_TW" w:bidi="zh_TW"/>
+        </w:rPr>
+      </w:r>
+      <w:r>
+        <w:rPr>
+          <w:lang w:val="zh_TW" w:bidi="zh_TW"/>
+        </w:rPr>
       </w:r>
     </w:p>
     <w:p>
@@ -327,22 +810,981 @@
           <w:lang w:val="zh_TW" w:bidi="zh_TW"/>
         </w:rPr>
       </w:r>
-      <w:r>
-        <w:rPr>
-          <w:lang w:val="zh_TW" w:bidi="zh_TW"/>
-        </w:rPr>
-        <w:t>「淫亂」也有一種更為狹義的含義，指未婚之間的性不道德行為。在那些將「淫亂」和「姦淫」並列的聖經清單中，暗示了這種含義。耶穌所列的出於人心中的污穢罪行包括「淫亂（譯註：和合本譯為苟合）」和「姦淫」（</w:t>
-      </w:r>
-      <w:hyperlink r:id="rId17">
-        <w:r>
-          <w:rPr>
-            <w:lang w:val="zh_TW" w:bidi="zh_TW"/>
-          </w:rPr>
-          <w:rPr>
-            <w:color w:val="0000EE"/>
-            <w:u w:val="single"/>
-          </w:rPr>
-          <w:t>太15:19</w:t>
+    </w:p>
+    <w:p>
+      <w:pPr>
+        <w:pStyle w:val="Heading2"/>
+      </w:pPr>
+      <w:r>
+        <w:rPr>
+          <w:lang w:val="zh_TW" w:bidi="zh_TW"/>
+        </w:rPr>
+        <w:t>提多書，信件至</w:t>
+      </w:r>
+      <w:r>
+        <w:rPr>
+          <w:lang w:val="zh_TW" w:bidi="zh_TW"/>
+        </w:rPr>
+      </w:r>
+    </w:p>
+    <w:p>
+      <w:pPr/>
+      <w:r>
+        <w:rPr>
+          <w:lang w:val="zh_TW" w:bidi="zh_TW"/>
+        </w:rPr>
+      </w:r>
+      <w:r>
+        <w:rPr>
+          <w:lang w:val="zh_TW" w:bidi="zh_TW"/>
+        </w:rPr>
+        <w:t>保羅寫給他同工提多的書信。</w:t>
+      </w:r>
+    </w:p>
+    <w:p>
+      <w:pPr/>
+      <w:r>
+        <w:rPr>
+          <w:lang w:val="zh_TW" w:bidi="zh_TW"/>
+        </w:rPr>
+      </w:r>
+      <w:r>
+        <w:rPr>
+          <w:lang w:val="zh_TW" w:bidi="zh_TW"/>
+        </w:rPr>
+        <w:t>概述</w:t>
+      </w:r>
+    </w:p>
+    <w:p>
+      <w:pPr>
+        <w:pStyle w:val="ListBullet"/>
+        <w:spacing w:line="240" w:lineRule="auto"/>
+        <w:ind w:left="720"/>
+      </w:pPr>
+      <w:r>
+        <w:rPr>
+          <w:lang w:val="zh_TW" w:bidi="zh_TW"/>
+        </w:rPr>
+      </w:r>
+      <w:r>
+        <w:rPr>
+          <w:lang w:val="zh_TW" w:bidi="zh_TW"/>
+        </w:rPr>
+        <w:t>作者</w:t>
+      </w:r>
+    </w:p>
+    <w:p>
+      <w:pPr>
+        <w:pStyle w:val="ListBullet"/>
+        <w:spacing w:line="240" w:lineRule="auto"/>
+        <w:ind w:left="720"/>
+      </w:pPr>
+      <w:r>
+        <w:rPr>
+          <w:lang w:val="zh_TW" w:bidi="zh_TW"/>
+        </w:rPr>
+      </w:r>
+      <w:r>
+        <w:rPr>
+          <w:lang w:val="zh_TW" w:bidi="zh_TW"/>
+        </w:rPr>
+        <w:t>收信人</w:t>
+      </w:r>
+    </w:p>
+    <w:p>
+      <w:pPr>
+        <w:pStyle w:val="ListBullet"/>
+        <w:spacing w:line="240" w:lineRule="auto"/>
+        <w:ind w:left="720"/>
+      </w:pPr>
+      <w:r>
+        <w:rPr>
+          <w:lang w:val="zh_TW" w:bidi="zh_TW"/>
+        </w:rPr>
+      </w:r>
+      <w:r>
+        <w:rPr>
+          <w:lang w:val="zh_TW" w:bidi="zh_TW"/>
+        </w:rPr>
+        <w:t>日期</w:t>
+      </w:r>
+    </w:p>
+    <w:p>
+      <w:pPr>
+        <w:pStyle w:val="ListBullet"/>
+        <w:spacing w:line="240" w:lineRule="auto"/>
+        <w:ind w:left="720"/>
+      </w:pPr>
+      <w:r>
+        <w:rPr>
+          <w:lang w:val="zh_TW" w:bidi="zh_TW"/>
+        </w:rPr>
+      </w:r>
+      <w:r>
+        <w:rPr>
+          <w:lang w:val="zh_TW" w:bidi="zh_TW"/>
+        </w:rPr>
+        <w:t>目的和教導</w:t>
+      </w:r>
+    </w:p>
+    <w:p>
+      <w:pPr>
+        <w:pStyle w:val="ListBullet"/>
+        <w:spacing w:line="240" w:lineRule="auto"/>
+        <w:ind w:left="720"/>
+      </w:pPr>
+      <w:r>
+        <w:rPr>
+          <w:lang w:val="zh_TW" w:bidi="zh_TW"/>
+        </w:rPr>
+      </w:r>
+      <w:r>
+        <w:rPr>
+          <w:lang w:val="zh_TW" w:bidi="zh_TW"/>
+        </w:rPr>
+        <w:t>內容</w:t>
+      </w:r>
+    </w:p>
+    <w:p>
+      <w:pPr>
+        <w:pStyle w:val="Heading3"/>
+      </w:pPr>
+      <w:r>
+        <w:rPr>
+          <w:lang w:val="zh_TW" w:bidi="zh_TW"/>
+        </w:rPr>
+        <w:t>作者</w:t>
+      </w:r>
+    </w:p>
+    <w:p>
+      <w:pPr/>
+      <w:r>
+        <w:rPr>
+          <w:lang w:val="zh_TW" w:bidi="zh_TW"/>
+        </w:rPr>
+      </w:r>
+      <w:r>
+        <w:rPr>
+          <w:lang w:val="zh_TW" w:bidi="zh_TW"/>
+        </w:rPr>
+        <w:t>雖然這封信以保羅的名字和問候開始（</w:t>
+      </w:r>
+      <w:hyperlink r:id="rId28">
+        <w:r>
+          <w:rPr>
+            <w:lang w:val="zh_TW" w:bidi="zh_TW"/>
+          </w:rPr>
+          <w:rPr>
+            <w:color w:val="0000EE"/>
+            <w:u w:val="single"/>
+          </w:rPr>
+          <w:t>多1:1–3</w:t>
+        </w:r>
+      </w:hyperlink>
+      <w:r>
+        <w:rPr>
+          <w:lang w:val="zh_TW" w:bidi="zh_TW"/>
+        </w:rPr>
+        <w:t>），但現代學者基於其措辭和風格、所呈現的教會情況以及其闡述基督教教義的方式，對保羅的作者身份提出質疑。但是，著名學者和細心的研究者堅決捍衛保羅的作者身份，他們認為沒有理由假設這封書信是由其他人在保羅去世後使用保羅的名義寫的。這封書信與保羅其它書信的差異已在先前「提摩太前書」的「作者」部分中做了解釋。</w:t>
+      </w:r>
+    </w:p>
+    <w:p>
+      <w:pPr>
+        <w:pStyle w:val="Heading3"/>
+      </w:pPr>
+      <w:r>
+        <w:rPr>
+          <w:lang w:val="zh_TW" w:bidi="zh_TW"/>
+        </w:rPr>
+        <w:t>收信人</w:t>
+      </w:r>
+    </w:p>
+    <w:p>
+      <w:pPr/>
+      <w:r>
+        <w:rPr>
+          <w:lang w:val="zh_TW" w:bidi="zh_TW"/>
+        </w:rPr>
+      </w:r>
+      <w:r>
+        <w:rPr>
+          <w:lang w:val="zh_TW" w:bidi="zh_TW"/>
+        </w:rPr>
+        <w:t>提多似乎是保羅最信任和最寶貴的同工之一。保羅提到他（</w:t>
+      </w:r>
+      <w:hyperlink r:id="rId16">
+        <w:r>
+          <w:rPr>
+            <w:lang w:val="zh_TW" w:bidi="zh_TW"/>
+          </w:rPr>
+          <w:rPr>
+            <w:color w:val="0000EE"/>
+            <w:u w:val="single"/>
+          </w:rPr>
+          <w:t>林後8:23</w:t>
+        </w:r>
+      </w:hyperlink>
+      <w:r>
+        <w:rPr>
+          <w:lang w:val="zh_TW" w:bidi="zh_TW"/>
+        </w:rPr>
+        <w:t>）是「我的同伴，一同為你們勞碌的」。根據</w:t>
+      </w:r>
+      <w:hyperlink r:id="rId15">
+        <w:r>
+          <w:rPr>
+            <w:lang w:val="zh_TW" w:bidi="zh_TW"/>
+          </w:rPr>
+          <w:rPr>
+            <w:color w:val="0000EE"/>
+            <w:u w:val="single"/>
+          </w:rPr>
+          <w:t>提多書一章4節，</w:t>
+        </w:r>
+      </w:hyperlink>
+      <w:r>
+        <w:rPr>
+          <w:lang w:val="zh_TW" w:bidi="zh_TW"/>
+        </w:rPr>
+        <w:t>提多因保羅的工作而信主。很明顯從</w:t>
+      </w:r>
+      <w:hyperlink r:id="rId29">
+        <w:r>
+          <w:rPr>
+            <w:lang w:val="zh_TW" w:bidi="zh_TW"/>
+          </w:rPr>
+          <w:rPr>
+            <w:color w:val="0000EE"/>
+            <w:u w:val="single"/>
+          </w:rPr>
+          <w:t>加拉太書二章1至4節</w:t>
+        </w:r>
+      </w:hyperlink>
+      <w:r>
+        <w:rPr>
+          <w:lang w:val="zh_TW" w:bidi="zh_TW"/>
+        </w:rPr>
+        <w:t>可以看出提多是外邦人，他成為外邦基督徒是否應受割禮的試金石。那時提多與保羅和巴拿巴在耶路撒冷。後來，在保羅第三次宣教旅程中，提多為保羅在哥林多執行了兩項艱鉅的任務：第一項任務涉及保羅與哥林多教會之間的緊張關係；第二項任務與為耶路撒冷教會收集外邦人的奉獻有關（</w:t>
+      </w:r>
+      <w:hyperlink r:id="rId30">
+        <w:r>
+          <w:rPr>
+            <w:lang w:val="zh_TW" w:bidi="zh_TW"/>
+          </w:rPr>
+          <w:rPr>
+            <w:color w:val="0000EE"/>
+            <w:u w:val="single"/>
+          </w:rPr>
+          <w:t>林後2:12–13，</w:t>
+        </w:r>
+      </w:hyperlink>
+      <w:hyperlink r:id="rId31">
+        <w:r>
+          <w:rPr>
+            <w:lang w:val="zh_TW" w:bidi="zh_TW"/>
+          </w:rPr>
+          <w:rPr>
+            <w:color w:val="0000EE"/>
+            <w:u w:val="single"/>
+          </w:rPr>
+          <w:t>7:5–16，</w:t>
+        </w:r>
+      </w:hyperlink>
+      <w:hyperlink r:id="rId32">
+        <w:r>
+          <w:rPr>
+            <w:lang w:val="zh_TW" w:bidi="zh_TW"/>
+          </w:rPr>
+          <w:rPr>
+            <w:color w:val="0000EE"/>
+            <w:u w:val="single"/>
+          </w:rPr>
+          <w:t>8:1–24</w:t>
+        </w:r>
+      </w:hyperlink>
+      <w:r>
+        <w:rPr>
+          <w:lang w:val="zh_TW" w:bidi="zh_TW"/>
+        </w:rPr>
+        <w:t>）。如果</w:t>
+      </w:r>
+      <w:hyperlink r:id="rId33">
+        <w:r>
+          <w:rPr>
+            <w:lang w:val="zh_TW" w:bidi="zh_TW"/>
+          </w:rPr>
+          <w:rPr>
+            <w:color w:val="0000EE"/>
+            <w:u w:val="single"/>
+          </w:rPr>
+          <w:t>提摩太後書四章9至18節</w:t>
+        </w:r>
+      </w:hyperlink>
+      <w:r>
+        <w:rPr>
+          <w:lang w:val="zh_TW" w:bidi="zh_TW"/>
+        </w:rPr>
+        <w:t>保羅在晚年所寫，那麼提多在此信寫成後前往撻馬太。</w:t>
+      </w:r>
+    </w:p>
+    <w:p>
+      <w:pPr>
+        <w:pStyle w:val="Heading3"/>
+      </w:pPr>
+      <w:r>
+        <w:rPr>
+          <w:lang w:val="zh_TW" w:bidi="zh_TW"/>
+        </w:rPr>
+        <w:t>日期</w:t>
+      </w:r>
+    </w:p>
+    <w:p>
+      <w:pPr/>
+      <w:r>
+        <w:rPr>
+          <w:lang w:val="zh_TW" w:bidi="zh_TW"/>
+        </w:rPr>
+      </w:r>
+      <w:r>
+        <w:rPr>
+          <w:lang w:val="zh_TW" w:bidi="zh_TW"/>
+        </w:rPr>
+        <w:t>要準確地確定這封信的日期並不容易。保羅吩咐提多留在克里特繼續他的工作（</w:t>
+      </w:r>
+      <w:hyperlink r:id="rId24">
+        <w:r>
+          <w:rPr>
+            <w:lang w:val="zh_TW" w:bidi="zh_TW"/>
+          </w:rPr>
+          <w:rPr>
+            <w:color w:val="0000EE"/>
+            <w:u w:val="single"/>
+          </w:rPr>
+          <w:t>多1:5</w:t>
+        </w:r>
+      </w:hyperlink>
+      <w:r>
+        <w:rPr>
+          <w:lang w:val="zh_TW" w:bidi="zh_TW"/>
+        </w:rPr>
+        <w:t>）。保羅曾在前往羅馬的途中短暫停留在克里特（</w:t>
+      </w:r>
+      <w:hyperlink r:id="rId34">
+        <w:r>
+          <w:rPr>
+            <w:lang w:val="zh_TW" w:bidi="zh_TW"/>
+          </w:rPr>
+          <w:rPr>
+            <w:color w:val="0000EE"/>
+            <w:u w:val="single"/>
+          </w:rPr>
+          <w:t>徒27:7–13</w:t>
+        </w:r>
+      </w:hyperlink>
+      <w:r>
+        <w:rPr>
+          <w:lang w:val="zh_TW" w:bidi="zh_TW"/>
+        </w:rPr>
+        <w:t>），但這並不是信中提到的事件。在</w:t>
+      </w:r>
+      <w:hyperlink r:id="rId26">
+        <w:r>
+          <w:rPr>
+            <w:lang w:val="zh_TW" w:bidi="zh_TW"/>
+          </w:rPr>
+          <w:rPr>
+            <w:color w:val="0000EE"/>
+            <w:u w:val="single"/>
+          </w:rPr>
+          <w:t>提多書三章12節</w:t>
+        </w:r>
+      </w:hyperlink>
+      <w:r>
+        <w:rPr>
+          <w:lang w:val="zh_TW" w:bidi="zh_TW"/>
+        </w:rPr>
+        <w:t>，提多被召來到尼哥坡里（可能是希臘伊庇魯斯〔Epirus〕的尼哥坡里），因為保羅決定在那裡過冬。許多學者認為，保羅在羅馬的第一次監禁結束後（</w:t>
+      </w:r>
+      <w:hyperlink r:id="rId35">
+        <w:r>
+          <w:rPr>
+            <w:lang w:val="zh_TW" w:bidi="zh_TW"/>
+          </w:rPr>
+          <w:rPr>
+            <w:color w:val="0000EE"/>
+            <w:u w:val="single"/>
+          </w:rPr>
+          <w:t>徒28:16–31</w:t>
+        </w:r>
+      </w:hyperlink>
+      <w:r>
+        <w:rPr>
+          <w:lang w:val="zh_TW" w:bidi="zh_TW"/>
+        </w:rPr>
+        <w:t>），他被釋放並繼續在各地（包括西班牙、克里特和希臘）進行事工，然後被逮捕，第二次被監禁，最後被處死。那些不接受保羅為提多書作者的人，則認為這封信與提摩太前書及提摩太後書一樣，都是保羅死後的那一代所寫的。</w:t>
+      </w:r>
+    </w:p>
+    <w:p>
+      <w:pPr>
+        <w:pStyle w:val="Heading3"/>
+      </w:pPr>
+      <w:r>
+        <w:rPr>
+          <w:lang w:val="zh_TW" w:bidi="zh_TW"/>
+        </w:rPr>
+        <w:t>目的和教導</w:t>
+      </w:r>
+    </w:p>
+    <w:p>
+      <w:pPr/>
+      <w:r>
+        <w:rPr>
+          <w:lang w:val="zh_TW" w:bidi="zh_TW"/>
+        </w:rPr>
+      </w:r>
+      <w:r>
+        <w:rPr>
+          <w:lang w:val="zh_TW" w:bidi="zh_TW"/>
+        </w:rPr>
+        <w:t>雖然這封信是寫給保羅的一位同工，但其中個人的提及和勸勉極少。保羅的主要關注點是克里特教會的成長和發展，這些教會當時遭受一些虛假教導的困擾，這些教導似乎帶有猶太元素、禁欲主義傾向，以及大量的推測性討論（</w:t>
+      </w:r>
+      <w:hyperlink r:id="rId36">
+        <w:r>
+          <w:rPr>
+            <w:lang w:val="zh_TW" w:bidi="zh_TW"/>
+          </w:rPr>
+          <w:rPr>
+            <w:color w:val="0000EE"/>
+            <w:u w:val="single"/>
+          </w:rPr>
+          <w:t>多1:10、14–15，</w:t>
+        </w:r>
+      </w:hyperlink>
+      <w:hyperlink r:id="rId37">
+        <w:r>
+          <w:rPr>
+            <w:lang w:val="zh_TW" w:bidi="zh_TW"/>
+          </w:rPr>
+          <w:rPr>
+            <w:color w:val="0000EE"/>
+            <w:u w:val="single"/>
+          </w:rPr>
+          <w:t>3:9</w:t>
+        </w:r>
+      </w:hyperlink>
+      <w:r>
+        <w:rPr>
+          <w:lang w:val="zh_TW" w:bidi="zh_TW"/>
+        </w:rPr>
+        <w:t>）。總的來說，這些教會似乎面臨著一種早期猶太形式的諾斯底主義的感脅。這些教導的提倡者是為了「貪不義之財」（</w:t>
+      </w:r>
+      <w:hyperlink r:id="rId38">
+        <w:r>
+          <w:rPr>
+            <w:lang w:val="zh_TW" w:bidi="zh_TW"/>
+          </w:rPr>
+          <w:rPr>
+            <w:color w:val="0000EE"/>
+            <w:u w:val="single"/>
+          </w:rPr>
+          <w:t>1:11</w:t>
+        </w:r>
+      </w:hyperlink>
+      <w:r>
+        <w:rPr>
+          <w:lang w:val="zh_TW" w:bidi="zh_TW"/>
+        </w:rPr>
+        <w:t>）。保羅吩咐提多和他要任命的長老們駁斥錯誤教導，並為信徒提供正確的教義（</w:t>
+      </w:r>
+      <w:hyperlink r:id="rId39">
+        <w:r>
+          <w:rPr>
+            <w:lang w:val="zh_TW" w:bidi="zh_TW"/>
+          </w:rPr>
+          <w:rPr>
+            <w:color w:val="0000EE"/>
+            <w:u w:val="single"/>
+          </w:rPr>
+          <w:t>9</w:t>
+        </w:r>
+      </w:hyperlink>
+      <w:r>
+        <w:rPr>
+          <w:lang w:val="zh_TW" w:bidi="zh_TW"/>
+        </w:rPr>
+        <w:t>節）。雖然這些正確的教義並未明確說明，但它必定涉及神在基督裡的救恩、聖靈更新的工作，以及主耶穌的再來（</w:t>
+      </w:r>
+      <w:hyperlink r:id="rId40">
+        <w:r>
+          <w:rPr>
+            <w:lang w:val="zh_TW" w:bidi="zh_TW"/>
+          </w:rPr>
+          <w:rPr>
+            <w:color w:val="0000EE"/>
+            <w:u w:val="single"/>
+          </w:rPr>
+          <w:t>2:11–13，</w:t>
+        </w:r>
+      </w:hyperlink>
+      <w:hyperlink r:id="rId41">
+        <w:r>
+          <w:rPr>
+            <w:lang w:val="zh_TW" w:bidi="zh_TW"/>
+          </w:rPr>
+          <w:rPr>
+            <w:color w:val="0000EE"/>
+            <w:u w:val="single"/>
+          </w:rPr>
+          <w:t>3:4–7</w:t>
+        </w:r>
+      </w:hyperlink>
+      <w:r>
+        <w:rPr>
+          <w:lang w:val="zh_TW" w:bidi="zh_TW"/>
+        </w:rPr>
+        <w:t>）。 在這封信中，不斷強調一種與福音相稱的生活方式——應用於基督教社區中的不同群體：年長的男女、年輕的男女和奴隸。</w:t>
+      </w:r>
+    </w:p>
+    <w:p>
+      <w:pPr>
+        <w:pStyle w:val="Heading3"/>
+      </w:pPr>
+      <w:r>
+        <w:rPr>
+          <w:lang w:val="zh_TW" w:bidi="zh_TW"/>
+        </w:rPr>
+        <w:t>內容</w:t>
+      </w:r>
+    </w:p>
+    <w:p>
+      <w:pPr>
+        <w:pStyle w:val="Heading4"/>
+      </w:pPr>
+      <w:r>
+        <w:rPr>
+          <w:lang w:val="zh_TW" w:bidi="zh_TW"/>
+        </w:rPr>
+        <w:t>問安（</w:t>
+      </w:r>
+      <w:hyperlink r:id="rId42">
+        <w:r>
+          <w:rPr>
+            <w:lang w:val="zh_TW" w:bidi="zh_TW"/>
+          </w:rPr>
+          <w:rPr>
+            <w:color w:val="0000EE"/>
+            <w:u w:val="single"/>
+          </w:rPr>
+          <w:t>1:1–4</w:t>
+        </w:r>
+      </w:hyperlink>
+      <w:r>
+        <w:rPr>
+          <w:lang w:val="zh_TW" w:bidi="zh_TW"/>
+        </w:rPr>
+        <w:t>）</w:t>
+      </w:r>
+    </w:p>
+    <w:p>
+      <w:pPr/>
+      <w:r>
+        <w:rPr>
+          <w:lang w:val="zh_TW" w:bidi="zh_TW"/>
+        </w:rPr>
+      </w:r>
+      <w:r>
+        <w:rPr>
+          <w:lang w:val="zh_TW" w:bidi="zh_TW"/>
+        </w:rPr>
+        <w:t>問安來自保羅——他的使徒職分被描述為作為福音的管家，這促進了信仰並加強了對真理的認識、永生的盼望和敬虔的生活——給提多，他被稱為「共信之道作我真兒子的」。</w:t>
+      </w:r>
+    </w:p>
+    <w:p>
+      <w:pPr>
+        <w:pStyle w:val="Heading4"/>
+      </w:pPr>
+      <w:r>
+        <w:rPr>
+          <w:lang w:val="zh_TW" w:bidi="zh_TW"/>
+        </w:rPr>
+        <w:t>提多在克里特的工作（</w:t>
+      </w:r>
+      <w:hyperlink r:id="rId43">
+        <w:r>
+          <w:rPr>
+            <w:lang w:val="zh_TW" w:bidi="zh_TW"/>
+          </w:rPr>
+          <w:rPr>
+            <w:color w:val="0000EE"/>
+            <w:u w:val="single"/>
+          </w:rPr>
+          <w:t>1:5–9</w:t>
+        </w:r>
+      </w:hyperlink>
+      <w:r>
+        <w:rPr>
+          <w:lang w:val="zh_TW" w:bidi="zh_TW"/>
+        </w:rPr>
+        <w:t>）</w:t>
+      </w:r>
+    </w:p>
+    <w:p>
+      <w:pPr/>
+      <w:r>
+        <w:rPr>
+          <w:lang w:val="zh_TW" w:bidi="zh_TW"/>
+        </w:rPr>
+      </w:r>
+      <w:r>
+        <w:rPr>
+          <w:lang w:val="zh_TW" w:bidi="zh_TW"/>
+        </w:rPr>
+        <w:t>提多留在克里特以繼續保羅的工作，並在各教會中選立長老（參</w:t>
+      </w:r>
+      <w:hyperlink r:id="rId44">
+        <w:r>
+          <w:rPr>
+            <w:lang w:val="zh_TW" w:bidi="zh_TW"/>
+          </w:rPr>
+          <w:rPr>
+            <w:color w:val="0000EE"/>
+            <w:u w:val="single"/>
+          </w:rPr>
+          <w:t>徒14:23</w:t>
+        </w:r>
+      </w:hyperlink>
+      <w:r>
+        <w:rPr>
+          <w:lang w:val="zh_TW" w:bidi="zh_TW"/>
+        </w:rPr>
+        <w:t>）。這些長老也被稱為監督（參</w:t>
+      </w:r>
+      <w:hyperlink r:id="rId45">
+        <w:r>
+          <w:rPr>
+            <w:lang w:val="zh_TW" w:bidi="zh_TW"/>
+          </w:rPr>
+          <w:rPr>
+            <w:color w:val="0000EE"/>
+            <w:u w:val="single"/>
+          </w:rPr>
+          <w:t>20:17、28</w:t>
+        </w:r>
+      </w:hyperlink>
+      <w:r>
+        <w:rPr>
+          <w:lang w:val="zh_TW" w:bidi="zh_TW"/>
+        </w:rPr>
+        <w:t>）——也就是那些負責照管教會的人。保羅在這裡描述了這些領袖應具備的生活品質（參照</w:t>
+      </w:r>
+      <w:hyperlink r:id="rId46">
+        <w:r>
+          <w:rPr>
+            <w:lang w:val="zh_TW" w:bidi="zh_TW"/>
+          </w:rPr>
+          <w:rPr>
+            <w:color w:val="0000EE"/>
+            <w:u w:val="single"/>
+          </w:rPr>
+          <w:t>提前3:2–7</w:t>
+        </w:r>
+      </w:hyperlink>
+      <w:r>
+        <w:rPr>
+          <w:lang w:val="zh_TW" w:bidi="zh_TW"/>
+        </w:rPr>
+        <w:t>）。</w:t>
+      </w:r>
+    </w:p>
+    <w:p>
+      <w:pPr>
+        <w:pStyle w:val="Heading4"/>
+      </w:pPr>
+      <w:r>
+        <w:rPr>
+          <w:lang w:val="zh_TW" w:bidi="zh_TW"/>
+        </w:rPr>
+        <w:t>處理錯誤教導（</w:t>
+      </w:r>
+      <w:hyperlink r:id="rId25">
+        <w:r>
+          <w:rPr>
+            <w:lang w:val="zh_TW" w:bidi="zh_TW"/>
+          </w:rPr>
+          <w:rPr>
+            <w:color w:val="0000EE"/>
+            <w:u w:val="single"/>
+          </w:rPr>
+          <w:t>1:10–16</w:t>
+        </w:r>
+      </w:hyperlink>
+      <w:r>
+        <w:rPr>
+          <w:lang w:val="zh_TW" w:bidi="zh_TW"/>
+        </w:rPr>
+        <w:t>）</w:t>
+      </w:r>
+    </w:p>
+    <w:p>
+      <w:pPr/>
+      <w:r>
+        <w:rPr>
+          <w:lang w:val="zh_TW" w:bidi="zh_TW"/>
+        </w:rPr>
+      </w:r>
+      <w:r>
+        <w:rPr>
+          <w:lang w:val="zh_TW" w:bidi="zh_TW"/>
+        </w:rPr>
+        <w:t>上一部分結束時提到長老們的責任：「將純正的教訓勸化人，又能把爭辯的人駁倒」。反對者透過錯誤的教導擾亂了「全家人」，保羅以貶損的語氣形容這些假教師，指出他們的生活與他們所宣稱認識的神並不相符。</w:t>
+      </w:r>
+    </w:p>
+    <w:p>
+      <w:pPr>
+        <w:pStyle w:val="Heading4"/>
+      </w:pPr>
+      <w:r>
+        <w:rPr>
+          <w:lang w:val="zh_TW" w:bidi="zh_TW"/>
+        </w:rPr>
+        <w:t>推廣正確的教導（</w:t>
+      </w:r>
+      <w:hyperlink r:id="rId47">
+        <w:r>
+          <w:rPr>
+            <w:lang w:val="zh_TW" w:bidi="zh_TW"/>
+          </w:rPr>
+          <w:rPr>
+            <w:color w:val="0000EE"/>
+            <w:u w:val="single"/>
+          </w:rPr>
+          <w:t>2:1–10</w:t>
+        </w:r>
+      </w:hyperlink>
+      <w:r>
+        <w:rPr>
+          <w:lang w:val="zh_TW" w:bidi="zh_TW"/>
+        </w:rPr>
+        <w:t>）</w:t>
+      </w:r>
+    </w:p>
+    <w:p>
+      <w:pPr/>
+      <w:r>
+        <w:rPr>
+          <w:lang w:val="zh_TW" w:bidi="zh_TW"/>
+        </w:rPr>
+      </w:r>
+      <w:r>
+        <w:rPr>
+          <w:lang w:val="zh_TW" w:bidi="zh_TW"/>
+        </w:rPr>
+        <w:t>提多有責任「講的總要合乎那純正的道理」。保羅託付他要勸誡年長的男人保持節制（</w:t>
+      </w:r>
+      <w:hyperlink r:id="rId48">
+        <w:r>
+          <w:rPr>
+            <w:lang w:val="zh_TW" w:bidi="zh_TW"/>
+          </w:rPr>
+          <w:rPr>
+            <w:color w:val="0000EE"/>
+            <w:u w:val="single"/>
+          </w:rPr>
+          <w:t>2:2</w:t>
+        </w:r>
+      </w:hyperlink>
+      <w:r>
+        <w:rPr>
+          <w:lang w:val="zh_TW" w:bidi="zh_TW"/>
+        </w:rPr>
+        <w:t>），並教導年長的婦女過敬虔的生活（</w:t>
+      </w:r>
+      <w:hyperlink r:id="rId49">
+        <w:r>
+          <w:rPr>
+            <w:lang w:val="zh_TW" w:bidi="zh_TW"/>
+          </w:rPr>
+          <w:rPr>
+            <w:color w:val="0000EE"/>
+            <w:u w:val="single"/>
+          </w:rPr>
+          <w:t>3節</w:t>
+        </w:r>
+      </w:hyperlink>
+      <w:r>
+        <w:rPr>
+          <w:lang w:val="zh_TW" w:bidi="zh_TW"/>
+        </w:rPr>
+        <w:t>）。這些年長的婦女則應教導年輕的婦女在家庭中過純潔且充滿愛的生活，這樣才能避免神的道被毀謗（</w:t>
+      </w:r>
+      <w:hyperlink r:id="rId50">
+        <w:r>
+          <w:rPr>
+            <w:lang w:val="zh_TW" w:bidi="zh_TW"/>
+          </w:rPr>
+          <w:rPr>
+            <w:color w:val="0000EE"/>
+            <w:u w:val="single"/>
+          </w:rPr>
+          <w:t>4–5節</w:t>
+        </w:r>
+      </w:hyperlink>
+      <w:r>
+        <w:rPr>
+          <w:lang w:val="zh_TW" w:bidi="zh_TW"/>
+        </w:rPr>
+        <w:t>）。年輕人則要保持節制（</w:t>
+      </w:r>
+      <w:hyperlink r:id="rId51">
+        <w:r>
+          <w:rPr>
+            <w:lang w:val="zh_TW" w:bidi="zh_TW"/>
+          </w:rPr>
+          <w:rPr>
+            <w:color w:val="0000EE"/>
+            <w:u w:val="single"/>
+          </w:rPr>
+          <w:t>6</w:t>
+        </w:r>
+      </w:hyperlink>
+      <w:r>
+        <w:rPr>
+          <w:lang w:val="zh_TW" w:bidi="zh_TW"/>
+        </w:rPr>
+        <w:t>節），而提多本身也應在言語和行為上做榜樣，以使反對者無可指責（</w:t>
+      </w:r>
+      <w:hyperlink r:id="rId52">
+        <w:r>
+          <w:rPr>
+            <w:lang w:val="zh_TW" w:bidi="zh_TW"/>
+          </w:rPr>
+          <w:rPr>
+            <w:color w:val="0000EE"/>
+            <w:u w:val="single"/>
+          </w:rPr>
+          <w:t>7–8</w:t>
+        </w:r>
+      </w:hyperlink>
+      <w:r>
+        <w:rPr>
+          <w:lang w:val="zh_TW" w:bidi="zh_TW"/>
+        </w:rPr>
+        <w:t>節）。最後，奴僕們應順服主人，誠實工作，目的是「以致凡事尊榮我們救主—神的道」（</w:t>
+      </w:r>
+      <w:hyperlink r:id="rId53">
+        <w:r>
+          <w:rPr>
+            <w:lang w:val="zh_TW" w:bidi="zh_TW"/>
+          </w:rPr>
+          <w:rPr>
+            <w:color w:val="0000EE"/>
+            <w:u w:val="single"/>
+          </w:rPr>
+          <w:t>10</w:t>
+        </w:r>
+      </w:hyperlink>
+      <w:r>
+        <w:rPr>
+          <w:lang w:val="zh_TW" w:bidi="zh_TW"/>
+        </w:rPr>
+        <w:t>節）。</w:t>
+      </w:r>
+    </w:p>
+    <w:p>
+      <w:pPr>
+        <w:pStyle w:val="Heading4"/>
+      </w:pPr>
+      <w:r>
+        <w:rPr>
+          <w:lang w:val="zh_TW" w:bidi="zh_TW"/>
+        </w:rPr>
+        <w:t>神的恩典（</w:t>
+      </w:r>
+      <w:hyperlink r:id="rId54">
+        <w:r>
+          <w:rPr>
+            <w:lang w:val="zh_TW" w:bidi="zh_TW"/>
+          </w:rPr>
+          <w:rPr>
+            <w:color w:val="0000EE"/>
+            <w:u w:val="single"/>
+          </w:rPr>
+          <w:t>2:11–15</w:t>
+        </w:r>
+      </w:hyperlink>
+      <w:r>
+        <w:rPr>
+          <w:lang w:val="zh_TW" w:bidi="zh_TW"/>
+        </w:rPr>
+        <w:t>）</w:t>
+      </w:r>
+    </w:p>
+    <w:p>
+      <w:pPr/>
+      <w:r>
+        <w:rPr>
+          <w:lang w:val="zh_TW" w:bidi="zh_TW"/>
+        </w:rPr>
+      </w:r>
+      <w:r>
+        <w:rPr>
+          <w:lang w:val="zh_TW" w:bidi="zh_TW"/>
+        </w:rPr>
+        <w:t>保羅接著闡述了神在耶穌基督裡恩典的啟示：目的是將救恩帶給所有人，使他們與不敬虔和世俗的情慾徹底決裂，並過正直的生活，同時常常期待「至大的神和我們救主耶穌基督」的再來。他們的生活將表明他們是屬於神的子民，總是渴望熱心行善。</w:t>
+      </w:r>
+    </w:p>
+    <w:p>
+      <w:pPr>
+        <w:pStyle w:val="Heading4"/>
+      </w:pPr>
+      <w:r>
+        <w:rPr>
+          <w:lang w:val="zh_TW" w:bidi="zh_TW"/>
+        </w:rPr>
+        <w:t>行善（</w:t>
+      </w:r>
+      <w:hyperlink r:id="rId55">
+        <w:r>
+          <w:rPr>
+            <w:lang w:val="zh_TW" w:bidi="zh_TW"/>
+          </w:rPr>
+          <w:rPr>
+            <w:color w:val="0000EE"/>
+            <w:u w:val="single"/>
+          </w:rPr>
+          <w:t>3:1–8</w:t>
+        </w:r>
+      </w:hyperlink>
+      <w:r>
+        <w:rPr>
+          <w:lang w:val="zh_TW" w:bidi="zh_TW"/>
+        </w:rPr>
+        <w:t>）</w:t>
+      </w:r>
+    </w:p>
+    <w:p>
+      <w:pPr/>
+      <w:r>
+        <w:rPr>
+          <w:lang w:val="zh_TW" w:bidi="zh_TW"/>
+        </w:rPr>
+      </w:r>
+      <w:r>
+        <w:rPr>
+          <w:lang w:val="zh_TW" w:bidi="zh_TW"/>
+        </w:rPr>
+        <w:t>在這部分，保羅勸告提多要提醒克里特的基督徒順服執政掌權者（參</w:t>
+      </w:r>
+      <w:hyperlink r:id="rId56">
+        <w:r>
+          <w:rPr>
+            <w:lang w:val="zh_TW" w:bidi="zh_TW"/>
+          </w:rPr>
+          <w:rPr>
+            <w:color w:val="0000EE"/>
+            <w:u w:val="single"/>
+          </w:rPr>
+          <w:t>羅13:1–7</w:t>
         </w:r>
       </w:hyperlink>
       <w:r>
@@ -351,34 +1793,1263 @@
         </w:rPr>
         <w:t>；</w:t>
       </w:r>
-      <w:hyperlink r:id="rId18">
-        <w:r>
-          <w:rPr>
-            <w:lang w:val="zh_TW" w:bidi="zh_TW"/>
-          </w:rPr>
-          <w:rPr>
-            <w:color w:val="0000EE"/>
-            <w:u w:val="single"/>
-          </w:rPr>
-          <w:t>可7:21–22</w:t>
-        </w:r>
-      </w:hyperlink>
-      <w:r>
-        <w:rPr>
-          <w:lang w:val="zh_TW" w:bidi="zh_TW"/>
-        </w:rPr>
-        <w:t>）。保羅列出的那些不能承受神的國的罪人中也包括淫亂的和姦淫的（</w:t>
-      </w:r>
-      <w:hyperlink r:id="rId19">
-        <w:r>
-          <w:rPr>
-            <w:lang w:val="zh_TW" w:bidi="zh_TW"/>
-          </w:rPr>
-          <w:rPr>
-            <w:color w:val="0000EE"/>
-            <w:u w:val="single"/>
-          </w:rPr>
-          <w:t>林前6:9</w:t>
+      <w:hyperlink r:id="rId57">
+        <w:r>
+          <w:rPr>
+            <w:lang w:val="zh_TW" w:bidi="zh_TW"/>
+          </w:rPr>
+          <w:rPr>
+            <w:color w:val="0000EE"/>
+            <w:u w:val="single"/>
+          </w:rPr>
+          <w:t>彼前2:13–17</w:t>
+        </w:r>
+      </w:hyperlink>
+      <w:r>
+        <w:rPr>
+          <w:lang w:val="zh_TW" w:bidi="zh_TW"/>
+        </w:rPr>
+        <w:t>），積極參與社區中的工作並且要誠實地工作。保羅再次強調了生活的品質，尤其是禮貌和渴望與他人和平相處的態度。這種生活方式來自於靈命的更新，而這樣的更新是基於基督的救贖工作，這不是我們配得的，而是完全出於祂的憐憫。祂帶來了罪的潔淨，「藉著聖靈的重生和更新」。</w:t>
+      </w:r>
+    </w:p>
+    <w:p>
+      <w:pPr>
+        <w:pStyle w:val="Heading4"/>
+      </w:pPr>
+      <w:r>
+        <w:rPr>
+          <w:lang w:val="zh_TW" w:bidi="zh_TW"/>
+        </w:rPr>
+        <w:t>保羅的最後勸誡和問安（</w:t>
+      </w:r>
+      <w:hyperlink r:id="rId58">
+        <w:r>
+          <w:rPr>
+            <w:lang w:val="zh_TW" w:bidi="zh_TW"/>
+          </w:rPr>
+          <w:rPr>
+            <w:color w:val="0000EE"/>
+            <w:u w:val="single"/>
+          </w:rPr>
+          <w:t>3:9–15</w:t>
+        </w:r>
+      </w:hyperlink>
+      <w:r>
+        <w:rPr>
+          <w:lang w:val="zh_TW" w:bidi="zh_TW"/>
+        </w:rPr>
+        <w:t>）</w:t>
+      </w:r>
+    </w:p>
+    <w:p>
+      <w:pPr/>
+      <w:r>
+        <w:rPr>
+          <w:lang w:val="zh_TW" w:bidi="zh_TW"/>
+        </w:rPr>
+      </w:r>
+      <w:r>
+        <w:rPr>
+          <w:lang w:val="zh_TW" w:bidi="zh_TW"/>
+        </w:rPr>
+        <w:t>在最後的部分，保羅勸告提多要避開那些喜歡為了辯論而辯論宗教的人，並指導提多如何處理那些製造紛爭的人。</w:t>
+      </w:r>
+    </w:p>
+    <w:p>
+      <w:pPr/>
+      <w:r>
+        <w:rPr>
+          <w:lang w:val="zh_TW" w:bidi="zh_TW"/>
+        </w:rPr>
+      </w:r>
+      <w:r>
+        <w:rPr>
+          <w:lang w:val="zh_TW" w:bidi="zh_TW"/>
+        </w:rPr>
+        <w:t>接著，保羅告訴提多他將派亞提馬（在新約中未曾提及）或推基古來見他，並勸提多，若阿波羅和西納路過克里特，要好好照顧他們。提多自己則應在冬天之前到尼哥坡里見保羅。</w:t>
+      </w:r>
+    </w:p>
+    <w:p>
+      <w:pPr/>
+      <w:r>
+        <w:rPr>
+          <w:lang w:val="zh_TW" w:bidi="zh_TW"/>
+        </w:rPr>
+      </w:r>
+      <w:r>
+        <w:rPr>
+          <w:lang w:val="zh_TW" w:bidi="zh_TW"/>
+        </w:rPr>
+        <w:t>這封書信以對「行善」和屬靈上豐盛的生活的勸誡作結。</w:t>
+      </w:r>
+    </w:p>
+    <w:p>
+      <w:pPr/>
+      <w:r>
+        <w:rPr>
+          <w:lang w:val="zh_TW" w:bidi="zh_TW"/>
+        </w:rPr>
+      </w:r>
+      <w:r>
+        <w:rPr>
+          <w:i/>
+          <w:lang w:val="zh_TW" w:bidi="zh_TW"/>
+        </w:rPr>
+        <w:t>另見</w:t>
+      </w:r>
+      <w:r>
+        <w:rPr>
+          <w:lang w:val="zh_TW" w:bidi="zh_TW"/>
+        </w:rPr>
+        <w:t xml:space="preserve"> </w:t>
+      </w:r>
+      <w:r>
+        <w:rPr>
+          <w:lang w:val="zh_TW" w:bidi="zh_TW"/>
+        </w:rPr>
+        <w:t>使徒保羅</w:t>
+      </w:r>
+      <w:r>
+        <w:rPr>
+          <w:lang w:val="zh_TW" w:bidi="zh_TW"/>
+        </w:rPr>
+        <w:t>；</w:t>
+      </w:r>
+      <w:r>
+        <w:rPr>
+          <w:lang w:val="zh_TW" w:bidi="zh_TW"/>
+        </w:rPr>
+        <w:t>提摩太前書</w:t>
+      </w:r>
+      <w:r>
+        <w:rPr>
+          <w:lang w:val="zh_TW" w:bidi="zh_TW"/>
+        </w:rPr>
+        <w:t>；</w:t>
+      </w:r>
+      <w:r>
+        <w:rPr>
+          <w:lang w:val="zh_TW" w:bidi="zh_TW"/>
+        </w:rPr>
+        <w:t>提摩太後書</w:t>
+      </w:r>
+      <w:r>
+        <w:rPr>
+          <w:lang w:val="zh_TW" w:bidi="zh_TW"/>
+        </w:rPr>
+        <w:t>；</w:t>
+      </w:r>
+      <w:r>
+        <w:rPr>
+          <w:lang w:val="zh_TW" w:bidi="zh_TW"/>
+        </w:rPr>
+        <w:t>提多（人物）#1</w:t>
+      </w:r>
+      <w:r>
+        <w:rPr>
+          <w:lang w:val="zh_TW" w:bidi="zh_TW"/>
+        </w:rPr>
+        <w:t>。</w:t>
+      </w:r>
+      <w:r>
+        <w:rPr>
+          <w:lang w:val="zh_TW" w:bidi="zh_TW"/>
+        </w:rPr>
+      </w:r>
+      <w:r>
+        <w:rPr>
+          <w:lang w:val="zh_TW" w:bidi="zh_TW"/>
+        </w:rPr>
+      </w:r>
+    </w:p>
+    <w:p>
+      <w:pPr/>
+      <w:r>
+        <w:rPr>
+          <w:lang w:val="zh_TW" w:bidi="zh_TW"/>
+        </w:rPr>
+      </w:r>
+    </w:p>
+    <w:p>
+      <w:pPr>
+        <w:pStyle w:val="Heading2"/>
+      </w:pPr>
+      <w:r>
+        <w:rPr>
+          <w:lang w:val="zh_TW" w:bidi="zh_TW"/>
+        </w:rPr>
+        <w:t>提拉</w:t>
+      </w:r>
+      <w:r>
+        <w:rPr>
+          <w:lang w:val="zh_TW" w:bidi="zh_TW"/>
+        </w:rPr>
+      </w:r>
+    </w:p>
+    <w:p>
+      <w:pPr/>
+      <w:r>
+        <w:rPr>
+          <w:lang w:val="zh_TW" w:bidi="zh_TW"/>
+        </w:rPr>
+      </w:r>
+      <w:r>
+        <w:rPr>
+          <w:lang w:val="zh_TW" w:bidi="zh_TW"/>
+        </w:rPr>
+        <w:t>在「列國表（table of nations）」中，提拉被列為雅弗的第七個兒子（</w:t>
+      </w:r>
+      <w:hyperlink r:id="rId59">
+        <w:r>
+          <w:rPr>
+            <w:lang w:val="zh_TW" w:bidi="zh_TW"/>
+          </w:rPr>
+          <w:rPr>
+            <w:color w:val="0000EE"/>
+            <w:u w:val="single"/>
+          </w:rPr>
+          <w:t>創10:2</w:t>
+        </w:r>
+      </w:hyperlink>
+      <w:r>
+        <w:rPr>
+          <w:lang w:val="zh_TW" w:bidi="zh_TW"/>
+        </w:rPr>
+        <w:t>；</w:t>
+      </w:r>
+      <w:hyperlink r:id="rId60">
+        <w:r>
+          <w:rPr>
+            <w:lang w:val="zh_TW" w:bidi="zh_TW"/>
+          </w:rPr>
+          <w:rPr>
+            <w:color w:val="0000EE"/>
+            <w:u w:val="single"/>
+          </w:rPr>
+          <w:t>代上1:5</w:t>
+        </w:r>
+      </w:hyperlink>
+      <w:r>
+        <w:rPr>
+          <w:lang w:val="zh_TW" w:bidi="zh_TW"/>
+        </w:rPr>
+        <w:t>）。他的後裔曾分別與色雷斯人（Thracians）、阿加瑟西人（Agathyrsi）、托魯斯（Taurus）山區的部落，以及海上的第勒尼安人（Tyrrheni）聯繫起來，但所有這些認定都純屬推測。</w:t>
+      </w:r>
+      <w:r>
+        <w:rPr>
+          <w:lang w:val="zh_TW" w:bidi="zh_TW"/>
+        </w:rPr>
+      </w:r>
+      <w:r>
+        <w:rPr>
+          <w:lang w:val="zh_TW" w:bidi="zh_TW"/>
+        </w:rPr>
+      </w:r>
+    </w:p>
+    <w:p>
+      <w:pPr/>
+      <w:r>
+        <w:rPr>
+          <w:lang w:val="zh_TW" w:bidi="zh_TW"/>
+        </w:rPr>
+      </w:r>
+    </w:p>
+    <w:p>
+      <w:pPr>
+        <w:pStyle w:val="Heading2"/>
+      </w:pPr>
+      <w:r>
+        <w:rPr>
+          <w:lang w:val="zh_TW" w:bidi="zh_TW"/>
+        </w:rPr>
+        <w:t>提瑪（人物）</w:t>
+      </w:r>
+      <w:r>
+        <w:rPr>
+          <w:lang w:val="zh_TW" w:bidi="zh_TW"/>
+        </w:rPr>
+      </w:r>
+    </w:p>
+    <w:p>
+      <w:pPr/>
+      <w:r>
+        <w:rPr>
+          <w:lang w:val="zh_TW" w:bidi="zh_TW"/>
+        </w:rPr>
+      </w:r>
+      <w:r>
+        <w:rPr>
+          <w:lang w:val="zh_TW" w:bidi="zh_TW"/>
+        </w:rPr>
+        <w:t>以實瑪利的第九個兒子，後成為北阿拉伯曠野中一個強大游牧部落的首領（</w:t>
+      </w:r>
+      <w:hyperlink r:id="rId61">
+        <w:r>
+          <w:rPr>
+            <w:lang w:val="zh_TW" w:bidi="zh_TW"/>
+          </w:rPr>
+          <w:rPr>
+            <w:color w:val="0000EE"/>
+            <w:u w:val="single"/>
+          </w:rPr>
+          <w:t>創25:15</w:t>
+        </w:r>
+      </w:hyperlink>
+      <w:r>
+        <w:rPr>
+          <w:lang w:val="zh_TW" w:bidi="zh_TW"/>
+        </w:rPr>
+        <w:t>；</w:t>
+      </w:r>
+      <w:hyperlink r:id="rId62">
+        <w:r>
+          <w:rPr>
+            <w:lang w:val="zh_TW" w:bidi="zh_TW"/>
+          </w:rPr>
+          <w:rPr>
+            <w:color w:val="0000EE"/>
+            <w:u w:val="single"/>
+          </w:rPr>
+          <w:t>代上1:30</w:t>
+        </w:r>
+      </w:hyperlink>
+      <w:r>
+        <w:rPr>
+          <w:lang w:val="zh_TW" w:bidi="zh_TW"/>
+        </w:rPr>
+        <w:t>；</w:t>
+      </w:r>
+      <w:hyperlink r:id="rId63">
+        <w:r>
+          <w:rPr>
+            <w:lang w:val="zh_TW" w:bidi="zh_TW"/>
+          </w:rPr>
+          <w:rPr>
+            <w:color w:val="0000EE"/>
+            <w:u w:val="single"/>
+          </w:rPr>
+          <w:t>耶25:23</w:t>
+        </w:r>
+      </w:hyperlink>
+      <w:r>
+        <w:rPr>
+          <w:lang w:val="zh_TW" w:bidi="zh_TW"/>
+        </w:rPr>
+        <w:t>）。提瑪的後裔主要是控制曠野重要路線的商隊貿易者（</w:t>
+      </w:r>
+      <w:hyperlink r:id="rId64">
+        <w:r>
+          <w:rPr>
+            <w:lang w:val="zh_TW" w:bidi="zh_TW"/>
+          </w:rPr>
+          <w:rPr>
+            <w:color w:val="0000EE"/>
+            <w:u w:val="single"/>
+          </w:rPr>
+          <w:t>伯6:19</w:t>
+        </w:r>
+      </w:hyperlink>
+      <w:r>
+        <w:rPr>
+          <w:lang w:val="zh_TW" w:bidi="zh_TW"/>
+        </w:rPr>
+        <w:t>）。提瑪也與一個地區和一個城市有關聯。</w:t>
+      </w:r>
+    </w:p>
+    <w:p>
+      <w:pPr/>
+      <w:r>
+        <w:rPr>
+          <w:lang w:val="zh_TW" w:bidi="zh_TW"/>
+        </w:rPr>
+      </w:r>
+      <w:r>
+        <w:rPr>
+          <w:i/>
+          <w:lang w:val="zh_TW" w:bidi="zh_TW"/>
+        </w:rPr>
+        <w:t xml:space="preserve">見 </w:t>
+      </w:r>
+      <w:r>
+        <w:rPr>
+          <w:lang w:val="zh_TW" w:bidi="zh_TW"/>
+        </w:rPr>
+        <w:t>提瑪（地點）</w:t>
+      </w:r>
+      <w:r>
+        <w:rPr>
+          <w:lang w:val="zh_TW" w:bidi="zh_TW"/>
+        </w:rPr>
+        <w:t>。</w:t>
+      </w:r>
+      <w:r>
+        <w:rPr>
+          <w:lang w:val="zh_TW" w:bidi="zh_TW"/>
+        </w:rPr>
+      </w:r>
+      <w:r>
+        <w:rPr>
+          <w:lang w:val="zh_TW" w:bidi="zh_TW"/>
+        </w:rPr>
+      </w:r>
+    </w:p>
+    <w:p>
+      <w:pPr/>
+      <w:r>
+        <w:rPr>
+          <w:lang w:val="zh_TW" w:bidi="zh_TW"/>
+        </w:rPr>
+      </w:r>
+    </w:p>
+    <w:p>
+      <w:pPr>
+        <w:pStyle w:val="Heading2"/>
+      </w:pPr>
+      <w:r>
+        <w:rPr>
+          <w:lang w:val="zh_TW" w:bidi="zh_TW"/>
+        </w:rPr>
+        <w:t>提幔（人物）</w:t>
+      </w:r>
+      <w:r>
+        <w:rPr>
+          <w:lang w:val="zh_TW" w:bidi="zh_TW"/>
+        </w:rPr>
+      </w:r>
+    </w:p>
+    <w:p>
+      <w:pPr/>
+      <w:r>
+        <w:rPr>
+          <w:lang w:val="zh_TW" w:bidi="zh_TW"/>
+        </w:rPr>
+      </w:r>
+      <w:r>
+        <w:rPr>
+          <w:lang w:val="zh_TW" w:bidi="zh_TW"/>
+        </w:rPr>
+        <w:t>以東人的族長之一，也是以利法的長子（</w:t>
+      </w:r>
+      <w:hyperlink r:id="rId65">
+        <w:r>
+          <w:rPr>
+            <w:lang w:val="zh_TW" w:bidi="zh_TW"/>
+          </w:rPr>
+          <w:rPr>
+            <w:color w:val="0000EE"/>
+            <w:u w:val="single"/>
+          </w:rPr>
+          <w:t>創36:11</w:t>
+        </w:r>
+      </w:hyperlink>
+      <w:r>
+        <w:rPr>
+          <w:lang w:val="zh_TW" w:bidi="zh_TW"/>
+        </w:rPr>
+        <w:t>、</w:t>
+      </w:r>
+      <w:hyperlink r:id="rId65">
+        <w:r>
+          <w:rPr>
+            <w:lang w:val="zh_TW" w:bidi="zh_TW"/>
+          </w:rPr>
+          <w:rPr>
+            <w:color w:val="0000EE"/>
+            <w:u w:val="single"/>
+          </w:rPr>
+          <w:t>15</w:t>
+        </w:r>
+      </w:hyperlink>
+      <w:r>
+        <w:rPr>
+          <w:lang w:val="zh_TW" w:bidi="zh_TW"/>
+        </w:rPr>
+        <w:t>、</w:t>
+      </w:r>
+      <w:hyperlink r:id="rId65">
+        <w:r>
+          <w:rPr>
+            <w:lang w:val="zh_TW" w:bidi="zh_TW"/>
+          </w:rPr>
+          <w:rPr>
+            <w:color w:val="0000EE"/>
+            <w:u w:val="single"/>
+          </w:rPr>
+          <w:t>42</w:t>
+        </w:r>
+      </w:hyperlink>
+      <w:r>
+        <w:rPr>
+          <w:lang w:val="zh_TW" w:bidi="zh_TW"/>
+        </w:rPr>
+        <w:t>；</w:t>
+      </w:r>
+      <w:hyperlink r:id="rId66">
+        <w:r>
+          <w:rPr>
+            <w:lang w:val="zh_TW" w:bidi="zh_TW"/>
+          </w:rPr>
+          <w:rPr>
+            <w:color w:val="0000EE"/>
+            <w:u w:val="single"/>
+          </w:rPr>
+          <w:t>代上1:36</w:t>
+        </w:r>
+      </w:hyperlink>
+      <w:r>
+        <w:rPr>
+          <w:lang w:val="zh_TW" w:bidi="zh_TW"/>
+        </w:rPr>
+        <w:t>、</w:t>
+      </w:r>
+      <w:hyperlink r:id="rId66">
+        <w:r>
+          <w:rPr>
+            <w:lang w:val="zh_TW" w:bidi="zh_TW"/>
+          </w:rPr>
+          <w:rPr>
+            <w:color w:val="0000EE"/>
+            <w:u w:val="single"/>
+          </w:rPr>
+          <w:t>53</w:t>
+        </w:r>
+      </w:hyperlink>
+      <w:r>
+        <w:rPr>
+          <w:lang w:val="zh_TW" w:bidi="zh_TW"/>
+        </w:rPr>
+        <w:t>）。他很可能是建造以東城邑提幔的人，或曾擔任該城的族長。</w:t>
+      </w:r>
+      <w:r>
+        <w:rPr>
+          <w:lang w:val="zh_TW" w:bidi="zh_TW"/>
+        </w:rPr>
+      </w:r>
+      <w:r>
+        <w:rPr>
+          <w:lang w:val="zh_TW" w:bidi="zh_TW"/>
+        </w:rPr>
+      </w:r>
+    </w:p>
+    <w:p>
+      <w:pPr/>
+      <w:r>
+        <w:rPr>
+          <w:lang w:val="zh_TW" w:bidi="zh_TW"/>
+        </w:rPr>
+      </w:r>
+    </w:p>
+    <w:p>
+      <w:pPr>
+        <w:pStyle w:val="Heading2"/>
+      </w:pPr>
+      <w:r>
+        <w:rPr>
+          <w:lang w:val="zh_TW" w:bidi="zh_TW"/>
+        </w:rPr>
+        <w:t>提摩太前書</w:t>
+      </w:r>
+      <w:r>
+        <w:rPr>
+          <w:lang w:val="zh_TW" w:bidi="zh_TW"/>
+        </w:rPr>
+      </w:r>
+    </w:p>
+    <w:p>
+      <w:pPr/>
+      <w:r>
+        <w:rPr>
+          <w:lang w:val="zh_TW" w:bidi="zh_TW"/>
+        </w:rPr>
+      </w:r>
+      <w:r>
+        <w:rPr>
+          <w:lang w:val="zh_TW" w:bidi="zh_TW"/>
+        </w:rPr>
+        <w:t>保羅寫給他年輕同工提摩太的第一封書信。</w:t>
+      </w:r>
+    </w:p>
+    <w:p>
+      <w:pPr/>
+      <w:r>
+        <w:rPr>
+          <w:lang w:val="zh_TW" w:bidi="zh_TW"/>
+        </w:rPr>
+      </w:r>
+      <w:r>
+        <w:rPr>
+          <w:lang w:val="zh_TW" w:bidi="zh_TW"/>
+        </w:rPr>
+        <w:t>提摩太前書的作者、日期和背景必須與其他兩封教牧書信提摩太後書和提多書一起考慮，這些書信是寫給保羅的兩位年輕同工，幫助他們處理以弗所和克里特教會的牧養問題。</w:t>
+      </w:r>
+    </w:p>
+    <w:p>
+      <w:pPr/>
+      <w:r>
+        <w:rPr>
+          <w:lang w:val="zh_TW" w:bidi="zh_TW"/>
+        </w:rPr>
+      </w:r>
+      <w:r>
+        <w:rPr>
+          <w:lang w:val="zh_TW" w:bidi="zh_TW"/>
+        </w:rPr>
+        <w:t>概述</w:t>
+      </w:r>
+    </w:p>
+    <w:p>
+      <w:pPr>
+        <w:pStyle w:val="ListBullet"/>
+        <w:spacing w:line="240" w:lineRule="auto"/>
+        <w:ind w:left="720"/>
+      </w:pPr>
+      <w:r>
+        <w:rPr>
+          <w:lang w:val="zh_TW" w:bidi="zh_TW"/>
+        </w:rPr>
+      </w:r>
+      <w:r>
+        <w:rPr>
+          <w:lang w:val="zh_TW" w:bidi="zh_TW"/>
+        </w:rPr>
+        <w:t>作者</w:t>
+      </w:r>
+    </w:p>
+    <w:p>
+      <w:pPr>
+        <w:pStyle w:val="ListBullet"/>
+        <w:spacing w:line="240" w:lineRule="auto"/>
+        <w:ind w:left="720"/>
+      </w:pPr>
+      <w:r>
+        <w:rPr>
+          <w:lang w:val="zh_TW" w:bidi="zh_TW"/>
+        </w:rPr>
+      </w:r>
+      <w:r>
+        <w:rPr>
+          <w:lang w:val="zh_TW" w:bidi="zh_TW"/>
+        </w:rPr>
+        <w:t>日期</w:t>
+      </w:r>
+    </w:p>
+    <w:p>
+      <w:pPr>
+        <w:pStyle w:val="ListBullet"/>
+        <w:spacing w:line="240" w:lineRule="auto"/>
+        <w:ind w:left="720"/>
+      </w:pPr>
+      <w:r>
+        <w:rPr>
+          <w:lang w:val="zh_TW" w:bidi="zh_TW"/>
+        </w:rPr>
+      </w:r>
+      <w:r>
+        <w:rPr>
+          <w:lang w:val="zh_TW" w:bidi="zh_TW"/>
+        </w:rPr>
+        <w:t>背景</w:t>
+      </w:r>
+    </w:p>
+    <w:p>
+      <w:pPr>
+        <w:pStyle w:val="ListBullet"/>
+        <w:spacing w:line="240" w:lineRule="auto"/>
+        <w:ind w:left="720"/>
+      </w:pPr>
+      <w:r>
+        <w:rPr>
+          <w:lang w:val="zh_TW" w:bidi="zh_TW"/>
+        </w:rPr>
+      </w:r>
+      <w:r>
+        <w:rPr>
+          <w:lang w:val="zh_TW" w:bidi="zh_TW"/>
+        </w:rPr>
+        <w:t>神學</w:t>
+      </w:r>
+    </w:p>
+    <w:p>
+      <w:pPr>
+        <w:pStyle w:val="ListBullet"/>
+        <w:spacing w:line="240" w:lineRule="auto"/>
+        <w:ind w:left="720"/>
+      </w:pPr>
+      <w:r>
+        <w:rPr>
+          <w:lang w:val="zh_TW" w:bidi="zh_TW"/>
+        </w:rPr>
+      </w:r>
+      <w:r>
+        <w:rPr>
+          <w:lang w:val="zh_TW" w:bidi="zh_TW"/>
+        </w:rPr>
+        <w:t>內容</w:t>
+      </w:r>
+    </w:p>
+    <w:p>
+      <w:pPr>
+        <w:pStyle w:val="Heading3"/>
+      </w:pPr>
+      <w:r>
+        <w:rPr>
+          <w:lang w:val="zh_TW" w:bidi="zh_TW"/>
+        </w:rPr>
+        <w:t>作者</w:t>
+      </w:r>
+    </w:p>
+    <w:p>
+      <w:pPr/>
+      <w:r>
+        <w:rPr>
+          <w:lang w:val="zh_TW" w:bidi="zh_TW"/>
+        </w:rPr>
+      </w:r>
+      <w:r>
+        <w:rPr>
+          <w:lang w:val="zh_TW" w:bidi="zh_TW"/>
+        </w:rPr>
+        <w:t>在提摩太前書中，如同提摩太後書和提多書一樣，保羅在第一節就被指名為作者。自愛任紐（Irenaeus）時期（大約公元185年）以來，在早期教會的傳統中，保羅始終是這三封信唯一被認定為作者的人。這三封信中包含了許多保羅生平的個人細節，這些都強有力地證明了保羅是真正的作者。</w:t>
+      </w:r>
+    </w:p>
+    <w:p>
+      <w:pPr/>
+      <w:r>
+        <w:rPr>
+          <w:lang w:val="zh_TW" w:bidi="zh_TW"/>
+        </w:rPr>
+      </w:r>
+      <w:r>
+        <w:rPr>
+          <w:lang w:val="zh_TW" w:bidi="zh_TW"/>
+        </w:rPr>
+        <w:t>然而，一些學者基於以下理由質疑保羅的作者身份：</w:t>
+      </w:r>
+    </w:p>
+    <w:p>
+      <w:pPr>
+        <w:pStyle w:val="ListNumber"/>
+        <w:numPr>
+          <w:ilvl w:val="0"/>
+          <w:numId w:val="15"/>
+        </w:numPr>
+        <w:spacing w:line="240" w:lineRule="auto"/>
+        <w:ind w:left="720"/>
+      </w:pPr>
+      <w:r>
+        <w:rPr>
+          <w:lang w:val="zh_TW" w:bidi="zh_TW"/>
+        </w:rPr>
+      </w:r>
+      <w:r>
+        <w:rPr>
+          <w:lang w:val="zh_TW" w:bidi="zh_TW"/>
+        </w:rPr>
+        <w:t>希臘文詞彙包含大量在其它保羅書信中未出現的詞彙。</w:t>
+        <w:br/>
+        <w:br/>
+      </w:r>
+      <w:r>
+        <w:rPr>
+          <w:lang w:val="zh_TW" w:bidi="zh_TW"/>
+        </w:rPr>
+        <w:t>但這些書信中的主題並不相同。在教牧書信中，作者所處理的是教會組織和紀律方面較為技術性的問題——是一位教會領袖寫信給其他領袖。保羅是一位受過高等教育的人，詞彙豐富。教牧書信中特有的詞彙並不會超出保羅所能使用的詞彙範圍。如果這些詞彙不是出自保羅本人，也可能來自經常幫助保羅撰寫書信的文士。</w:t>
+      </w:r>
+    </w:p>
+    <w:p>
+      <w:pPr>
+        <w:pStyle w:val="ListNumber"/>
+        <w:spacing w:line="240" w:lineRule="auto"/>
+        <w:ind w:left="720"/>
+      </w:pPr>
+      <w:r>
+        <w:rPr>
+          <w:lang w:val="zh_TW" w:bidi="zh_TW"/>
+        </w:rPr>
+      </w:r>
+      <w:r>
+        <w:rPr>
+          <w:lang w:val="zh_TW" w:bidi="zh_TW"/>
+        </w:rPr>
+        <w:t>有關保羅行程的記載，與使徒行傳中所描述的旅程不符。</w:t>
+        <w:br/>
+        <w:br/>
+      </w:r>
+      <w:r>
+        <w:rPr>
+          <w:lang w:val="zh_TW" w:bidi="zh_TW"/>
+        </w:rPr>
+        <w:t>如果相信保羅寫了教牧書信，並且完成了書信中所描述的事，那麼他必須是在羅馬被監禁後獲釋，並且前往了克里特、以弗所和馬其頓。使徒行傳中的記述以保羅在羅馬被囚禁為結尾，因此這些後來的行程可能沒有被提及。有法律證據表明，如果保羅在兩年內沒有被定罪，他應該會自動獲釋。</w:t>
+      </w:r>
+    </w:p>
+    <w:p>
+      <w:pPr>
+        <w:pStyle w:val="ListNumber"/>
+        <w:spacing w:line="240" w:lineRule="auto"/>
+        <w:ind w:left="720"/>
+      </w:pPr>
+      <w:r>
+        <w:rPr>
+          <w:lang w:val="zh_TW" w:bidi="zh_TW"/>
+        </w:rPr>
+      </w:r>
+      <w:r>
+        <w:rPr>
+          <w:lang w:val="zh_TW" w:bidi="zh_TW"/>
+        </w:rPr>
+        <w:t>教牧書信中提到的教會進步發展（如長老、監督和執事），證明其日期晚於保羅的生平。</w:t>
+        <w:br/>
+        <w:br/>
+      </w:r>
+      <w:r>
+        <w:rPr>
+          <w:lang w:val="zh_TW" w:bidi="zh_TW"/>
+        </w:rPr>
+        <w:t>然而，長老在舊約時代就已存在，而作為地方教會職員的監督，幾乎可以肯定與長老是同一職分。此外，保羅在他的其它書信中也提到執事，例如</w:t>
+      </w:r>
+      <w:hyperlink r:id="rId67">
+        <w:r>
+          <w:rPr>
+            <w:lang w:val="zh_TW" w:bidi="zh_TW"/>
+          </w:rPr>
+          <w:rPr>
+            <w:color w:val="0000EE"/>
+            <w:u w:val="single"/>
+          </w:rPr>
+          <w:t>腓立比書一章1節</w:t>
+        </w:r>
+      </w:hyperlink>
+      <w:r>
+        <w:rPr>
+          <w:lang w:val="zh_TW" w:bidi="zh_TW"/>
+        </w:rPr>
+        <w:t>。</w:t>
+      </w:r>
+    </w:p>
+    <w:p>
+      <w:pPr/>
+      <w:r>
+        <w:rPr>
+          <w:lang w:val="zh_TW" w:bidi="zh_TW"/>
+        </w:rPr>
+      </w:r>
+      <w:r>
+        <w:rPr>
+          <w:lang w:val="zh_TW" w:bidi="zh_TW"/>
+        </w:rPr>
+        <w:t>大多數保守派學者及許多其他學者強烈認為，保羅確實寫了這三封教牧書信。</w:t>
+      </w:r>
+    </w:p>
+    <w:p>
+      <w:pPr>
+        <w:pStyle w:val="Heading3"/>
+      </w:pPr>
+      <w:r>
+        <w:rPr>
+          <w:lang w:val="zh_TW" w:bidi="zh_TW"/>
+        </w:rPr>
+        <w:t>日期</w:t>
+      </w:r>
+    </w:p>
+    <w:p>
+      <w:pPr/>
+      <w:r>
+        <w:rPr>
+          <w:lang w:val="zh_TW" w:bidi="zh_TW"/>
+        </w:rPr>
+      </w:r>
+      <w:r>
+        <w:rPr>
+          <w:lang w:val="zh_TW" w:bidi="zh_TW"/>
+        </w:rPr>
+        <w:t>假設保羅寫了教牧書信，提摩太前書應該寫於他第一次羅馬監禁釋放後，大約公元61或62年，並在他第二次羅馬監禁之前，大約在64至67年間，即尼祿去世的日期。至於地點，保羅將提摩太留在以弗所，然後前往馬其頓（</w:t>
+      </w:r>
+      <w:hyperlink r:id="rId68">
+        <w:r>
+          <w:rPr>
+            <w:lang w:val="zh_TW" w:bidi="zh_TW"/>
+          </w:rPr>
+          <w:rPr>
+            <w:color w:val="0000EE"/>
+            <w:u w:val="single"/>
+          </w:rPr>
+          <w:t>提前1:3</w:t>
+        </w:r>
+      </w:hyperlink>
+      <w:r>
+        <w:rPr>
+          <w:lang w:val="zh_TW" w:bidi="zh_TW"/>
+        </w:rPr>
+        <w:t>），他可能在那裡寫了提摩太前書。這封信當然是寫給在以弗所的提摩太的。</w:t>
+      </w:r>
+    </w:p>
+    <w:p>
+      <w:pPr>
+        <w:pStyle w:val="Heading3"/>
+      </w:pPr>
+      <w:r>
+        <w:rPr>
+          <w:lang w:val="zh_TW" w:bidi="zh_TW"/>
+        </w:rPr>
+        <w:t>背景</w:t>
+      </w:r>
+    </w:p>
+    <w:p>
+      <w:pPr/>
+      <w:r>
+        <w:rPr>
+          <w:lang w:val="zh_TW" w:bidi="zh_TW"/>
+        </w:rPr>
+      </w:r>
+      <w:r>
+        <w:rPr>
+          <w:lang w:val="zh_TW" w:bidi="zh_TW"/>
+        </w:rPr>
+        <w:t>保羅把以弗所的教會交給提摩太管理（</w:t>
+      </w:r>
+      <w:hyperlink r:id="rId69">
+        <w:r>
+          <w:rPr>
+            <w:lang w:val="zh_TW" w:bidi="zh_TW"/>
+          </w:rPr>
+          <w:rPr>
+            <w:color w:val="0000EE"/>
+            <w:u w:val="single"/>
+          </w:rPr>
+          <w:t>1:2–3</w:t>
+        </w:r>
+      </w:hyperlink>
+      <w:r>
+        <w:rPr>
+          <w:lang w:val="zh_TW" w:bidi="zh_TW"/>
+        </w:rPr>
+        <w:t>）。保羅在第二次宣教旅程中想去羅馬的亞細亞省（以弗是其主要的城），但聖靈不允許他這樣做。他繼續前往馬其頓和希臘（</w:t>
+      </w:r>
+      <w:hyperlink r:id="rId70">
+        <w:r>
+          <w:rPr>
+            <w:lang w:val="zh_TW" w:bidi="zh_TW"/>
+          </w:rPr>
+          <w:rPr>
+            <w:color w:val="0000EE"/>
+            <w:u w:val="single"/>
+          </w:rPr>
+          <w:t>徒16:6</w:t>
+        </w:r>
+      </w:hyperlink>
+      <w:r>
+        <w:rPr>
+          <w:lang w:val="zh_TW" w:bidi="zh_TW"/>
+        </w:rPr>
+        <w:t>）。他在完成第二次旅程時短暫到訪以弗所（</w:t>
+      </w:r>
+      <w:hyperlink r:id="rId71">
+        <w:r>
+          <w:rPr>
+            <w:lang w:val="zh_TW" w:bidi="zh_TW"/>
+          </w:rPr>
+          <w:rPr>
+            <w:color w:val="0000EE"/>
+            <w:u w:val="single"/>
+          </w:rPr>
+          <w:t>18:19–20</w:t>
+        </w:r>
+      </w:hyperlink>
+      <w:r>
+        <w:rPr>
+          <w:lang w:val="zh_TW" w:bidi="zh_TW"/>
+        </w:rPr>
+        <w:t>）。然後在他的第三次旅程中，他以以弗所為活動中心，並在那裡度過了三年（</w:t>
+      </w:r>
+      <w:hyperlink r:id="rId72">
+        <w:r>
+          <w:rPr>
+            <w:lang w:val="zh_TW" w:bidi="zh_TW"/>
+          </w:rPr>
+          <w:rPr>
+            <w:color w:val="0000EE"/>
+            <w:u w:val="single"/>
+          </w:rPr>
+          <w:t>19:1–20:1</w:t>
+        </w:r>
+      </w:hyperlink>
+      <w:r>
+        <w:rPr>
+          <w:lang w:val="zh_TW" w:bidi="zh_TW"/>
+        </w:rPr>
+        <w:t>）。在他第一次被囚禁於羅馬期間，他寫了一封通函給以弗所和附近的教會。僅僅幾年後，他在以弗所寫了提摩太前書給提摩太。</w:t>
+      </w:r>
+    </w:p>
+    <w:p>
+      <w:pPr>
+        <w:pStyle w:val="Heading3"/>
+      </w:pPr>
+      <w:r>
+        <w:rPr>
+          <w:lang w:val="zh_TW" w:bidi="zh_TW"/>
+        </w:rPr>
+        <w:t>神學</w:t>
+      </w:r>
+    </w:p>
+    <w:p>
+      <w:pPr/>
+      <w:r>
+        <w:rPr>
+          <w:lang w:val="zh_TW" w:bidi="zh_TW"/>
+        </w:rPr>
+      </w:r>
+      <w:r>
+        <w:rPr>
+          <w:lang w:val="zh_TW" w:bidi="zh_TW"/>
+        </w:rPr>
+        <w:t>總的來說，提摩太前書的神學與其它保羅書信以及整個新約的神學一致。神的主權和愛在這封信中一再被清楚呈現。耶穌總是被描繪為真正的神以及人。救恩是藉著基督對神的信心而得的。律法不能拯救人，因為所有人都違背了律法。然而，律法是好的，是神給得救之人的指引，引導他們過討神喜悅的生活。</w:t>
+      </w:r>
+    </w:p>
+    <w:p>
+      <w:pPr/>
+      <w:r>
+        <w:rPr>
+          <w:lang w:val="zh_TW" w:bidi="zh_TW"/>
+        </w:rPr>
+      </w:r>
+      <w:r>
+        <w:rPr>
+          <w:lang w:val="zh_TW" w:bidi="zh_TW"/>
+        </w:rPr>
+        <w:t>教會在這封信中佔有重要地位。所有基督徒都應該成為教會的一部分。他們從教會中獲得了大量關於培養基督徒品格的資源，並且他們在教會中服事神可以比獨自一人服事神有效得多。教會需要組織才能有效地完成其工作。教會必須時刻努力避免異端，並教導福音的真理。</w:t>
+      </w:r>
+    </w:p>
+    <w:p>
+      <w:pPr>
+        <w:pStyle w:val="Heading3"/>
+      </w:pPr>
+      <w:r>
+        <w:rPr>
+          <w:lang w:val="zh_TW" w:bidi="zh_TW"/>
+        </w:rPr>
+        <w:t>內容</w:t>
+      </w:r>
+    </w:p>
+    <w:p>
+      <w:pPr>
+        <w:pStyle w:val="Heading4"/>
+      </w:pPr>
+      <w:r>
+        <w:rPr>
+          <w:lang w:val="zh_TW" w:bidi="zh_TW"/>
+        </w:rPr>
+        <w:t>問安（</w:t>
+      </w:r>
+      <w:hyperlink r:id="rId73">
+        <w:r>
+          <w:rPr>
+            <w:lang w:val="zh_TW" w:bidi="zh_TW"/>
+          </w:rPr>
+          <w:rPr>
+            <w:color w:val="0000EE"/>
+            <w:u w:val="single"/>
+          </w:rPr>
+          <w:t>1:1–2</w:t>
+        </w:r>
+      </w:hyperlink>
+      <w:r>
+        <w:rPr>
+          <w:lang w:val="zh_TW" w:bidi="zh_TW"/>
+        </w:rPr>
+        <w:t>）</w:t>
+      </w:r>
+    </w:p>
+    <w:p>
+      <w:pPr/>
+      <w:r>
+        <w:rPr>
+          <w:lang w:val="zh_TW" w:bidi="zh_TW"/>
+        </w:rPr>
+      </w:r>
+      <w:r>
+        <w:rPr>
+          <w:lang w:val="zh_TW" w:bidi="zh_TW"/>
+        </w:rPr>
+        <w:t>作者自稱保羅，並描述自己是由神揀選並由父神和祂的兒子基督耶穌授權的使徒。保羅有權對年輕的牧者和教會說權威的話語。</w:t>
+      </w:r>
+    </w:p>
+    <w:p>
+      <w:pPr/>
+      <w:r>
+        <w:rPr>
+          <w:lang w:val="zh_TW" w:bidi="zh_TW"/>
+        </w:rPr>
+      </w:r>
+      <w:r>
+        <w:rPr>
+          <w:lang w:val="zh_TW" w:bidi="zh_TW"/>
+        </w:rPr>
+        <w:t>這封信是寫給提摩太的，保羅所親愛的屬靈孩子，保羅給他三重祝福——從神而來的恩惠、憐憫、平安。</w:t>
+      </w:r>
+    </w:p>
+    <w:p>
+      <w:pPr>
+        <w:pStyle w:val="Heading4"/>
+      </w:pPr>
+      <w:r>
+        <w:rPr>
+          <w:lang w:val="zh_TW" w:bidi="zh_TW"/>
+        </w:rPr>
+        <w:t>處理異端（</w:t>
+      </w:r>
+      <w:hyperlink r:id="rId74">
+        <w:r>
+          <w:rPr>
+            <w:lang w:val="zh_TW" w:bidi="zh_TW"/>
+          </w:rPr>
+          <w:rPr>
+            <w:color w:val="0000EE"/>
+            <w:u w:val="single"/>
+          </w:rPr>
+          <w:t>1:3–20</w:t>
+        </w:r>
+      </w:hyperlink>
+      <w:r>
+        <w:rPr>
+          <w:lang w:val="zh_TW" w:bidi="zh_TW"/>
+        </w:rPr>
+        <w:t>）</w:t>
+      </w:r>
+    </w:p>
+    <w:p>
+      <w:pPr/>
+      <w:r>
+        <w:rPr>
+          <w:lang w:val="zh_TW" w:bidi="zh_TW"/>
+        </w:rPr>
+      </w:r>
+      <w:r>
+        <w:rPr>
+          <w:lang w:val="zh_TW" w:bidi="zh_TW"/>
+        </w:rPr>
+        <w:t>保羅留下提摩太在以弗所的原因之一是希望他「囑咐那幾個人不可傳異教」（</w:t>
+      </w:r>
+      <w:hyperlink r:id="rId68">
+        <w:r>
+          <w:rPr>
+            <w:lang w:val="zh_TW" w:bidi="zh_TW"/>
+          </w:rPr>
+          <w:rPr>
+            <w:color w:val="0000EE"/>
+            <w:u w:val="single"/>
+          </w:rPr>
+          <w:t>1:3</w:t>
+        </w:r>
+      </w:hyperlink>
+      <w:r>
+        <w:rPr>
+          <w:lang w:val="zh_TW" w:bidi="zh_TW"/>
+        </w:rPr>
+        <w:t>）。保羅相信一個人所信的和他所做的一樣重要。這裡的異端被描述為一種早期諾斯底主義異端，這是一種危險的異端，困擾教會已有數個世紀。</w:t>
+      </w:r>
+    </w:p>
+    <w:p>
+      <w:pPr/>
+      <w:r>
+        <w:rPr>
+          <w:lang w:val="zh_TW" w:bidi="zh_TW"/>
+        </w:rPr>
+      </w:r>
+      <w:r>
+        <w:rPr>
+          <w:lang w:val="zh_TW" w:bidi="zh_TW"/>
+        </w:rPr>
+        <w:t>這些早期的諾斯底主義者聲稱比普通基督徒對真理擁有更深的洞見。他們將神視為靈，將人視為物質，並將神和人區分開來。他們認為兩者之間的橋樑不是耶穌基督這位唯一的中保，而是由無數不同等級的天使、化身、伊安（aeons）等等所構成。他們爭論神話和虛構的事，他們尋求救恩的方法是試圖取悅一連串無窮無盡的天使鎖鏈來獲得拯救，而不是藉著信心接受神所賜的救恩。但保羅深知，唯有神的恩典才能拯救罪人。</w:t>
+      </w:r>
+    </w:p>
+    <w:p>
+      <w:pPr>
+        <w:pStyle w:val="Heading4"/>
+      </w:pPr>
+      <w:r>
+        <w:rPr>
+          <w:lang w:val="zh_TW" w:bidi="zh_TW"/>
+        </w:rPr>
+        <w:t>教會中的正確敬拜（</w:t>
+      </w:r>
+      <w:hyperlink r:id="rId75">
+        <w:r>
+          <w:rPr>
+            <w:lang w:val="zh_TW" w:bidi="zh_TW"/>
+          </w:rPr>
+          <w:rPr>
+            <w:color w:val="0000EE"/>
+            <w:u w:val="single"/>
+          </w:rPr>
+          <w:t>2:1–15</w:t>
+        </w:r>
+      </w:hyperlink>
+      <w:r>
+        <w:rPr>
+          <w:lang w:val="zh_TW" w:bidi="zh_TW"/>
+        </w:rPr>
+        <w:t>）</w:t>
+      </w:r>
+    </w:p>
+    <w:p>
+      <w:pPr/>
+      <w:r>
+        <w:rPr>
+          <w:lang w:val="zh_TW" w:bidi="zh_TW"/>
+        </w:rPr>
+      </w:r>
+      <w:r>
+        <w:rPr>
+          <w:lang w:val="zh_TW" w:bidi="zh_TW"/>
+        </w:rPr>
+        <w:t>「我勸你，第一要為萬人懇求、禱告、代求、祝謝」（</w:t>
+      </w:r>
+      <w:hyperlink r:id="rId76">
+        <w:r>
+          <w:rPr>
+            <w:lang w:val="zh_TW" w:bidi="zh_TW"/>
+          </w:rPr>
+          <w:rPr>
+            <w:color w:val="0000EE"/>
+            <w:u w:val="single"/>
+          </w:rPr>
+          <w:t>2:1</w:t>
+        </w:r>
+      </w:hyperlink>
+      <w:r>
+        <w:rPr>
+          <w:lang w:val="zh_TW" w:bidi="zh_TW"/>
+        </w:rPr>
+        <w:t>）。禱告是基督教會敬拜中極其重要的一部分。保羅強調為國家中高位上的人作特別禱告的重要性（即使國是以尼祿為皇帝的羅馬帝國）。保羅在</w:t>
+      </w:r>
+      <w:hyperlink r:id="rId77">
+        <w:r>
+          <w:rPr>
+            <w:lang w:val="zh_TW" w:bidi="zh_TW"/>
+          </w:rPr>
+          <w:rPr>
+            <w:color w:val="0000EE"/>
+            <w:u w:val="single"/>
+          </w:rPr>
+          <w:t>羅馬書第十三章</w:t>
+        </w:r>
+      </w:hyperlink>
+      <w:r>
+        <w:rPr>
+          <w:lang w:val="zh_TW" w:bidi="zh_TW"/>
+        </w:rPr>
+        <w:t>中清楚地教導這一點，而耶穌也告訴祂的門徒要把屬於凱撒的東西交給凱撒（</w:t>
+      </w:r>
+      <w:hyperlink r:id="rId78">
+        <w:r>
+          <w:rPr>
+            <w:lang w:val="zh_TW" w:bidi="zh_TW"/>
+          </w:rPr>
+          <w:rPr>
+            <w:color w:val="0000EE"/>
+            <w:u w:val="single"/>
+          </w:rPr>
+          <w:t>太22:17</w:t>
         </w:r>
       </w:hyperlink>
       <w:r>
@@ -399,43 +3070,72 @@
         <w:rPr>
           <w:lang w:val="zh_TW" w:bidi="zh_TW"/>
         </w:rPr>
-        <w:t>「淫亂」在</w:t>
-      </w:r>
-      <w:hyperlink r:id="rId20">
-        <w:r>
-          <w:rPr>
-            <w:lang w:val="zh_TW" w:bidi="zh_TW"/>
-          </w:rPr>
-          <w:rPr>
-            <w:color w:val="0000EE"/>
-            <w:u w:val="single"/>
-          </w:rPr>
-          <w:t>馬太福音五章32節</w:t>
-        </w:r>
-      </w:hyperlink>
-      <w:r>
-        <w:rPr>
-          <w:lang w:val="zh_TW" w:bidi="zh_TW"/>
-        </w:rPr>
-        <w:t>和</w:t>
-      </w:r>
-      <w:hyperlink r:id="rId21">
-        <w:r>
-          <w:rPr>
-            <w:lang w:val="zh_TW" w:bidi="zh_TW"/>
-          </w:rPr>
-          <w:rPr>
-            <w:color w:val="0000EE"/>
-            <w:u w:val="single"/>
-          </w:rPr>
-          <w:t>十九章9節</w:t>
-        </w:r>
-      </w:hyperlink>
-      <w:r>
-        <w:rPr>
-          <w:lang w:val="zh_TW" w:bidi="zh_TW"/>
-        </w:rPr>
-        <w:t>通常被現今的聖經學者理解為專指姦淫。對於希臘文porneia的翻譯涉及解釋而非純翻譯。學者們對耶穌關於休妻的例外說法是否指淫亂的廣義或狹義含義存在分歧。他可能僅指姦淫，也可能將它與其它性罪一併包括在內。</w:t>
+        <w:t>基督徒男女應該向神祈禱，舉起聖潔的手，這些手應當遠離罪、怒氣和怨恨。保羅特別勸誡姊妹們：「又願女人廉恥、自守，以正派衣裳為妝飾，不以編髮、黃金、珍珠，和貴價的衣裳為妝飾，只要有善行，這才與自稱是敬神的女人相宜。」（</w:t>
+      </w:r>
+      <w:hyperlink r:id="rId79">
+        <w:r>
+          <w:rPr>
+            <w:lang w:val="zh_TW" w:bidi="zh_TW"/>
+          </w:rPr>
+          <w:rPr>
+            <w:color w:val="0000EE"/>
+            <w:u w:val="single"/>
+          </w:rPr>
+          <w:t>提前2:9–10</w:t>
+        </w:r>
+      </w:hyperlink>
+      <w:r>
+        <w:rPr>
+          <w:lang w:val="zh_TW" w:bidi="zh_TW"/>
+        </w:rPr>
+        <w:t>）。然後保羅說：「不許女人講道，也不許她轄管男人，只要沉靜」（</w:t>
+      </w:r>
+      <w:hyperlink r:id="rId80">
+        <w:r>
+          <w:rPr>
+            <w:lang w:val="zh_TW" w:bidi="zh_TW"/>
+          </w:rPr>
+          <w:rPr>
+            <w:color w:val="0000EE"/>
+            <w:u w:val="single"/>
+          </w:rPr>
+          <w:t>12</w:t>
+        </w:r>
+      </w:hyperlink>
+      <w:r>
+        <w:rPr>
+          <w:lang w:val="zh_TW" w:bidi="zh_TW"/>
+        </w:rPr>
+        <w:t>節）。這並不意味著他們不能在教會聚會中發言。使徒行傳和哥林多前書清楚表明，婦女可以在教會聚會中禱告、說預言和作見證。但教導的職責是由男性擔任，因為作為長老（男性）的職責就是教導。因此，教導和行使權柄是密不可分的。</w:t>
+      </w:r>
+    </w:p>
+    <w:p>
+      <w:pPr>
+        <w:pStyle w:val="Heading4"/>
+      </w:pPr>
+      <w:r>
+        <w:rPr>
+          <w:lang w:val="zh_TW" w:bidi="zh_TW"/>
+        </w:rPr>
+        <w:t>教會中的適當組織（</w:t>
+      </w:r>
+      <w:hyperlink r:id="rId81">
+        <w:r>
+          <w:rPr>
+            <w:lang w:val="zh_TW" w:bidi="zh_TW"/>
+          </w:rPr>
+          <w:rPr>
+            <w:color w:val="0000EE"/>
+            <w:u w:val="single"/>
+          </w:rPr>
+          <w:t>3:1–5:25</w:t>
+        </w:r>
+      </w:hyperlink>
+      <w:r>
+        <w:rPr>
+          <w:lang w:val="zh_TW" w:bidi="zh_TW"/>
+        </w:rPr>
+        <w:t>）</w:t>
       </w:r>
     </w:p>
     <w:p>
@@ -449,18 +3149,278 @@
         <w:rPr>
           <w:lang w:val="zh_TW" w:bidi="zh_TW"/>
         </w:rPr>
-        <w:t>「淫亂」一詞在舊約和新約中也有比喻性的用法。起源於以色列和教會作為主的妻子或新娘的描述，背離神和拜偶像被稱為淫亂（例如，見</w:t>
-      </w:r>
-      <w:hyperlink r:id="rId22">
-        <w:r>
-          <w:rPr>
-            <w:lang w:val="zh_TW" w:bidi="zh_TW"/>
-          </w:rPr>
-          <w:rPr>
-            <w:color w:val="0000EE"/>
-            <w:u w:val="single"/>
-          </w:rPr>
-          <w:t>耶2章</w:t>
+        <w:t>關於早期教會的組織，首要問題是誰是監督。這處經文的第一節是：「人若想要得監督的職分，就是羨慕善工」（</w:t>
+      </w:r>
+      <w:hyperlink r:id="rId82">
+        <w:r>
+          <w:rPr>
+            <w:lang w:val="zh_TW" w:bidi="zh_TW"/>
+          </w:rPr>
+          <w:rPr>
+            <w:color w:val="0000EE"/>
+            <w:u w:val="single"/>
+          </w:rPr>
+          <w:t>3:1）</w:t>
+        </w:r>
+      </w:hyperlink>
+      <w:r>
+        <w:rPr>
+          <w:lang w:val="zh_TW" w:bidi="zh_TW"/>
+        </w:rPr>
+        <w:t>。在所有教牧書信中，監督顯然是地方教會內的一個職分，而不是一個管理多個教會的職員，例如在公元二世紀初期發展起來的主教職位。而且根據</w:t>
+      </w:r>
+      <w:hyperlink r:id="rId83">
+        <w:r>
+          <w:rPr>
+            <w:lang w:val="zh_TW" w:bidi="zh_TW"/>
+          </w:rPr>
+          <w:rPr>
+            <w:color w:val="0000EE"/>
+            <w:u w:val="single"/>
+          </w:rPr>
+          <w:t>提多書一章4至6節</w:t>
+        </w:r>
+      </w:hyperlink>
+      <w:r>
+        <w:rPr>
+          <w:lang w:val="zh_TW" w:bidi="zh_TW"/>
+        </w:rPr>
+        <w:t>，保羅將長老和監督這兩個詞交替使用，因此大多數學者相信保羅認為這兩者是可以互換的。提摩太自己是教會中類似現代牧師的角色，並且有長老（監督）和執事幫助他管理教會。</w:t>
+      </w:r>
+    </w:p>
+    <w:p>
+      <w:pPr/>
+      <w:r>
+        <w:rPr>
+          <w:lang w:val="zh_TW" w:bidi="zh_TW"/>
+        </w:rPr>
+      </w:r>
+      <w:r>
+        <w:rPr>
+          <w:lang w:val="zh_TW" w:bidi="zh_TW"/>
+        </w:rPr>
+        <w:t>在教會中成為長老是一個值得追求的目標。但是，一個人必須具備高資格才能當選這樣負責任的職位。他應該受到教會其他成員和教會外部人士的尊重。大多數的資格都很清楚，但其中幾個值得特別注意。</w:t>
+      </w:r>
+    </w:p>
+    <w:p>
+      <w:pPr/>
+      <w:r>
+        <w:rPr>
+          <w:lang w:val="zh_TW" w:bidi="zh_TW"/>
+        </w:rPr>
+      </w:r>
+      <w:r>
+        <w:rPr>
+          <w:lang w:val="zh_TW" w:bidi="zh_TW"/>
+        </w:rPr>
+        <w:t>「作監督的，必須無可指責，只作一個婦人的丈夫」（</w:t>
+      </w:r>
+      <w:hyperlink r:id="rId84">
+        <w:r>
+          <w:rPr>
+            <w:lang w:val="zh_TW" w:bidi="zh_TW"/>
+          </w:rPr>
+          <w:rPr>
+            <w:color w:val="0000EE"/>
+            <w:u w:val="single"/>
+          </w:rPr>
+          <w:t>3:2</w:t>
+        </w:r>
+      </w:hyperlink>
+      <w:r>
+        <w:rPr>
+          <w:lang w:val="zh_TW" w:bidi="zh_TW"/>
+        </w:rPr>
+        <w:t>）。希臘文的字面意思是「一個女人的男人」。這顯然禁止一夫多妻制，並排除對妻子不忠的男人。它可能不會排除一個離婚後再婚的男人，也不會排除一個從未有過妻子的單身男子。教會應該堅持其領袖在性道德上有很高的標準。</w:t>
+      </w:r>
+    </w:p>
+    <w:p>
+      <w:pPr/>
+      <w:r>
+        <w:rPr>
+          <w:lang w:val="zh_TW" w:bidi="zh_TW"/>
+        </w:rPr>
+      </w:r>
+      <w:r>
+        <w:rPr>
+          <w:lang w:val="zh_TW" w:bidi="zh_TW"/>
+        </w:rPr>
+        <w:t>如果一個人無法管理好自己的家庭，他也無法在教會中行使紀律。這個人也不應該酗酒。保羅並未要求完全禁酒，但他明確要求長老不可被烈酒支配。而且擔任長老高職的人不應該是新信徒（字面意義為初信者），以免因驕傲而失去做長老的資格。總的來說，只有品格優良的人才能當選為教會的長老或監督。</w:t>
+      </w:r>
+    </w:p>
+    <w:p>
+      <w:pPr/>
+      <w:r>
+        <w:rPr>
+          <w:lang w:val="zh_TW" w:bidi="zh_TW"/>
+        </w:rPr>
+      </w:r>
+      <w:r>
+        <w:rPr>
+          <w:lang w:val="zh_TW" w:bidi="zh_TW"/>
+        </w:rPr>
+        <w:t>接著，保羅繼續談到執事的職分：「作執事的，也是如此：必須端莊，不一口兩舌，不好喝酒，不貪不義之財」（</w:t>
+      </w:r>
+      <w:hyperlink r:id="rId85">
+        <w:r>
+          <w:rPr>
+            <w:lang w:val="zh_TW" w:bidi="zh_TW"/>
+          </w:rPr>
+          <w:rPr>
+            <w:color w:val="0000EE"/>
+            <w:u w:val="single"/>
+          </w:rPr>
+          <w:t>3:8</w:t>
+        </w:r>
+      </w:hyperlink>
+      <w:r>
+        <w:rPr>
+          <w:lang w:val="zh_TW" w:bidi="zh_TW"/>
+        </w:rPr>
+        <w:t>）。執事的資格幾乎與長老的資格相同。在被選為執事之前，他們應該有教會工作的經驗。</w:t>
+      </w:r>
+      <w:hyperlink r:id="rId86">
+        <w:r>
+          <w:rPr>
+            <w:lang w:val="zh_TW" w:bidi="zh_TW"/>
+          </w:rPr>
+          <w:rPr>
+            <w:color w:val="0000EE"/>
+            <w:u w:val="single"/>
+          </w:rPr>
+          <w:t>提摩太前書三章11節</w:t>
+        </w:r>
+      </w:hyperlink>
+      <w:r>
+        <w:rPr>
+          <w:lang w:val="zh_TW" w:bidi="zh_TW"/>
+        </w:rPr>
+        <w:t>將相同的資格應用於有志成為執事的婦女和/或執事的妻子。第</w:t>
+      </w:r>
+      <w:hyperlink r:id="rId87">
+        <w:r>
+          <w:rPr>
+            <w:lang w:val="zh_TW" w:bidi="zh_TW"/>
+          </w:rPr>
+          <w:rPr>
+            <w:color w:val="0000EE"/>
+            <w:u w:val="single"/>
+          </w:rPr>
+          <w:t>12節</w:t>
+        </w:r>
+      </w:hyperlink>
+      <w:r>
+        <w:rPr>
+          <w:lang w:val="zh_TW" w:bidi="zh_TW"/>
+        </w:rPr>
+        <w:t>繼續說明執事的資格。</w:t>
+      </w:r>
+    </w:p>
+    <w:p>
+      <w:pPr/>
+      <w:r>
+        <w:rPr>
+          <w:lang w:val="zh_TW" w:bidi="zh_TW"/>
+        </w:rPr>
+      </w:r>
+      <w:r>
+        <w:rPr>
+          <w:lang w:val="zh_TW" w:bidi="zh_TW"/>
+        </w:rPr>
+        <w:t>在第</w:t>
+      </w:r>
+      <w:hyperlink r:id="rId88">
+        <w:r>
+          <w:rPr>
+            <w:lang w:val="zh_TW" w:bidi="zh_TW"/>
+          </w:rPr>
+          <w:rPr>
+            <w:color w:val="0000EE"/>
+            <w:u w:val="single"/>
+          </w:rPr>
+          <w:t>四</w:t>
+        </w:r>
+      </w:hyperlink>
+      <w:r>
+        <w:rPr>
+          <w:lang w:val="zh_TW" w:bidi="zh_TW"/>
+        </w:rPr>
+        <w:t>章中，保羅敦促提摩太在教會中發揮他的領導作用，特別是在他與異端的關係上。一些諾斯底異端教導一種虛假的禁欲主義，禁止婚姻和某些食物。但神賜給我們這些東西是為了使用和享受，以榮耀神。提摩太的牧職責任是教導人神的真理，不要讓自己捲入異端無神和荒謬傳說的爭論中（</w:t>
+      </w:r>
+      <w:hyperlink r:id="rId89">
+        <w:r>
+          <w:rPr>
+            <w:lang w:val="zh_TW" w:bidi="zh_TW"/>
+          </w:rPr>
+          <w:rPr>
+            <w:color w:val="0000EE"/>
+            <w:u w:val="single"/>
+          </w:rPr>
+          <w:t>4:7</w:t>
+        </w:r>
+      </w:hyperlink>
+      <w:r>
+        <w:rPr>
+          <w:lang w:val="zh_TW" w:bidi="zh_TW"/>
+        </w:rPr>
+        <w:t>）。保羅敦促提摩太通過不斷的靈性操練來保持靈性健壯，這比鍛鍊身體更重要。</w:t>
+      </w:r>
+    </w:p>
+    <w:p>
+      <w:pPr/>
+      <w:r>
+        <w:rPr>
+          <w:lang w:val="zh_TW" w:bidi="zh_TW"/>
+        </w:rPr>
+      </w:r>
+      <w:r>
+        <w:rPr>
+          <w:lang w:val="zh_TW" w:bidi="zh_TW"/>
+        </w:rPr>
+        <w:t>保羅認識到提摩太是一個年輕人，一些年長的基督徒可能會因為他年輕而看輕他。提摩太應該更加努力以贏得他們的尊重——「在言語、行為、愛心、信心、清潔上，都作信徒的榜樣」（</w:t>
+      </w:r>
+      <w:hyperlink r:id="rId90">
+        <w:r>
+          <w:rPr>
+            <w:lang w:val="zh_TW" w:bidi="zh_TW"/>
+          </w:rPr>
+          <w:rPr>
+            <w:color w:val="0000EE"/>
+            <w:u w:val="single"/>
+          </w:rPr>
+          <w:t>4:12</w:t>
+        </w:r>
+      </w:hyperlink>
+      <w:r>
+        <w:rPr>
+          <w:lang w:val="zh_TW" w:bidi="zh_TW"/>
+        </w:rPr>
+        <w:t>）。因為神已經呼召提摩太，並且教會藉按手禮任命了他，提摩太應該努力履行這些崇高的責任。</w:t>
+      </w:r>
+    </w:p>
+    <w:p>
+      <w:pPr/>
+      <w:r>
+        <w:rPr>
+          <w:lang w:val="zh_TW" w:bidi="zh_TW"/>
+        </w:rPr>
+      </w:r>
+      <w:r>
+        <w:rPr>
+          <w:lang w:val="zh_TW" w:bidi="zh_TW"/>
+        </w:rPr>
+        <w:t>保羅給了提摩太一些實際的建議，告訴他一個年輕的傳道人應該如何處理教會中不同年齡和性別的群體。他應該像對待自己的父親一樣對待年長的男人，像對待自己的母親一樣對待年長的女人，像對待自己的兄弟一樣對待年輕的男人，像對待自己的姐妹一樣對待年輕的女人——並特別強調：「總要清清潔潔的」（</w:t>
+      </w:r>
+      <w:hyperlink r:id="rId91">
+        <w:r>
+          <w:rPr>
+            <w:lang w:val="zh_TW" w:bidi="zh_TW"/>
+          </w:rPr>
+          <w:rPr>
+            <w:color w:val="0000EE"/>
+            <w:u w:val="single"/>
+          </w:rPr>
+          <w:t>5:2</w:t>
         </w:r>
       </w:hyperlink>
       <w:r>
@@ -469,78 +3429,6 @@
         </w:rPr>
         <w:t>）。</w:t>
       </w:r>
-      <w:hyperlink r:id="rId23">
-        <w:r>
-          <w:rPr>
-            <w:lang w:val="zh_TW" w:bidi="zh_TW"/>
-          </w:rPr>
-          <w:rPr>
-            <w:color w:val="0000EE"/>
-            <w:u w:val="single"/>
-          </w:rPr>
-          <w:t>以西結書第十六章</w:t>
-        </w:r>
-      </w:hyperlink>
-      <w:r>
-        <w:rPr>
-          <w:lang w:val="zh_TW" w:bidi="zh_TW"/>
-        </w:rPr>
-        <w:t>用對婚姻誓言的不忠來象徵耶路撒冷與神之間偏離正道的關係。耶路撒冷對神而言成了一個「行淫的妻」。何西阿書的前三章使用先知何西阿與其淫亂的妻子歌篾的關係，來比喻以色列民族如何對其「丈夫」（神）犯下淫亂之罪，轉而追求其它神。在啟示錄中，「淫亂」和「邪淫」的比喻用法用於大巴比倫——大淫婦（</w:t>
-      </w:r>
-      <w:hyperlink r:id="rId24">
-        <w:r>
-          <w:rPr>
-            <w:lang w:val="zh_TW" w:bidi="zh_TW"/>
-          </w:rPr>
-          <w:rPr>
-            <w:color w:val="0000EE"/>
-            <w:u w:val="single"/>
-          </w:rPr>
-          <w:t>啟14:8，</w:t>
-        </w:r>
-      </w:hyperlink>
-      <w:hyperlink r:id="rId25">
-        <w:r>
-          <w:rPr>
-            <w:lang w:val="zh_TW" w:bidi="zh_TW"/>
-          </w:rPr>
-          <w:rPr>
-            <w:color w:val="0000EE"/>
-            <w:u w:val="single"/>
-          </w:rPr>
-          <w:t>17:2–4，</w:t>
-        </w:r>
-      </w:hyperlink>
-      <w:hyperlink r:id="rId26">
-        <w:r>
-          <w:rPr>
-            <w:lang w:val="zh_TW" w:bidi="zh_TW"/>
-          </w:rPr>
-          <w:rPr>
-            <w:color w:val="0000EE"/>
-            <w:u w:val="single"/>
-          </w:rPr>
-          <w:t>18:3，</w:t>
-        </w:r>
-      </w:hyperlink>
-      <w:hyperlink r:id="rId27">
-        <w:r>
-          <w:rPr>
-            <w:lang w:val="zh_TW" w:bidi="zh_TW"/>
-          </w:rPr>
-          <w:rPr>
-            <w:color w:val="0000EE"/>
-            <w:u w:val="single"/>
-          </w:rPr>
-          <w:t>19:2</w:t>
-        </w:r>
-      </w:hyperlink>
-      <w:r>
-        <w:rPr>
-          <w:lang w:val="zh_TW" w:bidi="zh_TW"/>
-        </w:rPr>
-        <w:t>）。</w:t>
-      </w:r>
     </w:p>
     <w:p>
       <w:pPr/>
@@ -551,6 +3439,191 @@
       </w:r>
       <w:r>
         <w:rPr>
+          <w:lang w:val="zh_TW" w:bidi="zh_TW"/>
+        </w:rPr>
+        <w:t>保羅還告訴提摩太如何處理寡婦的問題。在那個時候，極少婦女可以工作，且當時還沒有保險和社會保障，失去丈夫的婦女往往陷入絕望的境地。早期教會制定了一個寡婦名冊，以便能夠照顧她們的需要。年輕的寡婦應該被勸勉再婚，讓新的丈夫來支持她們。有能力的家庭應該認識到他們有責任照顧自己有需要的親人。教會因此有責任照顧那些沒有家人照顧的年長寡婦。教會在履行其慈善義務時，必須明智、公平，妥善分配有限的資源，以達到最大的益處。</w:t>
+      </w:r>
+    </w:p>
+    <w:p>
+      <w:pPr/>
+      <w:r>
+        <w:rPr>
+          <w:lang w:val="zh_TW" w:bidi="zh_TW"/>
+        </w:rPr>
+      </w:r>
+      <w:r>
+        <w:rPr>
+          <w:lang w:val="zh_TW" w:bidi="zh_TW"/>
+        </w:rPr>
+        <w:t>即使在早期教會，教會領袖也因其工作而獲得報酬。保羅說他們應該「當以為配受加倍的敬奉」（</w:t>
+      </w:r>
+      <w:hyperlink r:id="rId92">
+        <w:r>
+          <w:rPr>
+            <w:lang w:val="zh_TW" w:bidi="zh_TW"/>
+          </w:rPr>
+          <w:rPr>
+            <w:color w:val="0000EE"/>
+            <w:u w:val="single"/>
+          </w:rPr>
+          <w:t>5:17</w:t>
+        </w:r>
+      </w:hyperlink>
+      <w:r>
+        <w:rPr>
+          <w:lang w:val="zh_TW" w:bidi="zh_TW"/>
+        </w:rPr>
+        <w:t>）。教會的領袖不應該被選立得太快，他們的罪過也不應被忽視。即便是提摩太本人，也被警告要遠離罪惡。這處經文最後再次討論了教會領袖的罪（</w:t>
+      </w:r>
+      <w:hyperlink r:id="rId93">
+        <w:r>
+          <w:rPr>
+            <w:lang w:val="zh_TW" w:bidi="zh_TW"/>
+          </w:rPr>
+          <w:rPr>
+            <w:color w:val="0000EE"/>
+            <w:u w:val="single"/>
+          </w:rPr>
+          <w:t>24–25節</w:t>
+        </w:r>
+      </w:hyperlink>
+      <w:r>
+        <w:rPr>
+          <w:lang w:val="zh_TW" w:bidi="zh_TW"/>
+        </w:rPr>
+        <w:t>）。當一個人的罪行明顯時，罪人必須由教會懲戒。有時候，一個人的罪可能不被其他人發現，但神知道並會處理。相反，領袖們的許多善行也是如此。</w:t>
+      </w:r>
+    </w:p>
+    <w:p>
+      <w:pPr>
+        <w:pStyle w:val="Heading4"/>
+      </w:pPr>
+      <w:r>
+        <w:rPr>
+          <w:lang w:val="zh_TW" w:bidi="zh_TW"/>
+        </w:rPr>
+        <w:t>一些關於基督徒生活的實際教導（</w:t>
+      </w:r>
+      <w:hyperlink r:id="rId94">
+        <w:r>
+          <w:rPr>
+            <w:lang w:val="zh_TW" w:bidi="zh_TW"/>
+          </w:rPr>
+          <w:rPr>
+            <w:color w:val="0000EE"/>
+            <w:u w:val="single"/>
+          </w:rPr>
+          <w:t>6:1–21</w:t>
+        </w:r>
+      </w:hyperlink>
+      <w:r>
+        <w:rPr>
+          <w:lang w:val="zh_TW" w:bidi="zh_TW"/>
+        </w:rPr>
+        <w:t>）</w:t>
+      </w:r>
+    </w:p>
+    <w:p>
+      <w:pPr/>
+      <w:r>
+        <w:rPr>
+          <w:lang w:val="zh_TW" w:bidi="zh_TW"/>
+        </w:rPr>
+      </w:r>
+      <w:r>
+        <w:rPr>
+          <w:lang w:val="zh_TW" w:bidi="zh_TW"/>
+        </w:rPr>
+        <w:t>奴隸制度在當時是被普遍接受的制度。保羅教導基督徒奴隸要做忠實的奴隸，而基督徒主人也應該做良善的主人。在許多世紀後，基督教的原則最終會導致奴隸制度的終結，但在保羅的時代，無論是保羅還是其他人，都不可能發起一場廢除奴隸制的運動。</w:t>
+      </w:r>
+    </w:p>
+    <w:p>
+      <w:pPr/>
+      <w:r>
+        <w:rPr>
+          <w:lang w:val="zh_TW" w:bidi="zh_TW"/>
+        </w:rPr>
+      </w:r>
+      <w:r>
+        <w:rPr>
+          <w:lang w:val="zh_TW" w:bidi="zh_TW"/>
+        </w:rPr>
+        <w:t>保羅敦促提摩太遠離異端的教導，堅守傳揚福音的真理。</w:t>
+      </w:r>
+    </w:p>
+    <w:p>
+      <w:pPr/>
+      <w:r>
+        <w:rPr>
+          <w:lang w:val="zh_TW" w:bidi="zh_TW"/>
+        </w:rPr>
+      </w:r>
+      <w:r>
+        <w:rPr>
+          <w:lang w:val="zh_TW" w:bidi="zh_TW"/>
+        </w:rPr>
+        <w:t>有兩個部分（</w:t>
+      </w:r>
+      <w:hyperlink r:id="rId95">
+        <w:r>
+          <w:rPr>
+            <w:lang w:val="zh_TW" w:bidi="zh_TW"/>
+          </w:rPr>
+          <w:rPr>
+            <w:color w:val="0000EE"/>
+            <w:u w:val="single"/>
+          </w:rPr>
+          <w:t>6:6–10、17–19</w:t>
+        </w:r>
+      </w:hyperlink>
+      <w:r>
+        <w:rPr>
+          <w:lang w:val="zh_TW" w:bidi="zh_TW"/>
+        </w:rPr>
+        <w:t>）討論基督徒對財富的態度。在這裡，保羅緊密遵循耶穌的教導。金錢可能會成為人們心中的偶像，帶來各種罪惡，但它也可以用來事奉神，成為積存在天上的財寶。</w:t>
+      </w:r>
+    </w:p>
+    <w:p>
+      <w:pPr/>
+      <w:r>
+        <w:rPr>
+          <w:lang w:val="zh_TW" w:bidi="zh_TW"/>
+        </w:rPr>
+      </w:r>
+      <w:r>
+        <w:rPr>
+          <w:lang w:val="zh_TW" w:bidi="zh_TW"/>
+        </w:rPr>
+        <w:t>最後，保羅在另外兩個部分（</w:t>
+      </w:r>
+      <w:hyperlink r:id="rId96">
+        <w:r>
+          <w:rPr>
+            <w:lang w:val="zh_TW" w:bidi="zh_TW"/>
+          </w:rPr>
+          <w:rPr>
+            <w:color w:val="0000EE"/>
+            <w:u w:val="single"/>
+          </w:rPr>
+          <w:t>6:11–16，20–21</w:t>
+        </w:r>
+      </w:hyperlink>
+      <w:r>
+        <w:rPr>
+          <w:lang w:val="zh_TW" w:bidi="zh_TW"/>
+        </w:rPr>
+        <w:t>），鼓勵提摩太要竭盡全力，成為真正屬於神的人。他應該像神的士兵一樣打那美好的仗。這一生往往是艱難的，但提摩太應該將他的眼目定睛在榮耀基督的再來上。</w:t>
+      </w:r>
+    </w:p>
+    <w:p>
+      <w:pPr/>
+      <w:r>
+        <w:rPr>
+          <w:lang w:val="zh_TW" w:bidi="zh_TW"/>
+        </w:rPr>
+      </w:r>
+      <w:r>
+        <w:rPr>
           <w:i/>
           <w:lang w:val="zh_TW" w:bidi="zh_TW"/>
         </w:rPr>
@@ -566,468 +3639,7 @@
         <w:rPr>
           <w:lang w:val="zh_TW" w:bidi="zh_TW"/>
         </w:rPr>
-        <w:t>姦淫</w:t>
-      </w:r>
-      <w:r>
-        <w:rPr>
-          <w:lang w:val="zh_TW" w:bidi="zh_TW"/>
-        </w:rPr>
-        <w:t>。</w:t>
-      </w:r>
-      <w:r>
-        <w:rPr>
-          <w:lang w:val="zh_TW" w:bidi="zh_TW"/>
-        </w:rPr>
-      </w:r>
-      <w:r>
-        <w:rPr>
-          <w:lang w:val="zh_TW" w:bidi="zh_TW"/>
-        </w:rPr>
-      </w:r>
-    </w:p>
-    <w:p>
-      <w:pPr/>
-      <w:r>
-        <w:rPr>
-          <w:lang w:val="zh_TW" w:bidi="zh_TW"/>
-        </w:rPr>
-      </w:r>
-    </w:p>
-    <w:p>
-      <w:pPr>
-        <w:pStyle w:val="Heading2"/>
-      </w:pPr>
-      <w:r>
-        <w:rPr>
-          <w:lang w:val="zh_TW" w:bidi="zh_TW"/>
-        </w:rPr>
-        <w:t>童貞女</w:t>
-      </w:r>
-      <w:r>
-        <w:rPr>
-          <w:lang w:val="zh_TW" w:bidi="zh_TW"/>
-        </w:rPr>
-      </w:r>
-    </w:p>
-    <w:p>
-      <w:pPr/>
-      <w:r>
-        <w:rPr>
-          <w:lang w:val="zh_TW" w:bidi="zh_TW"/>
-        </w:rPr>
-      </w:r>
-      <w:r>
-        <w:rPr>
-          <w:lang w:val="zh_TW" w:bidi="zh_TW"/>
-        </w:rPr>
-        <w:t>這是用來描述女性，或用來比喻地方、國家和教會的詞。該詞是在描述一位性徵成熟但尚未發生性行為的女性。耶穌的母親馬利亞就是一個明顯的例子（</w:t>
-      </w:r>
-      <w:hyperlink r:id="rId28">
-        <w:r>
-          <w:rPr>
-            <w:lang w:val="zh_TW" w:bidi="zh_TW"/>
-          </w:rPr>
-          <w:rPr>
-            <w:color w:val="0000EE"/>
-            <w:u w:val="single"/>
-          </w:rPr>
-          <w:t>太1:18–25</w:t>
-        </w:r>
-      </w:hyperlink>
-      <w:r>
-        <w:rPr>
-          <w:lang w:val="zh_TW" w:bidi="zh_TW"/>
-        </w:rPr>
-        <w:t>）。</w:t>
-      </w:r>
-    </w:p>
-    <w:p>
-      <w:pPr/>
-      <w:r>
-        <w:rPr>
-          <w:lang w:val="zh_TW" w:bidi="zh_TW"/>
-        </w:rPr>
-      </w:r>
-      <w:r>
-        <w:rPr>
-          <w:lang w:val="zh_TW" w:bidi="zh_TW"/>
-        </w:rPr>
-        <w:t>舊約聖經非常重視在婚姻前保持貞潔。利百加成為適合以撒的新娘，其中一個特質就是她的貞潔（</w:t>
-      </w:r>
-      <w:hyperlink r:id="rId29">
-        <w:r>
-          <w:rPr>
-            <w:lang w:val="zh_TW" w:bidi="zh_TW"/>
-          </w:rPr>
-          <w:rPr>
-            <w:color w:val="0000EE"/>
-            <w:u w:val="single"/>
-          </w:rPr>
-          <w:t>創24:16</w:t>
-        </w:r>
-      </w:hyperlink>
-      <w:r>
-        <w:rPr>
-          <w:lang w:val="zh_TW" w:bidi="zh_TW"/>
-        </w:rPr>
-        <w:t>）。律法規定祭司只能娶貞潔的女子為妻（</w:t>
-      </w:r>
-      <w:hyperlink r:id="rId30">
-        <w:r>
-          <w:rPr>
-            <w:lang w:val="zh_TW" w:bidi="zh_TW"/>
-          </w:rPr>
-          <w:rPr>
-            <w:color w:val="0000EE"/>
-            <w:u w:val="single"/>
-          </w:rPr>
-          <w:t>利21:7</w:t>
-        </w:r>
-      </w:hyperlink>
-      <w:r>
-        <w:rPr>
-          <w:lang w:val="zh_TW" w:bidi="zh_TW"/>
-        </w:rPr>
-        <w:t>、</w:t>
-      </w:r>
-      <w:hyperlink r:id="rId30">
-        <w:r>
-          <w:rPr>
-            <w:lang w:val="zh_TW" w:bidi="zh_TW"/>
-          </w:rPr>
-          <w:rPr>
-            <w:color w:val="0000EE"/>
-            <w:u w:val="single"/>
-          </w:rPr>
-          <w:t>13</w:t>
-        </w:r>
-      </w:hyperlink>
-      <w:hyperlink r:id="rId31">
-        <w:r>
-          <w:rPr>
-            <w:lang w:val="zh_TW" w:bidi="zh_TW"/>
-          </w:rPr>
-          <w:rPr>
-            <w:color w:val="0000EE"/>
-            <w:u w:val="single"/>
-          </w:rPr>
-          <w:t>–</w:t>
-        </w:r>
-      </w:hyperlink>
-      <w:hyperlink r:id="rId30">
-        <w:r>
-          <w:rPr>
-            <w:lang w:val="zh_TW" w:bidi="zh_TW"/>
-          </w:rPr>
-          <w:rPr>
-            <w:color w:val="0000EE"/>
-            <w:u w:val="single"/>
-          </w:rPr>
-          <w:t>14</w:t>
-        </w:r>
-      </w:hyperlink>
-      <w:r>
-        <w:rPr>
-          <w:lang w:val="zh_TW" w:bidi="zh_TW"/>
-        </w:rPr>
-        <w:t>）。而祭司應該是那些生活最符合神標準的人。</w:t>
-      </w:r>
-    </w:p>
-    <w:p>
-      <w:pPr/>
-      <w:r>
-        <w:rPr>
-          <w:lang w:val="zh_TW" w:bidi="zh_TW"/>
-        </w:rPr>
-      </w:r>
-      <w:r>
-        <w:rPr>
-          <w:lang w:val="zh_TW" w:bidi="zh_TW"/>
-        </w:rPr>
-        <w:t>這反映了聖經對婚姻的教導，也使專一的忠誠成為婚姻的理想。新約聖經禁止婚前性行為，表達了這一理想（</w:t>
-      </w:r>
-      <w:hyperlink r:id="rId15">
-        <w:r>
-          <w:rPr>
-            <w:lang w:val="zh_TW" w:bidi="zh_TW"/>
-          </w:rPr>
-          <w:rPr>
-            <w:color w:val="0000EE"/>
-            <w:u w:val="single"/>
-          </w:rPr>
-          <w:t>林前6:13</w:t>
-        </w:r>
-      </w:hyperlink>
-      <w:r>
-        <w:rPr>
-          <w:lang w:val="zh_TW" w:bidi="zh_TW"/>
-        </w:rPr>
-        <w:t>、</w:t>
-      </w:r>
-      <w:hyperlink r:id="rId15">
-        <w:r>
-          <w:rPr>
-            <w:lang w:val="zh_TW" w:bidi="zh_TW"/>
-          </w:rPr>
-          <w:rPr>
-            <w:color w:val="0000EE"/>
-            <w:u w:val="single"/>
-          </w:rPr>
-          <w:t>18</w:t>
-        </w:r>
-      </w:hyperlink>
-      <w:r>
-        <w:rPr>
-          <w:lang w:val="zh_TW" w:bidi="zh_TW"/>
-        </w:rPr>
-        <w:t>）。新約聖經使用「童女（或童身）」來描述對神忠心的基督徒（</w:t>
-      </w:r>
-      <w:hyperlink r:id="rId32">
-        <w:r>
-          <w:rPr>
-            <w:lang w:val="zh_TW" w:bidi="zh_TW"/>
-          </w:rPr>
-          <w:rPr>
-            <w:color w:val="0000EE"/>
-            <w:u w:val="single"/>
-          </w:rPr>
-          <w:t>啟14:4</w:t>
-        </w:r>
-      </w:hyperlink>
-      <w:r>
-        <w:rPr>
-          <w:lang w:val="zh_TW" w:bidi="zh_TW"/>
-        </w:rPr>
-        <w:t>；參</w:t>
-      </w:r>
-      <w:hyperlink r:id="rId33">
-        <w:r>
-          <w:rPr>
-            <w:lang w:val="zh_TW" w:bidi="zh_TW"/>
-          </w:rPr>
-          <w:rPr>
-            <w:color w:val="0000EE"/>
-            <w:u w:val="single"/>
-          </w:rPr>
-          <w:t>林後11:2</w:t>
-        </w:r>
-      </w:hyperlink>
-      <w:r>
-        <w:rPr>
-          <w:lang w:val="zh_TW" w:bidi="zh_TW"/>
-        </w:rPr>
-        <w:t>）。</w:t>
-      </w:r>
-    </w:p>
-    <w:p>
-      <w:pPr/>
-      <w:r>
-        <w:rPr>
-          <w:lang w:val="zh_TW" w:bidi="zh_TW"/>
-        </w:rPr>
-      </w:r>
-      <w:r>
-        <w:rPr>
-          <w:lang w:val="zh_TW" w:bidi="zh_TW"/>
-        </w:rPr>
-        <w:t>從負面的角度來看，舊約聖經在處罰失去貞潔的問題上強調了相同的原則。如果男人在道德上負有責任，那麼他必須娶女子為妻或賠償女子的父親（</w:t>
-      </w:r>
-      <w:hyperlink r:id="rId34">
-        <w:r>
-          <w:rPr>
-            <w:lang w:val="zh_TW" w:bidi="zh_TW"/>
-          </w:rPr>
-          <w:rPr>
-            <w:color w:val="0000EE"/>
-            <w:u w:val="single"/>
-          </w:rPr>
-          <w:t>出22:16–17</w:t>
-        </w:r>
-      </w:hyperlink>
-      <w:r>
-        <w:rPr>
-          <w:lang w:val="zh_TW" w:bidi="zh_TW"/>
-        </w:rPr>
-        <w:t>）。如果女性自己有責任，其懲罰就是死刑（</w:t>
-      </w:r>
-      <w:hyperlink r:id="rId35">
-        <w:r>
-          <w:rPr>
-            <w:lang w:val="zh_TW" w:bidi="zh_TW"/>
-          </w:rPr>
-          <w:rPr>
-            <w:color w:val="0000EE"/>
-            <w:u w:val="single"/>
-          </w:rPr>
-          <w:t>申22:20–21</w:t>
-        </w:r>
-      </w:hyperlink>
-      <w:r>
-        <w:rPr>
-          <w:lang w:val="zh_TW" w:bidi="zh_TW"/>
-        </w:rPr>
-        <w:t>）。然而，舊約聖經中很少提及對於終生守貞的讚美。耶利米被吩咐不要娶妻，僅僅是為了強調神對即將到來的審判的警告（</w:t>
-      </w:r>
-      <w:hyperlink r:id="rId36">
-        <w:r>
-          <w:rPr>
-            <w:lang w:val="zh_TW" w:bidi="zh_TW"/>
-          </w:rPr>
-          <w:rPr>
-            <w:color w:val="0000EE"/>
-            <w:u w:val="single"/>
-          </w:rPr>
-          <w:t>耶16:2</w:t>
-        </w:r>
-      </w:hyperlink>
-      <w:r>
-        <w:rPr>
-          <w:lang w:val="zh_TW" w:bidi="zh_TW"/>
-        </w:rPr>
-        <w:t>）。從女性的角度來看，終生保持未婚貞潔和沒有子女是一種悲劇（參</w:t>
-      </w:r>
-      <w:hyperlink r:id="rId37">
-        <w:r>
-          <w:rPr>
-            <w:lang w:val="zh_TW" w:bidi="zh_TW"/>
-          </w:rPr>
-          <w:rPr>
-            <w:color w:val="0000EE"/>
-            <w:u w:val="single"/>
-          </w:rPr>
-          <w:t>士11:37</w:t>
-        </w:r>
-      </w:hyperlink>
-      <w:r>
-        <w:rPr>
-          <w:lang w:val="zh_TW" w:bidi="zh_TW"/>
-        </w:rPr>
-        <w:t>）。</w:t>
-      </w:r>
-    </w:p>
-    <w:p>
-      <w:pPr/>
-      <w:r>
-        <w:rPr>
-          <w:lang w:val="zh_TW" w:bidi="zh_TW"/>
-        </w:rPr>
-      </w:r>
-      <w:r>
-        <w:rPr>
-          <w:lang w:val="zh_TW" w:bidi="zh_TW"/>
-        </w:rPr>
-        <w:t>新約聖經重視婚姻，但更清楚地顯明基督徒男女保持貞潔的益處。保羅宣稱，獨身對某些人來說是神的恩賜，因為其對基督徒的事奉有正面的果效（</w:t>
-      </w:r>
-      <w:hyperlink r:id="rId38">
-        <w:r>
-          <w:rPr>
-            <w:lang w:val="zh_TW" w:bidi="zh_TW"/>
-          </w:rPr>
-          <w:rPr>
-            <w:color w:val="0000EE"/>
-            <w:u w:val="single"/>
-          </w:rPr>
-          <w:t>林前7:7</w:t>
-        </w:r>
-      </w:hyperlink>
-      <w:r>
-        <w:rPr>
-          <w:lang w:val="zh_TW" w:bidi="zh_TW"/>
-        </w:rPr>
-        <w:t>、</w:t>
-      </w:r>
-      <w:hyperlink r:id="rId38">
-        <w:r>
-          <w:rPr>
-            <w:lang w:val="zh_TW" w:bidi="zh_TW"/>
-          </w:rPr>
-          <w:rPr>
-            <w:color w:val="0000EE"/>
-            <w:u w:val="single"/>
-          </w:rPr>
-          <w:t>25</w:t>
-        </w:r>
-      </w:hyperlink>
-      <w:hyperlink r:id="rId39">
-        <w:r>
-          <w:rPr>
-            <w:lang w:val="zh_TW" w:bidi="zh_TW"/>
-          </w:rPr>
-          <w:rPr>
-            <w:color w:val="0000EE"/>
-            <w:u w:val="single"/>
-          </w:rPr>
-          <w:t>–</w:t>
-        </w:r>
-      </w:hyperlink>
-      <w:hyperlink r:id="rId38">
-        <w:r>
-          <w:rPr>
-            <w:lang w:val="zh_TW" w:bidi="zh_TW"/>
-          </w:rPr>
-          <w:rPr>
-            <w:color w:val="0000EE"/>
-            <w:u w:val="single"/>
-          </w:rPr>
-          <w:t>38</w:t>
-        </w:r>
-      </w:hyperlink>
-      <w:r>
-        <w:rPr>
-          <w:lang w:val="zh_TW" w:bidi="zh_TW"/>
-        </w:rPr>
-        <w:t>）。耶穌讚揚那些為了天國而「</w:t>
-      </w:r>
-      <w:r>
-        <w:rPr>
-          <w:lang w:val="zh_TW" w:bidi="zh_TW"/>
-        </w:rPr>
-        <w:t>自閹</w:t>
-      </w:r>
-      <w:r>
-        <w:rPr>
-          <w:lang w:val="zh_TW" w:bidi="zh_TW"/>
-        </w:rPr>
-        <w:t>」的人（</w:t>
-      </w:r>
-      <w:hyperlink r:id="rId40">
-        <w:r>
-          <w:rPr>
-            <w:lang w:val="zh_TW" w:bidi="zh_TW"/>
-          </w:rPr>
-          <w:rPr>
-            <w:color w:val="0000EE"/>
-            <w:u w:val="single"/>
-          </w:rPr>
-          <w:t>太19:12</w:t>
-        </w:r>
-      </w:hyperlink>
-      <w:r>
-        <w:rPr>
-          <w:lang w:val="zh_TW" w:bidi="zh_TW"/>
-        </w:rPr>
-        <w:t>）。</w:t>
-      </w:r>
-    </w:p>
-    <w:p>
-      <w:pPr/>
-      <w:r>
-        <w:rPr>
-          <w:lang w:val="zh_TW" w:bidi="zh_TW"/>
-        </w:rPr>
-      </w:r>
-      <w:r>
-        <w:rPr>
-          <w:i/>
-          <w:lang w:val="zh_TW" w:bidi="zh_TW"/>
-        </w:rPr>
-        <w:t xml:space="preserve">另見 </w:t>
-      </w:r>
-      <w:r>
-        <w:rPr>
-          <w:lang w:val="zh_TW" w:bidi="zh_TW"/>
-        </w:rPr>
-        <w:t>家庭生活與關係</w:t>
+        <w:t>提摩太後書</w:t>
       </w:r>
       <w:r>
         <w:rPr>
@@ -1039,43 +3651,7 @@
         <w:rPr>
           <w:lang w:val="zh_TW" w:bidi="zh_TW"/>
         </w:rPr>
-        <w:t>婚姻，婚姻習俗</w:t>
-      </w:r>
-      <w:r>
-        <w:rPr>
-          <w:lang w:val="zh_TW" w:bidi="zh_TW"/>
-        </w:rPr>
-        <w:t>；</w:t>
-      </w:r>
-      <w:r>
-        <w:rPr>
-          <w:lang w:val="zh_TW" w:bidi="zh_TW"/>
-        </w:rPr>
-        <w:t>性，性別</w:t>
-      </w:r>
-      <w:r>
-        <w:rPr>
-          <w:lang w:val="zh_TW" w:bidi="zh_TW"/>
-        </w:rPr>
-        <w:t>；</w:t>
-      </w:r>
-      <w:r>
-        <w:rPr>
-          <w:lang w:val="zh_TW" w:bidi="zh_TW"/>
-        </w:rPr>
-        <w:t>耶穌由童貞女所生</w:t>
-      </w:r>
-      <w:r>
-        <w:rPr>
-          <w:lang w:val="zh_TW" w:bidi="zh_TW"/>
-        </w:rPr>
-        <w:t>；</w:t>
-      </w:r>
-      <w:r>
-        <w:rPr>
-          <w:lang w:val="zh_TW" w:bidi="zh_TW"/>
-        </w:rPr>
-        <w:t>婦女</w:t>
+        <w:t>提多書</w:t>
       </w:r>
       <w:r>
         <w:rPr>
@@ -2983,6 +5559,18 @@
   </w:num>
   <w:num w:numId="13" w16cid:durableId="592781308">
     <w:abstractNumId w:val="11"/>
+  </w:num>
+  <w:num w:numId="14">
+    <w:abstractNumId w:val="3"/>
+    <w:lvlOverride w:ilvl="0">
+      <w:startOverride w:val="1"/>
+    </w:lvlOverride>
+  </w:num>
+  <w:num w:numId="15">
+    <w:abstractNumId w:val="3"/>
+    <w:lvlOverride w:ilvl="0">
+      <w:startOverride w:val="1"/>
+    </w:lvlOverride>
   </w:num>
   <w:numIdMacAtCleanup w:val="10"/>
 </w:numbering>

--- a/zht/docx/167.content.docx
+++ b/zht/docx/167.content.docx
@@ -149,7 +149,7 @@
         <w:rPr>
           <w:lang w:val="zh_TW" w:bidi="zh_TW"/>
         </w:rPr>
-        <w:t>ti</w:t>
+        <w:t>tang</w:t>
       </w:r>
       <w:r>
         <w:rPr>
@@ -212,7 +212,7 @@
         <w:rPr>
           <w:lang w:val="zh_TW" w:bidi="zh_TW"/>
         </w:rPr>
-        <w:t>提八（人物）</w:t>
+        <w:t>湯（Pottage）</w:t>
       </w:r>
       <w:r>
         <w:rPr>
@@ -231,7 +231,7 @@
         <w:rPr>
           <w:lang w:val="zh_TW" w:bidi="zh_TW"/>
         </w:rPr>
-        <w:t>亞伯拉罕的兄弟拿鶴的兒子（</w:t>
+        <w:t>一種在舊約聖經中常見的紅色蔬菜燉湯（</w:t>
       </w:r>
       <w:hyperlink r:id="rId13">
         <w:r>
@@ -242,74 +242,14 @@
             <w:color w:val="0000EE"/>
             <w:u w:val="single"/>
           </w:rPr>
-          <w:t>創22:24</w:t>
+          <w:t>該2:12</w:t>
         </w:r>
       </w:hyperlink>
       <w:r>
         <w:rPr>
           <w:lang w:val="zh_TW" w:bidi="zh_TW"/>
         </w:rPr>
-        <w:t>）。他的母親是拿鶴的妾流瑪。</w:t>
-      </w:r>
-      <w:r>
-        <w:rPr>
-          <w:lang w:val="zh_TW" w:bidi="zh_TW"/>
-        </w:rPr>
-      </w:r>
-      <w:r>
-        <w:rPr>
-          <w:lang w:val="zh_TW" w:bidi="zh_TW"/>
-        </w:rPr>
-      </w:r>
-    </w:p>
-    <w:p>
-      <w:pPr/>
-      <w:r>
-        <w:rPr>
-          <w:lang w:val="zh_TW" w:bidi="zh_TW"/>
-        </w:rPr>
-      </w:r>
-    </w:p>
-    <w:p>
-      <w:pPr>
-        <w:pStyle w:val="Heading2"/>
-      </w:pPr>
-      <w:r>
-        <w:rPr>
-          <w:lang w:val="zh_TW" w:bidi="zh_TW"/>
-        </w:rPr>
-        <w:t>提達</w:t>
-      </w:r>
-      <w:r>
-        <w:rPr>
-          <w:lang w:val="zh_TW" w:bidi="zh_TW"/>
-        </w:rPr>
-      </w:r>
-    </w:p>
-    <w:p>
-      <w:pPr/>
-      <w:r>
-        <w:rPr>
-          <w:lang w:val="zh_TW" w:bidi="zh_TW"/>
-        </w:rPr>
-      </w:r>
-      <w:r>
-        <w:rPr>
-          <w:lang w:val="zh_TW" w:bidi="zh_TW"/>
-        </w:rPr>
-        <w:t>這是戈印王，他曾加入</w:t>
-      </w:r>
-      <w:r>
-        <w:rPr>
-          <w:lang w:val="zh_TW" w:bidi="zh_TW"/>
-        </w:rPr>
-        <w:t>基大老瑪</w:t>
-      </w:r>
-      <w:r>
-        <w:rPr>
-          <w:lang w:val="zh_TW" w:bidi="zh_TW"/>
-        </w:rPr>
-        <w:t>的聯軍，參與對抗所多瑪及其盟友的戰役（</w:t>
+        <w:t>）。它通常是以紅豆、香草、洋蔥製成，有時也會加入肉類。這湯的香氣強烈到足以使以掃將長子的名分讓給雅各（</w:t>
       </w:r>
       <w:hyperlink r:id="rId14">
         <w:r>
@@ -320,70 +260,14 @@
             <w:color w:val="0000EE"/>
             <w:u w:val="single"/>
           </w:rPr>
-          <w:t>創14:1–9</w:t>
+          <w:t>創25:29–34</w:t>
         </w:r>
       </w:hyperlink>
       <w:r>
         <w:rPr>
           <w:lang w:val="zh_TW" w:bidi="zh_TW"/>
         </w:rPr>
-        <w:t>）。</w:t>
-      </w:r>
-      <w:r>
-        <w:rPr>
-          <w:lang w:val="zh_TW" w:bidi="zh_TW"/>
-        </w:rPr>
-      </w:r>
-      <w:r>
-        <w:rPr>
-          <w:lang w:val="zh_TW" w:bidi="zh_TW"/>
-        </w:rPr>
-      </w:r>
-    </w:p>
-    <w:p>
-      <w:pPr/>
-      <w:r>
-        <w:rPr>
-          <w:lang w:val="zh_TW" w:bidi="zh_TW"/>
-        </w:rPr>
-      </w:r>
-    </w:p>
-    <w:p>
-      <w:pPr>
-        <w:pStyle w:val="Heading2"/>
-      </w:pPr>
-      <w:r>
-        <w:rPr>
-          <w:lang w:val="zh_TW" w:bidi="zh_TW"/>
-        </w:rPr>
-        <w:t>提多（人物）</w:t>
-      </w:r>
-      <w:r>
-        <w:rPr>
-          <w:lang w:val="zh_TW" w:bidi="zh_TW"/>
-        </w:rPr>
-      </w:r>
-    </w:p>
-    <w:p>
-      <w:pPr>
-        <w:pStyle w:val="ListNumber"/>
-        <w:numPr>
-          <w:ilvl w:val="0"/>
-          <w:numId w:val="14"/>
-        </w:numPr>
-        <w:spacing w:line="240" w:lineRule="auto"/>
-        <w:ind w:left="720"/>
-      </w:pPr>
-      <w:r>
-        <w:rPr>
-          <w:lang w:val="zh_TW" w:bidi="zh_TW"/>
-        </w:rPr>
-      </w:r>
-      <w:r>
-        <w:rPr>
-          <w:lang w:val="zh_TW" w:bidi="zh_TW"/>
-        </w:rPr>
-        <w:t>保羅的門徒之一——「照著我們共信之道作我真兒子的」（</w:t>
+        <w:t>）。以利沙的門徒也十分看重這湯所帶來的滋養（</w:t>
       </w:r>
       <w:hyperlink r:id="rId15">
         <w:r>
@@ -394,180 +278,7 @@
             <w:color w:val="0000EE"/>
             <w:u w:val="single"/>
           </w:rPr>
-          <w:t>提後1:4</w:t>
-        </w:r>
-      </w:hyperlink>
-      <w:r>
-        <w:rPr>
-          <w:lang w:val="zh_TW" w:bidi="zh_TW"/>
-        </w:rPr>
-        <w:t>）。提多是保羅的門徒和親密朋友，幫助保羅將基督教傳遍地中海世界（</w:t>
-      </w:r>
-      <w:hyperlink r:id="rId16">
-        <w:r>
-          <w:rPr>
-            <w:lang w:val="zh_TW" w:bidi="zh_TW"/>
-          </w:rPr>
-          <w:rPr>
-            <w:color w:val="0000EE"/>
-            <w:u w:val="single"/>
-          </w:rPr>
-          <w:t>林後8:23</w:t>
-        </w:r>
-      </w:hyperlink>
-      <w:r>
-        <w:rPr>
-          <w:lang w:val="zh_TW" w:bidi="zh_TW"/>
-        </w:rPr>
-        <w:t>；</w:t>
-      </w:r>
-      <w:hyperlink r:id="rId17">
-        <w:r>
-          <w:rPr>
-            <w:lang w:val="zh_TW" w:bidi="zh_TW"/>
-          </w:rPr>
-          <w:rPr>
-            <w:color w:val="0000EE"/>
-            <w:u w:val="single"/>
-          </w:rPr>
-          <w:t>提後4:10</w:t>
-        </w:r>
-      </w:hyperlink>
-      <w:r>
-        <w:rPr>
-          <w:lang w:val="zh_TW" w:bidi="zh_TW"/>
-        </w:rPr>
-        <w:t>；</w:t>
-      </w:r>
-      <w:hyperlink r:id="rId18">
-        <w:r>
-          <w:rPr>
-            <w:lang w:val="zh_TW" w:bidi="zh_TW"/>
-          </w:rPr>
-          <w:rPr>
-            <w:color w:val="0000EE"/>
-            <w:u w:val="single"/>
-          </w:rPr>
-          <w:t>多1:4–5</w:t>
-        </w:r>
-      </w:hyperlink>
-      <w:r>
-        <w:rPr>
-          <w:lang w:val="zh_TW" w:bidi="zh_TW"/>
-        </w:rPr>
-        <w:t>）。保羅在他的信中多次提到提多（在哥林多後書提到八次，在加拉太書提到兩次，在提摩太後書和提多書各提到一次）。使徒行傳沒有提及提多，學者對此原因不詳。有些人推測他是使徒行傳的作者路加的兄弟。</w:t>
-        <w:br/>
-      </w:r>
-      <w:r>
-        <w:rPr>
-          <w:lang w:val="zh_TW" w:bidi="zh_TW"/>
-        </w:rPr>
-        <w:t>提多與提摩太不同，提摩太有一位猶太母親，而提多由非猶太父母所生。我們不知道提多如何成為基督徒或如何遇見保羅。第一次提到提多，是在他與保羅和巴拿巴一起前往耶路撒冷的時候（</w:t>
-      </w:r>
-      <w:hyperlink r:id="rId19">
-        <w:r>
-          <w:rPr>
-            <w:lang w:val="zh_TW" w:bidi="zh_TW"/>
-          </w:rPr>
-          <w:rPr>
-            <w:color w:val="0000EE"/>
-            <w:u w:val="single"/>
-          </w:rPr>
-          <w:t>加2:3</w:t>
-        </w:r>
-      </w:hyperlink>
-      <w:r>
-        <w:rPr>
-          <w:lang w:val="zh_TW" w:bidi="zh_TW"/>
-        </w:rPr>
-        <w:t>）。這大概是在公元50年左右，當時教會領袖在耶路撒冷會議上討論重要問題（</w:t>
-      </w:r>
-      <w:hyperlink r:id="rId20">
-        <w:r>
-          <w:rPr>
-            <w:lang w:val="zh_TW" w:bidi="zh_TW"/>
-          </w:rPr>
-          <w:rPr>
-            <w:color w:val="0000EE"/>
-            <w:u w:val="single"/>
-          </w:rPr>
-          <w:t>徒15章</w:t>
-        </w:r>
-      </w:hyperlink>
-      <w:r>
-        <w:rPr>
-          <w:lang w:val="zh_TW" w:bidi="zh_TW"/>
-        </w:rPr>
-        <w:t>）。在保羅第一次宣教旅行之後不久，安提阿教會就差遣保羅和巴拿巴參加這次會議。</w:t>
-        <w:br/>
-      </w:r>
-      <w:r>
-        <w:rPr>
-          <w:lang w:val="zh_TW" w:bidi="zh_TW"/>
-        </w:rPr>
-        <w:t>當時，一些基督徒認為新的信徒如果不是猶太人（即不是出生於猶太信仰之家），就應該遵循猶太習俗。保羅不同意這個觀點，他帶來了不是猶太人的提多，以證明成為基督徒不需要遵循猶太習俗。教會領袖同意保羅的觀點。他們接受提多為基督徒，而不要求他遵循猶太習俗。這一決定幫助早期教會歡迎更多非猶太人。</w:t>
-        <w:br/>
-      </w:r>
-      <w:r>
-        <w:rPr>
-          <w:lang w:val="zh_TW" w:bidi="zh_TW"/>
-        </w:rPr>
-        <w:t>提多可能在此之後與保羅一起旅行，但直到保羅與哥林多教會發生問題時，我們才再次聽到提多的名字，這發生在保羅第三次宣教旅程中分享耶穌的信息時。</w:t>
-        <w:br/>
-        <w:br/>
-      </w:r>
-      <w:r>
-        <w:rPr>
-          <w:lang w:val="zh_TW" w:bidi="zh_TW"/>
-        </w:rPr>
-        <w:t>根據哥林多後書，保羅在以弗所教導了很長一段時間。在此期間，他聽說哥林多的基督徒對他感到不滿。他們不再接受保羅作為神所揀選的領袖（使徒）。保羅試圖與他們和好，但並未成功。所以保羅派提多去哥林多幫助修復關係。後來，提多在馬其頓（希臘的一個地區）見到保羅，並帶來了好消息。他說哥林多的基督徒已經改變心意，他們現在重新愛戴和尊重保羅（</w:t>
-      </w:r>
-      <w:hyperlink r:id="rId21">
-        <w:r>
-          <w:rPr>
-            <w:lang w:val="zh_TW" w:bidi="zh_TW"/>
-          </w:rPr>
-          <w:rPr>
-            <w:color w:val="0000EE"/>
-            <w:u w:val="single"/>
-          </w:rPr>
-          <w:t>林後7:6–7</w:t>
-        </w:r>
-      </w:hyperlink>
-      <w:r>
-        <w:rPr>
-          <w:lang w:val="zh_TW" w:bidi="zh_TW"/>
-        </w:rPr>
-        <w:t>）。因此，保羅讓提多帶著哥林多後書返回哥林多。這封信包括為猶太地區貧困的基督徒籌集資金的指示（</w:t>
-      </w:r>
-      <w:hyperlink r:id="rId22">
-        <w:r>
-          <w:rPr>
-            <w:lang w:val="zh_TW" w:bidi="zh_TW"/>
-          </w:rPr>
-          <w:rPr>
-            <w:color w:val="0000EE"/>
-            <w:u w:val="single"/>
-          </w:rPr>
-          <w:t>8:6、16</w:t>
-        </w:r>
-      </w:hyperlink>
-      <w:r>
-        <w:rPr>
-          <w:lang w:val="zh_TW" w:bidi="zh_TW"/>
-        </w:rPr>
-        <w:t>）。提多也成功完成了這項任務（</w:t>
-      </w:r>
-      <w:hyperlink r:id="rId23">
-        <w:r>
-          <w:rPr>
-            <w:lang w:val="zh_TW" w:bidi="zh_TW"/>
-          </w:rPr>
-          <w:rPr>
-            <w:color w:val="0000EE"/>
-            <w:u w:val="single"/>
-          </w:rPr>
-          <w:t>羅15:25–6</w:t>
+          <w:t>王下4:38–41</w:t>
         </w:r>
       </w:hyperlink>
       <w:r>
@@ -575,3089 +286,6 @@
           <w:lang w:val="zh_TW" w:bidi="zh_TW"/>
         </w:rPr>
         <w:t>）。</w:t>
-        <w:br/>
-      </w:r>
-      <w:r>
-        <w:rPr>
-          <w:lang w:val="zh_TW" w:bidi="zh_TW"/>
-        </w:rPr>
-        <w:t>有些人認為保羅在羅馬監禁後被釋放。如果這是真的，提多可能與保羅一起前往克里特島。當保羅離開克里特時，他要求提多留下來幫助那裡的新基督徒群體變得更堅固（</w:t>
-      </w:r>
-      <w:hyperlink r:id="rId24">
-        <w:r>
-          <w:rPr>
-            <w:lang w:val="zh_TW" w:bidi="zh_TW"/>
-          </w:rPr>
-          <w:rPr>
-            <w:color w:val="0000EE"/>
-            <w:u w:val="single"/>
-          </w:rPr>
-          <w:t>多1:5</w:t>
-        </w:r>
-      </w:hyperlink>
-      <w:r>
-        <w:rPr>
-          <w:lang w:val="zh_TW" w:bidi="zh_TW"/>
-        </w:rPr>
-        <w:t>）。這項工作並不容易，因為克里特人難以管理，並且有假教師在給新基督徒製造麻煩（</w:t>
-      </w:r>
-      <w:hyperlink r:id="rId25">
-        <w:r>
-          <w:rPr>
-            <w:lang w:val="zh_TW" w:bidi="zh_TW"/>
-          </w:rPr>
-          <w:rPr>
-            <w:color w:val="0000EE"/>
-            <w:u w:val="single"/>
-          </w:rPr>
-          <w:t>10–16節</w:t>
-        </w:r>
-      </w:hyperlink>
-      <w:r>
-        <w:rPr>
-          <w:lang w:val="zh_TW" w:bidi="zh_TW"/>
-        </w:rPr>
-        <w:t>）。但保羅知道提多能夠應付這個困難的任務。</w:t>
-        <w:br/>
-      </w:r>
-      <w:r>
-        <w:rPr>
-          <w:lang w:val="zh_TW" w:bidi="zh_TW"/>
-        </w:rPr>
-        <w:t>後來，保羅寫了一封信給提多。這封信是保羅的三封教牧書信之一（寫給教會領袖的信）。保羅寫這封信是為了鼓勵提多在克里特與基督徒的工作。保羅在信的結尾吩咐提多在尼哥坡里與他會合，這是一個位於希臘西海岸的城，保羅計劃在那裡過冬（</w:t>
-      </w:r>
-      <w:hyperlink r:id="rId26">
-        <w:r>
-          <w:rPr>
-            <w:lang w:val="zh_TW" w:bidi="zh_TW"/>
-          </w:rPr>
-          <w:rPr>
-            <w:color w:val="0000EE"/>
-            <w:u w:val="single"/>
-          </w:rPr>
-          <w:t>多3:12</w:t>
-        </w:r>
-      </w:hyperlink>
-      <w:r>
-        <w:rPr>
-          <w:lang w:val="zh_TW" w:bidi="zh_TW"/>
-        </w:rPr>
-        <w:t>）。保羅可能從尼哥坡里派提多去撻馬太執行任務，或者保羅稍後在羅馬再次被監禁時差遣提多（見</w:t>
-      </w:r>
-      <w:hyperlink r:id="rId17">
-        <w:r>
-          <w:rPr>
-            <w:lang w:val="zh_TW" w:bidi="zh_TW"/>
-          </w:rPr>
-          <w:rPr>
-            <w:color w:val="0000EE"/>
-            <w:u w:val="single"/>
-          </w:rPr>
-          <w:t>提後4:10</w:t>
-        </w:r>
-      </w:hyperlink>
-      <w:r>
-        <w:rPr>
-          <w:lang w:val="zh_TW" w:bidi="zh_TW"/>
-        </w:rPr>
-        <w:t>）。撻馬太是現在克羅地亞的一個地區。如果後來的傳統資料是正確的話，提多後來回到克里特，並在那裡擔任監督（教會領袖）直到老年。</w:t>
-        <w:br/>
-      </w:r>
-      <w:r>
-        <w:rPr>
-          <w:i/>
-          <w:lang w:val="zh_TW" w:bidi="zh_TW"/>
-        </w:rPr>
-        <w:t>另見</w:t>
-      </w:r>
-      <w:r>
-        <w:rPr>
-          <w:lang w:val="zh_TW" w:bidi="zh_TW"/>
-        </w:rPr>
-        <w:t xml:space="preserve"> </w:t>
-      </w:r>
-      <w:r>
-        <w:rPr>
-          <w:lang w:val="zh_TW" w:bidi="zh_TW"/>
-        </w:rPr>
-        <w:t>提多書</w:t>
-      </w:r>
-      <w:r>
-        <w:rPr>
-          <w:lang w:val="zh_TW" w:bidi="zh_TW"/>
-        </w:rPr>
-        <w:t>。</w:t>
-      </w:r>
-    </w:p>
-    <w:p>
-      <w:pPr>
-        <w:pStyle w:val="ListNumber"/>
-        <w:spacing w:line="240" w:lineRule="auto"/>
-        <w:ind w:left="720"/>
-      </w:pPr>
-      <w:r>
-        <w:rPr>
-          <w:lang w:val="zh_TW" w:bidi="zh_TW"/>
-        </w:rPr>
-      </w:r>
-      <w:r>
-        <w:rPr>
-          <w:lang w:val="zh_TW" w:bidi="zh_TW"/>
-        </w:rPr>
-        <w:t>哥林多一位外邦歸信者的名字的另一種拼寫。當猶太群體拒絕保羅的信息時，保羅前往這個人的家（</w:t>
-      </w:r>
-      <w:hyperlink r:id="rId27">
-        <w:r>
-          <w:rPr>
-            <w:lang w:val="zh_TW" w:bidi="zh_TW"/>
-          </w:rPr>
-          <w:rPr>
-            <w:color w:val="0000EE"/>
-            <w:u w:val="single"/>
-          </w:rPr>
-          <w:t>徒18:7</w:t>
-        </w:r>
-      </w:hyperlink>
-      <w:r>
-        <w:rPr>
-          <w:lang w:val="zh_TW" w:bidi="zh_TW"/>
-        </w:rPr>
-        <w:t>）。更好的抄本證據稱他為提多‧猶士都。</w:t>
-      </w:r>
-      <w:r>
-        <w:rPr>
-          <w:i/>
-          <w:lang w:val="zh_TW" w:bidi="zh_TW"/>
-        </w:rPr>
-        <w:t>另見</w:t>
-      </w:r>
-      <w:r>
-        <w:rPr>
-          <w:lang w:val="zh_TW" w:bidi="zh_TW"/>
-        </w:rPr>
-        <w:t xml:space="preserve"> </w:t>
-      </w:r>
-      <w:r>
-        <w:rPr>
-          <w:lang w:val="zh_TW" w:bidi="zh_TW"/>
-        </w:rPr>
-        <w:t>猶士都#2</w:t>
-      </w:r>
-      <w:r>
-        <w:rPr>
-          <w:lang w:val="zh_TW" w:bidi="zh_TW"/>
-        </w:rPr>
-        <w:t>。</w:t>
-      </w:r>
-    </w:p>
-    <w:p>
-      <w:pPr>
-        <w:pStyle w:val="ListNumber"/>
-        <w:spacing w:line="240" w:lineRule="auto"/>
-        <w:ind w:left="720"/>
-      </w:pPr>
-      <w:r>
-        <w:rPr>
-          <w:lang w:val="zh_TW" w:bidi="zh_TW"/>
-        </w:rPr>
-      </w:r>
-      <w:r>
-        <w:rPr>
-          <w:lang w:val="zh_TW" w:bidi="zh_TW"/>
-        </w:rPr>
-        <w:t>維斯帕先（Vespasian）的兒子。他是公元79年至81年的羅馬皇帝。</w:t>
-      </w:r>
-      <w:r>
-        <w:rPr>
-          <w:i/>
-          <w:lang w:val="zh_TW" w:bidi="zh_TW"/>
-        </w:rPr>
-        <w:t>另見</w:t>
-      </w:r>
-      <w:r>
-        <w:rPr>
-          <w:lang w:val="zh_TW" w:bidi="zh_TW"/>
-        </w:rPr>
-        <w:t xml:space="preserve"> </w:t>
-      </w:r>
-      <w:r>
-        <w:rPr>
-          <w:lang w:val="zh_TW" w:bidi="zh_TW"/>
-        </w:rPr>
-        <w:t>凱撒</w:t>
-      </w:r>
-      <w:r>
-        <w:rPr>
-          <w:lang w:val="zh_TW" w:bidi="zh_TW"/>
-        </w:rPr>
-        <w:t>。</w:t>
-      </w:r>
-      <w:r>
-        <w:rPr>
-          <w:lang w:val="zh_TW" w:bidi="zh_TW"/>
-        </w:rPr>
-      </w:r>
-      <w:r>
-        <w:rPr>
-          <w:lang w:val="zh_TW" w:bidi="zh_TW"/>
-        </w:rPr>
-      </w:r>
-    </w:p>
-    <w:p>
-      <w:pPr/>
-      <w:r>
-        <w:rPr>
-          <w:lang w:val="zh_TW" w:bidi="zh_TW"/>
-        </w:rPr>
-      </w:r>
-    </w:p>
-    <w:p>
-      <w:pPr>
-        <w:pStyle w:val="Heading2"/>
-      </w:pPr>
-      <w:r>
-        <w:rPr>
-          <w:lang w:val="zh_TW" w:bidi="zh_TW"/>
-        </w:rPr>
-        <w:t>提多書，信件至</w:t>
-      </w:r>
-      <w:r>
-        <w:rPr>
-          <w:lang w:val="zh_TW" w:bidi="zh_TW"/>
-        </w:rPr>
-      </w:r>
-    </w:p>
-    <w:p>
-      <w:pPr/>
-      <w:r>
-        <w:rPr>
-          <w:lang w:val="zh_TW" w:bidi="zh_TW"/>
-        </w:rPr>
-      </w:r>
-      <w:r>
-        <w:rPr>
-          <w:lang w:val="zh_TW" w:bidi="zh_TW"/>
-        </w:rPr>
-        <w:t>保羅寫給他同工提多的書信。</w:t>
-      </w:r>
-    </w:p>
-    <w:p>
-      <w:pPr/>
-      <w:r>
-        <w:rPr>
-          <w:lang w:val="zh_TW" w:bidi="zh_TW"/>
-        </w:rPr>
-      </w:r>
-      <w:r>
-        <w:rPr>
-          <w:lang w:val="zh_TW" w:bidi="zh_TW"/>
-        </w:rPr>
-        <w:t>概述</w:t>
-      </w:r>
-    </w:p>
-    <w:p>
-      <w:pPr>
-        <w:pStyle w:val="ListBullet"/>
-        <w:spacing w:line="240" w:lineRule="auto"/>
-        <w:ind w:left="720"/>
-      </w:pPr>
-      <w:r>
-        <w:rPr>
-          <w:lang w:val="zh_TW" w:bidi="zh_TW"/>
-        </w:rPr>
-      </w:r>
-      <w:r>
-        <w:rPr>
-          <w:lang w:val="zh_TW" w:bidi="zh_TW"/>
-        </w:rPr>
-        <w:t>作者</w:t>
-      </w:r>
-    </w:p>
-    <w:p>
-      <w:pPr>
-        <w:pStyle w:val="ListBullet"/>
-        <w:spacing w:line="240" w:lineRule="auto"/>
-        <w:ind w:left="720"/>
-      </w:pPr>
-      <w:r>
-        <w:rPr>
-          <w:lang w:val="zh_TW" w:bidi="zh_TW"/>
-        </w:rPr>
-      </w:r>
-      <w:r>
-        <w:rPr>
-          <w:lang w:val="zh_TW" w:bidi="zh_TW"/>
-        </w:rPr>
-        <w:t>收信人</w:t>
-      </w:r>
-    </w:p>
-    <w:p>
-      <w:pPr>
-        <w:pStyle w:val="ListBullet"/>
-        <w:spacing w:line="240" w:lineRule="auto"/>
-        <w:ind w:left="720"/>
-      </w:pPr>
-      <w:r>
-        <w:rPr>
-          <w:lang w:val="zh_TW" w:bidi="zh_TW"/>
-        </w:rPr>
-      </w:r>
-      <w:r>
-        <w:rPr>
-          <w:lang w:val="zh_TW" w:bidi="zh_TW"/>
-        </w:rPr>
-        <w:t>日期</w:t>
-      </w:r>
-    </w:p>
-    <w:p>
-      <w:pPr>
-        <w:pStyle w:val="ListBullet"/>
-        <w:spacing w:line="240" w:lineRule="auto"/>
-        <w:ind w:left="720"/>
-      </w:pPr>
-      <w:r>
-        <w:rPr>
-          <w:lang w:val="zh_TW" w:bidi="zh_TW"/>
-        </w:rPr>
-      </w:r>
-      <w:r>
-        <w:rPr>
-          <w:lang w:val="zh_TW" w:bidi="zh_TW"/>
-        </w:rPr>
-        <w:t>目的和教導</w:t>
-      </w:r>
-    </w:p>
-    <w:p>
-      <w:pPr>
-        <w:pStyle w:val="ListBullet"/>
-        <w:spacing w:line="240" w:lineRule="auto"/>
-        <w:ind w:left="720"/>
-      </w:pPr>
-      <w:r>
-        <w:rPr>
-          <w:lang w:val="zh_TW" w:bidi="zh_TW"/>
-        </w:rPr>
-      </w:r>
-      <w:r>
-        <w:rPr>
-          <w:lang w:val="zh_TW" w:bidi="zh_TW"/>
-        </w:rPr>
-        <w:t>內容</w:t>
-      </w:r>
-    </w:p>
-    <w:p>
-      <w:pPr>
-        <w:pStyle w:val="Heading3"/>
-      </w:pPr>
-      <w:r>
-        <w:rPr>
-          <w:lang w:val="zh_TW" w:bidi="zh_TW"/>
-        </w:rPr>
-        <w:t>作者</w:t>
-      </w:r>
-    </w:p>
-    <w:p>
-      <w:pPr/>
-      <w:r>
-        <w:rPr>
-          <w:lang w:val="zh_TW" w:bidi="zh_TW"/>
-        </w:rPr>
-      </w:r>
-      <w:r>
-        <w:rPr>
-          <w:lang w:val="zh_TW" w:bidi="zh_TW"/>
-        </w:rPr>
-        <w:t>雖然這封信以保羅的名字和問候開始（</w:t>
-      </w:r>
-      <w:hyperlink r:id="rId28">
-        <w:r>
-          <w:rPr>
-            <w:lang w:val="zh_TW" w:bidi="zh_TW"/>
-          </w:rPr>
-          <w:rPr>
-            <w:color w:val="0000EE"/>
-            <w:u w:val="single"/>
-          </w:rPr>
-          <w:t>多1:1–3</w:t>
-        </w:r>
-      </w:hyperlink>
-      <w:r>
-        <w:rPr>
-          <w:lang w:val="zh_TW" w:bidi="zh_TW"/>
-        </w:rPr>
-        <w:t>），但現代學者基於其措辭和風格、所呈現的教會情況以及其闡述基督教教義的方式，對保羅的作者身份提出質疑。但是，著名學者和細心的研究者堅決捍衛保羅的作者身份，他們認為沒有理由假設這封書信是由其他人在保羅去世後使用保羅的名義寫的。這封書信與保羅其它書信的差異已在先前「提摩太前書」的「作者」部分中做了解釋。</w:t>
-      </w:r>
-    </w:p>
-    <w:p>
-      <w:pPr>
-        <w:pStyle w:val="Heading3"/>
-      </w:pPr>
-      <w:r>
-        <w:rPr>
-          <w:lang w:val="zh_TW" w:bidi="zh_TW"/>
-        </w:rPr>
-        <w:t>收信人</w:t>
-      </w:r>
-    </w:p>
-    <w:p>
-      <w:pPr/>
-      <w:r>
-        <w:rPr>
-          <w:lang w:val="zh_TW" w:bidi="zh_TW"/>
-        </w:rPr>
-      </w:r>
-      <w:r>
-        <w:rPr>
-          <w:lang w:val="zh_TW" w:bidi="zh_TW"/>
-        </w:rPr>
-        <w:t>提多似乎是保羅最信任和最寶貴的同工之一。保羅提到他（</w:t>
-      </w:r>
-      <w:hyperlink r:id="rId16">
-        <w:r>
-          <w:rPr>
-            <w:lang w:val="zh_TW" w:bidi="zh_TW"/>
-          </w:rPr>
-          <w:rPr>
-            <w:color w:val="0000EE"/>
-            <w:u w:val="single"/>
-          </w:rPr>
-          <w:t>林後8:23</w:t>
-        </w:r>
-      </w:hyperlink>
-      <w:r>
-        <w:rPr>
-          <w:lang w:val="zh_TW" w:bidi="zh_TW"/>
-        </w:rPr>
-        <w:t>）是「我的同伴，一同為你們勞碌的」。根據</w:t>
-      </w:r>
-      <w:hyperlink r:id="rId15">
-        <w:r>
-          <w:rPr>
-            <w:lang w:val="zh_TW" w:bidi="zh_TW"/>
-          </w:rPr>
-          <w:rPr>
-            <w:color w:val="0000EE"/>
-            <w:u w:val="single"/>
-          </w:rPr>
-          <w:t>提多書一章4節，</w:t>
-        </w:r>
-      </w:hyperlink>
-      <w:r>
-        <w:rPr>
-          <w:lang w:val="zh_TW" w:bidi="zh_TW"/>
-        </w:rPr>
-        <w:t>提多因保羅的工作而信主。很明顯從</w:t>
-      </w:r>
-      <w:hyperlink r:id="rId29">
-        <w:r>
-          <w:rPr>
-            <w:lang w:val="zh_TW" w:bidi="zh_TW"/>
-          </w:rPr>
-          <w:rPr>
-            <w:color w:val="0000EE"/>
-            <w:u w:val="single"/>
-          </w:rPr>
-          <w:t>加拉太書二章1至4節</w:t>
-        </w:r>
-      </w:hyperlink>
-      <w:r>
-        <w:rPr>
-          <w:lang w:val="zh_TW" w:bidi="zh_TW"/>
-        </w:rPr>
-        <w:t>可以看出提多是外邦人，他成為外邦基督徒是否應受割禮的試金石。那時提多與保羅和巴拿巴在耶路撒冷。後來，在保羅第三次宣教旅程中，提多為保羅在哥林多執行了兩項艱鉅的任務：第一項任務涉及保羅與哥林多教會之間的緊張關係；第二項任務與為耶路撒冷教會收集外邦人的奉獻有關（</w:t>
-      </w:r>
-      <w:hyperlink r:id="rId30">
-        <w:r>
-          <w:rPr>
-            <w:lang w:val="zh_TW" w:bidi="zh_TW"/>
-          </w:rPr>
-          <w:rPr>
-            <w:color w:val="0000EE"/>
-            <w:u w:val="single"/>
-          </w:rPr>
-          <w:t>林後2:12–13，</w:t>
-        </w:r>
-      </w:hyperlink>
-      <w:hyperlink r:id="rId31">
-        <w:r>
-          <w:rPr>
-            <w:lang w:val="zh_TW" w:bidi="zh_TW"/>
-          </w:rPr>
-          <w:rPr>
-            <w:color w:val="0000EE"/>
-            <w:u w:val="single"/>
-          </w:rPr>
-          <w:t>7:5–16，</w:t>
-        </w:r>
-      </w:hyperlink>
-      <w:hyperlink r:id="rId32">
-        <w:r>
-          <w:rPr>
-            <w:lang w:val="zh_TW" w:bidi="zh_TW"/>
-          </w:rPr>
-          <w:rPr>
-            <w:color w:val="0000EE"/>
-            <w:u w:val="single"/>
-          </w:rPr>
-          <w:t>8:1–24</w:t>
-        </w:r>
-      </w:hyperlink>
-      <w:r>
-        <w:rPr>
-          <w:lang w:val="zh_TW" w:bidi="zh_TW"/>
-        </w:rPr>
-        <w:t>）。如果</w:t>
-      </w:r>
-      <w:hyperlink r:id="rId33">
-        <w:r>
-          <w:rPr>
-            <w:lang w:val="zh_TW" w:bidi="zh_TW"/>
-          </w:rPr>
-          <w:rPr>
-            <w:color w:val="0000EE"/>
-            <w:u w:val="single"/>
-          </w:rPr>
-          <w:t>提摩太後書四章9至18節</w:t>
-        </w:r>
-      </w:hyperlink>
-      <w:r>
-        <w:rPr>
-          <w:lang w:val="zh_TW" w:bidi="zh_TW"/>
-        </w:rPr>
-        <w:t>保羅在晚年所寫，那麼提多在此信寫成後前往撻馬太。</w:t>
-      </w:r>
-    </w:p>
-    <w:p>
-      <w:pPr>
-        <w:pStyle w:val="Heading3"/>
-      </w:pPr>
-      <w:r>
-        <w:rPr>
-          <w:lang w:val="zh_TW" w:bidi="zh_TW"/>
-        </w:rPr>
-        <w:t>日期</w:t>
-      </w:r>
-    </w:p>
-    <w:p>
-      <w:pPr/>
-      <w:r>
-        <w:rPr>
-          <w:lang w:val="zh_TW" w:bidi="zh_TW"/>
-        </w:rPr>
-      </w:r>
-      <w:r>
-        <w:rPr>
-          <w:lang w:val="zh_TW" w:bidi="zh_TW"/>
-        </w:rPr>
-        <w:t>要準確地確定這封信的日期並不容易。保羅吩咐提多留在克里特繼續他的工作（</w:t>
-      </w:r>
-      <w:hyperlink r:id="rId24">
-        <w:r>
-          <w:rPr>
-            <w:lang w:val="zh_TW" w:bidi="zh_TW"/>
-          </w:rPr>
-          <w:rPr>
-            <w:color w:val="0000EE"/>
-            <w:u w:val="single"/>
-          </w:rPr>
-          <w:t>多1:5</w:t>
-        </w:r>
-      </w:hyperlink>
-      <w:r>
-        <w:rPr>
-          <w:lang w:val="zh_TW" w:bidi="zh_TW"/>
-        </w:rPr>
-        <w:t>）。保羅曾在前往羅馬的途中短暫停留在克里特（</w:t>
-      </w:r>
-      <w:hyperlink r:id="rId34">
-        <w:r>
-          <w:rPr>
-            <w:lang w:val="zh_TW" w:bidi="zh_TW"/>
-          </w:rPr>
-          <w:rPr>
-            <w:color w:val="0000EE"/>
-            <w:u w:val="single"/>
-          </w:rPr>
-          <w:t>徒27:7–13</w:t>
-        </w:r>
-      </w:hyperlink>
-      <w:r>
-        <w:rPr>
-          <w:lang w:val="zh_TW" w:bidi="zh_TW"/>
-        </w:rPr>
-        <w:t>），但這並不是信中提到的事件。在</w:t>
-      </w:r>
-      <w:hyperlink r:id="rId26">
-        <w:r>
-          <w:rPr>
-            <w:lang w:val="zh_TW" w:bidi="zh_TW"/>
-          </w:rPr>
-          <w:rPr>
-            <w:color w:val="0000EE"/>
-            <w:u w:val="single"/>
-          </w:rPr>
-          <w:t>提多書三章12節</w:t>
-        </w:r>
-      </w:hyperlink>
-      <w:r>
-        <w:rPr>
-          <w:lang w:val="zh_TW" w:bidi="zh_TW"/>
-        </w:rPr>
-        <w:t>，提多被召來到尼哥坡里（可能是希臘伊庇魯斯〔Epirus〕的尼哥坡里），因為保羅決定在那裡過冬。許多學者認為，保羅在羅馬的第一次監禁結束後（</w:t>
-      </w:r>
-      <w:hyperlink r:id="rId35">
-        <w:r>
-          <w:rPr>
-            <w:lang w:val="zh_TW" w:bidi="zh_TW"/>
-          </w:rPr>
-          <w:rPr>
-            <w:color w:val="0000EE"/>
-            <w:u w:val="single"/>
-          </w:rPr>
-          <w:t>徒28:16–31</w:t>
-        </w:r>
-      </w:hyperlink>
-      <w:r>
-        <w:rPr>
-          <w:lang w:val="zh_TW" w:bidi="zh_TW"/>
-        </w:rPr>
-        <w:t>），他被釋放並繼續在各地（包括西班牙、克里特和希臘）進行事工，然後被逮捕，第二次被監禁，最後被處死。那些不接受保羅為提多書作者的人，則認為這封信與提摩太前書及提摩太後書一樣，都是保羅死後的那一代所寫的。</w:t>
-      </w:r>
-    </w:p>
-    <w:p>
-      <w:pPr>
-        <w:pStyle w:val="Heading3"/>
-      </w:pPr>
-      <w:r>
-        <w:rPr>
-          <w:lang w:val="zh_TW" w:bidi="zh_TW"/>
-        </w:rPr>
-        <w:t>目的和教導</w:t>
-      </w:r>
-    </w:p>
-    <w:p>
-      <w:pPr/>
-      <w:r>
-        <w:rPr>
-          <w:lang w:val="zh_TW" w:bidi="zh_TW"/>
-        </w:rPr>
-      </w:r>
-      <w:r>
-        <w:rPr>
-          <w:lang w:val="zh_TW" w:bidi="zh_TW"/>
-        </w:rPr>
-        <w:t>雖然這封信是寫給保羅的一位同工，但其中個人的提及和勸勉極少。保羅的主要關注點是克里特教會的成長和發展，這些教會當時遭受一些虛假教導的困擾，這些教導似乎帶有猶太元素、禁欲主義傾向，以及大量的推測性討論（</w:t>
-      </w:r>
-      <w:hyperlink r:id="rId36">
-        <w:r>
-          <w:rPr>
-            <w:lang w:val="zh_TW" w:bidi="zh_TW"/>
-          </w:rPr>
-          <w:rPr>
-            <w:color w:val="0000EE"/>
-            <w:u w:val="single"/>
-          </w:rPr>
-          <w:t>多1:10、14–15，</w:t>
-        </w:r>
-      </w:hyperlink>
-      <w:hyperlink r:id="rId37">
-        <w:r>
-          <w:rPr>
-            <w:lang w:val="zh_TW" w:bidi="zh_TW"/>
-          </w:rPr>
-          <w:rPr>
-            <w:color w:val="0000EE"/>
-            <w:u w:val="single"/>
-          </w:rPr>
-          <w:t>3:9</w:t>
-        </w:r>
-      </w:hyperlink>
-      <w:r>
-        <w:rPr>
-          <w:lang w:val="zh_TW" w:bidi="zh_TW"/>
-        </w:rPr>
-        <w:t>）。總的來說，這些教會似乎面臨著一種早期猶太形式的諾斯底主義的感脅。這些教導的提倡者是為了「貪不義之財」（</w:t>
-      </w:r>
-      <w:hyperlink r:id="rId38">
-        <w:r>
-          <w:rPr>
-            <w:lang w:val="zh_TW" w:bidi="zh_TW"/>
-          </w:rPr>
-          <w:rPr>
-            <w:color w:val="0000EE"/>
-            <w:u w:val="single"/>
-          </w:rPr>
-          <w:t>1:11</w:t>
-        </w:r>
-      </w:hyperlink>
-      <w:r>
-        <w:rPr>
-          <w:lang w:val="zh_TW" w:bidi="zh_TW"/>
-        </w:rPr>
-        <w:t>）。保羅吩咐提多和他要任命的長老們駁斥錯誤教導，並為信徒提供正確的教義（</w:t>
-      </w:r>
-      <w:hyperlink r:id="rId39">
-        <w:r>
-          <w:rPr>
-            <w:lang w:val="zh_TW" w:bidi="zh_TW"/>
-          </w:rPr>
-          <w:rPr>
-            <w:color w:val="0000EE"/>
-            <w:u w:val="single"/>
-          </w:rPr>
-          <w:t>9</w:t>
-        </w:r>
-      </w:hyperlink>
-      <w:r>
-        <w:rPr>
-          <w:lang w:val="zh_TW" w:bidi="zh_TW"/>
-        </w:rPr>
-        <w:t>節）。雖然這些正確的教義並未明確說明，但它必定涉及神在基督裡的救恩、聖靈更新的工作，以及主耶穌的再來（</w:t>
-      </w:r>
-      <w:hyperlink r:id="rId40">
-        <w:r>
-          <w:rPr>
-            <w:lang w:val="zh_TW" w:bidi="zh_TW"/>
-          </w:rPr>
-          <w:rPr>
-            <w:color w:val="0000EE"/>
-            <w:u w:val="single"/>
-          </w:rPr>
-          <w:t>2:11–13，</w:t>
-        </w:r>
-      </w:hyperlink>
-      <w:hyperlink r:id="rId41">
-        <w:r>
-          <w:rPr>
-            <w:lang w:val="zh_TW" w:bidi="zh_TW"/>
-          </w:rPr>
-          <w:rPr>
-            <w:color w:val="0000EE"/>
-            <w:u w:val="single"/>
-          </w:rPr>
-          <w:t>3:4–7</w:t>
-        </w:r>
-      </w:hyperlink>
-      <w:r>
-        <w:rPr>
-          <w:lang w:val="zh_TW" w:bidi="zh_TW"/>
-        </w:rPr>
-        <w:t>）。 在這封信中，不斷強調一種與福音相稱的生活方式——應用於基督教社區中的不同群體：年長的男女、年輕的男女和奴隸。</w:t>
-      </w:r>
-    </w:p>
-    <w:p>
-      <w:pPr>
-        <w:pStyle w:val="Heading3"/>
-      </w:pPr>
-      <w:r>
-        <w:rPr>
-          <w:lang w:val="zh_TW" w:bidi="zh_TW"/>
-        </w:rPr>
-        <w:t>內容</w:t>
-      </w:r>
-    </w:p>
-    <w:p>
-      <w:pPr>
-        <w:pStyle w:val="Heading4"/>
-      </w:pPr>
-      <w:r>
-        <w:rPr>
-          <w:lang w:val="zh_TW" w:bidi="zh_TW"/>
-        </w:rPr>
-        <w:t>問安（</w:t>
-      </w:r>
-      <w:hyperlink r:id="rId42">
-        <w:r>
-          <w:rPr>
-            <w:lang w:val="zh_TW" w:bidi="zh_TW"/>
-          </w:rPr>
-          <w:rPr>
-            <w:color w:val="0000EE"/>
-            <w:u w:val="single"/>
-          </w:rPr>
-          <w:t>1:1–4</w:t>
-        </w:r>
-      </w:hyperlink>
-      <w:r>
-        <w:rPr>
-          <w:lang w:val="zh_TW" w:bidi="zh_TW"/>
-        </w:rPr>
-        <w:t>）</w:t>
-      </w:r>
-    </w:p>
-    <w:p>
-      <w:pPr/>
-      <w:r>
-        <w:rPr>
-          <w:lang w:val="zh_TW" w:bidi="zh_TW"/>
-        </w:rPr>
-      </w:r>
-      <w:r>
-        <w:rPr>
-          <w:lang w:val="zh_TW" w:bidi="zh_TW"/>
-        </w:rPr>
-        <w:t>問安來自保羅——他的使徒職分被描述為作為福音的管家，這促進了信仰並加強了對真理的認識、永生的盼望和敬虔的生活——給提多，他被稱為「共信之道作我真兒子的」。</w:t>
-      </w:r>
-    </w:p>
-    <w:p>
-      <w:pPr>
-        <w:pStyle w:val="Heading4"/>
-      </w:pPr>
-      <w:r>
-        <w:rPr>
-          <w:lang w:val="zh_TW" w:bidi="zh_TW"/>
-        </w:rPr>
-        <w:t>提多在克里特的工作（</w:t>
-      </w:r>
-      <w:hyperlink r:id="rId43">
-        <w:r>
-          <w:rPr>
-            <w:lang w:val="zh_TW" w:bidi="zh_TW"/>
-          </w:rPr>
-          <w:rPr>
-            <w:color w:val="0000EE"/>
-            <w:u w:val="single"/>
-          </w:rPr>
-          <w:t>1:5–9</w:t>
-        </w:r>
-      </w:hyperlink>
-      <w:r>
-        <w:rPr>
-          <w:lang w:val="zh_TW" w:bidi="zh_TW"/>
-        </w:rPr>
-        <w:t>）</w:t>
-      </w:r>
-    </w:p>
-    <w:p>
-      <w:pPr/>
-      <w:r>
-        <w:rPr>
-          <w:lang w:val="zh_TW" w:bidi="zh_TW"/>
-        </w:rPr>
-      </w:r>
-      <w:r>
-        <w:rPr>
-          <w:lang w:val="zh_TW" w:bidi="zh_TW"/>
-        </w:rPr>
-        <w:t>提多留在克里特以繼續保羅的工作，並在各教會中選立長老（參</w:t>
-      </w:r>
-      <w:hyperlink r:id="rId44">
-        <w:r>
-          <w:rPr>
-            <w:lang w:val="zh_TW" w:bidi="zh_TW"/>
-          </w:rPr>
-          <w:rPr>
-            <w:color w:val="0000EE"/>
-            <w:u w:val="single"/>
-          </w:rPr>
-          <w:t>徒14:23</w:t>
-        </w:r>
-      </w:hyperlink>
-      <w:r>
-        <w:rPr>
-          <w:lang w:val="zh_TW" w:bidi="zh_TW"/>
-        </w:rPr>
-        <w:t>）。這些長老也被稱為監督（參</w:t>
-      </w:r>
-      <w:hyperlink r:id="rId45">
-        <w:r>
-          <w:rPr>
-            <w:lang w:val="zh_TW" w:bidi="zh_TW"/>
-          </w:rPr>
-          <w:rPr>
-            <w:color w:val="0000EE"/>
-            <w:u w:val="single"/>
-          </w:rPr>
-          <w:t>20:17、28</w:t>
-        </w:r>
-      </w:hyperlink>
-      <w:r>
-        <w:rPr>
-          <w:lang w:val="zh_TW" w:bidi="zh_TW"/>
-        </w:rPr>
-        <w:t>）——也就是那些負責照管教會的人。保羅在這裡描述了這些領袖應具備的生活品質（參照</w:t>
-      </w:r>
-      <w:hyperlink r:id="rId46">
-        <w:r>
-          <w:rPr>
-            <w:lang w:val="zh_TW" w:bidi="zh_TW"/>
-          </w:rPr>
-          <w:rPr>
-            <w:color w:val="0000EE"/>
-            <w:u w:val="single"/>
-          </w:rPr>
-          <w:t>提前3:2–7</w:t>
-        </w:r>
-      </w:hyperlink>
-      <w:r>
-        <w:rPr>
-          <w:lang w:val="zh_TW" w:bidi="zh_TW"/>
-        </w:rPr>
-        <w:t>）。</w:t>
-      </w:r>
-    </w:p>
-    <w:p>
-      <w:pPr>
-        <w:pStyle w:val="Heading4"/>
-      </w:pPr>
-      <w:r>
-        <w:rPr>
-          <w:lang w:val="zh_TW" w:bidi="zh_TW"/>
-        </w:rPr>
-        <w:t>處理錯誤教導（</w:t>
-      </w:r>
-      <w:hyperlink r:id="rId25">
-        <w:r>
-          <w:rPr>
-            <w:lang w:val="zh_TW" w:bidi="zh_TW"/>
-          </w:rPr>
-          <w:rPr>
-            <w:color w:val="0000EE"/>
-            <w:u w:val="single"/>
-          </w:rPr>
-          <w:t>1:10–16</w:t>
-        </w:r>
-      </w:hyperlink>
-      <w:r>
-        <w:rPr>
-          <w:lang w:val="zh_TW" w:bidi="zh_TW"/>
-        </w:rPr>
-        <w:t>）</w:t>
-      </w:r>
-    </w:p>
-    <w:p>
-      <w:pPr/>
-      <w:r>
-        <w:rPr>
-          <w:lang w:val="zh_TW" w:bidi="zh_TW"/>
-        </w:rPr>
-      </w:r>
-      <w:r>
-        <w:rPr>
-          <w:lang w:val="zh_TW" w:bidi="zh_TW"/>
-        </w:rPr>
-        <w:t>上一部分結束時提到長老們的責任：「將純正的教訓勸化人，又能把爭辯的人駁倒」。反對者透過錯誤的教導擾亂了「全家人」，保羅以貶損的語氣形容這些假教師，指出他們的生活與他們所宣稱認識的神並不相符。</w:t>
-      </w:r>
-    </w:p>
-    <w:p>
-      <w:pPr>
-        <w:pStyle w:val="Heading4"/>
-      </w:pPr>
-      <w:r>
-        <w:rPr>
-          <w:lang w:val="zh_TW" w:bidi="zh_TW"/>
-        </w:rPr>
-        <w:t>推廣正確的教導（</w:t>
-      </w:r>
-      <w:hyperlink r:id="rId47">
-        <w:r>
-          <w:rPr>
-            <w:lang w:val="zh_TW" w:bidi="zh_TW"/>
-          </w:rPr>
-          <w:rPr>
-            <w:color w:val="0000EE"/>
-            <w:u w:val="single"/>
-          </w:rPr>
-          <w:t>2:1–10</w:t>
-        </w:r>
-      </w:hyperlink>
-      <w:r>
-        <w:rPr>
-          <w:lang w:val="zh_TW" w:bidi="zh_TW"/>
-        </w:rPr>
-        <w:t>）</w:t>
-      </w:r>
-    </w:p>
-    <w:p>
-      <w:pPr/>
-      <w:r>
-        <w:rPr>
-          <w:lang w:val="zh_TW" w:bidi="zh_TW"/>
-        </w:rPr>
-      </w:r>
-      <w:r>
-        <w:rPr>
-          <w:lang w:val="zh_TW" w:bidi="zh_TW"/>
-        </w:rPr>
-        <w:t>提多有責任「講的總要合乎那純正的道理」。保羅託付他要勸誡年長的男人保持節制（</w:t>
-      </w:r>
-      <w:hyperlink r:id="rId48">
-        <w:r>
-          <w:rPr>
-            <w:lang w:val="zh_TW" w:bidi="zh_TW"/>
-          </w:rPr>
-          <w:rPr>
-            <w:color w:val="0000EE"/>
-            <w:u w:val="single"/>
-          </w:rPr>
-          <w:t>2:2</w:t>
-        </w:r>
-      </w:hyperlink>
-      <w:r>
-        <w:rPr>
-          <w:lang w:val="zh_TW" w:bidi="zh_TW"/>
-        </w:rPr>
-        <w:t>），並教導年長的婦女過敬虔的生活（</w:t>
-      </w:r>
-      <w:hyperlink r:id="rId49">
-        <w:r>
-          <w:rPr>
-            <w:lang w:val="zh_TW" w:bidi="zh_TW"/>
-          </w:rPr>
-          <w:rPr>
-            <w:color w:val="0000EE"/>
-            <w:u w:val="single"/>
-          </w:rPr>
-          <w:t>3節</w:t>
-        </w:r>
-      </w:hyperlink>
-      <w:r>
-        <w:rPr>
-          <w:lang w:val="zh_TW" w:bidi="zh_TW"/>
-        </w:rPr>
-        <w:t>）。這些年長的婦女則應教導年輕的婦女在家庭中過純潔且充滿愛的生活，這樣才能避免神的道被毀謗（</w:t>
-      </w:r>
-      <w:hyperlink r:id="rId50">
-        <w:r>
-          <w:rPr>
-            <w:lang w:val="zh_TW" w:bidi="zh_TW"/>
-          </w:rPr>
-          <w:rPr>
-            <w:color w:val="0000EE"/>
-            <w:u w:val="single"/>
-          </w:rPr>
-          <w:t>4–5節</w:t>
-        </w:r>
-      </w:hyperlink>
-      <w:r>
-        <w:rPr>
-          <w:lang w:val="zh_TW" w:bidi="zh_TW"/>
-        </w:rPr>
-        <w:t>）。年輕人則要保持節制（</w:t>
-      </w:r>
-      <w:hyperlink r:id="rId51">
-        <w:r>
-          <w:rPr>
-            <w:lang w:val="zh_TW" w:bidi="zh_TW"/>
-          </w:rPr>
-          <w:rPr>
-            <w:color w:val="0000EE"/>
-            <w:u w:val="single"/>
-          </w:rPr>
-          <w:t>6</w:t>
-        </w:r>
-      </w:hyperlink>
-      <w:r>
-        <w:rPr>
-          <w:lang w:val="zh_TW" w:bidi="zh_TW"/>
-        </w:rPr>
-        <w:t>節），而提多本身也應在言語和行為上做榜樣，以使反對者無可指責（</w:t>
-      </w:r>
-      <w:hyperlink r:id="rId52">
-        <w:r>
-          <w:rPr>
-            <w:lang w:val="zh_TW" w:bidi="zh_TW"/>
-          </w:rPr>
-          <w:rPr>
-            <w:color w:val="0000EE"/>
-            <w:u w:val="single"/>
-          </w:rPr>
-          <w:t>7–8</w:t>
-        </w:r>
-      </w:hyperlink>
-      <w:r>
-        <w:rPr>
-          <w:lang w:val="zh_TW" w:bidi="zh_TW"/>
-        </w:rPr>
-        <w:t>節）。最後，奴僕們應順服主人，誠實工作，目的是「以致凡事尊榮我們救主—神的道」（</w:t>
-      </w:r>
-      <w:hyperlink r:id="rId53">
-        <w:r>
-          <w:rPr>
-            <w:lang w:val="zh_TW" w:bidi="zh_TW"/>
-          </w:rPr>
-          <w:rPr>
-            <w:color w:val="0000EE"/>
-            <w:u w:val="single"/>
-          </w:rPr>
-          <w:t>10</w:t>
-        </w:r>
-      </w:hyperlink>
-      <w:r>
-        <w:rPr>
-          <w:lang w:val="zh_TW" w:bidi="zh_TW"/>
-        </w:rPr>
-        <w:t>節）。</w:t>
-      </w:r>
-    </w:p>
-    <w:p>
-      <w:pPr>
-        <w:pStyle w:val="Heading4"/>
-      </w:pPr>
-      <w:r>
-        <w:rPr>
-          <w:lang w:val="zh_TW" w:bidi="zh_TW"/>
-        </w:rPr>
-        <w:t>神的恩典（</w:t>
-      </w:r>
-      <w:hyperlink r:id="rId54">
-        <w:r>
-          <w:rPr>
-            <w:lang w:val="zh_TW" w:bidi="zh_TW"/>
-          </w:rPr>
-          <w:rPr>
-            <w:color w:val="0000EE"/>
-            <w:u w:val="single"/>
-          </w:rPr>
-          <w:t>2:11–15</w:t>
-        </w:r>
-      </w:hyperlink>
-      <w:r>
-        <w:rPr>
-          <w:lang w:val="zh_TW" w:bidi="zh_TW"/>
-        </w:rPr>
-        <w:t>）</w:t>
-      </w:r>
-    </w:p>
-    <w:p>
-      <w:pPr/>
-      <w:r>
-        <w:rPr>
-          <w:lang w:val="zh_TW" w:bidi="zh_TW"/>
-        </w:rPr>
-      </w:r>
-      <w:r>
-        <w:rPr>
-          <w:lang w:val="zh_TW" w:bidi="zh_TW"/>
-        </w:rPr>
-        <w:t>保羅接著闡述了神在耶穌基督裡恩典的啟示：目的是將救恩帶給所有人，使他們與不敬虔和世俗的情慾徹底決裂，並過正直的生活，同時常常期待「至大的神和我們救主耶穌基督」的再來。他們的生活將表明他們是屬於神的子民，總是渴望熱心行善。</w:t>
-      </w:r>
-    </w:p>
-    <w:p>
-      <w:pPr>
-        <w:pStyle w:val="Heading4"/>
-      </w:pPr>
-      <w:r>
-        <w:rPr>
-          <w:lang w:val="zh_TW" w:bidi="zh_TW"/>
-        </w:rPr>
-        <w:t>行善（</w:t>
-      </w:r>
-      <w:hyperlink r:id="rId55">
-        <w:r>
-          <w:rPr>
-            <w:lang w:val="zh_TW" w:bidi="zh_TW"/>
-          </w:rPr>
-          <w:rPr>
-            <w:color w:val="0000EE"/>
-            <w:u w:val="single"/>
-          </w:rPr>
-          <w:t>3:1–8</w:t>
-        </w:r>
-      </w:hyperlink>
-      <w:r>
-        <w:rPr>
-          <w:lang w:val="zh_TW" w:bidi="zh_TW"/>
-        </w:rPr>
-        <w:t>）</w:t>
-      </w:r>
-    </w:p>
-    <w:p>
-      <w:pPr/>
-      <w:r>
-        <w:rPr>
-          <w:lang w:val="zh_TW" w:bidi="zh_TW"/>
-        </w:rPr>
-      </w:r>
-      <w:r>
-        <w:rPr>
-          <w:lang w:val="zh_TW" w:bidi="zh_TW"/>
-        </w:rPr>
-        <w:t>在這部分，保羅勸告提多要提醒克里特的基督徒順服執政掌權者（參</w:t>
-      </w:r>
-      <w:hyperlink r:id="rId56">
-        <w:r>
-          <w:rPr>
-            <w:lang w:val="zh_TW" w:bidi="zh_TW"/>
-          </w:rPr>
-          <w:rPr>
-            <w:color w:val="0000EE"/>
-            <w:u w:val="single"/>
-          </w:rPr>
-          <w:t>羅13:1–7</w:t>
-        </w:r>
-      </w:hyperlink>
-      <w:r>
-        <w:rPr>
-          <w:lang w:val="zh_TW" w:bidi="zh_TW"/>
-        </w:rPr>
-        <w:t>；</w:t>
-      </w:r>
-      <w:hyperlink r:id="rId57">
-        <w:r>
-          <w:rPr>
-            <w:lang w:val="zh_TW" w:bidi="zh_TW"/>
-          </w:rPr>
-          <w:rPr>
-            <w:color w:val="0000EE"/>
-            <w:u w:val="single"/>
-          </w:rPr>
-          <w:t>彼前2:13–17</w:t>
-        </w:r>
-      </w:hyperlink>
-      <w:r>
-        <w:rPr>
-          <w:lang w:val="zh_TW" w:bidi="zh_TW"/>
-        </w:rPr>
-        <w:t>），積極參與社區中的工作並且要誠實地工作。保羅再次強調了生活的品質，尤其是禮貌和渴望與他人和平相處的態度。這種生活方式來自於靈命的更新，而這樣的更新是基於基督的救贖工作，這不是我們配得的，而是完全出於祂的憐憫。祂帶來了罪的潔淨，「藉著聖靈的重生和更新」。</w:t>
-      </w:r>
-    </w:p>
-    <w:p>
-      <w:pPr>
-        <w:pStyle w:val="Heading4"/>
-      </w:pPr>
-      <w:r>
-        <w:rPr>
-          <w:lang w:val="zh_TW" w:bidi="zh_TW"/>
-        </w:rPr>
-        <w:t>保羅的最後勸誡和問安（</w:t>
-      </w:r>
-      <w:hyperlink r:id="rId58">
-        <w:r>
-          <w:rPr>
-            <w:lang w:val="zh_TW" w:bidi="zh_TW"/>
-          </w:rPr>
-          <w:rPr>
-            <w:color w:val="0000EE"/>
-            <w:u w:val="single"/>
-          </w:rPr>
-          <w:t>3:9–15</w:t>
-        </w:r>
-      </w:hyperlink>
-      <w:r>
-        <w:rPr>
-          <w:lang w:val="zh_TW" w:bidi="zh_TW"/>
-        </w:rPr>
-        <w:t>）</w:t>
-      </w:r>
-    </w:p>
-    <w:p>
-      <w:pPr/>
-      <w:r>
-        <w:rPr>
-          <w:lang w:val="zh_TW" w:bidi="zh_TW"/>
-        </w:rPr>
-      </w:r>
-      <w:r>
-        <w:rPr>
-          <w:lang w:val="zh_TW" w:bidi="zh_TW"/>
-        </w:rPr>
-        <w:t>在最後的部分，保羅勸告提多要避開那些喜歡為了辯論而辯論宗教的人，並指導提多如何處理那些製造紛爭的人。</w:t>
-      </w:r>
-    </w:p>
-    <w:p>
-      <w:pPr/>
-      <w:r>
-        <w:rPr>
-          <w:lang w:val="zh_TW" w:bidi="zh_TW"/>
-        </w:rPr>
-      </w:r>
-      <w:r>
-        <w:rPr>
-          <w:lang w:val="zh_TW" w:bidi="zh_TW"/>
-        </w:rPr>
-        <w:t>接著，保羅告訴提多他將派亞提馬（在新約中未曾提及）或推基古來見他，並勸提多，若阿波羅和西納路過克里特，要好好照顧他們。提多自己則應在冬天之前到尼哥坡里見保羅。</w:t>
-      </w:r>
-    </w:p>
-    <w:p>
-      <w:pPr/>
-      <w:r>
-        <w:rPr>
-          <w:lang w:val="zh_TW" w:bidi="zh_TW"/>
-        </w:rPr>
-      </w:r>
-      <w:r>
-        <w:rPr>
-          <w:lang w:val="zh_TW" w:bidi="zh_TW"/>
-        </w:rPr>
-        <w:t>這封書信以對「行善」和屬靈上豐盛的生活的勸誡作結。</w:t>
-      </w:r>
-    </w:p>
-    <w:p>
-      <w:pPr/>
-      <w:r>
-        <w:rPr>
-          <w:lang w:val="zh_TW" w:bidi="zh_TW"/>
-        </w:rPr>
-      </w:r>
-      <w:r>
-        <w:rPr>
-          <w:i/>
-          <w:lang w:val="zh_TW" w:bidi="zh_TW"/>
-        </w:rPr>
-        <w:t>另見</w:t>
-      </w:r>
-      <w:r>
-        <w:rPr>
-          <w:lang w:val="zh_TW" w:bidi="zh_TW"/>
-        </w:rPr>
-        <w:t xml:space="preserve"> </w:t>
-      </w:r>
-      <w:r>
-        <w:rPr>
-          <w:lang w:val="zh_TW" w:bidi="zh_TW"/>
-        </w:rPr>
-        <w:t>使徒保羅</w:t>
-      </w:r>
-      <w:r>
-        <w:rPr>
-          <w:lang w:val="zh_TW" w:bidi="zh_TW"/>
-        </w:rPr>
-        <w:t>；</w:t>
-      </w:r>
-      <w:r>
-        <w:rPr>
-          <w:lang w:val="zh_TW" w:bidi="zh_TW"/>
-        </w:rPr>
-        <w:t>提摩太前書</w:t>
-      </w:r>
-      <w:r>
-        <w:rPr>
-          <w:lang w:val="zh_TW" w:bidi="zh_TW"/>
-        </w:rPr>
-        <w:t>；</w:t>
-      </w:r>
-      <w:r>
-        <w:rPr>
-          <w:lang w:val="zh_TW" w:bidi="zh_TW"/>
-        </w:rPr>
-        <w:t>提摩太後書</w:t>
-      </w:r>
-      <w:r>
-        <w:rPr>
-          <w:lang w:val="zh_TW" w:bidi="zh_TW"/>
-        </w:rPr>
-        <w:t>；</w:t>
-      </w:r>
-      <w:r>
-        <w:rPr>
-          <w:lang w:val="zh_TW" w:bidi="zh_TW"/>
-        </w:rPr>
-        <w:t>提多（人物）#1</w:t>
-      </w:r>
-      <w:r>
-        <w:rPr>
-          <w:lang w:val="zh_TW" w:bidi="zh_TW"/>
-        </w:rPr>
-        <w:t>。</w:t>
-      </w:r>
-      <w:r>
-        <w:rPr>
-          <w:lang w:val="zh_TW" w:bidi="zh_TW"/>
-        </w:rPr>
-      </w:r>
-      <w:r>
-        <w:rPr>
-          <w:lang w:val="zh_TW" w:bidi="zh_TW"/>
-        </w:rPr>
-      </w:r>
-    </w:p>
-    <w:p>
-      <w:pPr/>
-      <w:r>
-        <w:rPr>
-          <w:lang w:val="zh_TW" w:bidi="zh_TW"/>
-        </w:rPr>
-      </w:r>
-    </w:p>
-    <w:p>
-      <w:pPr>
-        <w:pStyle w:val="Heading2"/>
-      </w:pPr>
-      <w:r>
-        <w:rPr>
-          <w:lang w:val="zh_TW" w:bidi="zh_TW"/>
-        </w:rPr>
-        <w:t>提拉</w:t>
-      </w:r>
-      <w:r>
-        <w:rPr>
-          <w:lang w:val="zh_TW" w:bidi="zh_TW"/>
-        </w:rPr>
-      </w:r>
-    </w:p>
-    <w:p>
-      <w:pPr/>
-      <w:r>
-        <w:rPr>
-          <w:lang w:val="zh_TW" w:bidi="zh_TW"/>
-        </w:rPr>
-      </w:r>
-      <w:r>
-        <w:rPr>
-          <w:lang w:val="zh_TW" w:bidi="zh_TW"/>
-        </w:rPr>
-        <w:t>在「列國表（table of nations）」中，提拉被列為雅弗的第七個兒子（</w:t>
-      </w:r>
-      <w:hyperlink r:id="rId59">
-        <w:r>
-          <w:rPr>
-            <w:lang w:val="zh_TW" w:bidi="zh_TW"/>
-          </w:rPr>
-          <w:rPr>
-            <w:color w:val="0000EE"/>
-            <w:u w:val="single"/>
-          </w:rPr>
-          <w:t>創10:2</w:t>
-        </w:r>
-      </w:hyperlink>
-      <w:r>
-        <w:rPr>
-          <w:lang w:val="zh_TW" w:bidi="zh_TW"/>
-        </w:rPr>
-        <w:t>；</w:t>
-      </w:r>
-      <w:hyperlink r:id="rId60">
-        <w:r>
-          <w:rPr>
-            <w:lang w:val="zh_TW" w:bidi="zh_TW"/>
-          </w:rPr>
-          <w:rPr>
-            <w:color w:val="0000EE"/>
-            <w:u w:val="single"/>
-          </w:rPr>
-          <w:t>代上1:5</w:t>
-        </w:r>
-      </w:hyperlink>
-      <w:r>
-        <w:rPr>
-          <w:lang w:val="zh_TW" w:bidi="zh_TW"/>
-        </w:rPr>
-        <w:t>）。他的後裔曾分別與色雷斯人（Thracians）、阿加瑟西人（Agathyrsi）、托魯斯（Taurus）山區的部落，以及海上的第勒尼安人（Tyrrheni）聯繫起來，但所有這些認定都純屬推測。</w:t>
-      </w:r>
-      <w:r>
-        <w:rPr>
-          <w:lang w:val="zh_TW" w:bidi="zh_TW"/>
-        </w:rPr>
-      </w:r>
-      <w:r>
-        <w:rPr>
-          <w:lang w:val="zh_TW" w:bidi="zh_TW"/>
-        </w:rPr>
-      </w:r>
-    </w:p>
-    <w:p>
-      <w:pPr/>
-      <w:r>
-        <w:rPr>
-          <w:lang w:val="zh_TW" w:bidi="zh_TW"/>
-        </w:rPr>
-      </w:r>
-    </w:p>
-    <w:p>
-      <w:pPr>
-        <w:pStyle w:val="Heading2"/>
-      </w:pPr>
-      <w:r>
-        <w:rPr>
-          <w:lang w:val="zh_TW" w:bidi="zh_TW"/>
-        </w:rPr>
-        <w:t>提瑪（人物）</w:t>
-      </w:r>
-      <w:r>
-        <w:rPr>
-          <w:lang w:val="zh_TW" w:bidi="zh_TW"/>
-        </w:rPr>
-      </w:r>
-    </w:p>
-    <w:p>
-      <w:pPr/>
-      <w:r>
-        <w:rPr>
-          <w:lang w:val="zh_TW" w:bidi="zh_TW"/>
-        </w:rPr>
-      </w:r>
-      <w:r>
-        <w:rPr>
-          <w:lang w:val="zh_TW" w:bidi="zh_TW"/>
-        </w:rPr>
-        <w:t>以實瑪利的第九個兒子，後成為北阿拉伯曠野中一個強大游牧部落的首領（</w:t>
-      </w:r>
-      <w:hyperlink r:id="rId61">
-        <w:r>
-          <w:rPr>
-            <w:lang w:val="zh_TW" w:bidi="zh_TW"/>
-          </w:rPr>
-          <w:rPr>
-            <w:color w:val="0000EE"/>
-            <w:u w:val="single"/>
-          </w:rPr>
-          <w:t>創25:15</w:t>
-        </w:r>
-      </w:hyperlink>
-      <w:r>
-        <w:rPr>
-          <w:lang w:val="zh_TW" w:bidi="zh_TW"/>
-        </w:rPr>
-        <w:t>；</w:t>
-      </w:r>
-      <w:hyperlink r:id="rId62">
-        <w:r>
-          <w:rPr>
-            <w:lang w:val="zh_TW" w:bidi="zh_TW"/>
-          </w:rPr>
-          <w:rPr>
-            <w:color w:val="0000EE"/>
-            <w:u w:val="single"/>
-          </w:rPr>
-          <w:t>代上1:30</w:t>
-        </w:r>
-      </w:hyperlink>
-      <w:r>
-        <w:rPr>
-          <w:lang w:val="zh_TW" w:bidi="zh_TW"/>
-        </w:rPr>
-        <w:t>；</w:t>
-      </w:r>
-      <w:hyperlink r:id="rId63">
-        <w:r>
-          <w:rPr>
-            <w:lang w:val="zh_TW" w:bidi="zh_TW"/>
-          </w:rPr>
-          <w:rPr>
-            <w:color w:val="0000EE"/>
-            <w:u w:val="single"/>
-          </w:rPr>
-          <w:t>耶25:23</w:t>
-        </w:r>
-      </w:hyperlink>
-      <w:r>
-        <w:rPr>
-          <w:lang w:val="zh_TW" w:bidi="zh_TW"/>
-        </w:rPr>
-        <w:t>）。提瑪的後裔主要是控制曠野重要路線的商隊貿易者（</w:t>
-      </w:r>
-      <w:hyperlink r:id="rId64">
-        <w:r>
-          <w:rPr>
-            <w:lang w:val="zh_TW" w:bidi="zh_TW"/>
-          </w:rPr>
-          <w:rPr>
-            <w:color w:val="0000EE"/>
-            <w:u w:val="single"/>
-          </w:rPr>
-          <w:t>伯6:19</w:t>
-        </w:r>
-      </w:hyperlink>
-      <w:r>
-        <w:rPr>
-          <w:lang w:val="zh_TW" w:bidi="zh_TW"/>
-        </w:rPr>
-        <w:t>）。提瑪也與一個地區和一個城市有關聯。</w:t>
-      </w:r>
-    </w:p>
-    <w:p>
-      <w:pPr/>
-      <w:r>
-        <w:rPr>
-          <w:lang w:val="zh_TW" w:bidi="zh_TW"/>
-        </w:rPr>
-      </w:r>
-      <w:r>
-        <w:rPr>
-          <w:i/>
-          <w:lang w:val="zh_TW" w:bidi="zh_TW"/>
-        </w:rPr>
-        <w:t xml:space="preserve">見 </w:t>
-      </w:r>
-      <w:r>
-        <w:rPr>
-          <w:lang w:val="zh_TW" w:bidi="zh_TW"/>
-        </w:rPr>
-        <w:t>提瑪（地點）</w:t>
-      </w:r>
-      <w:r>
-        <w:rPr>
-          <w:lang w:val="zh_TW" w:bidi="zh_TW"/>
-        </w:rPr>
-        <w:t>。</w:t>
-      </w:r>
-      <w:r>
-        <w:rPr>
-          <w:lang w:val="zh_TW" w:bidi="zh_TW"/>
-        </w:rPr>
-      </w:r>
-      <w:r>
-        <w:rPr>
-          <w:lang w:val="zh_TW" w:bidi="zh_TW"/>
-        </w:rPr>
-      </w:r>
-    </w:p>
-    <w:p>
-      <w:pPr/>
-      <w:r>
-        <w:rPr>
-          <w:lang w:val="zh_TW" w:bidi="zh_TW"/>
-        </w:rPr>
-      </w:r>
-    </w:p>
-    <w:p>
-      <w:pPr>
-        <w:pStyle w:val="Heading2"/>
-      </w:pPr>
-      <w:r>
-        <w:rPr>
-          <w:lang w:val="zh_TW" w:bidi="zh_TW"/>
-        </w:rPr>
-        <w:t>提幔（人物）</w:t>
-      </w:r>
-      <w:r>
-        <w:rPr>
-          <w:lang w:val="zh_TW" w:bidi="zh_TW"/>
-        </w:rPr>
-      </w:r>
-    </w:p>
-    <w:p>
-      <w:pPr/>
-      <w:r>
-        <w:rPr>
-          <w:lang w:val="zh_TW" w:bidi="zh_TW"/>
-        </w:rPr>
-      </w:r>
-      <w:r>
-        <w:rPr>
-          <w:lang w:val="zh_TW" w:bidi="zh_TW"/>
-        </w:rPr>
-        <w:t>以東人的族長之一，也是以利法的長子（</w:t>
-      </w:r>
-      <w:hyperlink r:id="rId65">
-        <w:r>
-          <w:rPr>
-            <w:lang w:val="zh_TW" w:bidi="zh_TW"/>
-          </w:rPr>
-          <w:rPr>
-            <w:color w:val="0000EE"/>
-            <w:u w:val="single"/>
-          </w:rPr>
-          <w:t>創36:11</w:t>
-        </w:r>
-      </w:hyperlink>
-      <w:r>
-        <w:rPr>
-          <w:lang w:val="zh_TW" w:bidi="zh_TW"/>
-        </w:rPr>
-        <w:t>、</w:t>
-      </w:r>
-      <w:hyperlink r:id="rId65">
-        <w:r>
-          <w:rPr>
-            <w:lang w:val="zh_TW" w:bidi="zh_TW"/>
-          </w:rPr>
-          <w:rPr>
-            <w:color w:val="0000EE"/>
-            <w:u w:val="single"/>
-          </w:rPr>
-          <w:t>15</w:t>
-        </w:r>
-      </w:hyperlink>
-      <w:r>
-        <w:rPr>
-          <w:lang w:val="zh_TW" w:bidi="zh_TW"/>
-        </w:rPr>
-        <w:t>、</w:t>
-      </w:r>
-      <w:hyperlink r:id="rId65">
-        <w:r>
-          <w:rPr>
-            <w:lang w:val="zh_TW" w:bidi="zh_TW"/>
-          </w:rPr>
-          <w:rPr>
-            <w:color w:val="0000EE"/>
-            <w:u w:val="single"/>
-          </w:rPr>
-          <w:t>42</w:t>
-        </w:r>
-      </w:hyperlink>
-      <w:r>
-        <w:rPr>
-          <w:lang w:val="zh_TW" w:bidi="zh_TW"/>
-        </w:rPr>
-        <w:t>；</w:t>
-      </w:r>
-      <w:hyperlink r:id="rId66">
-        <w:r>
-          <w:rPr>
-            <w:lang w:val="zh_TW" w:bidi="zh_TW"/>
-          </w:rPr>
-          <w:rPr>
-            <w:color w:val="0000EE"/>
-            <w:u w:val="single"/>
-          </w:rPr>
-          <w:t>代上1:36</w:t>
-        </w:r>
-      </w:hyperlink>
-      <w:r>
-        <w:rPr>
-          <w:lang w:val="zh_TW" w:bidi="zh_TW"/>
-        </w:rPr>
-        <w:t>、</w:t>
-      </w:r>
-      <w:hyperlink r:id="rId66">
-        <w:r>
-          <w:rPr>
-            <w:lang w:val="zh_TW" w:bidi="zh_TW"/>
-          </w:rPr>
-          <w:rPr>
-            <w:color w:val="0000EE"/>
-            <w:u w:val="single"/>
-          </w:rPr>
-          <w:t>53</w:t>
-        </w:r>
-      </w:hyperlink>
-      <w:r>
-        <w:rPr>
-          <w:lang w:val="zh_TW" w:bidi="zh_TW"/>
-        </w:rPr>
-        <w:t>）。他很可能是建造以東城邑提幔的人，或曾擔任該城的族長。</w:t>
-      </w:r>
-      <w:r>
-        <w:rPr>
-          <w:lang w:val="zh_TW" w:bidi="zh_TW"/>
-        </w:rPr>
-      </w:r>
-      <w:r>
-        <w:rPr>
-          <w:lang w:val="zh_TW" w:bidi="zh_TW"/>
-        </w:rPr>
-      </w:r>
-    </w:p>
-    <w:p>
-      <w:pPr/>
-      <w:r>
-        <w:rPr>
-          <w:lang w:val="zh_TW" w:bidi="zh_TW"/>
-        </w:rPr>
-      </w:r>
-    </w:p>
-    <w:p>
-      <w:pPr>
-        <w:pStyle w:val="Heading2"/>
-      </w:pPr>
-      <w:r>
-        <w:rPr>
-          <w:lang w:val="zh_TW" w:bidi="zh_TW"/>
-        </w:rPr>
-        <w:t>提摩太前書</w:t>
-      </w:r>
-      <w:r>
-        <w:rPr>
-          <w:lang w:val="zh_TW" w:bidi="zh_TW"/>
-        </w:rPr>
-      </w:r>
-    </w:p>
-    <w:p>
-      <w:pPr/>
-      <w:r>
-        <w:rPr>
-          <w:lang w:val="zh_TW" w:bidi="zh_TW"/>
-        </w:rPr>
-      </w:r>
-      <w:r>
-        <w:rPr>
-          <w:lang w:val="zh_TW" w:bidi="zh_TW"/>
-        </w:rPr>
-        <w:t>保羅寫給他年輕同工提摩太的第一封書信。</w:t>
-      </w:r>
-    </w:p>
-    <w:p>
-      <w:pPr/>
-      <w:r>
-        <w:rPr>
-          <w:lang w:val="zh_TW" w:bidi="zh_TW"/>
-        </w:rPr>
-      </w:r>
-      <w:r>
-        <w:rPr>
-          <w:lang w:val="zh_TW" w:bidi="zh_TW"/>
-        </w:rPr>
-        <w:t>提摩太前書的作者、日期和背景必須與其他兩封教牧書信提摩太後書和提多書一起考慮，這些書信是寫給保羅的兩位年輕同工，幫助他們處理以弗所和克里特教會的牧養問題。</w:t>
-      </w:r>
-    </w:p>
-    <w:p>
-      <w:pPr/>
-      <w:r>
-        <w:rPr>
-          <w:lang w:val="zh_TW" w:bidi="zh_TW"/>
-        </w:rPr>
-      </w:r>
-      <w:r>
-        <w:rPr>
-          <w:lang w:val="zh_TW" w:bidi="zh_TW"/>
-        </w:rPr>
-        <w:t>概述</w:t>
-      </w:r>
-    </w:p>
-    <w:p>
-      <w:pPr>
-        <w:pStyle w:val="ListBullet"/>
-        <w:spacing w:line="240" w:lineRule="auto"/>
-        <w:ind w:left="720"/>
-      </w:pPr>
-      <w:r>
-        <w:rPr>
-          <w:lang w:val="zh_TW" w:bidi="zh_TW"/>
-        </w:rPr>
-      </w:r>
-      <w:r>
-        <w:rPr>
-          <w:lang w:val="zh_TW" w:bidi="zh_TW"/>
-        </w:rPr>
-        <w:t>作者</w:t>
-      </w:r>
-    </w:p>
-    <w:p>
-      <w:pPr>
-        <w:pStyle w:val="ListBullet"/>
-        <w:spacing w:line="240" w:lineRule="auto"/>
-        <w:ind w:left="720"/>
-      </w:pPr>
-      <w:r>
-        <w:rPr>
-          <w:lang w:val="zh_TW" w:bidi="zh_TW"/>
-        </w:rPr>
-      </w:r>
-      <w:r>
-        <w:rPr>
-          <w:lang w:val="zh_TW" w:bidi="zh_TW"/>
-        </w:rPr>
-        <w:t>日期</w:t>
-      </w:r>
-    </w:p>
-    <w:p>
-      <w:pPr>
-        <w:pStyle w:val="ListBullet"/>
-        <w:spacing w:line="240" w:lineRule="auto"/>
-        <w:ind w:left="720"/>
-      </w:pPr>
-      <w:r>
-        <w:rPr>
-          <w:lang w:val="zh_TW" w:bidi="zh_TW"/>
-        </w:rPr>
-      </w:r>
-      <w:r>
-        <w:rPr>
-          <w:lang w:val="zh_TW" w:bidi="zh_TW"/>
-        </w:rPr>
-        <w:t>背景</w:t>
-      </w:r>
-    </w:p>
-    <w:p>
-      <w:pPr>
-        <w:pStyle w:val="ListBullet"/>
-        <w:spacing w:line="240" w:lineRule="auto"/>
-        <w:ind w:left="720"/>
-      </w:pPr>
-      <w:r>
-        <w:rPr>
-          <w:lang w:val="zh_TW" w:bidi="zh_TW"/>
-        </w:rPr>
-      </w:r>
-      <w:r>
-        <w:rPr>
-          <w:lang w:val="zh_TW" w:bidi="zh_TW"/>
-        </w:rPr>
-        <w:t>神學</w:t>
-      </w:r>
-    </w:p>
-    <w:p>
-      <w:pPr>
-        <w:pStyle w:val="ListBullet"/>
-        <w:spacing w:line="240" w:lineRule="auto"/>
-        <w:ind w:left="720"/>
-      </w:pPr>
-      <w:r>
-        <w:rPr>
-          <w:lang w:val="zh_TW" w:bidi="zh_TW"/>
-        </w:rPr>
-      </w:r>
-      <w:r>
-        <w:rPr>
-          <w:lang w:val="zh_TW" w:bidi="zh_TW"/>
-        </w:rPr>
-        <w:t>內容</w:t>
-      </w:r>
-    </w:p>
-    <w:p>
-      <w:pPr>
-        <w:pStyle w:val="Heading3"/>
-      </w:pPr>
-      <w:r>
-        <w:rPr>
-          <w:lang w:val="zh_TW" w:bidi="zh_TW"/>
-        </w:rPr>
-        <w:t>作者</w:t>
-      </w:r>
-    </w:p>
-    <w:p>
-      <w:pPr/>
-      <w:r>
-        <w:rPr>
-          <w:lang w:val="zh_TW" w:bidi="zh_TW"/>
-        </w:rPr>
-      </w:r>
-      <w:r>
-        <w:rPr>
-          <w:lang w:val="zh_TW" w:bidi="zh_TW"/>
-        </w:rPr>
-        <w:t>在提摩太前書中，如同提摩太後書和提多書一樣，保羅在第一節就被指名為作者。自愛任紐（Irenaeus）時期（大約公元185年）以來，在早期教會的傳統中，保羅始終是這三封信唯一被認定為作者的人。這三封信中包含了許多保羅生平的個人細節，這些都強有力地證明了保羅是真正的作者。</w:t>
-      </w:r>
-    </w:p>
-    <w:p>
-      <w:pPr/>
-      <w:r>
-        <w:rPr>
-          <w:lang w:val="zh_TW" w:bidi="zh_TW"/>
-        </w:rPr>
-      </w:r>
-      <w:r>
-        <w:rPr>
-          <w:lang w:val="zh_TW" w:bidi="zh_TW"/>
-        </w:rPr>
-        <w:t>然而，一些學者基於以下理由質疑保羅的作者身份：</w:t>
-      </w:r>
-    </w:p>
-    <w:p>
-      <w:pPr>
-        <w:pStyle w:val="ListNumber"/>
-        <w:numPr>
-          <w:ilvl w:val="0"/>
-          <w:numId w:val="15"/>
-        </w:numPr>
-        <w:spacing w:line="240" w:lineRule="auto"/>
-        <w:ind w:left="720"/>
-      </w:pPr>
-      <w:r>
-        <w:rPr>
-          <w:lang w:val="zh_TW" w:bidi="zh_TW"/>
-        </w:rPr>
-      </w:r>
-      <w:r>
-        <w:rPr>
-          <w:lang w:val="zh_TW" w:bidi="zh_TW"/>
-        </w:rPr>
-        <w:t>希臘文詞彙包含大量在其它保羅書信中未出現的詞彙。</w:t>
-        <w:br/>
-        <w:br/>
-      </w:r>
-      <w:r>
-        <w:rPr>
-          <w:lang w:val="zh_TW" w:bidi="zh_TW"/>
-        </w:rPr>
-        <w:t>但這些書信中的主題並不相同。在教牧書信中，作者所處理的是教會組織和紀律方面較為技術性的問題——是一位教會領袖寫信給其他領袖。保羅是一位受過高等教育的人，詞彙豐富。教牧書信中特有的詞彙並不會超出保羅所能使用的詞彙範圍。如果這些詞彙不是出自保羅本人，也可能來自經常幫助保羅撰寫書信的文士。</w:t>
-      </w:r>
-    </w:p>
-    <w:p>
-      <w:pPr>
-        <w:pStyle w:val="ListNumber"/>
-        <w:spacing w:line="240" w:lineRule="auto"/>
-        <w:ind w:left="720"/>
-      </w:pPr>
-      <w:r>
-        <w:rPr>
-          <w:lang w:val="zh_TW" w:bidi="zh_TW"/>
-        </w:rPr>
-      </w:r>
-      <w:r>
-        <w:rPr>
-          <w:lang w:val="zh_TW" w:bidi="zh_TW"/>
-        </w:rPr>
-        <w:t>有關保羅行程的記載，與使徒行傳中所描述的旅程不符。</w:t>
-        <w:br/>
-        <w:br/>
-      </w:r>
-      <w:r>
-        <w:rPr>
-          <w:lang w:val="zh_TW" w:bidi="zh_TW"/>
-        </w:rPr>
-        <w:t>如果相信保羅寫了教牧書信，並且完成了書信中所描述的事，那麼他必須是在羅馬被監禁後獲釋，並且前往了克里特、以弗所和馬其頓。使徒行傳中的記述以保羅在羅馬被囚禁為結尾，因此這些後來的行程可能沒有被提及。有法律證據表明，如果保羅在兩年內沒有被定罪，他應該會自動獲釋。</w:t>
-      </w:r>
-    </w:p>
-    <w:p>
-      <w:pPr>
-        <w:pStyle w:val="ListNumber"/>
-        <w:spacing w:line="240" w:lineRule="auto"/>
-        <w:ind w:left="720"/>
-      </w:pPr>
-      <w:r>
-        <w:rPr>
-          <w:lang w:val="zh_TW" w:bidi="zh_TW"/>
-        </w:rPr>
-      </w:r>
-      <w:r>
-        <w:rPr>
-          <w:lang w:val="zh_TW" w:bidi="zh_TW"/>
-        </w:rPr>
-        <w:t>教牧書信中提到的教會進步發展（如長老、監督和執事），證明其日期晚於保羅的生平。</w:t>
-        <w:br/>
-        <w:br/>
-      </w:r>
-      <w:r>
-        <w:rPr>
-          <w:lang w:val="zh_TW" w:bidi="zh_TW"/>
-        </w:rPr>
-        <w:t>然而，長老在舊約時代就已存在，而作為地方教會職員的監督，幾乎可以肯定與長老是同一職分。此外，保羅在他的其它書信中也提到執事，例如</w:t>
-      </w:r>
-      <w:hyperlink r:id="rId67">
-        <w:r>
-          <w:rPr>
-            <w:lang w:val="zh_TW" w:bidi="zh_TW"/>
-          </w:rPr>
-          <w:rPr>
-            <w:color w:val="0000EE"/>
-            <w:u w:val="single"/>
-          </w:rPr>
-          <w:t>腓立比書一章1節</w:t>
-        </w:r>
-      </w:hyperlink>
-      <w:r>
-        <w:rPr>
-          <w:lang w:val="zh_TW" w:bidi="zh_TW"/>
-        </w:rPr>
-        <w:t>。</w:t>
-      </w:r>
-    </w:p>
-    <w:p>
-      <w:pPr/>
-      <w:r>
-        <w:rPr>
-          <w:lang w:val="zh_TW" w:bidi="zh_TW"/>
-        </w:rPr>
-      </w:r>
-      <w:r>
-        <w:rPr>
-          <w:lang w:val="zh_TW" w:bidi="zh_TW"/>
-        </w:rPr>
-        <w:t>大多數保守派學者及許多其他學者強烈認為，保羅確實寫了這三封教牧書信。</w:t>
-      </w:r>
-    </w:p>
-    <w:p>
-      <w:pPr>
-        <w:pStyle w:val="Heading3"/>
-      </w:pPr>
-      <w:r>
-        <w:rPr>
-          <w:lang w:val="zh_TW" w:bidi="zh_TW"/>
-        </w:rPr>
-        <w:t>日期</w:t>
-      </w:r>
-    </w:p>
-    <w:p>
-      <w:pPr/>
-      <w:r>
-        <w:rPr>
-          <w:lang w:val="zh_TW" w:bidi="zh_TW"/>
-        </w:rPr>
-      </w:r>
-      <w:r>
-        <w:rPr>
-          <w:lang w:val="zh_TW" w:bidi="zh_TW"/>
-        </w:rPr>
-        <w:t>假設保羅寫了教牧書信，提摩太前書應該寫於他第一次羅馬監禁釋放後，大約公元61或62年，並在他第二次羅馬監禁之前，大約在64至67年間，即尼祿去世的日期。至於地點，保羅將提摩太留在以弗所，然後前往馬其頓（</w:t>
-      </w:r>
-      <w:hyperlink r:id="rId68">
-        <w:r>
-          <w:rPr>
-            <w:lang w:val="zh_TW" w:bidi="zh_TW"/>
-          </w:rPr>
-          <w:rPr>
-            <w:color w:val="0000EE"/>
-            <w:u w:val="single"/>
-          </w:rPr>
-          <w:t>提前1:3</w:t>
-        </w:r>
-      </w:hyperlink>
-      <w:r>
-        <w:rPr>
-          <w:lang w:val="zh_TW" w:bidi="zh_TW"/>
-        </w:rPr>
-        <w:t>），他可能在那裡寫了提摩太前書。這封信當然是寫給在以弗所的提摩太的。</w:t>
-      </w:r>
-    </w:p>
-    <w:p>
-      <w:pPr>
-        <w:pStyle w:val="Heading3"/>
-      </w:pPr>
-      <w:r>
-        <w:rPr>
-          <w:lang w:val="zh_TW" w:bidi="zh_TW"/>
-        </w:rPr>
-        <w:t>背景</w:t>
-      </w:r>
-    </w:p>
-    <w:p>
-      <w:pPr/>
-      <w:r>
-        <w:rPr>
-          <w:lang w:val="zh_TW" w:bidi="zh_TW"/>
-        </w:rPr>
-      </w:r>
-      <w:r>
-        <w:rPr>
-          <w:lang w:val="zh_TW" w:bidi="zh_TW"/>
-        </w:rPr>
-        <w:t>保羅把以弗所的教會交給提摩太管理（</w:t>
-      </w:r>
-      <w:hyperlink r:id="rId69">
-        <w:r>
-          <w:rPr>
-            <w:lang w:val="zh_TW" w:bidi="zh_TW"/>
-          </w:rPr>
-          <w:rPr>
-            <w:color w:val="0000EE"/>
-            <w:u w:val="single"/>
-          </w:rPr>
-          <w:t>1:2–3</w:t>
-        </w:r>
-      </w:hyperlink>
-      <w:r>
-        <w:rPr>
-          <w:lang w:val="zh_TW" w:bidi="zh_TW"/>
-        </w:rPr>
-        <w:t>）。保羅在第二次宣教旅程中想去羅馬的亞細亞省（以弗是其主要的城），但聖靈不允許他這樣做。他繼續前往馬其頓和希臘（</w:t>
-      </w:r>
-      <w:hyperlink r:id="rId70">
-        <w:r>
-          <w:rPr>
-            <w:lang w:val="zh_TW" w:bidi="zh_TW"/>
-          </w:rPr>
-          <w:rPr>
-            <w:color w:val="0000EE"/>
-            <w:u w:val="single"/>
-          </w:rPr>
-          <w:t>徒16:6</w:t>
-        </w:r>
-      </w:hyperlink>
-      <w:r>
-        <w:rPr>
-          <w:lang w:val="zh_TW" w:bidi="zh_TW"/>
-        </w:rPr>
-        <w:t>）。他在完成第二次旅程時短暫到訪以弗所（</w:t>
-      </w:r>
-      <w:hyperlink r:id="rId71">
-        <w:r>
-          <w:rPr>
-            <w:lang w:val="zh_TW" w:bidi="zh_TW"/>
-          </w:rPr>
-          <w:rPr>
-            <w:color w:val="0000EE"/>
-            <w:u w:val="single"/>
-          </w:rPr>
-          <w:t>18:19–20</w:t>
-        </w:r>
-      </w:hyperlink>
-      <w:r>
-        <w:rPr>
-          <w:lang w:val="zh_TW" w:bidi="zh_TW"/>
-        </w:rPr>
-        <w:t>）。然後在他的第三次旅程中，他以以弗所為活動中心，並在那裡度過了三年（</w:t>
-      </w:r>
-      <w:hyperlink r:id="rId72">
-        <w:r>
-          <w:rPr>
-            <w:lang w:val="zh_TW" w:bidi="zh_TW"/>
-          </w:rPr>
-          <w:rPr>
-            <w:color w:val="0000EE"/>
-            <w:u w:val="single"/>
-          </w:rPr>
-          <w:t>19:1–20:1</w:t>
-        </w:r>
-      </w:hyperlink>
-      <w:r>
-        <w:rPr>
-          <w:lang w:val="zh_TW" w:bidi="zh_TW"/>
-        </w:rPr>
-        <w:t>）。在他第一次被囚禁於羅馬期間，他寫了一封通函給以弗所和附近的教會。僅僅幾年後，他在以弗所寫了提摩太前書給提摩太。</w:t>
-      </w:r>
-    </w:p>
-    <w:p>
-      <w:pPr>
-        <w:pStyle w:val="Heading3"/>
-      </w:pPr>
-      <w:r>
-        <w:rPr>
-          <w:lang w:val="zh_TW" w:bidi="zh_TW"/>
-        </w:rPr>
-        <w:t>神學</w:t>
-      </w:r>
-    </w:p>
-    <w:p>
-      <w:pPr/>
-      <w:r>
-        <w:rPr>
-          <w:lang w:val="zh_TW" w:bidi="zh_TW"/>
-        </w:rPr>
-      </w:r>
-      <w:r>
-        <w:rPr>
-          <w:lang w:val="zh_TW" w:bidi="zh_TW"/>
-        </w:rPr>
-        <w:t>總的來說，提摩太前書的神學與其它保羅書信以及整個新約的神學一致。神的主權和愛在這封信中一再被清楚呈現。耶穌總是被描繪為真正的神以及人。救恩是藉著基督對神的信心而得的。律法不能拯救人，因為所有人都違背了律法。然而，律法是好的，是神給得救之人的指引，引導他們過討神喜悅的生活。</w:t>
-      </w:r>
-    </w:p>
-    <w:p>
-      <w:pPr/>
-      <w:r>
-        <w:rPr>
-          <w:lang w:val="zh_TW" w:bidi="zh_TW"/>
-        </w:rPr>
-      </w:r>
-      <w:r>
-        <w:rPr>
-          <w:lang w:val="zh_TW" w:bidi="zh_TW"/>
-        </w:rPr>
-        <w:t>教會在這封信中佔有重要地位。所有基督徒都應該成為教會的一部分。他們從教會中獲得了大量關於培養基督徒品格的資源，並且他們在教會中服事神可以比獨自一人服事神有效得多。教會需要組織才能有效地完成其工作。教會必須時刻努力避免異端，並教導福音的真理。</w:t>
-      </w:r>
-    </w:p>
-    <w:p>
-      <w:pPr>
-        <w:pStyle w:val="Heading3"/>
-      </w:pPr>
-      <w:r>
-        <w:rPr>
-          <w:lang w:val="zh_TW" w:bidi="zh_TW"/>
-        </w:rPr>
-        <w:t>內容</w:t>
-      </w:r>
-    </w:p>
-    <w:p>
-      <w:pPr>
-        <w:pStyle w:val="Heading4"/>
-      </w:pPr>
-      <w:r>
-        <w:rPr>
-          <w:lang w:val="zh_TW" w:bidi="zh_TW"/>
-        </w:rPr>
-        <w:t>問安（</w:t>
-      </w:r>
-      <w:hyperlink r:id="rId73">
-        <w:r>
-          <w:rPr>
-            <w:lang w:val="zh_TW" w:bidi="zh_TW"/>
-          </w:rPr>
-          <w:rPr>
-            <w:color w:val="0000EE"/>
-            <w:u w:val="single"/>
-          </w:rPr>
-          <w:t>1:1–2</w:t>
-        </w:r>
-      </w:hyperlink>
-      <w:r>
-        <w:rPr>
-          <w:lang w:val="zh_TW" w:bidi="zh_TW"/>
-        </w:rPr>
-        <w:t>）</w:t>
-      </w:r>
-    </w:p>
-    <w:p>
-      <w:pPr/>
-      <w:r>
-        <w:rPr>
-          <w:lang w:val="zh_TW" w:bidi="zh_TW"/>
-        </w:rPr>
-      </w:r>
-      <w:r>
-        <w:rPr>
-          <w:lang w:val="zh_TW" w:bidi="zh_TW"/>
-        </w:rPr>
-        <w:t>作者自稱保羅，並描述自己是由神揀選並由父神和祂的兒子基督耶穌授權的使徒。保羅有權對年輕的牧者和教會說權威的話語。</w:t>
-      </w:r>
-    </w:p>
-    <w:p>
-      <w:pPr/>
-      <w:r>
-        <w:rPr>
-          <w:lang w:val="zh_TW" w:bidi="zh_TW"/>
-        </w:rPr>
-      </w:r>
-      <w:r>
-        <w:rPr>
-          <w:lang w:val="zh_TW" w:bidi="zh_TW"/>
-        </w:rPr>
-        <w:t>這封信是寫給提摩太的，保羅所親愛的屬靈孩子，保羅給他三重祝福——從神而來的恩惠、憐憫、平安。</w:t>
-      </w:r>
-    </w:p>
-    <w:p>
-      <w:pPr>
-        <w:pStyle w:val="Heading4"/>
-      </w:pPr>
-      <w:r>
-        <w:rPr>
-          <w:lang w:val="zh_TW" w:bidi="zh_TW"/>
-        </w:rPr>
-        <w:t>處理異端（</w:t>
-      </w:r>
-      <w:hyperlink r:id="rId74">
-        <w:r>
-          <w:rPr>
-            <w:lang w:val="zh_TW" w:bidi="zh_TW"/>
-          </w:rPr>
-          <w:rPr>
-            <w:color w:val="0000EE"/>
-            <w:u w:val="single"/>
-          </w:rPr>
-          <w:t>1:3–20</w:t>
-        </w:r>
-      </w:hyperlink>
-      <w:r>
-        <w:rPr>
-          <w:lang w:val="zh_TW" w:bidi="zh_TW"/>
-        </w:rPr>
-        <w:t>）</w:t>
-      </w:r>
-    </w:p>
-    <w:p>
-      <w:pPr/>
-      <w:r>
-        <w:rPr>
-          <w:lang w:val="zh_TW" w:bidi="zh_TW"/>
-        </w:rPr>
-      </w:r>
-      <w:r>
-        <w:rPr>
-          <w:lang w:val="zh_TW" w:bidi="zh_TW"/>
-        </w:rPr>
-        <w:t>保羅留下提摩太在以弗所的原因之一是希望他「囑咐那幾個人不可傳異教」（</w:t>
-      </w:r>
-      <w:hyperlink r:id="rId68">
-        <w:r>
-          <w:rPr>
-            <w:lang w:val="zh_TW" w:bidi="zh_TW"/>
-          </w:rPr>
-          <w:rPr>
-            <w:color w:val="0000EE"/>
-            <w:u w:val="single"/>
-          </w:rPr>
-          <w:t>1:3</w:t>
-        </w:r>
-      </w:hyperlink>
-      <w:r>
-        <w:rPr>
-          <w:lang w:val="zh_TW" w:bidi="zh_TW"/>
-        </w:rPr>
-        <w:t>）。保羅相信一個人所信的和他所做的一樣重要。這裡的異端被描述為一種早期諾斯底主義異端，這是一種危險的異端，困擾教會已有數個世紀。</w:t>
-      </w:r>
-    </w:p>
-    <w:p>
-      <w:pPr/>
-      <w:r>
-        <w:rPr>
-          <w:lang w:val="zh_TW" w:bidi="zh_TW"/>
-        </w:rPr>
-      </w:r>
-      <w:r>
-        <w:rPr>
-          <w:lang w:val="zh_TW" w:bidi="zh_TW"/>
-        </w:rPr>
-        <w:t>這些早期的諾斯底主義者聲稱比普通基督徒對真理擁有更深的洞見。他們將神視為靈，將人視為物質，並將神和人區分開來。他們認為兩者之間的橋樑不是耶穌基督這位唯一的中保，而是由無數不同等級的天使、化身、伊安（aeons）等等所構成。他們爭論神話和虛構的事，他們尋求救恩的方法是試圖取悅一連串無窮無盡的天使鎖鏈來獲得拯救，而不是藉著信心接受神所賜的救恩。但保羅深知，唯有神的恩典才能拯救罪人。</w:t>
-      </w:r>
-    </w:p>
-    <w:p>
-      <w:pPr>
-        <w:pStyle w:val="Heading4"/>
-      </w:pPr>
-      <w:r>
-        <w:rPr>
-          <w:lang w:val="zh_TW" w:bidi="zh_TW"/>
-        </w:rPr>
-        <w:t>教會中的正確敬拜（</w:t>
-      </w:r>
-      <w:hyperlink r:id="rId75">
-        <w:r>
-          <w:rPr>
-            <w:lang w:val="zh_TW" w:bidi="zh_TW"/>
-          </w:rPr>
-          <w:rPr>
-            <w:color w:val="0000EE"/>
-            <w:u w:val="single"/>
-          </w:rPr>
-          <w:t>2:1–15</w:t>
-        </w:r>
-      </w:hyperlink>
-      <w:r>
-        <w:rPr>
-          <w:lang w:val="zh_TW" w:bidi="zh_TW"/>
-        </w:rPr>
-        <w:t>）</w:t>
-      </w:r>
-    </w:p>
-    <w:p>
-      <w:pPr/>
-      <w:r>
-        <w:rPr>
-          <w:lang w:val="zh_TW" w:bidi="zh_TW"/>
-        </w:rPr>
-      </w:r>
-      <w:r>
-        <w:rPr>
-          <w:lang w:val="zh_TW" w:bidi="zh_TW"/>
-        </w:rPr>
-        <w:t>「我勸你，第一要為萬人懇求、禱告、代求、祝謝」（</w:t>
-      </w:r>
-      <w:hyperlink r:id="rId76">
-        <w:r>
-          <w:rPr>
-            <w:lang w:val="zh_TW" w:bidi="zh_TW"/>
-          </w:rPr>
-          <w:rPr>
-            <w:color w:val="0000EE"/>
-            <w:u w:val="single"/>
-          </w:rPr>
-          <w:t>2:1</w:t>
-        </w:r>
-      </w:hyperlink>
-      <w:r>
-        <w:rPr>
-          <w:lang w:val="zh_TW" w:bidi="zh_TW"/>
-        </w:rPr>
-        <w:t>）。禱告是基督教會敬拜中極其重要的一部分。保羅強調為國家中高位上的人作特別禱告的重要性（即使國是以尼祿為皇帝的羅馬帝國）。保羅在</w:t>
-      </w:r>
-      <w:hyperlink r:id="rId77">
-        <w:r>
-          <w:rPr>
-            <w:lang w:val="zh_TW" w:bidi="zh_TW"/>
-          </w:rPr>
-          <w:rPr>
-            <w:color w:val="0000EE"/>
-            <w:u w:val="single"/>
-          </w:rPr>
-          <w:t>羅馬書第十三章</w:t>
-        </w:r>
-      </w:hyperlink>
-      <w:r>
-        <w:rPr>
-          <w:lang w:val="zh_TW" w:bidi="zh_TW"/>
-        </w:rPr>
-        <w:t>中清楚地教導這一點，而耶穌也告訴祂的門徒要把屬於凱撒的東西交給凱撒（</w:t>
-      </w:r>
-      <w:hyperlink r:id="rId78">
-        <w:r>
-          <w:rPr>
-            <w:lang w:val="zh_TW" w:bidi="zh_TW"/>
-          </w:rPr>
-          <w:rPr>
-            <w:color w:val="0000EE"/>
-            <w:u w:val="single"/>
-          </w:rPr>
-          <w:t>太22:17</w:t>
-        </w:r>
-      </w:hyperlink>
-      <w:r>
-        <w:rPr>
-          <w:lang w:val="zh_TW" w:bidi="zh_TW"/>
-        </w:rPr>
-        <w:t>）。</w:t>
-      </w:r>
-    </w:p>
-    <w:p>
-      <w:pPr/>
-      <w:r>
-        <w:rPr>
-          <w:lang w:val="zh_TW" w:bidi="zh_TW"/>
-        </w:rPr>
-      </w:r>
-      <w:r>
-        <w:rPr>
-          <w:lang w:val="zh_TW" w:bidi="zh_TW"/>
-        </w:rPr>
-        <w:t>基督徒男女應該向神祈禱，舉起聖潔的手，這些手應當遠離罪、怒氣和怨恨。保羅特別勸誡姊妹們：「又願女人廉恥、自守，以正派衣裳為妝飾，不以編髮、黃金、珍珠，和貴價的衣裳為妝飾，只要有善行，這才與自稱是敬神的女人相宜。」（</w:t>
-      </w:r>
-      <w:hyperlink r:id="rId79">
-        <w:r>
-          <w:rPr>
-            <w:lang w:val="zh_TW" w:bidi="zh_TW"/>
-          </w:rPr>
-          <w:rPr>
-            <w:color w:val="0000EE"/>
-            <w:u w:val="single"/>
-          </w:rPr>
-          <w:t>提前2:9–10</w:t>
-        </w:r>
-      </w:hyperlink>
-      <w:r>
-        <w:rPr>
-          <w:lang w:val="zh_TW" w:bidi="zh_TW"/>
-        </w:rPr>
-        <w:t>）。然後保羅說：「不許女人講道，也不許她轄管男人，只要沉靜」（</w:t>
-      </w:r>
-      <w:hyperlink r:id="rId80">
-        <w:r>
-          <w:rPr>
-            <w:lang w:val="zh_TW" w:bidi="zh_TW"/>
-          </w:rPr>
-          <w:rPr>
-            <w:color w:val="0000EE"/>
-            <w:u w:val="single"/>
-          </w:rPr>
-          <w:t>12</w:t>
-        </w:r>
-      </w:hyperlink>
-      <w:r>
-        <w:rPr>
-          <w:lang w:val="zh_TW" w:bidi="zh_TW"/>
-        </w:rPr>
-        <w:t>節）。這並不意味著他們不能在教會聚會中發言。使徒行傳和哥林多前書清楚表明，婦女可以在教會聚會中禱告、說預言和作見證。但教導的職責是由男性擔任，因為作為長老（男性）的職責就是教導。因此，教導和行使權柄是密不可分的。</w:t>
-      </w:r>
-    </w:p>
-    <w:p>
-      <w:pPr>
-        <w:pStyle w:val="Heading4"/>
-      </w:pPr>
-      <w:r>
-        <w:rPr>
-          <w:lang w:val="zh_TW" w:bidi="zh_TW"/>
-        </w:rPr>
-        <w:t>教會中的適當組織（</w:t>
-      </w:r>
-      <w:hyperlink r:id="rId81">
-        <w:r>
-          <w:rPr>
-            <w:lang w:val="zh_TW" w:bidi="zh_TW"/>
-          </w:rPr>
-          <w:rPr>
-            <w:color w:val="0000EE"/>
-            <w:u w:val="single"/>
-          </w:rPr>
-          <w:t>3:1–5:25</w:t>
-        </w:r>
-      </w:hyperlink>
-      <w:r>
-        <w:rPr>
-          <w:lang w:val="zh_TW" w:bidi="zh_TW"/>
-        </w:rPr>
-        <w:t>）</w:t>
-      </w:r>
-    </w:p>
-    <w:p>
-      <w:pPr/>
-      <w:r>
-        <w:rPr>
-          <w:lang w:val="zh_TW" w:bidi="zh_TW"/>
-        </w:rPr>
-      </w:r>
-      <w:r>
-        <w:rPr>
-          <w:lang w:val="zh_TW" w:bidi="zh_TW"/>
-        </w:rPr>
-        <w:t>關於早期教會的組織，首要問題是誰是監督。這處經文的第一節是：「人若想要得監督的職分，就是羨慕善工」（</w:t>
-      </w:r>
-      <w:hyperlink r:id="rId82">
-        <w:r>
-          <w:rPr>
-            <w:lang w:val="zh_TW" w:bidi="zh_TW"/>
-          </w:rPr>
-          <w:rPr>
-            <w:color w:val="0000EE"/>
-            <w:u w:val="single"/>
-          </w:rPr>
-          <w:t>3:1）</w:t>
-        </w:r>
-      </w:hyperlink>
-      <w:r>
-        <w:rPr>
-          <w:lang w:val="zh_TW" w:bidi="zh_TW"/>
-        </w:rPr>
-        <w:t>。在所有教牧書信中，監督顯然是地方教會內的一個職分，而不是一個管理多個教會的職員，例如在公元二世紀初期發展起來的主教職位。而且根據</w:t>
-      </w:r>
-      <w:hyperlink r:id="rId83">
-        <w:r>
-          <w:rPr>
-            <w:lang w:val="zh_TW" w:bidi="zh_TW"/>
-          </w:rPr>
-          <w:rPr>
-            <w:color w:val="0000EE"/>
-            <w:u w:val="single"/>
-          </w:rPr>
-          <w:t>提多書一章4至6節</w:t>
-        </w:r>
-      </w:hyperlink>
-      <w:r>
-        <w:rPr>
-          <w:lang w:val="zh_TW" w:bidi="zh_TW"/>
-        </w:rPr>
-        <w:t>，保羅將長老和監督這兩個詞交替使用，因此大多數學者相信保羅認為這兩者是可以互換的。提摩太自己是教會中類似現代牧師的角色，並且有長老（監督）和執事幫助他管理教會。</w:t>
-      </w:r>
-    </w:p>
-    <w:p>
-      <w:pPr/>
-      <w:r>
-        <w:rPr>
-          <w:lang w:val="zh_TW" w:bidi="zh_TW"/>
-        </w:rPr>
-      </w:r>
-      <w:r>
-        <w:rPr>
-          <w:lang w:val="zh_TW" w:bidi="zh_TW"/>
-        </w:rPr>
-        <w:t>在教會中成為長老是一個值得追求的目標。但是，一個人必須具備高資格才能當選這樣負責任的職位。他應該受到教會其他成員和教會外部人士的尊重。大多數的資格都很清楚，但其中幾個值得特別注意。</w:t>
-      </w:r>
-    </w:p>
-    <w:p>
-      <w:pPr/>
-      <w:r>
-        <w:rPr>
-          <w:lang w:val="zh_TW" w:bidi="zh_TW"/>
-        </w:rPr>
-      </w:r>
-      <w:r>
-        <w:rPr>
-          <w:lang w:val="zh_TW" w:bidi="zh_TW"/>
-        </w:rPr>
-        <w:t>「作監督的，必須無可指責，只作一個婦人的丈夫」（</w:t>
-      </w:r>
-      <w:hyperlink r:id="rId84">
-        <w:r>
-          <w:rPr>
-            <w:lang w:val="zh_TW" w:bidi="zh_TW"/>
-          </w:rPr>
-          <w:rPr>
-            <w:color w:val="0000EE"/>
-            <w:u w:val="single"/>
-          </w:rPr>
-          <w:t>3:2</w:t>
-        </w:r>
-      </w:hyperlink>
-      <w:r>
-        <w:rPr>
-          <w:lang w:val="zh_TW" w:bidi="zh_TW"/>
-        </w:rPr>
-        <w:t>）。希臘文的字面意思是「一個女人的男人」。這顯然禁止一夫多妻制，並排除對妻子不忠的男人。它可能不會排除一個離婚後再婚的男人，也不會排除一個從未有過妻子的單身男子。教會應該堅持其領袖在性道德上有很高的標準。</w:t>
-      </w:r>
-    </w:p>
-    <w:p>
-      <w:pPr/>
-      <w:r>
-        <w:rPr>
-          <w:lang w:val="zh_TW" w:bidi="zh_TW"/>
-        </w:rPr>
-      </w:r>
-      <w:r>
-        <w:rPr>
-          <w:lang w:val="zh_TW" w:bidi="zh_TW"/>
-        </w:rPr>
-        <w:t>如果一個人無法管理好自己的家庭，他也無法在教會中行使紀律。這個人也不應該酗酒。保羅並未要求完全禁酒，但他明確要求長老不可被烈酒支配。而且擔任長老高職的人不應該是新信徒（字面意義為初信者），以免因驕傲而失去做長老的資格。總的來說，只有品格優良的人才能當選為教會的長老或監督。</w:t>
-      </w:r>
-    </w:p>
-    <w:p>
-      <w:pPr/>
-      <w:r>
-        <w:rPr>
-          <w:lang w:val="zh_TW" w:bidi="zh_TW"/>
-        </w:rPr>
-      </w:r>
-      <w:r>
-        <w:rPr>
-          <w:lang w:val="zh_TW" w:bidi="zh_TW"/>
-        </w:rPr>
-        <w:t>接著，保羅繼續談到執事的職分：「作執事的，也是如此：必須端莊，不一口兩舌，不好喝酒，不貪不義之財」（</w:t>
-      </w:r>
-      <w:hyperlink r:id="rId85">
-        <w:r>
-          <w:rPr>
-            <w:lang w:val="zh_TW" w:bidi="zh_TW"/>
-          </w:rPr>
-          <w:rPr>
-            <w:color w:val="0000EE"/>
-            <w:u w:val="single"/>
-          </w:rPr>
-          <w:t>3:8</w:t>
-        </w:r>
-      </w:hyperlink>
-      <w:r>
-        <w:rPr>
-          <w:lang w:val="zh_TW" w:bidi="zh_TW"/>
-        </w:rPr>
-        <w:t>）。執事的資格幾乎與長老的資格相同。在被選為執事之前，他們應該有教會工作的經驗。</w:t>
-      </w:r>
-      <w:hyperlink r:id="rId86">
-        <w:r>
-          <w:rPr>
-            <w:lang w:val="zh_TW" w:bidi="zh_TW"/>
-          </w:rPr>
-          <w:rPr>
-            <w:color w:val="0000EE"/>
-            <w:u w:val="single"/>
-          </w:rPr>
-          <w:t>提摩太前書三章11節</w:t>
-        </w:r>
-      </w:hyperlink>
-      <w:r>
-        <w:rPr>
-          <w:lang w:val="zh_TW" w:bidi="zh_TW"/>
-        </w:rPr>
-        <w:t>將相同的資格應用於有志成為執事的婦女和/或執事的妻子。第</w:t>
-      </w:r>
-      <w:hyperlink r:id="rId87">
-        <w:r>
-          <w:rPr>
-            <w:lang w:val="zh_TW" w:bidi="zh_TW"/>
-          </w:rPr>
-          <w:rPr>
-            <w:color w:val="0000EE"/>
-            <w:u w:val="single"/>
-          </w:rPr>
-          <w:t>12節</w:t>
-        </w:r>
-      </w:hyperlink>
-      <w:r>
-        <w:rPr>
-          <w:lang w:val="zh_TW" w:bidi="zh_TW"/>
-        </w:rPr>
-        <w:t>繼續說明執事的資格。</w:t>
-      </w:r>
-    </w:p>
-    <w:p>
-      <w:pPr/>
-      <w:r>
-        <w:rPr>
-          <w:lang w:val="zh_TW" w:bidi="zh_TW"/>
-        </w:rPr>
-      </w:r>
-      <w:r>
-        <w:rPr>
-          <w:lang w:val="zh_TW" w:bidi="zh_TW"/>
-        </w:rPr>
-        <w:t>在第</w:t>
-      </w:r>
-      <w:hyperlink r:id="rId88">
-        <w:r>
-          <w:rPr>
-            <w:lang w:val="zh_TW" w:bidi="zh_TW"/>
-          </w:rPr>
-          <w:rPr>
-            <w:color w:val="0000EE"/>
-            <w:u w:val="single"/>
-          </w:rPr>
-          <w:t>四</w:t>
-        </w:r>
-      </w:hyperlink>
-      <w:r>
-        <w:rPr>
-          <w:lang w:val="zh_TW" w:bidi="zh_TW"/>
-        </w:rPr>
-        <w:t>章中，保羅敦促提摩太在教會中發揮他的領導作用，特別是在他與異端的關係上。一些諾斯底異端教導一種虛假的禁欲主義，禁止婚姻和某些食物。但神賜給我們這些東西是為了使用和享受，以榮耀神。提摩太的牧職責任是教導人神的真理，不要讓自己捲入異端無神和荒謬傳說的爭論中（</w:t>
-      </w:r>
-      <w:hyperlink r:id="rId89">
-        <w:r>
-          <w:rPr>
-            <w:lang w:val="zh_TW" w:bidi="zh_TW"/>
-          </w:rPr>
-          <w:rPr>
-            <w:color w:val="0000EE"/>
-            <w:u w:val="single"/>
-          </w:rPr>
-          <w:t>4:7</w:t>
-        </w:r>
-      </w:hyperlink>
-      <w:r>
-        <w:rPr>
-          <w:lang w:val="zh_TW" w:bidi="zh_TW"/>
-        </w:rPr>
-        <w:t>）。保羅敦促提摩太通過不斷的靈性操練來保持靈性健壯，這比鍛鍊身體更重要。</w:t>
-      </w:r>
-    </w:p>
-    <w:p>
-      <w:pPr/>
-      <w:r>
-        <w:rPr>
-          <w:lang w:val="zh_TW" w:bidi="zh_TW"/>
-        </w:rPr>
-      </w:r>
-      <w:r>
-        <w:rPr>
-          <w:lang w:val="zh_TW" w:bidi="zh_TW"/>
-        </w:rPr>
-        <w:t>保羅認識到提摩太是一個年輕人，一些年長的基督徒可能會因為他年輕而看輕他。提摩太應該更加努力以贏得他們的尊重——「在言語、行為、愛心、信心、清潔上，都作信徒的榜樣」（</w:t>
-      </w:r>
-      <w:hyperlink r:id="rId90">
-        <w:r>
-          <w:rPr>
-            <w:lang w:val="zh_TW" w:bidi="zh_TW"/>
-          </w:rPr>
-          <w:rPr>
-            <w:color w:val="0000EE"/>
-            <w:u w:val="single"/>
-          </w:rPr>
-          <w:t>4:12</w:t>
-        </w:r>
-      </w:hyperlink>
-      <w:r>
-        <w:rPr>
-          <w:lang w:val="zh_TW" w:bidi="zh_TW"/>
-        </w:rPr>
-        <w:t>）。因為神已經呼召提摩太，並且教會藉按手禮任命了他，提摩太應該努力履行這些崇高的責任。</w:t>
-      </w:r>
-    </w:p>
-    <w:p>
-      <w:pPr/>
-      <w:r>
-        <w:rPr>
-          <w:lang w:val="zh_TW" w:bidi="zh_TW"/>
-        </w:rPr>
-      </w:r>
-      <w:r>
-        <w:rPr>
-          <w:lang w:val="zh_TW" w:bidi="zh_TW"/>
-        </w:rPr>
-        <w:t>保羅給了提摩太一些實際的建議，告訴他一個年輕的傳道人應該如何處理教會中不同年齡和性別的群體。他應該像對待自己的父親一樣對待年長的男人，像對待自己的母親一樣對待年長的女人，像對待自己的兄弟一樣對待年輕的男人，像對待自己的姐妹一樣對待年輕的女人——並特別強調：「總要清清潔潔的」（</w:t>
-      </w:r>
-      <w:hyperlink r:id="rId91">
-        <w:r>
-          <w:rPr>
-            <w:lang w:val="zh_TW" w:bidi="zh_TW"/>
-          </w:rPr>
-          <w:rPr>
-            <w:color w:val="0000EE"/>
-            <w:u w:val="single"/>
-          </w:rPr>
-          <w:t>5:2</w:t>
-        </w:r>
-      </w:hyperlink>
-      <w:r>
-        <w:rPr>
-          <w:lang w:val="zh_TW" w:bidi="zh_TW"/>
-        </w:rPr>
-        <w:t>）。</w:t>
-      </w:r>
-    </w:p>
-    <w:p>
-      <w:pPr/>
-      <w:r>
-        <w:rPr>
-          <w:lang w:val="zh_TW" w:bidi="zh_TW"/>
-        </w:rPr>
-      </w:r>
-      <w:r>
-        <w:rPr>
-          <w:lang w:val="zh_TW" w:bidi="zh_TW"/>
-        </w:rPr>
-        <w:t>保羅還告訴提摩太如何處理寡婦的問題。在那個時候，極少婦女可以工作，且當時還沒有保險和社會保障，失去丈夫的婦女往往陷入絕望的境地。早期教會制定了一個寡婦名冊，以便能夠照顧她們的需要。年輕的寡婦應該被勸勉再婚，讓新的丈夫來支持她們。有能力的家庭應該認識到他們有責任照顧自己有需要的親人。教會因此有責任照顧那些沒有家人照顧的年長寡婦。教會在履行其慈善義務時，必須明智、公平，妥善分配有限的資源，以達到最大的益處。</w:t>
-      </w:r>
-    </w:p>
-    <w:p>
-      <w:pPr/>
-      <w:r>
-        <w:rPr>
-          <w:lang w:val="zh_TW" w:bidi="zh_TW"/>
-        </w:rPr>
-      </w:r>
-      <w:r>
-        <w:rPr>
-          <w:lang w:val="zh_TW" w:bidi="zh_TW"/>
-        </w:rPr>
-        <w:t>即使在早期教會，教會領袖也因其工作而獲得報酬。保羅說他們應該「當以為配受加倍的敬奉」（</w:t>
-      </w:r>
-      <w:hyperlink r:id="rId92">
-        <w:r>
-          <w:rPr>
-            <w:lang w:val="zh_TW" w:bidi="zh_TW"/>
-          </w:rPr>
-          <w:rPr>
-            <w:color w:val="0000EE"/>
-            <w:u w:val="single"/>
-          </w:rPr>
-          <w:t>5:17</w:t>
-        </w:r>
-      </w:hyperlink>
-      <w:r>
-        <w:rPr>
-          <w:lang w:val="zh_TW" w:bidi="zh_TW"/>
-        </w:rPr>
-        <w:t>）。教會的領袖不應該被選立得太快，他們的罪過也不應被忽視。即便是提摩太本人，也被警告要遠離罪惡。這處經文最後再次討論了教會領袖的罪（</w:t>
-      </w:r>
-      <w:hyperlink r:id="rId93">
-        <w:r>
-          <w:rPr>
-            <w:lang w:val="zh_TW" w:bidi="zh_TW"/>
-          </w:rPr>
-          <w:rPr>
-            <w:color w:val="0000EE"/>
-            <w:u w:val="single"/>
-          </w:rPr>
-          <w:t>24–25節</w:t>
-        </w:r>
-      </w:hyperlink>
-      <w:r>
-        <w:rPr>
-          <w:lang w:val="zh_TW" w:bidi="zh_TW"/>
-        </w:rPr>
-        <w:t>）。當一個人的罪行明顯時，罪人必須由教會懲戒。有時候，一個人的罪可能不被其他人發現，但神知道並會處理。相反，領袖們的許多善行也是如此。</w:t>
-      </w:r>
-    </w:p>
-    <w:p>
-      <w:pPr>
-        <w:pStyle w:val="Heading4"/>
-      </w:pPr>
-      <w:r>
-        <w:rPr>
-          <w:lang w:val="zh_TW" w:bidi="zh_TW"/>
-        </w:rPr>
-        <w:t>一些關於基督徒生活的實際教導（</w:t>
-      </w:r>
-      <w:hyperlink r:id="rId94">
-        <w:r>
-          <w:rPr>
-            <w:lang w:val="zh_TW" w:bidi="zh_TW"/>
-          </w:rPr>
-          <w:rPr>
-            <w:color w:val="0000EE"/>
-            <w:u w:val="single"/>
-          </w:rPr>
-          <w:t>6:1–21</w:t>
-        </w:r>
-      </w:hyperlink>
-      <w:r>
-        <w:rPr>
-          <w:lang w:val="zh_TW" w:bidi="zh_TW"/>
-        </w:rPr>
-        <w:t>）</w:t>
-      </w:r>
-    </w:p>
-    <w:p>
-      <w:pPr/>
-      <w:r>
-        <w:rPr>
-          <w:lang w:val="zh_TW" w:bidi="zh_TW"/>
-        </w:rPr>
-      </w:r>
-      <w:r>
-        <w:rPr>
-          <w:lang w:val="zh_TW" w:bidi="zh_TW"/>
-        </w:rPr>
-        <w:t>奴隸制度在當時是被普遍接受的制度。保羅教導基督徒奴隸要做忠實的奴隸，而基督徒主人也應該做良善的主人。在許多世紀後，基督教的原則最終會導致奴隸制度的終結，但在保羅的時代，無論是保羅還是其他人，都不可能發起一場廢除奴隸制的運動。</w:t>
-      </w:r>
-    </w:p>
-    <w:p>
-      <w:pPr/>
-      <w:r>
-        <w:rPr>
-          <w:lang w:val="zh_TW" w:bidi="zh_TW"/>
-        </w:rPr>
-      </w:r>
-      <w:r>
-        <w:rPr>
-          <w:lang w:val="zh_TW" w:bidi="zh_TW"/>
-        </w:rPr>
-        <w:t>保羅敦促提摩太遠離異端的教導，堅守傳揚福音的真理。</w:t>
-      </w:r>
-    </w:p>
-    <w:p>
-      <w:pPr/>
-      <w:r>
-        <w:rPr>
-          <w:lang w:val="zh_TW" w:bidi="zh_TW"/>
-        </w:rPr>
-      </w:r>
-      <w:r>
-        <w:rPr>
-          <w:lang w:val="zh_TW" w:bidi="zh_TW"/>
-        </w:rPr>
-        <w:t>有兩個部分（</w:t>
-      </w:r>
-      <w:hyperlink r:id="rId95">
-        <w:r>
-          <w:rPr>
-            <w:lang w:val="zh_TW" w:bidi="zh_TW"/>
-          </w:rPr>
-          <w:rPr>
-            <w:color w:val="0000EE"/>
-            <w:u w:val="single"/>
-          </w:rPr>
-          <w:t>6:6–10、17–19</w:t>
-        </w:r>
-      </w:hyperlink>
-      <w:r>
-        <w:rPr>
-          <w:lang w:val="zh_TW" w:bidi="zh_TW"/>
-        </w:rPr>
-        <w:t>）討論基督徒對財富的態度。在這裡，保羅緊密遵循耶穌的教導。金錢可能會成為人們心中的偶像，帶來各種罪惡，但它也可以用來事奉神，成為積存在天上的財寶。</w:t>
-      </w:r>
-    </w:p>
-    <w:p>
-      <w:pPr/>
-      <w:r>
-        <w:rPr>
-          <w:lang w:val="zh_TW" w:bidi="zh_TW"/>
-        </w:rPr>
-      </w:r>
-      <w:r>
-        <w:rPr>
-          <w:lang w:val="zh_TW" w:bidi="zh_TW"/>
-        </w:rPr>
-        <w:t>最後，保羅在另外兩個部分（</w:t>
-      </w:r>
-      <w:hyperlink r:id="rId96">
-        <w:r>
-          <w:rPr>
-            <w:lang w:val="zh_TW" w:bidi="zh_TW"/>
-          </w:rPr>
-          <w:rPr>
-            <w:color w:val="0000EE"/>
-            <w:u w:val="single"/>
-          </w:rPr>
-          <w:t>6:11–16，20–21</w:t>
-        </w:r>
-      </w:hyperlink>
-      <w:r>
-        <w:rPr>
-          <w:lang w:val="zh_TW" w:bidi="zh_TW"/>
-        </w:rPr>
-        <w:t>），鼓勵提摩太要竭盡全力，成為真正屬於神的人。他應該像神的士兵一樣打那美好的仗。這一生往往是艱難的，但提摩太應該將他的眼目定睛在榮耀基督的再來上。</w:t>
-      </w:r>
-    </w:p>
-    <w:p>
-      <w:pPr/>
-      <w:r>
-        <w:rPr>
-          <w:lang w:val="zh_TW" w:bidi="zh_TW"/>
-        </w:rPr>
-      </w:r>
-      <w:r>
-        <w:rPr>
-          <w:i/>
-          <w:lang w:val="zh_TW" w:bidi="zh_TW"/>
-        </w:rPr>
-        <w:t>另見</w:t>
-      </w:r>
-      <w:r>
-        <w:rPr>
-          <w:lang w:val="zh_TW" w:bidi="zh_TW"/>
-        </w:rPr>
-        <w:t xml:space="preserve"> </w:t>
-      </w:r>
-      <w:r>
-        <w:rPr>
-          <w:lang w:val="zh_TW" w:bidi="zh_TW"/>
-        </w:rPr>
-        <w:t>提摩太後書</w:t>
-      </w:r>
-      <w:r>
-        <w:rPr>
-          <w:lang w:val="zh_TW" w:bidi="zh_TW"/>
-        </w:rPr>
-        <w:t>；</w:t>
-      </w:r>
-      <w:r>
-        <w:rPr>
-          <w:lang w:val="zh_TW" w:bidi="zh_TW"/>
-        </w:rPr>
-        <w:t>提多書</w:t>
-      </w:r>
-      <w:r>
-        <w:rPr>
-          <w:lang w:val="zh_TW" w:bidi="zh_TW"/>
-        </w:rPr>
-        <w:t>。</w:t>
       </w:r>
       <w:r>
         <w:rPr>
@@ -5559,18 +2187,6 @@
   </w:num>
   <w:num w:numId="13" w16cid:durableId="592781308">
     <w:abstractNumId w:val="11"/>
-  </w:num>
-  <w:num w:numId="14">
-    <w:abstractNumId w:val="3"/>
-    <w:lvlOverride w:ilvl="0">
-      <w:startOverride w:val="1"/>
-    </w:lvlOverride>
-  </w:num>
-  <w:num w:numId="15">
-    <w:abstractNumId w:val="3"/>
-    <w:lvlOverride w:ilvl="0">
-      <w:startOverride w:val="1"/>
-    </w:lvlOverride>
   </w:num>
   <w:numIdMacAtCleanup w:val="10"/>
 </w:numbering>

--- a/zht/docx/167.content.docx
+++ b/zht/docx/167.content.docx
@@ -233,54 +233,36 @@
         </w:rPr>
         <w:t>一種在舊約聖經中常見的紅色蔬菜燉湯（</w:t>
       </w:r>
-      <w:hyperlink r:id="rId13">
-        <w:r>
-          <w:rPr>
-            <w:lang w:val="zh_TW" w:bidi="zh_TW"/>
-          </w:rPr>
-          <w:rPr>
-            <w:color w:val="0000EE"/>
-            <w:u w:val="single"/>
-          </w:rPr>
-          <w:t>該2:12</w:t>
-        </w:r>
-      </w:hyperlink>
+      <w:r>
+        <w:rPr>
+          <w:lang w:val="zh_TW" w:bidi="zh_TW"/>
+        </w:rPr>
+        <w:t>該2:12</w:t>
+      </w:r>
       <w:r>
         <w:rPr>
           <w:lang w:val="zh_TW" w:bidi="zh_TW"/>
         </w:rPr>
         <w:t>）。它通常是以紅豆、香草、洋蔥製成，有時也會加入肉類。這湯的香氣強烈到足以使以掃將長子的名分讓給雅各（</w:t>
       </w:r>
-      <w:hyperlink r:id="rId14">
-        <w:r>
-          <w:rPr>
-            <w:lang w:val="zh_TW" w:bidi="zh_TW"/>
-          </w:rPr>
-          <w:rPr>
-            <w:color w:val="0000EE"/>
-            <w:u w:val="single"/>
-          </w:rPr>
-          <w:t>創25:29–34</w:t>
-        </w:r>
-      </w:hyperlink>
+      <w:r>
+        <w:rPr>
+          <w:lang w:val="zh_TW" w:bidi="zh_TW"/>
+        </w:rPr>
+        <w:t>創25:29–34</w:t>
+      </w:r>
       <w:r>
         <w:rPr>
           <w:lang w:val="zh_TW" w:bidi="zh_TW"/>
         </w:rPr>
         <w:t>）。以利沙的門徒也十分看重這湯所帶來的滋養（</w:t>
       </w:r>
-      <w:hyperlink r:id="rId15">
-        <w:r>
-          <w:rPr>
-            <w:lang w:val="zh_TW" w:bidi="zh_TW"/>
-          </w:rPr>
-          <w:rPr>
-            <w:color w:val="0000EE"/>
-            <w:u w:val="single"/>
-          </w:rPr>
-          <w:t>王下4:38–41</w:t>
-        </w:r>
-      </w:hyperlink>
+      <w:r>
+        <w:rPr>
+          <w:lang w:val="zh_TW" w:bidi="zh_TW"/>
+        </w:rPr>
+        <w:t>王下4:38–41</w:t>
+      </w:r>
       <w:r>
         <w:rPr>
           <w:lang w:val="zh_TW" w:bidi="zh_TW"/>
